--- a/docs/01_프로젝트_기획서.docx
+++ b/docs/01_프로젝트_기획서.docx
@@ -13,7 +13,7 @@
           <w:color w:val="1F3864"/>
           <w:sz w:val="36"/>
         </w:rPr>
-        <w:t>진동·소음 시험 데이터 자동 분석(RPM 구간 분류·오더 분석) — 프로젝트 기획서</w:t>
+        <w:t>소음진동 오더 분석 도구 — 프로젝트 기획서</w:t>
       </w:r>
     </w:p>
     <w:tbl>
@@ -257,7 +257,7 @@
                 <w:rFonts w:ascii="맑은 고딕" w:hAnsi="맑은 고딕" w:eastAsia="맑은 고딕"/>
                 <w:sz w:val="19"/>
               </w:rPr>
-              <w:t>초안 v0.1 — 수강생 제출 자료 기반</w:t>
+              <w:t>초안 v0.2 — 수강생 요청으로 과제 1건으로 정리</w:t>
             </w:r>
           </w:p>
         </w:tc>
@@ -270,79 +270,7 @@
           <w:rFonts w:ascii="맑은 고딕" w:hAnsi="맑은 고딕" w:eastAsia="맑은 고딕"/>
           <w:sz w:val="21"/>
         </w:rPr>
-        <w:t xml:space="preserve">제출자는 두 개의 게시물을 올렸습니다. 둘 다 진동·소음 시험 데이터 분석이지만 </w:t>
-      </w:r>
-      <w:r>
-        <w:rPr>
-          <w:rFonts w:ascii="맑은 고딕" w:hAnsi="맑은 고딕" w:eastAsia="맑은 고딕"/>
-          <w:b/>
-          <w:sz w:val="21"/>
-        </w:rPr>
-        <w:t>입력 데이터가 다릅니다</w:t>
-      </w:r>
-      <w:r>
-        <w:rPr>
-          <w:rFonts w:ascii="맑은 고딕" w:hAnsi="맑은 고딕" w:eastAsia="맑은 고딕"/>
-          <w:sz w:val="21"/>
-        </w:rPr>
-        <w:t>(게시물 1은 RPM 정보 없는 시계열, 게시물 2는 Testlab Neo에서 내보낸 RPM별 주파수축 CSV). 그래서 이 문서에서는 과제 A와 과제 B로 나누어 다룹니다.</w:t>
-      </w:r>
-    </w:p>
-    <w:p>
-      <w:pPr>
-        <w:pStyle w:val="ListBullet"/>
-      </w:pPr>
-      <w:r>
-        <w:rPr>
-          <w:rFonts w:ascii="맑은 고딕" w:hAnsi="맑은 고딕" w:eastAsia="맑은 고딕"/>
-          <w:b/>
-          <w:sz w:val="21"/>
-        </w:rPr>
-        <w:t>과제 A</w:t>
-      </w:r>
-      <w:r>
-        <w:rPr>
-          <w:rFonts w:ascii="맑은 고딕" w:hAnsi="맑은 고딕" w:eastAsia="맑은 고딕"/>
-          <w:sz w:val="21"/>
-        </w:rPr>
-        <w:t xml:space="preserve"> — 진동·소음 시계열 데이터 기반 RPM Step 자동 구간 분류 및 NVH 분석 (게시물 1, 2026-09-09)</w:t>
-      </w:r>
-    </w:p>
-    <w:p>
-      <w:pPr>
-        <w:pStyle w:val="ListBullet"/>
-      </w:pPr>
-      <w:r>
-        <w:rPr>
-          <w:rFonts w:ascii="맑은 고딕" w:hAnsi="맑은 고딕" w:eastAsia="맑은 고딕"/>
-          <w:b/>
-          <w:sz w:val="21"/>
-        </w:rPr>
-        <w:t>과제 B</w:t>
-      </w:r>
-      <w:r>
-        <w:rPr>
-          <w:rFonts w:ascii="맑은 고딕" w:hAnsi="맑은 고딕" w:eastAsia="맑은 고딕"/>
-          <w:sz w:val="21"/>
-        </w:rPr>
-        <w:t xml:space="preserve"> — 소음진동 오더 분석 도구 (게시물 2, 2026-09-23)</w:t>
-      </w:r>
-    </w:p>
-    <w:p>
-      <w:r>
-        <w:rPr>
-          <w:rFonts w:ascii="맑은 고딕" w:hAnsi="맑은 고딕" w:eastAsia="맑은 고딕"/>
-          <w:b/>
-          <w:sz w:val="21"/>
-        </w:rPr>
-        <w:t>1차 개발 대상: 과제 B.</w:t>
-      </w:r>
-      <w:r>
-        <w:rPr>
-          <w:rFonts w:ascii="맑은 고딕" w:hAnsi="맑은 고딕" w:eastAsia="맑은 고딕"/>
-          <w:sz w:val="21"/>
-        </w:rPr>
-        <w:t xml:space="preserve"> 이유는 세 가지입니다. ① 입력 형식(Testlab Neo export CSV)이 정해져 있고, 제출자가 초안 HTML과 예시 입력 CSV를 이미 만들어 메일로 보냈다고 적었습니다. ② 주파수축 데이터에 RPM이 이미 들어 있어 RPM 역추정 없이 오더 계산이 가능합니다. ③ 과제 B의 오더 계산·시각화 부분은 과제 A 파이프라인의 마지막 단계(FFT/Order 분석)와 겹치므로, B를 먼저 만들면 A에서 그대로 재사용할 수 있습니다.</w:t>
+        <w:t>이 문서는 제출자의 게시물 「소음진동 오더 분석 도구 개발」(2026-09-23)을 바탕으로 합니다. 입력 형식(Testlab Neo export CSV)이 정해져 있고, 제출자가 초안 HTML과 예시 입력 CSV를 이미 만들어 메일로 보냈다고 적었습니다. 주파수축 데이터에 RPM이 이미 들어 있어 별도의 RPM 추정 없이 오더 계산이 가능합니다.</w:t>
       </w:r>
     </w:p>
     <w:p>
@@ -357,82 +285,6 @@
           <w:sz w:val="28"/>
         </w:rPr>
         <w:t>1. 추진 배경과 현안</w:t>
-      </w:r>
-    </w:p>
-    <w:p>
-      <w:pPr>
-        <w:pStyle w:val="Heading3"/>
-      </w:pPr>
-      <w:r>
-        <w:rPr>
-          <w:rFonts w:ascii="맑은 고딕" w:hAnsi="맑은 고딕" w:eastAsia="맑은 고딕"/>
-          <w:b/>
-          <w:color w:val="1F3864"/>
-          <w:sz w:val="24"/>
-        </w:rPr>
-        <w:t>과제 A — 시계열 RPM Step 자동 구간 분류</w:t>
-      </w:r>
-    </w:p>
-    <w:p>
-      <w:pPr>
-        <w:pStyle w:val="ListBullet"/>
-      </w:pPr>
-      <w:r>
-        <w:rPr>
-          <w:rFonts w:ascii="맑은 고딕" w:hAnsi="맑은 고딕" w:eastAsia="맑은 고딕"/>
-          <w:sz w:val="21"/>
-        </w:rPr>
-        <w:t>진동·소음 시험 시 RPM 센서 데이터 없이 시계열 데이터만 확보되는 경우가 많습니다.</w:t>
-      </w:r>
-    </w:p>
-    <w:p>
-      <w:pPr>
-        <w:pStyle w:val="ListBullet"/>
-      </w:pPr>
-      <w:r>
-        <w:rPr>
-          <w:rFonts w:ascii="맑은 고딕" w:hAnsi="맑은 고딕" w:eastAsia="맑은 고딕"/>
-          <w:sz w:val="21"/>
-        </w:rPr>
-        <w:t>시험은 100 → 휴식 → 200 → 휴식 → 300 RPM과 같이 Step 방식으로 수행됩니다.</w:t>
-      </w:r>
-    </w:p>
-    <w:p>
-      <w:pPr>
-        <w:pStyle w:val="ListBullet"/>
-      </w:pPr>
-      <w:r>
-        <w:rPr>
-          <w:rFonts w:ascii="맑은 고딕" w:hAnsi="맑은 고딕" w:eastAsia="맑은 고딕"/>
-          <w:sz w:val="21"/>
-        </w:rPr>
-        <w:t>현재 절차: 전체 시계열 → 사람이 RPM 구간 확인 → 구간별 데이터 추출 → FFT → 주요 성분 확인 → Order 분석</w:t>
-      </w:r>
-    </w:p>
-    <w:p>
-      <w:pPr>
-        <w:pStyle w:val="ListBullet"/>
-      </w:pPr>
-      <w:r>
-        <w:rPr>
-          <w:rFonts w:ascii="맑은 고딕" w:hAnsi="맑은 고딕" w:eastAsia="맑은 고딕"/>
-          <w:sz w:val="21"/>
-        </w:rPr>
-        <w:t>문제점: RPM 구간과 휴식 구간을 수작업으로 확인·제거하고, RPM별 데이터를 개별 추출하는 동일 작업이 반복됩니다. 그 결과 분석 시간이 늘고 작업자별 결과 편차가 생깁니다.</w:t>
-      </w:r>
-    </w:p>
-    <w:p>
-      <w:pPr>
-        <w:pStyle w:val="Heading3"/>
-      </w:pPr>
-      <w:r>
-        <w:rPr>
-          <w:rFonts w:ascii="맑은 고딕" w:hAnsi="맑은 고딕" w:eastAsia="맑은 고딕"/>
-          <w:b/>
-          <w:color w:val="1F3864"/>
-          <w:sz w:val="24"/>
-        </w:rPr>
-        <w:t>과제 B — 오더 분석 도구</w:t>
       </w:r>
     </w:p>
     <w:p>
@@ -489,7 +341,7 @@
           <w:rFonts w:ascii="맑은 고딕" w:hAnsi="맑은 고딕" w:eastAsia="맑은 고딕"/>
           <w:sz w:val="21"/>
         </w:rPr>
-        <w:t>진동·소음 시험 데이터를 넣으면 RPM 구간 분류, FFT, 오더 분석, Campbell Diagram, 주요 성분 Summary까지 사람 손을 거치지 않고 같은 기준으로 나오는 분석 도구를 만듭니다(과제 A+B 통합).</w:t>
+        <w:t>Testlab Neo에서 내보낸 진동·소음 시험 결과를 넣으면 오더 분석, 피크 추출, 에너지 합산, 시각화, 결과 저장까지 같은 기준으로 나오는 분석 도구를 만듭니다.</w:t>
       </w:r>
     </w:p>
     <w:p>
@@ -499,7 +351,7 @@
           <w:b/>
           <w:sz w:val="21"/>
         </w:rPr>
-        <w:t>1차 개발 목표 (과제 B)</w:t>
+        <w:t>1차 개발 목표</w:t>
       </w:r>
     </w:p>
     <w:p>
@@ -686,7 +538,7 @@
                 <w:rFonts w:ascii="맑은 고딕" w:hAnsi="맑은 고딕" w:eastAsia="맑은 고딕"/>
                 <w:sz w:val="19"/>
               </w:rPr>
-              <w:t>[B] Testlab Neo export 주파수축 CSV — RPM, 채널, 방향, 단위, 진동소음 응답</w:t>
+              <w:t>Testlab Neo export 주파수축 CSV — RPM, 채널, 방향, 단위, 진동소음 응답</w:t>
             </w:r>
           </w:p>
         </w:tc>
@@ -748,7 +600,7 @@
                 <w:rFonts w:ascii="맑은 고딕" w:hAnsi="맑은 고딕" w:eastAsia="맑은 고딕"/>
                 <w:sz w:val="19"/>
               </w:rPr>
-              <w:t>[B] 제출자 초안 HTML 도구</w:t>
+              <w:t>제출자 초안 HTML 도구</w:t>
             </w:r>
           </w:p>
         </w:tc>
@@ -798,316 +650,6 @@
           </w:p>
         </w:tc>
       </w:tr>
-      <w:tr>
-        <w:tc>
-          <w:tcPr>
-            <w:tcW w:type="dxa" w:w="2160"/>
-          </w:tcPr>
-          <w:p>
-            <w:r/>
-            <w:r>
-              <w:rPr>
-                <w:rFonts w:ascii="맑은 고딕" w:hAnsi="맑은 고딕" w:eastAsia="맑은 고딕"/>
-                <w:sz w:val="19"/>
-              </w:rPr>
-              <w:t>[A] 진동·소음 시계열 시험 데이터(메타데이터 포함)</w:t>
-            </w:r>
-          </w:p>
-        </w:tc>
-        <w:tc>
-          <w:tcPr>
-            <w:tcW w:type="dxa" w:w="2160"/>
-          </w:tcPr>
-          <w:p>
-            <w:r/>
-            <w:r>
-              <w:rPr>
-                <w:rFonts w:ascii="맑은 고딕" w:hAnsi="맑은 고딕" w:eastAsia="맑은 고딕"/>
-                <w:sz w:val="19"/>
-              </w:rPr>
-              <w:t>미확인(CSV 또는 측정장비 원본 형식 추정 — (가정))</w:t>
-            </w:r>
-          </w:p>
-        </w:tc>
-        <w:tc>
-          <w:tcPr>
-            <w:tcW w:type="dxa" w:w="2160"/>
-          </w:tcPr>
-          <w:p>
-            <w:r/>
-            <w:r>
-              <w:rPr>
-                <w:rFonts w:ascii="맑은 고딕" w:hAnsi="맑은 고딕" w:eastAsia="맑은 고딕"/>
-                <w:sz w:val="19"/>
-              </w:rPr>
-              <w:t>시험 건별</w:t>
-            </w:r>
-          </w:p>
-        </w:tc>
-        <w:tc>
-          <w:tcPr>
-            <w:tcW w:type="dxa" w:w="2160"/>
-          </w:tcPr>
-          <w:p>
-            <w:r/>
-            <w:r>
-              <w:rPr>
-                <w:rFonts w:ascii="맑은 고딕" w:hAnsi="맑은 고딕" w:eastAsia="맑은 고딕"/>
-                <w:sz w:val="19"/>
-              </w:rPr>
-              <w:t>RPM 센서 데이터 없음</w:t>
-            </w:r>
-          </w:p>
-        </w:tc>
-      </w:tr>
-      <w:tr>
-        <w:tc>
-          <w:tcPr>
-            <w:tcW w:type="dxa" w:w="2160"/>
-          </w:tcPr>
-          <w:p>
-            <w:r/>
-            <w:r>
-              <w:rPr>
-                <w:rFonts w:ascii="맑은 고딕" w:hAnsi="맑은 고딕" w:eastAsia="맑은 고딕"/>
-                <w:sz w:val="19"/>
-              </w:rPr>
-              <w:t>[A] RPM step 정보</w:t>
-            </w:r>
-          </w:p>
-        </w:tc>
-        <w:tc>
-          <w:tcPr>
-            <w:tcW w:type="dxa" w:w="2160"/>
-          </w:tcPr>
-          <w:p>
-            <w:r/>
-            <w:r>
-              <w:rPr>
-                <w:rFonts w:ascii="맑은 고딕" w:hAnsi="맑은 고딕" w:eastAsia="맑은 고딕"/>
-                <w:sz w:val="19"/>
-              </w:rPr>
-              <w:t>설정값</w:t>
-            </w:r>
-          </w:p>
-        </w:tc>
-        <w:tc>
-          <w:tcPr>
-            <w:tcW w:type="dxa" w:w="2160"/>
-          </w:tcPr>
-          <w:p>
-            <w:r/>
-            <w:r>
-              <w:rPr>
-                <w:rFonts w:ascii="맑은 고딕" w:hAnsi="맑은 고딕" w:eastAsia="맑은 고딕"/>
-                <w:sz w:val="19"/>
-              </w:rPr>
-              <w:t>시험 건별</w:t>
-            </w:r>
-          </w:p>
-        </w:tc>
-        <w:tc>
-          <w:tcPr>
-            <w:tcW w:type="dxa" w:w="2160"/>
-          </w:tcPr>
-          <w:p>
-            <w:r/>
-            <w:r>
-              <w:rPr>
-                <w:rFonts w:ascii="맑은 고딕" w:hAnsi="맑은 고딕" w:eastAsia="맑은 고딕"/>
-                <w:sz w:val="19"/>
-              </w:rPr>
-              <w:t>start rpm, end rpm, rpm step, rpm tolerance</w:t>
-            </w:r>
-          </w:p>
-        </w:tc>
-      </w:tr>
-      <w:tr>
-        <w:tc>
-          <w:tcPr>
-            <w:tcW w:type="dxa" w:w="2160"/>
-          </w:tcPr>
-          <w:p>
-            <w:r/>
-            <w:r>
-              <w:rPr>
-                <w:rFonts w:ascii="맑은 고딕" w:hAnsi="맑은 고딕" w:eastAsia="맑은 고딕"/>
-                <w:sz w:val="19"/>
-              </w:rPr>
-              <w:t>[A] 주파수 분석 정보</w:t>
-            </w:r>
-          </w:p>
-        </w:tc>
-        <w:tc>
-          <w:tcPr>
-            <w:tcW w:type="dxa" w:w="2160"/>
-          </w:tcPr>
-          <w:p>
-            <w:r/>
-            <w:r>
-              <w:rPr>
-                <w:rFonts w:ascii="맑은 고딕" w:hAnsi="맑은 고딕" w:eastAsia="맑은 고딕"/>
-                <w:sz w:val="19"/>
-              </w:rPr>
-              <w:t>설정값</w:t>
-            </w:r>
-          </w:p>
-        </w:tc>
-        <w:tc>
-          <w:tcPr>
-            <w:tcW w:type="dxa" w:w="2160"/>
-          </w:tcPr>
-          <w:p>
-            <w:r/>
-            <w:r>
-              <w:rPr>
-                <w:rFonts w:ascii="맑은 고딕" w:hAnsi="맑은 고딕" w:eastAsia="맑은 고딕"/>
-                <w:sz w:val="19"/>
-              </w:rPr>
-              <w:t>시험 건별</w:t>
-            </w:r>
-          </w:p>
-        </w:tc>
-        <w:tc>
-          <w:tcPr>
-            <w:tcW w:type="dxa" w:w="2160"/>
-          </w:tcPr>
-          <w:p>
-            <w:r/>
-            <w:r>
-              <w:rPr>
-                <w:rFonts w:ascii="맑은 고딕" w:hAnsi="맑은 고딕" w:eastAsia="맑은 고딕"/>
-                <w:sz w:val="19"/>
-              </w:rPr>
-              <w:t>sampling rate, fft range, fft line, window, overlap</w:t>
-            </w:r>
-          </w:p>
-        </w:tc>
-      </w:tr>
-      <w:tr>
-        <w:tc>
-          <w:tcPr>
-            <w:tcW w:type="dxa" w:w="2160"/>
-          </w:tcPr>
-          <w:p>
-            <w:r/>
-            <w:r>
-              <w:rPr>
-                <w:rFonts w:ascii="맑은 고딕" w:hAnsi="맑은 고딕" w:eastAsia="맑은 고딕"/>
-                <w:sz w:val="19"/>
-              </w:rPr>
-              <w:t>[A] Stable time 정보</w:t>
-            </w:r>
-          </w:p>
-        </w:tc>
-        <w:tc>
-          <w:tcPr>
-            <w:tcW w:type="dxa" w:w="2160"/>
-          </w:tcPr>
-          <w:p>
-            <w:r/>
-            <w:r>
-              <w:rPr>
-                <w:rFonts w:ascii="맑은 고딕" w:hAnsi="맑은 고딕" w:eastAsia="맑은 고딕"/>
-                <w:sz w:val="19"/>
-              </w:rPr>
-              <w:t>설정값</w:t>
-            </w:r>
-          </w:p>
-        </w:tc>
-        <w:tc>
-          <w:tcPr>
-            <w:tcW w:type="dxa" w:w="2160"/>
-          </w:tcPr>
-          <w:p>
-            <w:r/>
-            <w:r>
-              <w:rPr>
-                <w:rFonts w:ascii="맑은 고딕" w:hAnsi="맑은 고딕" w:eastAsia="맑은 고딕"/>
-                <w:sz w:val="19"/>
-              </w:rPr>
-              <w:t>3sec</w:t>
-            </w:r>
-          </w:p>
-        </w:tc>
-        <w:tc>
-          <w:tcPr>
-            <w:tcW w:type="dxa" w:w="2160"/>
-          </w:tcPr>
-          <w:p>
-            <w:r/>
-            <w:r>
-              <w:rPr>
-                <w:rFonts w:ascii="맑은 고딕" w:hAnsi="맑은 고딕" w:eastAsia="맑은 고딕"/>
-                <w:sz w:val="19"/>
-              </w:rPr>
-              <w:t>원문 기재값</w:t>
-            </w:r>
-          </w:p>
-        </w:tc>
-      </w:tr>
-      <w:tr>
-        <w:tc>
-          <w:tcPr>
-            <w:tcW w:type="dxa" w:w="2160"/>
-          </w:tcPr>
-          <w:p>
-            <w:r/>
-            <w:r>
-              <w:rPr>
-                <w:rFonts w:ascii="맑은 고딕" w:hAnsi="맑은 고딕" w:eastAsia="맑은 고딕"/>
-                <w:sz w:val="19"/>
-              </w:rPr>
-              <w:t>[A] 오더 분석 정보</w:t>
-            </w:r>
-          </w:p>
-        </w:tc>
-        <w:tc>
-          <w:tcPr>
-            <w:tcW w:type="dxa" w:w="2160"/>
-          </w:tcPr>
-          <w:p>
-            <w:r/>
-            <w:r>
-              <w:rPr>
-                <w:rFonts w:ascii="맑은 고딕" w:hAnsi="맑은 고딕" w:eastAsia="맑은 고딕"/>
-                <w:sz w:val="19"/>
-              </w:rPr>
-              <w:t>설정값</w:t>
-            </w:r>
-          </w:p>
-        </w:tc>
-        <w:tc>
-          <w:tcPr>
-            <w:tcW w:type="dxa" w:w="2160"/>
-          </w:tcPr>
-          <w:p>
-            <w:r/>
-            <w:r>
-              <w:rPr>
-                <w:rFonts w:ascii="맑은 고딕" w:hAnsi="맑은 고딕" w:eastAsia="맑은 고딕"/>
-                <w:sz w:val="19"/>
-              </w:rPr>
-              <w:t>시험 건별</w:t>
-            </w:r>
-          </w:p>
-        </w:tc>
-        <w:tc>
-          <w:tcPr>
-            <w:tcW w:type="dxa" w:w="2160"/>
-          </w:tcPr>
-          <w:p>
-            <w:r/>
-            <w:r>
-              <w:rPr>
-                <w:rFonts w:ascii="맑은 고딕" w:hAnsi="맑은 고딕" w:eastAsia="맑은 고딕"/>
-                <w:sz w:val="19"/>
-              </w:rPr>
-              <w:t>order range, major order detection</w:t>
-            </w:r>
-          </w:p>
-        </w:tc>
-      </w:tr>
     </w:tbl>
     <w:p/>
     <w:p>
@@ -1151,31 +693,13 @@
         </w:rPr>
         <w:t>flowchart TD</w:t>
         <w:br/>
-        <w:t xml:space="preserve">  subgraph B[과제 B · 1차 개발]</w:t>
+        <w:t xml:space="preserve">  B1[Testlab Neo CSV&lt;br/&gt;RPM·채널·방향·단위·응답] --&gt; B2[정리&lt;br/&gt;채널·방향별 분리&lt;br/&gt;형식 검사·경고 로그]</w:t>
         <w:br/>
-        <w:t xml:space="preserve">    B1[Testlab Neo CSV&lt;br/&gt;RPM·채널·방향·단위·응답] --&gt; B2[정리&lt;br/&gt;채널·방향별 분리&lt;br/&gt;형식 검사·경고 로그]</w:t>
+        <w:t xml:space="preserve">  B2 --&gt; B3[오더 계산&lt;br/&gt;주파수 → 오더]</w:t>
         <w:br/>
-        <w:t xml:space="preserve">    B2 --&gt; B3[오더 계산&lt;br/&gt;주파수 → 오더]</w:t>
+        <w:t xml:space="preserve">  B3 --&gt; B4[피크 추출&lt;br/&gt;에너지 합산]</w:t>
         <w:br/>
-        <w:t xml:space="preserve">    B3 --&gt; B4[피크 추출&lt;br/&gt;에너지 합산]</w:t>
-        <w:br/>
-        <w:t xml:space="preserve">    B4 --&gt; B5[시각화·저장&lt;br/&gt;오더별 RPM-진폭&lt;br/&gt;컬러맵·툴팁&lt;br/&gt;결과 CSV·로그]</w:t>
-        <w:br/>
-        <w:t xml:space="preserve">  end</w:t>
-        <w:br/>
-        <w:t xml:space="preserve">  subgraph A[과제 A · 2~3단계]</w:t>
-        <w:br/>
-        <w:t xml:space="preserve">    A1[시계열 진동·소음] --&gt; A2[주요 주파수 성분 검출]</w:t>
-        <w:br/>
-        <w:t xml:space="preserve">    A2 --&gt; A3[RPM 역추정·신뢰도]</w:t>
-        <w:br/>
-        <w:t xml:space="preserve">    A3 --&gt; A4[RPM별 구간 분류&lt;br/&gt;휴식 구간 제거&lt;br/&gt;Stable time 3sec]</w:t>
-        <w:br/>
-        <w:t xml:space="preserve">    A4 --&gt; A5[RPM별 FFT]</w:t>
-        <w:br/>
-        <w:t xml:space="preserve">  end</w:t>
-        <w:br/>
-        <w:t xml:space="preserve">  A5 --&gt; B3</w:t>
+        <w:t xml:space="preserve">  B4 --&gt; B5[시각화·저장&lt;br/&gt;오더별 RPM-진폭&lt;br/&gt;컬러맵·툴팁&lt;br/&gt;결과 CSV·로그]</w:t>
       </w:r>
     </w:p>
     <w:p>
@@ -1206,30 +730,6 @@
     </w:p>
     <w:p>
       <w:pPr>
-        <w:pStyle w:val="ListBullet"/>
-      </w:pPr>
-      <w:r>
-        <w:rPr>
-          <w:rFonts w:ascii="맑은 고딕" w:hAnsi="맑은 고딕" w:eastAsia="맑은 고딕"/>
-          <w:sz w:val="21"/>
-        </w:rPr>
-        <w:t>과제 A의 흐름은 제출 원문의 순서(주요 주파수 성분 자동 검출 → 회전 성분/Order 분석 → RPM 역추정 → RPM별 시험구간 자동 분류 → 휴식구간 자동 제거 → RPM별 데이터 자동 추출 → FFT/Order 분석 자동화)를 그대로 따릅니다.</w:t>
-      </w:r>
-    </w:p>
-    <w:p>
-      <w:pPr>
-        <w:pStyle w:val="ListBullet"/>
-      </w:pPr>
-      <w:r>
-        <w:rPr>
-          <w:rFonts w:ascii="맑은 고딕" w:hAnsi="맑은 고딕" w:eastAsia="맑은 고딕"/>
-          <w:sz w:val="21"/>
-        </w:rPr>
-        <w:t>과제 A의 RPM 역추정은 "어느 오더의 성분이 기준이 되는지"(예: 1차 회전 성분)를 알아야 성립합니다(가정). 이 기준을 시험 조건별로 받아야 합니다.</w:t>
-      </w:r>
-    </w:p>
-    <w:p>
-      <w:pPr>
         <w:pStyle w:val="Heading2"/>
       </w:pPr>
       <w:r>
@@ -1240,20 +740,6 @@
           <w:sz w:val="28"/>
         </w:rPr>
         <w:t>5. 주요 기능</w:t>
-      </w:r>
-    </w:p>
-    <w:p>
-      <w:pPr>
-        <w:pStyle w:val="Heading3"/>
-      </w:pPr>
-      <w:r>
-        <w:rPr>
-          <w:rFonts w:ascii="맑은 고딕" w:hAnsi="맑은 고딕" w:eastAsia="맑은 고딕"/>
-          <w:b/>
-          <w:color w:val="1F3864"/>
-          <w:sz w:val="24"/>
-        </w:rPr>
-        <w:t>과제 B — 오더 분석 도구 (1차 개발)</w:t>
       </w:r>
     </w:p>
     <w:tbl>
@@ -1900,568 +1386,6 @@
     <w:p/>
     <w:p>
       <w:pPr>
-        <w:pStyle w:val="Heading3"/>
-      </w:pPr>
-      <w:r>
-        <w:rPr>
-          <w:rFonts w:ascii="맑은 고딕" w:hAnsi="맑은 고딕" w:eastAsia="맑은 고딕"/>
-          <w:b/>
-          <w:color w:val="1F3864"/>
-          <w:sz w:val="24"/>
-        </w:rPr>
-        <w:t>과제 A — 시계열 RPM Step 자동 분류 (2~3단계)</w:t>
-      </w:r>
-    </w:p>
-    <w:tbl>
-      <w:tblPr>
-        <w:tblStyle w:val="TableGrid"/>
-        <w:tblW w:type="auto" w:w="0"/>
-        <w:tblLook w:firstColumn="1" w:firstRow="1" w:lastColumn="0" w:lastRow="0" w:noHBand="0" w:noVBand="1" w:val="04A0"/>
-      </w:tblPr>
-      <w:tblGrid>
-        <w:gridCol w:w="2880"/>
-        <w:gridCol w:w="2880"/>
-        <w:gridCol w:w="2880"/>
-      </w:tblGrid>
-      <w:tr>
-        <w:tc>
-          <w:tcPr>
-            <w:tcW w:type="dxa" w:w="2880"/>
-            <w:shd w:val="clear" w:color="auto" w:fill="E8EEF6"/>
-          </w:tcPr>
-          <w:p>
-            <w:r>
-              <w:rPr>
-                <w:b/>
-              </w:rPr>
-            </w:r>
-            <w:r>
-              <w:rPr>
-                <w:rFonts w:ascii="맑은 고딕" w:hAnsi="맑은 고딕" w:eastAsia="맑은 고딕"/>
-                <w:b/>
-                <w:sz w:val="19"/>
-              </w:rPr>
-              <w:t>기능</w:t>
-            </w:r>
-          </w:p>
-        </w:tc>
-        <w:tc>
-          <w:tcPr>
-            <w:tcW w:type="dxa" w:w="2880"/>
-            <w:shd w:val="clear" w:color="auto" w:fill="E8EEF6"/>
-          </w:tcPr>
-          <w:p>
-            <w:r>
-              <w:rPr>
-                <w:b/>
-              </w:rPr>
-            </w:r>
-            <w:r>
-              <w:rPr>
-                <w:rFonts w:ascii="맑은 고딕" w:hAnsi="맑은 고딕" w:eastAsia="맑은 고딕"/>
-                <w:b/>
-                <w:sz w:val="19"/>
-              </w:rPr>
-              <w:t>설명</w:t>
-            </w:r>
-          </w:p>
-        </w:tc>
-        <w:tc>
-          <w:tcPr>
-            <w:tcW w:type="dxa" w:w="2880"/>
-            <w:shd w:val="clear" w:color="auto" w:fill="E8EEF6"/>
-          </w:tcPr>
-          <w:p>
-            <w:r>
-              <w:rPr>
-                <w:b/>
-              </w:rPr>
-            </w:r>
-            <w:r>
-              <w:rPr>
-                <w:rFonts w:ascii="맑은 고딕" w:hAnsi="맑은 고딕" w:eastAsia="맑은 고딕"/>
-                <w:b/>
-                <w:sz w:val="19"/>
-              </w:rPr>
-              <w:t>우선순위</w:t>
-            </w:r>
-          </w:p>
-        </w:tc>
-      </w:tr>
-      <w:tr>
-        <w:tc>
-          <w:tcPr>
-            <w:tcW w:type="dxa" w:w="2880"/>
-          </w:tcPr>
-          <w:p>
-            <w:r/>
-            <w:r>
-              <w:rPr>
-                <w:rFonts w:ascii="맑은 고딕" w:hAnsi="맑은 고딕" w:eastAsia="맑은 고딕"/>
-                <w:sz w:val="19"/>
-              </w:rPr>
-              <w:t>시계열 불러오기</w:t>
-            </w:r>
-          </w:p>
-        </w:tc>
-        <w:tc>
-          <w:tcPr>
-            <w:tcW w:type="dxa" w:w="2880"/>
-          </w:tcPr>
-          <w:p>
-            <w:r/>
-            <w:r>
-              <w:rPr>
-                <w:rFonts w:ascii="맑은 고딕" w:hAnsi="맑은 고딕" w:eastAsia="맑은 고딕"/>
-                <w:sz w:val="19"/>
-              </w:rPr>
-              <w:t>시계열·메타데이터 읽기, sampling rate 확인</w:t>
-            </w:r>
-          </w:p>
-        </w:tc>
-        <w:tc>
-          <w:tcPr>
-            <w:tcW w:type="dxa" w:w="2880"/>
-          </w:tcPr>
-          <w:p>
-            <w:r/>
-            <w:r>
-              <w:rPr>
-                <w:rFonts w:ascii="맑은 고딕" w:hAnsi="맑은 고딕" w:eastAsia="맑은 고딕"/>
-                <w:sz w:val="19"/>
-              </w:rPr>
-              <w:t>확장</w:t>
-            </w:r>
-          </w:p>
-        </w:tc>
-      </w:tr>
-      <w:tr>
-        <w:tc>
-          <w:tcPr>
-            <w:tcW w:type="dxa" w:w="2880"/>
-          </w:tcPr>
-          <w:p>
-            <w:r/>
-            <w:r>
-              <w:rPr>
-                <w:rFonts w:ascii="맑은 고딕" w:hAnsi="맑은 고딕" w:eastAsia="맑은 고딕"/>
-                <w:sz w:val="19"/>
-              </w:rPr>
-              <w:t>구간별 짧은 FFT</w:t>
-            </w:r>
-          </w:p>
-        </w:tc>
-        <w:tc>
-          <w:tcPr>
-            <w:tcW w:type="dxa" w:w="2880"/>
-          </w:tcPr>
-          <w:p>
-            <w:r/>
-            <w:r>
-              <w:rPr>
-                <w:rFonts w:ascii="맑은 고딕" w:hAnsi="맑은 고딕" w:eastAsia="맑은 고딕"/>
-                <w:sz w:val="19"/>
-              </w:rPr>
-              <w:t>window·overlap 설정으로 시간에 따른 주파수 변화 계산</w:t>
-            </w:r>
-          </w:p>
-        </w:tc>
-        <w:tc>
-          <w:tcPr>
-            <w:tcW w:type="dxa" w:w="2880"/>
-          </w:tcPr>
-          <w:p>
-            <w:r/>
-            <w:r>
-              <w:rPr>
-                <w:rFonts w:ascii="맑은 고딕" w:hAnsi="맑은 고딕" w:eastAsia="맑은 고딕"/>
-                <w:sz w:val="19"/>
-              </w:rPr>
-              <w:t>확장</w:t>
-            </w:r>
-          </w:p>
-        </w:tc>
-      </w:tr>
-      <w:tr>
-        <w:tc>
-          <w:tcPr>
-            <w:tcW w:type="dxa" w:w="2880"/>
-          </w:tcPr>
-          <w:p>
-            <w:r/>
-            <w:r>
-              <w:rPr>
-                <w:rFonts w:ascii="맑은 고딕" w:hAnsi="맑은 고딕" w:eastAsia="맑은 고딕"/>
-                <w:sz w:val="19"/>
-              </w:rPr>
-              <w:t>주요 주파수 자동 검출</w:t>
-            </w:r>
-          </w:p>
-        </w:tc>
-        <w:tc>
-          <w:tcPr>
-            <w:tcW w:type="dxa" w:w="2880"/>
-          </w:tcPr>
-          <w:p>
-            <w:r/>
-            <w:r>
-              <w:rPr>
-                <w:rFonts w:ascii="맑은 고딕" w:hAnsi="맑은 고딕" w:eastAsia="맑은 고딕"/>
-                <w:sz w:val="19"/>
-              </w:rPr>
-              <w:t>시간 구간별 지배 주파수 추적</w:t>
-            </w:r>
-          </w:p>
-        </w:tc>
-        <w:tc>
-          <w:tcPr>
-            <w:tcW w:type="dxa" w:w="2880"/>
-          </w:tcPr>
-          <w:p>
-            <w:r/>
-            <w:r>
-              <w:rPr>
-                <w:rFonts w:ascii="맑은 고딕" w:hAnsi="맑은 고딕" w:eastAsia="맑은 고딕"/>
-                <w:sz w:val="19"/>
-              </w:rPr>
-              <w:t>확장</w:t>
-            </w:r>
-          </w:p>
-        </w:tc>
-      </w:tr>
-      <w:tr>
-        <w:tc>
-          <w:tcPr>
-            <w:tcW w:type="dxa" w:w="2880"/>
-          </w:tcPr>
-          <w:p>
-            <w:r/>
-            <w:r>
-              <w:rPr>
-                <w:rFonts w:ascii="맑은 고딕" w:hAnsi="맑은 고딕" w:eastAsia="맑은 고딕"/>
-                <w:sz w:val="19"/>
-              </w:rPr>
-              <w:t>RPM 역추정·신뢰도</w:t>
-            </w:r>
-          </w:p>
-        </w:tc>
-        <w:tc>
-          <w:tcPr>
-            <w:tcW w:type="dxa" w:w="2880"/>
-          </w:tcPr>
-          <w:p>
-            <w:r/>
-            <w:r>
-              <w:rPr>
-                <w:rFonts w:ascii="맑은 고딕" w:hAnsi="맑은 고딕" w:eastAsia="맑은 고딕"/>
-                <w:sz w:val="19"/>
-              </w:rPr>
-              <w:t>기준 오더로 RPM 환산, 신뢰도 산출</w:t>
-            </w:r>
-          </w:p>
-        </w:tc>
-        <w:tc>
-          <w:tcPr>
-            <w:tcW w:type="dxa" w:w="2880"/>
-          </w:tcPr>
-          <w:p>
-            <w:r/>
-            <w:r>
-              <w:rPr>
-                <w:rFonts w:ascii="맑은 고딕" w:hAnsi="맑은 고딕" w:eastAsia="맑은 고딕"/>
-                <w:sz w:val="19"/>
-              </w:rPr>
-              <w:t>확장</w:t>
-            </w:r>
-          </w:p>
-        </w:tc>
-      </w:tr>
-      <w:tr>
-        <w:tc>
-          <w:tcPr>
-            <w:tcW w:type="dxa" w:w="2880"/>
-          </w:tcPr>
-          <w:p>
-            <w:r/>
-            <w:r>
-              <w:rPr>
-                <w:rFonts w:ascii="맑은 고딕" w:hAnsi="맑은 고딕" w:eastAsia="맑은 고딕"/>
-                <w:sz w:val="19"/>
-              </w:rPr>
-              <w:t>RPM Step 자동 분류</w:t>
-            </w:r>
-          </w:p>
-        </w:tc>
-        <w:tc>
-          <w:tcPr>
-            <w:tcW w:type="dxa" w:w="2880"/>
-          </w:tcPr>
-          <w:p>
-            <w:r/>
-            <w:r>
-              <w:rPr>
-                <w:rFonts w:ascii="맑은 고딕" w:hAnsi="맑은 고딕" w:eastAsia="맑은 고딕"/>
-                <w:sz w:val="19"/>
-              </w:rPr>
-              <w:t>start/end rpm, rpm step, rpm tolerance 기준으로 구간 배정</w:t>
-            </w:r>
-          </w:p>
-        </w:tc>
-        <w:tc>
-          <w:tcPr>
-            <w:tcW w:type="dxa" w:w="2880"/>
-          </w:tcPr>
-          <w:p>
-            <w:r/>
-            <w:r>
-              <w:rPr>
-                <w:rFonts w:ascii="맑은 고딕" w:hAnsi="맑은 고딕" w:eastAsia="맑은 고딕"/>
-                <w:sz w:val="19"/>
-              </w:rPr>
-              <w:t>확장</w:t>
-            </w:r>
-          </w:p>
-        </w:tc>
-      </w:tr>
-      <w:tr>
-        <w:tc>
-          <w:tcPr>
-            <w:tcW w:type="dxa" w:w="2880"/>
-          </w:tcPr>
-          <w:p>
-            <w:r/>
-            <w:r>
-              <w:rPr>
-                <w:rFonts w:ascii="맑은 고딕" w:hAnsi="맑은 고딕" w:eastAsia="맑은 고딕"/>
-                <w:sz w:val="19"/>
-              </w:rPr>
-              <w:t>휴식 구간 제거·Stable time 적용</w:t>
-            </w:r>
-          </w:p>
-        </w:tc>
-        <w:tc>
-          <w:tcPr>
-            <w:tcW w:type="dxa" w:w="2880"/>
-          </w:tcPr>
-          <w:p>
-            <w:r/>
-            <w:r>
-              <w:rPr>
-                <w:rFonts w:ascii="맑은 고딕" w:hAnsi="맑은 고딕" w:eastAsia="맑은 고딕"/>
-                <w:sz w:val="19"/>
-              </w:rPr>
-              <w:t>3sec 안정 구간만 채택</w:t>
-            </w:r>
-          </w:p>
-        </w:tc>
-        <w:tc>
-          <w:tcPr>
-            <w:tcW w:type="dxa" w:w="2880"/>
-          </w:tcPr>
-          <w:p>
-            <w:r/>
-            <w:r>
-              <w:rPr>
-                <w:rFonts w:ascii="맑은 고딕" w:hAnsi="맑은 고딕" w:eastAsia="맑은 고딕"/>
-                <w:sz w:val="19"/>
-              </w:rPr>
-              <w:t>확장</w:t>
-            </w:r>
-          </w:p>
-        </w:tc>
-      </w:tr>
-      <w:tr>
-        <w:tc>
-          <w:tcPr>
-            <w:tcW w:type="dxa" w:w="2880"/>
-          </w:tcPr>
-          <w:p>
-            <w:r/>
-            <w:r>
-              <w:rPr>
-                <w:rFonts w:ascii="맑은 고딕" w:hAnsi="맑은 고딕" w:eastAsia="맑은 고딕"/>
-                <w:sz w:val="19"/>
-              </w:rPr>
-              <w:t>RPM별 데이터 추출</w:t>
-            </w:r>
-          </w:p>
-        </w:tc>
-        <w:tc>
-          <w:tcPr>
-            <w:tcW w:type="dxa" w:w="2880"/>
-          </w:tcPr>
-          <w:p>
-            <w:r/>
-            <w:r>
-              <w:rPr>
-                <w:rFonts w:ascii="맑은 고딕" w:hAnsi="맑은 고딕" w:eastAsia="맑은 고딕"/>
-                <w:sz w:val="19"/>
-              </w:rPr>
-              <w:t>구간별 시계열 파일 출력</w:t>
-            </w:r>
-          </w:p>
-        </w:tc>
-        <w:tc>
-          <w:tcPr>
-            <w:tcW w:type="dxa" w:w="2880"/>
-          </w:tcPr>
-          <w:p>
-            <w:r/>
-            <w:r>
-              <w:rPr>
-                <w:rFonts w:ascii="맑은 고딕" w:hAnsi="맑은 고딕" w:eastAsia="맑은 고딕"/>
-                <w:sz w:val="19"/>
-              </w:rPr>
-              <w:t>확장</w:t>
-            </w:r>
-          </w:p>
-        </w:tc>
-      </w:tr>
-      <w:tr>
-        <w:tc>
-          <w:tcPr>
-            <w:tcW w:type="dxa" w:w="2880"/>
-          </w:tcPr>
-          <w:p>
-            <w:r/>
-            <w:r>
-              <w:rPr>
-                <w:rFonts w:ascii="맑은 고딕" w:hAnsi="맑은 고딕" w:eastAsia="맑은 고딕"/>
-                <w:sz w:val="19"/>
-              </w:rPr>
-              <w:t>RPM별 FFT·오더 결과</w:t>
-            </w:r>
-          </w:p>
-        </w:tc>
-        <w:tc>
-          <w:tcPr>
-            <w:tcW w:type="dxa" w:w="2880"/>
-          </w:tcPr>
-          <w:p>
-            <w:r/>
-            <w:r>
-              <w:rPr>
-                <w:rFonts w:ascii="맑은 고딕" w:hAnsi="맑은 고딕" w:eastAsia="맑은 고딕"/>
-                <w:sz w:val="19"/>
-              </w:rPr>
-              <w:t>과제 B 엔진 재사용</w:t>
-            </w:r>
-          </w:p>
-        </w:tc>
-        <w:tc>
-          <w:tcPr>
-            <w:tcW w:type="dxa" w:w="2880"/>
-          </w:tcPr>
-          <w:p>
-            <w:r/>
-            <w:r>
-              <w:rPr>
-                <w:rFonts w:ascii="맑은 고딕" w:hAnsi="맑은 고딕" w:eastAsia="맑은 고딕"/>
-                <w:sz w:val="19"/>
-              </w:rPr>
-              <w:t>확장</w:t>
-            </w:r>
-          </w:p>
-        </w:tc>
-      </w:tr>
-      <w:tr>
-        <w:tc>
-          <w:tcPr>
-            <w:tcW w:type="dxa" w:w="2880"/>
-          </w:tcPr>
-          <w:p>
-            <w:r/>
-            <w:r>
-              <w:rPr>
-                <w:rFonts w:ascii="맑은 고딕" w:hAnsi="맑은 고딕" w:eastAsia="맑은 고딕"/>
-                <w:sz w:val="19"/>
-              </w:rPr>
-              <w:t>Campbell Diagram</w:t>
-            </w:r>
-          </w:p>
-        </w:tc>
-        <w:tc>
-          <w:tcPr>
-            <w:tcW w:type="dxa" w:w="2880"/>
-          </w:tcPr>
-          <w:p>
-            <w:r/>
-            <w:r>
-              <w:rPr>
-                <w:rFonts w:ascii="맑은 고딕" w:hAnsi="맑은 고딕" w:eastAsia="맑은 고딕"/>
-                <w:sz w:val="19"/>
-              </w:rPr>
-              <w:t>RPM × 주파수 × 진폭</w:t>
-            </w:r>
-          </w:p>
-        </w:tc>
-        <w:tc>
-          <w:tcPr>
-            <w:tcW w:type="dxa" w:w="2880"/>
-          </w:tcPr>
-          <w:p>
-            <w:r/>
-            <w:r>
-              <w:rPr>
-                <w:rFonts w:ascii="맑은 고딕" w:hAnsi="맑은 고딕" w:eastAsia="맑은 고딕"/>
-                <w:sz w:val="19"/>
-              </w:rPr>
-              <w:t>확장</w:t>
-            </w:r>
-          </w:p>
-        </w:tc>
-      </w:tr>
-      <w:tr>
-        <w:tc>
-          <w:tcPr>
-            <w:tcW w:type="dxa" w:w="2880"/>
-          </w:tcPr>
-          <w:p>
-            <w:r/>
-            <w:r>
-              <w:rPr>
-                <w:rFonts w:ascii="맑은 고딕" w:hAnsi="맑은 고딕" w:eastAsia="맑은 고딕"/>
-                <w:sz w:val="19"/>
-              </w:rPr>
-              <w:t>주요 성분 Summary</w:t>
-            </w:r>
-          </w:p>
-        </w:tc>
-        <w:tc>
-          <w:tcPr>
-            <w:tcW w:type="dxa" w:w="2880"/>
-          </w:tcPr>
-          <w:p>
-            <w:r/>
-            <w:r>
-              <w:rPr>
-                <w:rFonts w:ascii="맑은 고딕" w:hAnsi="맑은 고딕" w:eastAsia="맑은 고딕"/>
-                <w:sz w:val="19"/>
-              </w:rPr>
-              <w:t>RPM별 주요 오더·피크 요약표</w:t>
-            </w:r>
-          </w:p>
-        </w:tc>
-        <w:tc>
-          <w:tcPr>
-            <w:tcW w:type="dxa" w:w="2880"/>
-          </w:tcPr>
-          <w:p>
-            <w:r/>
-            <w:r>
-              <w:rPr>
-                <w:rFonts w:ascii="맑은 고딕" w:hAnsi="맑은 고딕" w:eastAsia="맑은 고딕"/>
-                <w:sz w:val="19"/>
-              </w:rPr>
-              <w:t>확장</w:t>
-            </w:r>
-          </w:p>
-        </w:tc>
-      </w:tr>
-    </w:tbl>
-    <w:p/>
-    <w:p>
-      <w:pPr>
         <w:pStyle w:val="Heading2"/>
       </w:pPr>
       <w:r>
@@ -2483,7 +1407,7 @@
           <w:rFonts w:ascii="맑은 고딕" w:hAnsi="맑은 고딕" w:eastAsia="맑은 고딕"/>
           <w:sz w:val="21"/>
         </w:rPr>
-        <w:t>[B] 브라우저 오더 분석 도구(HTML 파일 하나, 제출자 초안 기반 개선판)</w:t>
+        <w:t>브라우저 오더 분석 도구(HTML 파일 하나, 제출자 초안 기반 개선판)</w:t>
       </w:r>
     </w:p>
     <w:p>
@@ -2495,7 +1419,7 @@
           <w:rFonts w:ascii="맑은 고딕" w:hAnsi="맑은 고딕" w:eastAsia="맑은 고딕"/>
           <w:sz w:val="21"/>
         </w:rPr>
-        <w:t>[B] 결과 CSV(오더별 RPM-진폭, 피크 목록, 에너지 합산), 오류·경고 로그</w:t>
+        <w:t>결과 CSV(오더별 RPM-진폭, 피크 목록, 에너지 합산), 오류·경고 로그</w:t>
       </w:r>
     </w:p>
     <w:p>
@@ -2507,19 +1431,7 @@
           <w:rFonts w:ascii="맑은 고딕" w:hAnsi="맑은 고딕" w:eastAsia="맑은 고딕"/>
           <w:sz w:val="21"/>
         </w:rPr>
-        <w:t>[B] 오더별 RPM-진폭 그래프, 스펙트럼 컬러맵 화면</w:t>
-      </w:r>
-    </w:p>
-    <w:p>
-      <w:pPr>
-        <w:pStyle w:val="ListBullet"/>
-      </w:pPr>
-      <w:r>
-        <w:rPr>
-          <w:rFonts w:ascii="맑은 고딕" w:hAnsi="맑은 고딕" w:eastAsia="맑은 고딕"/>
-          <w:sz w:val="21"/>
-        </w:rPr>
-        <w:t>[A] RPM별 진동소음 시계열 데이터, 실제 추정 RPM 및 신뢰도, RPM별 FFT 결과, RPM별 주요 Order 결과, Campbell Diagram, 주요 진동·소음 성분 Summary (원문 Output 그대로)</w:t>
+        <w:t>오더별 RPM-진폭 그래프, 스펙트럼 컬러맵 화면</w:t>
       </w:r>
     </w:p>
     <w:p>
@@ -2629,7 +1541,7 @@
                 <w:rFonts w:ascii="맑은 고딕" w:hAnsi="맑은 고딕" w:eastAsia="맑은 고딕"/>
                 <w:sz w:val="19"/>
               </w:rPr>
-              <w:t>numpy·scipy로 FFT·오더 계산 검증, 과제 A의 RPM 역추정 알고리즘 시험 (DAY2)</w:t>
+              <w:t>numpy·scipy로 오더 계산·피크·에너지 합산 결과 검증 (DAY2)</w:t>
             </w:r>
           </w:p>
         </w:tc>
@@ -2693,7 +1605,7 @@
                 <w:rFonts w:ascii="맑은 고딕" w:hAnsi="맑은 고딕" w:eastAsia="맑은 고딕"/>
                 <w:sz w:val="19"/>
               </w:rPr>
-              <w:t>주요 성분 Summary 문장화(확장, 선택)</w:t>
+              <w:t>이 과제의 핵심 경로에는 필요하지 않음</w:t>
             </w:r>
           </w:p>
         </w:tc>
@@ -2751,19 +1663,7 @@
           <w:rFonts w:ascii="맑은 고딕" w:hAnsi="맑은 고딕" w:eastAsia="맑은 고딕"/>
           <w:sz w:val="21"/>
         </w:rPr>
-        <w:t>과제 B: 설치가 필요 없는 브라우저 정적 웹 도구. CSV 파싱·계산·그래프(Plotly.js 등)를 모두 브라우저 안에서 처리해 시험 데이터가 밖으로 나가지 않게 합니다.</w:t>
-      </w:r>
-    </w:p>
-    <w:p>
-      <w:pPr>
-        <w:pStyle w:val="ListBullet"/>
-      </w:pPr>
-      <w:r>
-        <w:rPr>
-          <w:rFonts w:ascii="맑은 고딕" w:hAnsi="맑은 고딕" w:eastAsia="맑은 고딕"/>
-          <w:sz w:val="21"/>
-        </w:rPr>
-        <w:t>과제 A: 시계열은 sampling rate에 따라 파일이 커질 수 있어(가정) 1차 검증은 코랩(Python)으로 하고, 파일 크기가 허용되면 브라우저 도구에 같은 로직을 옮깁니다. 너무 크면 사내 PC에서 돌리는 Python 스크립트로 제공합니다.</w:t>
+        <w:t>설치가 필요 없는 브라우저 정적 웹 도구. CSV 파싱·계산·그래프(Plotly.js 등)를 모두 브라우저 안에서 처리해 시험 데이터가 밖으로 나가지 않게 합니다.</w:t>
       </w:r>
     </w:p>
     <w:p>
@@ -2787,7 +1687,7 @@
           <w:b/>
           <w:sz w:val="21"/>
         </w:rPr>
-        <w:t>1단계 — 지금 바로 개발 가능한 부분 (과제 B)</w:t>
+        <w:t>1단계 — 지금 바로 개발 가능한 부분 (MVP)</w:t>
       </w:r>
     </w:p>
     <w:p>
@@ -2872,7 +1772,7 @@
           <w:b/>
           <w:sz w:val="21"/>
         </w:rPr>
-        <w:t>2단계 (과제 A 기초)</w:t>
+        <w:t>2단계 — 확장</w:t>
       </w:r>
     </w:p>
     <w:p>
@@ -2884,7 +1784,7 @@
           <w:rFonts w:ascii="맑은 고딕" w:hAnsi="맑은 고딕" w:eastAsia="맑은 고딕"/>
           <w:sz w:val="21"/>
         </w:rPr>
-        <w:t>시계열 샘플을 받아 코랩에서 구간별 FFT·주요 주파수 검출을 검증</w:t>
+        <w:t>단위 변환·dB 표시(선형·dB 전환)</w:t>
       </w:r>
     </w:p>
     <w:p>
@@ -2896,65 +1796,7 @@
           <w:rFonts w:ascii="맑은 고딕" w:hAnsi="맑은 고딕" w:eastAsia="맑은 고딕"/>
           <w:sz w:val="21"/>
         </w:rPr>
-        <w:t>입력 설정값(start/end rpm, rpm step, rpm tolerance, sampling rate, fft range, fft line, window, overlap, Stable time 3sec, order range)을 받는 화면 구성</w:t>
-      </w:r>
-    </w:p>
-    <w:p>
-      <w:pPr>
-        <w:pStyle w:val="ListBullet"/>
-      </w:pPr>
-      <w:r>
-        <w:rPr>
-          <w:rFonts w:ascii="맑은 고딕" w:hAnsi="맑은 고딕" w:eastAsia="맑은 고딕"/>
-          <w:sz w:val="21"/>
-        </w:rPr>
-        <w:t>RPM 역추정과 신뢰도, RPM Step 자동 분류·휴식 구간 제거</w:t>
-      </w:r>
-    </w:p>
-    <w:p>
-      <w:r>
-        <w:rPr>
-          <w:rFonts w:ascii="맑은 고딕" w:hAnsi="맑은 고딕" w:eastAsia="맑은 고딕"/>
-          <w:b/>
-          <w:sz w:val="21"/>
-        </w:rPr>
-        <w:t>3단계 (통합)</w:t>
-      </w:r>
-    </w:p>
-    <w:p>
-      <w:pPr>
-        <w:pStyle w:val="ListBullet"/>
-      </w:pPr>
-      <w:r>
-        <w:rPr>
-          <w:rFonts w:ascii="맑은 고딕" w:hAnsi="맑은 고딕" w:eastAsia="맑은 고딕"/>
-          <w:sz w:val="21"/>
-        </w:rPr>
-        <w:t>과제 A의 RPM별 구간 추출 결과를 과제 B 오더 엔진으로 연결</w:t>
-      </w:r>
-    </w:p>
-    <w:p>
-      <w:pPr>
-        <w:pStyle w:val="ListBullet"/>
-      </w:pPr>
-      <w:r>
-        <w:rPr>
-          <w:rFonts w:ascii="맑은 고딕" w:hAnsi="맑은 고딕" w:eastAsia="맑은 고딕"/>
-          <w:sz w:val="21"/>
-        </w:rPr>
-        <w:t>Campbell Diagram, 주요 진동·소음 성분 Summary 출력</w:t>
-      </w:r>
-    </w:p>
-    <w:p>
-      <w:pPr>
-        <w:pStyle w:val="ListBullet"/>
-      </w:pPr>
-      <w:r>
-        <w:rPr>
-          <w:rFonts w:ascii="맑은 고딕" w:hAnsi="맑은 고딕" w:eastAsia="맑은 고딕"/>
-          <w:sz w:val="21"/>
-        </w:rPr>
-        <w:t>작업자 수작업 결과와 자동 결과를 같은 시험으로 비교해 편차 확인</w:t>
+        <w:t>여러 시험 비교(두 개 이상의 CSV를 겹쳐 비교)</w:t>
       </w:r>
     </w:p>
     <w:p>
@@ -2980,43 +1822,7 @@
           <w:rFonts w:ascii="맑은 고딕" w:hAnsi="맑은 고딕" w:eastAsia="맑은 고딕"/>
           <w:sz w:val="21"/>
         </w:rPr>
-        <w:t>오더 분석·시각화를 파일 하나 올리는 것으로 끝내 시험 결과 검토가 빨라집니다(과제 B).</w:t>
-      </w:r>
-    </w:p>
-    <w:p>
-      <w:pPr>
-        <w:pStyle w:val="ListBullet"/>
-      </w:pPr>
-      <w:r>
-        <w:rPr>
-          <w:rFonts w:ascii="맑은 고딕" w:hAnsi="맑은 고딕" w:eastAsia="맑은 고딕"/>
-          <w:sz w:val="21"/>
-        </w:rPr>
-        <w:t>RPM 구간 확인·휴식 구간 제거·구간별 추출이라는 반복 수작업을 줄입니다(과제 A).</w:t>
-      </w:r>
-    </w:p>
-    <w:p>
-      <w:pPr>
-        <w:pStyle w:val="ListBullet"/>
-      </w:pPr>
-      <w:r>
-        <w:rPr>
-          <w:rFonts w:ascii="맑은 고딕" w:hAnsi="맑은 고딕" w:eastAsia="맑은 고딕"/>
-          <w:sz w:val="21"/>
-        </w:rPr>
-        <w:t>같은 설정값으로 같은 결과가 나오므로, 원문에서 지적한 작업자별 결과 편차가 줄어듭니다.</w:t>
-      </w:r>
-    </w:p>
-    <w:p>
-      <w:pPr>
-        <w:pStyle w:val="ListBullet"/>
-      </w:pPr>
-      <w:r>
-        <w:rPr>
-          <w:rFonts w:ascii="맑은 고딕" w:hAnsi="맑은 고딕" w:eastAsia="맑은 고딕"/>
-          <w:sz w:val="21"/>
-        </w:rPr>
-        <w:t>RPM 센서 없이 확보된 시험 데이터도 RPM별로 분석할 수 있게 됩니다(과제 A).</w:t>
+        <w:t>오더 분석·시각화를 파일 하나 올리는 것으로 끝내 시험 결과 검토가 빨라집니다.</w:t>
       </w:r>
     </w:p>
     <w:p>
@@ -3143,42 +1949,6 @@
           <w:rFonts w:ascii="맑은 고딕" w:hAnsi="맑은 고딕" w:eastAsia="맑은 고딕"/>
           <w:sz w:val="21"/>
         </w:rPr>
-        <w:t>[A] 시계열 원본 형식(파일 형식, 채널 수, sampling rate, 한 시험의 길이)</w:t>
-      </w:r>
-    </w:p>
-    <w:p>
-      <w:pPr>
-        <w:pStyle w:val="ListNumber"/>
-      </w:pPr>
-      <w:r>
-        <w:rPr>
-          <w:rFonts w:ascii="맑은 고딕" w:hAnsi="맑은 고딕" w:eastAsia="맑은 고딕"/>
-          <w:sz w:val="21"/>
-        </w:rPr>
-        <w:t>[A] RPM 역추정의 기준 성분 — 어느 오더를 기준으로 RPM을 환산하는지</w:t>
-      </w:r>
-    </w:p>
-    <w:p>
-      <w:pPr>
-        <w:pStyle w:val="ListNumber"/>
-      </w:pPr>
-      <w:r>
-        <w:rPr>
-          <w:rFonts w:ascii="맑은 고딕" w:hAnsi="맑은 고딕" w:eastAsia="맑은 고딕"/>
-          <w:sz w:val="21"/>
-        </w:rPr>
-        <w:t>[A] 휴식 구간 판정 기준(진폭 크기 등)과 Stable time 3sec의 적용 위치(구간 시작 후 3sec 제외인지, 3sec 이상 유지된 구간만 채택인지)</w:t>
-      </w:r>
-    </w:p>
-    <w:p>
-      <w:pPr>
-        <w:pStyle w:val="ListNumber"/>
-      </w:pPr>
-      <w:r>
-        <w:rPr>
-          <w:rFonts w:ascii="맑은 고딕" w:hAnsi="맑은 고딕" w:eastAsia="맑은 고딕"/>
-          <w:sz w:val="21"/>
-        </w:rPr>
         <w:t>현재 분석 1건당 소요시간(효과 측정용)</w:t>
       </w:r>
     </w:p>
@@ -3205,19 +1975,7 @@
           <w:rFonts w:ascii="맑은 고딕" w:hAnsi="맑은 고딕" w:eastAsia="맑은 고딕"/>
           <w:sz w:val="21"/>
         </w:rPr>
-        <w:t>게시물 1 (2026-09-09) 「진동·소음 시계열 데이터 자동 분석」: 추진 배경, 현 문제점, RPM Step 자동 구간 분류 및 NVH 분석 흐름, Input(시계열·RPM step·주파수 분석·Stable time 3sec·오더 분석 정보) / Output(RPM별 시계열, 추정 RPM·신뢰도, RPM별 FFT·Order, Campbell Diagram, Summary)</w:t>
-      </w:r>
-    </w:p>
-    <w:p>
-      <w:pPr>
-        <w:pStyle w:val="ListBullet"/>
-      </w:pPr>
-      <w:r>
-        <w:rPr>
-          <w:rFonts w:ascii="맑은 고딕" w:hAnsi="맑은 고딕" w:eastAsia="맑은 고딕"/>
-          <w:sz w:val="21"/>
-        </w:rPr>
-        <w:t>게시물 2 (2026-09-23) 「소음진동 오더 분석 도구 개발」: Input(Testlab Neo export 주파수축 CSV), Output 1~3(오더 분석·피크·에너지 합산 / 시각화 / CSV·로그 저장), 초안 HTML·예시 CSV는 메일 전달로 기재</w:t>
+        <w:t>게시물 (2026-09-23) 「소음진동 오더 분석 도구 개발」: Input(Testlab Neo export 주파수축 CSV), Output 1~3(오더 분석·피크·에너지 합산 / 시각화 / CSV·로그 저장), 초안 HTML·예시 CSV는 메일 전달로 기재</w:t>
       </w:r>
     </w:p>
     <w:p>
@@ -3230,6 +1988,30 @@
           <w:sz w:val="21"/>
         </w:rPr>
         <w:t>첨부 파일: 패들릿 첨부 없음. 메일로 전달했다는 초안 HTML·예시 CSV는 이번 작성 자료에 포함되지 않음</w:t>
+      </w:r>
+    </w:p>
+    <w:p>
+      <w:pPr>
+        <w:pStyle w:val="ListBullet"/>
+      </w:pPr>
+      <w:r>
+        <w:rPr>
+          <w:rFonts w:ascii="맑은 고딕" w:hAnsi="맑은 고딕" w:eastAsia="맑은 고딕"/>
+          <w:sz w:val="21"/>
+        </w:rPr>
+        <w:t>제외 자료: 2026-09-09 게시물 「진동·소음 시계열 데이터 자동 분석」은 제출자가 2026-09-28에 직접 삭제해 이 문서에서 제외했습니다.</w:t>
+      </w:r>
+    </w:p>
+    <w:p>
+      <w:pPr>
+        <w:pStyle w:val="ListBullet"/>
+      </w:pPr>
+      <w:r>
+        <w:rPr>
+          <w:rFonts w:ascii="맑은 고딕" w:hAnsi="맑은 고딕" w:eastAsia="맑은 고딕"/>
+          <w:sz w:val="21"/>
+        </w:rPr>
+        <w:t>문서 이력: v0.1(게시물 2건 기반) → v0.2(수강생 요청으로 과제 1건으로 정리)</w:t>
       </w:r>
     </w:p>
     <w:sectPr>

--- a/docs/01_프로젝트_기획서.docx
+++ b/docs/01_프로젝트_기획서.docx
@@ -257,7 +257,7 @@
                 <w:rFonts w:ascii="맑은 고딕" w:hAnsi="맑은 고딕" w:eastAsia="맑은 고딕"/>
                 <w:sz w:val="19"/>
               </w:rPr>
-              <w:t>초안 v0.2 — 수강생 요청으로 과제 1건으로 정리</w:t>
+              <w:t>초안 v0.3 — 수강생 분석기 v34·실제 입력 파일 반영</w:t>
             </w:r>
           </w:p>
         </w:tc>
@@ -270,7 +270,22 @@
           <w:rFonts w:ascii="맑은 고딕" w:hAnsi="맑은 고딕" w:eastAsia="맑은 고딕"/>
           <w:sz w:val="21"/>
         </w:rPr>
-        <w:t>이 문서는 제출자의 게시물 「소음진동 오더 분석 도구 개발」(2026-09-23)을 바탕으로 합니다. 입력 형식(Testlab Neo export CSV)이 정해져 있고, 제출자가 초안 HTML과 예시 입력 CSV를 이미 만들어 메일로 보냈다고 적었습니다. 주파수축 데이터에 RPM이 이미 들어 있어 별도의 RPM 추정 없이 오더 계산이 가능합니다.</w:t>
+        <w:t xml:space="preserve">이 문서는 제출자의 게시물 「소음진동 오더 분석 도구 개발」(2026-09-23)과 2026-09-28 댓글로 받은 </w:t>
+      </w:r>
+      <w:r>
+        <w:rPr>
+          <w:rFonts w:ascii="맑은 고딕" w:hAnsi="맑은 고딕" w:eastAsia="맑은 고딕"/>
+          <w:b/>
+          <w:sz w:val="21"/>
+        </w:rPr>
+        <w:t>제출자 분석기 v34(HTML)와 Testlab Neo 실제 내보내기 CSV 2종</w:t>
+      </w:r>
+      <w:r>
+        <w:rPr>
+          <w:rFonts w:ascii="맑은 고딕" w:hAnsi="맑은 고딕" w:eastAsia="맑은 고딕"/>
+          <w:sz w:val="21"/>
+        </w:rPr>
+        <w:t>을 바탕으로 합니다. 주파수축 데이터마다 RPM 이 붙어 있어 별도의 RPM 추정 없이 오더 계산이 가능하며, 계산 기준은 v34 를 따릅니다.</w:t>
       </w:r>
     </w:p>
     <w:p>
@@ -411,7 +426,7 @@
           <w:rFonts w:ascii="맑은 고딕" w:hAnsi="맑은 고딕" w:eastAsia="맑은 고딕"/>
           <w:sz w:val="21"/>
         </w:rPr>
-        <w:t>제출자의 초안 HTML을 출발점으로 삼아 기능을 정리·보강합니다.</w:t>
+        <w:t>제출자 분석기 v34 의 계산(피크 검색 → 합산 RSS, 오더 RSS 합산, dB/dBA 표시)을 기준으로 삼아 기능을 정리·보강합니다.</w:t>
       </w:r>
     </w:p>
     <w:p>
@@ -538,7 +553,28 @@
                 <w:rFonts w:ascii="맑은 고딕" w:hAnsi="맑은 고딕" w:eastAsia="맑은 고딕"/>
                 <w:sz w:val="19"/>
               </w:rPr>
-              <w:t>Testlab Neo export 주파수축 CSV — RPM, 채널, 방향, 단위, 진동소음 응답</w:t>
+              <w:t xml:space="preserve">Testlab Neo export 주파수축 CSV — 예시 2종 </w:t>
+            </w:r>
+            <w:r>
+              <w:rPr>
+                <w:rFonts w:ascii="Consolas" w:hAnsi="Consolas" w:eastAsia="맑은 고딕"/>
+                <w:sz w:val="18"/>
+              </w:rPr>
+              <w:t>sim)130B-X 36,45order.csv</w:t>
+            </w:r>
+            <w:r>
+              <w:rPr>
+                <w:rFonts w:ascii="맑은 고딕" w:hAnsi="맑은 고딕" w:eastAsia="맑은 고딕"/>
+                <w:sz w:val="19"/>
+              </w:rPr>
+              <w:t xml:space="preserve">, </w:t>
+            </w:r>
+            <w:r>
+              <w:rPr>
+                <w:rFonts w:ascii="Consolas" w:hAnsi="Consolas" w:eastAsia="맑은 고딕"/>
+                <w:sz w:val="18"/>
+              </w:rPr>
+              <w:t>sim)30B-X 39order.csv</w:t>
             </w:r>
           </w:p>
         </w:tc>
@@ -553,7 +589,7 @@
                 <w:rFonts w:ascii="맑은 고딕" w:hAnsi="맑은 고딕" w:eastAsia="맑은 고딕"/>
                 <w:sz w:val="19"/>
               </w:rPr>
-              <w:t>CSV</w:t>
+              <w:t>CSV (UTF-8 BOM, 쉼표)</w:t>
             </w:r>
           </w:p>
         </w:tc>
@@ -568,7 +604,7 @@
                 <w:rFonts w:ascii="맑은 고딕" w:hAnsi="맑은 고딕" w:eastAsia="맑은 고딕"/>
                 <w:sz w:val="19"/>
               </w:rPr>
-              <w:t>시험 건별 / 파일 크기·행 수 미확인</w:t>
+              <w:t>시험 건별. 예시는 Curve 20개(진동 4위치 × 5 RPM) / 60개(진동 4 + 소음 2 × 10 RPM), 1000~2000 Hz · 1 Hz 간격, 436 KB · 773 KB</w:t>
             </w:r>
           </w:p>
         </w:tc>
@@ -583,7 +619,21 @@
                 <w:rFonts w:ascii="맑은 고딕" w:hAnsi="맑은 고딕" w:eastAsia="맑은 고딕"/>
                 <w:sz w:val="19"/>
               </w:rPr>
-              <w:t>예시 파일을 메일로 받았다고 기재 — 이번 작성 자료에는 포함되지 않음</w:t>
+              <w:t xml:space="preserve">2026-09-28 수령, </w:t>
+            </w:r>
+            <w:r>
+              <w:rPr>
+                <w:rFonts w:ascii="Consolas" w:hAnsi="Consolas" w:eastAsia="맑은 고딕"/>
+                <w:sz w:val="18"/>
+              </w:rPr>
+              <w:t>docs/source/</w:t>
+            </w:r>
+            <w:r>
+              <w:rPr>
+                <w:rFonts w:ascii="맑은 고딕" w:hAnsi="맑은 고딕" w:eastAsia="맑은 고딕"/>
+                <w:sz w:val="19"/>
+              </w:rPr>
+              <w:t xml:space="preserve"> 보관</w:t>
             </w:r>
           </w:p>
         </w:tc>
@@ -600,7 +650,7 @@
                 <w:rFonts w:ascii="맑은 고딕" w:hAnsi="맑은 고딕" w:eastAsia="맑은 고딕"/>
                 <w:sz w:val="19"/>
               </w:rPr>
-              <w:t>제출자 초안 HTML 도구</w:t>
+              <w:t>제출자 분석기 v34</w:t>
             </w:r>
           </w:p>
         </w:tc>
@@ -615,7 +665,7 @@
                 <w:rFonts w:ascii="맑은 고딕" w:hAnsi="맑은 고딕" w:eastAsia="맑은 고딕"/>
                 <w:sz w:val="19"/>
               </w:rPr>
-              <w:t>HTML</w:t>
+              <w:t>HTML 1개(약 160 KB)</w:t>
             </w:r>
           </w:p>
         </w:tc>
@@ -630,7 +680,7 @@
                 <w:rFonts w:ascii="맑은 고딕" w:hAnsi="맑은 고딕" w:eastAsia="맑은 고딕"/>
                 <w:sz w:val="19"/>
               </w:rPr>
-              <w:t>1건</w:t>
+              <w:t>—</w:t>
             </w:r>
           </w:p>
         </w:tc>
@@ -645,13 +695,470 @@
                 <w:rFonts w:ascii="맑은 고딕" w:hAnsi="맑은 고딕" w:eastAsia="맑은 고딕"/>
                 <w:sz w:val="19"/>
               </w:rPr>
-              <w:t>메일 전달 — 이번 작성 자료에는 포함되지 않음</w:t>
+              <w:t>2026-09-28 수령. 계산 기준</w:t>
             </w:r>
           </w:p>
         </w:tc>
       </w:tr>
     </w:tbl>
     <w:p/>
+    <w:p>
+      <w:r>
+        <w:rPr>
+          <w:rFonts w:ascii="맑은 고딕" w:hAnsi="맑은 고딕" w:eastAsia="맑은 고딕"/>
+          <w:b/>
+          <w:sz w:val="21"/>
+        </w:rPr>
+        <w:t>실제 내보내기 형식 (확인됨)</w:t>
+      </w:r>
+    </w:p>
+    <w:p>
+      <w:pPr>
+        <w:pStyle w:val="ListBullet"/>
+      </w:pPr>
+      <w:r>
+        <w:rPr>
+          <w:rFonts w:ascii="맑은 고딕" w:hAnsi="맑은 고딕" w:eastAsia="맑은 고딕"/>
+          <w:sz w:val="21"/>
+        </w:rPr>
+        <w:t xml:space="preserve">1줄 </w:t>
+      </w:r>
+      <w:r>
+        <w:rPr>
+          <w:rFonts w:ascii="Consolas" w:hAnsi="Consolas" w:eastAsia="맑은 고딕"/>
+          <w:sz w:val="20"/>
+        </w:rPr>
+        <w:t>Curve 1</w:t>
+      </w:r>
+      <w:r>
+        <w:rPr>
+          <w:rFonts w:ascii="맑은 고딕" w:hAnsi="맑은 고딕" w:eastAsia="맑은 고딕"/>
+          <w:sz w:val="21"/>
+        </w:rPr>
+        <w:t xml:space="preserve"> 제목 → </w:t>
+      </w:r>
+      <w:r>
+        <w:rPr>
+          <w:rFonts w:ascii="Consolas" w:hAnsi="Consolas" w:eastAsia="맑은 고딕"/>
+          <w:sz w:val="20"/>
+        </w:rPr>
+        <w:t>MS Logging</w:t>
+      </w:r>
+      <w:r>
+        <w:rPr>
+          <w:rFonts w:ascii="맑은 고딕" w:hAnsi="맑은 고딕" w:eastAsia="맑은 고딕"/>
+          <w:sz w:val="21"/>
+        </w:rPr>
+        <w:t xml:space="preserve"> 등 → </w:t>
+      </w:r>
+      <w:r>
+        <w:rPr>
+          <w:rFonts w:ascii="Consolas" w:hAnsi="Consolas" w:eastAsia="맑은 고딕"/>
+          <w:sz w:val="20"/>
+        </w:rPr>
+        <w:t>Standard\All\…</w:t>
+      </w:r>
+      <w:r>
+        <w:rPr>
+          <w:rFonts w:ascii="맑은 고딕" w:hAnsi="맑은 고딕" w:eastAsia="맑은 고딕"/>
+          <w:sz w:val="21"/>
+        </w:rPr>
+        <w:t xml:space="preserve"> 머리 정보 줄(0열 = 항목 이름, 1열부터 </w:t>
+      </w:r>
+      <w:r>
+        <w:rPr>
+          <w:rFonts w:ascii="맑은 고딕" w:hAnsi="맑은 고딕" w:eastAsia="맑은 고딕"/>
+          <w:b/>
+          <w:sz w:val="21"/>
+        </w:rPr>
+        <w:t>Curve 하나당 한 열</w:t>
+      </w:r>
+      <w:r>
+        <w:rPr>
+          <w:rFonts w:ascii="맑은 고딕" w:hAnsi="맑은 고딕" w:eastAsia="맑은 고딕"/>
+          <w:sz w:val="21"/>
+        </w:rPr>
+        <w:t>) → 빈 줄 → 단위 줄(</w:t>
+      </w:r>
+      <w:r>
+        <w:rPr>
+          <w:rFonts w:ascii="Consolas" w:hAnsi="Consolas" w:eastAsia="맑은 고딕"/>
+          <w:sz w:val="20"/>
+        </w:rPr>
+        <w:t>Hz, g, …, Pa</w:t>
+      </w:r>
+      <w:r>
+        <w:rPr>
+          <w:rFonts w:ascii="맑은 고딕" w:hAnsi="맑은 고딕" w:eastAsia="맑은 고딕"/>
+          <w:sz w:val="21"/>
+        </w:rPr>
+        <w:t>) → 표시 척도 줄(</w:t>
+      </w:r>
+      <w:r>
+        <w:rPr>
+          <w:rFonts w:ascii="Consolas" w:hAnsi="Consolas" w:eastAsia="맑은 고딕"/>
+          <w:sz w:val="20"/>
+        </w:rPr>
+        <w:t>Linear, Log (RMS), …, dB</w:t>
+      </w:r>
+      <w:r>
+        <w:rPr>
+          <w:rFonts w:ascii="맑은 고딕" w:hAnsi="맑은 고딕" w:eastAsia="맑은 고딕"/>
+          <w:sz w:val="21"/>
+        </w:rPr>
+        <w:t>) → 데이터.</w:t>
+      </w:r>
+    </w:p>
+    <w:p>
+      <w:pPr>
+        <w:pStyle w:val="ListBullet"/>
+      </w:pPr>
+      <w:r>
+        <w:rPr>
+          <w:rFonts w:ascii="맑은 고딕" w:hAnsi="맑은 고딕" w:eastAsia="맑은 고딕"/>
+          <w:sz w:val="21"/>
+        </w:rPr>
+        <w:t xml:space="preserve">데이터: </w:t>
+      </w:r>
+      <w:r>
+        <w:rPr>
+          <w:rFonts w:ascii="맑은 고딕" w:hAnsi="맑은 고딕" w:eastAsia="맑은 고딕"/>
+          <w:b/>
+          <w:sz w:val="21"/>
+        </w:rPr>
+        <w:t>0열 = 공통 주파수(Hz)</w:t>
+      </w:r>
+      <w:r>
+        <w:rPr>
+          <w:rFonts w:ascii="맑은 고딕" w:hAnsi="맑은 고딕" w:eastAsia="맑은 고딕"/>
+          <w:sz w:val="21"/>
+        </w:rPr>
+        <w:t xml:space="preserve">, 1열부터 Curve별 진폭. 작은 값은 </w:t>
+      </w:r>
+      <w:r>
+        <w:rPr>
+          <w:rFonts w:ascii="Consolas" w:hAnsi="Consolas" w:eastAsia="맑은 고딕"/>
+          <w:sz w:val="20"/>
+        </w:rPr>
+        <w:t>7.05E-05</w:t>
+      </w:r>
+      <w:r>
+        <w:rPr>
+          <w:rFonts w:ascii="맑은 고딕" w:hAnsi="맑은 고딕" w:eastAsia="맑은 고딕"/>
+          <w:sz w:val="21"/>
+        </w:rPr>
+        <w:t xml:space="preserve"> 같은 지수 표기, 파일 끝에 값 없는 </w:t>
+      </w:r>
+      <w:r>
+        <w:rPr>
+          <w:rFonts w:ascii="Consolas" w:hAnsi="Consolas" w:eastAsia="맑은 고딕"/>
+          <w:sz w:val="20"/>
+        </w:rPr>
+        <w:t>,,,,</w:t>
+      </w:r>
+      <w:r>
+        <w:rPr>
+          <w:rFonts w:ascii="맑은 고딕" w:hAnsi="맑은 고딕" w:eastAsia="맑은 고딕"/>
+          <w:sz w:val="21"/>
+        </w:rPr>
+        <w:t xml:space="preserve"> 줄이 붙기도 합니다.</w:t>
+      </w:r>
+    </w:p>
+    <w:p>
+      <w:pPr>
+        <w:pStyle w:val="ListBullet"/>
+      </w:pPr>
+      <w:r>
+        <w:rPr>
+          <w:rFonts w:ascii="맑은 고딕" w:hAnsi="맑은 고딕" w:eastAsia="맑은 고딕"/>
+          <w:b/>
+          <w:sz w:val="21"/>
+        </w:rPr>
+        <w:t>RPM</w:t>
+      </w:r>
+      <w:r>
+        <w:rPr>
+          <w:rFonts w:ascii="맑은 고딕" w:hAnsi="맑은 고딕" w:eastAsia="맑은 고딕"/>
+          <w:sz w:val="21"/>
+        </w:rPr>
+        <w:t xml:space="preserve"> = </w:t>
+      </w:r>
+      <w:r>
+        <w:rPr>
+          <w:rFonts w:ascii="Consolas" w:hAnsi="Consolas" w:eastAsia="맑은 고딕"/>
+          <w:sz w:val="20"/>
+        </w:rPr>
+        <w:t>Dataset name</w:t>
+      </w:r>
+      <w:r>
+        <w:rPr>
+          <w:rFonts w:ascii="맑은 고딕" w:hAnsi="맑은 고딕" w:eastAsia="맑은 고딕"/>
+          <w:sz w:val="21"/>
+        </w:rPr>
+        <w:t xml:space="preserve"> 글자에서 읽음(</w:t>
+      </w:r>
+      <w:r>
+        <w:rPr>
+          <w:rFonts w:ascii="Consolas" w:hAnsi="Consolas" w:eastAsia="맑은 고딕"/>
+          <w:sz w:val="20"/>
+        </w:rPr>
+        <w:t>rpm  2000</w:t>
+      </w:r>
+      <w:r>
+        <w:rPr>
+          <w:rFonts w:ascii="맑은 고딕" w:hAnsi="맑은 고딕" w:eastAsia="맑은 고딕"/>
+          <w:sz w:val="21"/>
+        </w:rPr>
+        <w:t xml:space="preserve">, </w:t>
+      </w:r>
+      <w:r>
+        <w:rPr>
+          <w:rFonts w:ascii="Consolas" w:hAnsi="Consolas" w:eastAsia="맑은 고딕"/>
+          <w:sz w:val="20"/>
+        </w:rPr>
+        <w:t>…RPM2000_Report to Excel</w:t>
+      </w:r>
+      <w:r>
+        <w:rPr>
+          <w:rFonts w:ascii="맑은 고딕" w:hAnsi="맑은 고딕" w:eastAsia="맑은 고딕"/>
+          <w:sz w:val="21"/>
+        </w:rPr>
+        <w:t xml:space="preserve">). </w:t>
+      </w:r>
+      <w:r>
+        <w:rPr>
+          <w:rFonts w:ascii="Consolas" w:hAnsi="Consolas" w:eastAsia="맑은 고딕"/>
+          <w:sz w:val="20"/>
+        </w:rPr>
+        <w:t>Original run</w:t>
+      </w:r>
+      <w:r>
+        <w:rPr>
+          <w:rFonts w:ascii="맑은 고딕" w:hAnsi="맑은 고딕" w:eastAsia="맑은 고딕"/>
+          <w:sz w:val="21"/>
+        </w:rPr>
+        <w:t xml:space="preserve"> 은 실측 RPM(</w:t>
+      </w:r>
+      <w:r>
+        <w:rPr>
+          <w:rFonts w:ascii="Consolas" w:hAnsi="Consolas" w:eastAsia="맑은 고딕"/>
+          <w:sz w:val="20"/>
+        </w:rPr>
+        <w:t>rpm  2002</w:t>
+      </w:r>
+      <w:r>
+        <w:rPr>
+          <w:rFonts w:ascii="맑은 고딕" w:hAnsi="맑은 고딕" w:eastAsia="맑은 고딕"/>
+          <w:sz w:val="21"/>
+        </w:rPr>
+        <w:t>)이지만 공칭값을 씁니다(v34 와 같음).</w:t>
+      </w:r>
+    </w:p>
+    <w:p>
+      <w:pPr>
+        <w:pStyle w:val="ListBullet"/>
+      </w:pPr>
+      <w:r>
+        <w:rPr>
+          <w:rFonts w:ascii="맑은 고딕" w:hAnsi="맑은 고딕" w:eastAsia="맑은 고딕"/>
+          <w:b/>
+          <w:sz w:val="21"/>
+        </w:rPr>
+        <w:t>위치·방향</w:t>
+      </w:r>
+      <w:r>
+        <w:rPr>
+          <w:rFonts w:ascii="맑은 고딕" w:hAnsi="맑은 고딕" w:eastAsia="맑은 고딕"/>
+          <w:sz w:val="21"/>
+        </w:rPr>
+        <w:t xml:space="preserve"> = </w:t>
+      </w:r>
+      <w:r>
+        <w:rPr>
+          <w:rFonts w:ascii="Consolas" w:hAnsi="Consolas" w:eastAsia="맑은 고딕"/>
+          <w:sz w:val="20"/>
+        </w:rPr>
+        <w:t>DOF id</w:t>
+      </w:r>
+      <w:r>
+        <w:rPr>
+          <w:rFonts w:ascii="맑은 고딕" w:hAnsi="맑은 고딕" w:eastAsia="맑은 고딕"/>
+          <w:sz w:val="21"/>
+        </w:rPr>
+        <w:t>(</w:t>
+      </w:r>
+      <w:r>
+        <w:rPr>
+          <w:rFonts w:ascii="Consolas" w:hAnsi="Consolas" w:eastAsia="맑은 고딕"/>
+          <w:sz w:val="20"/>
+        </w:rPr>
+        <w:t>LL:+X</w:t>
+      </w:r>
+      <w:r>
+        <w:rPr>
+          <w:rFonts w:ascii="맑은 고딕" w:hAnsi="맑은 고딕" w:eastAsia="맑은 고딕"/>
+          <w:sz w:val="21"/>
+        </w:rPr>
+        <w:t>), 소음 채널은 방향 없음(</w:t>
+      </w:r>
+      <w:r>
+        <w:rPr>
+          <w:rFonts w:ascii="Consolas" w:hAnsi="Consolas" w:eastAsia="맑은 고딕"/>
+          <w:sz w:val="20"/>
+        </w:rPr>
+        <w:t>out</w:t>
+      </w:r>
+      <w:r>
+        <w:rPr>
+          <w:rFonts w:ascii="맑은 고딕" w:hAnsi="맑은 고딕" w:eastAsia="맑은 고딕"/>
+          <w:sz w:val="21"/>
+        </w:rPr>
+        <w:t xml:space="preserve">, </w:t>
+      </w:r>
+      <w:r>
+        <w:rPr>
+          <w:rFonts w:ascii="Consolas" w:hAnsi="Consolas" w:eastAsia="맑은 고딕"/>
+          <w:sz w:val="20"/>
+        </w:rPr>
+        <w:t>Pump</w:t>
+      </w:r>
+      <w:r>
+        <w:rPr>
+          <w:rFonts w:ascii="맑은 고딕" w:hAnsi="맑은 고딕" w:eastAsia="맑은 고딕"/>
+          <w:sz w:val="21"/>
+        </w:rPr>
+        <w:t xml:space="preserve">). </w:t>
+      </w:r>
+      <w:r>
+        <w:rPr>
+          <w:rFonts w:ascii="맑은 고딕" w:hAnsi="맑은 고딕" w:eastAsia="맑은 고딕"/>
+          <w:b/>
+          <w:sz w:val="21"/>
+        </w:rPr>
+        <w:t>단위</w:t>
+      </w:r>
+      <w:r>
+        <w:rPr>
+          <w:rFonts w:ascii="맑은 고딕" w:hAnsi="맑은 고딕" w:eastAsia="맑은 고딕"/>
+          <w:sz w:val="21"/>
+        </w:rPr>
+        <w:t xml:space="preserve"> = </w:t>
+      </w:r>
+      <w:r>
+        <w:rPr>
+          <w:rFonts w:ascii="Consolas" w:hAnsi="Consolas" w:eastAsia="맑은 고딕"/>
+          <w:sz w:val="20"/>
+        </w:rPr>
+        <w:t>Y axis unit</w:t>
+      </w:r>
+      <w:r>
+        <w:rPr>
+          <w:rFonts w:ascii="맑은 고딕" w:hAnsi="맑은 고딕" w:eastAsia="맑은 고딕"/>
+          <w:sz w:val="21"/>
+        </w:rPr>
+        <w:t>(진동 g, 소음 Pa).</w:t>
+      </w:r>
+    </w:p>
+    <w:p>
+      <w:pPr>
+        <w:pStyle w:val="ListBullet"/>
+      </w:pPr>
+      <w:r>
+        <w:rPr>
+          <w:rFonts w:ascii="맑은 고딕" w:hAnsi="맑은 고딕" w:eastAsia="맑은 고딕"/>
+          <w:b/>
+          <w:sz w:val="21"/>
+        </w:rPr>
+        <w:t>표시 척도</w:t>
+      </w:r>
+      <w:r>
+        <w:rPr>
+          <w:rFonts w:ascii="맑은 고딕" w:hAnsi="맑은 고딕" w:eastAsia="맑은 고딕"/>
+          <w:sz w:val="21"/>
+        </w:rPr>
+        <w:t xml:space="preserve"> </w:t>
+      </w:r>
+      <w:r>
+        <w:rPr>
+          <w:rFonts w:ascii="Consolas" w:hAnsi="Consolas" w:eastAsia="맑은 고딕"/>
+          <w:sz w:val="20"/>
+        </w:rPr>
+        <w:t>Log (RMS)</w:t>
+      </w:r>
+      <w:r>
+        <w:rPr>
+          <w:rFonts w:ascii="맑은 고딕" w:hAnsi="맑은 고딕" w:eastAsia="맑은 고딕"/>
+          <w:sz w:val="21"/>
+        </w:rPr>
+        <w:t xml:space="preserve"> 는 값이 선형이고, </w:t>
+      </w:r>
+      <w:r>
+        <w:rPr>
+          <w:rFonts w:ascii="Consolas" w:hAnsi="Consolas" w:eastAsia="맑은 고딕"/>
+          <w:sz w:val="20"/>
+        </w:rPr>
+        <w:t>dB</w:t>
+      </w:r>
+      <w:r>
+        <w:rPr>
+          <w:rFonts w:ascii="맑은 고딕" w:hAnsi="맑은 고딕" w:eastAsia="맑은 고딕"/>
+          <w:sz w:val="21"/>
+        </w:rPr>
+        <w:t xml:space="preserve"> 인 열(소음)은 값이 이미 dB(기준 20 µPa)입니다 → 계산 전에 Pa 로 되돌립니다.</w:t>
+      </w:r>
+    </w:p>
+    <w:p>
+      <w:pPr>
+        <w:pStyle w:val="ListBullet"/>
+      </w:pPr>
+      <w:r>
+        <w:rPr>
+          <w:rFonts w:ascii="맑은 고딕" w:hAnsi="맑은 고딕" w:eastAsia="맑은 고딕"/>
+          <w:sz w:val="21"/>
+        </w:rPr>
+        <w:t>AutoPower · RMS · Hanning(진폭 보정) · 평균 2~7회 조건으로 만든 스펙트럼입니다.</w:t>
+      </w:r>
+    </w:p>
+    <w:p>
+      <w:pPr>
+        <w:pStyle w:val="ListBullet"/>
+      </w:pPr>
+      <w:r>
+        <w:rPr>
+          <w:rFonts w:ascii="맑은 고딕" w:hAnsi="맑은 고딕" w:eastAsia="맑은 고딕"/>
+          <w:sz w:val="21"/>
+        </w:rPr>
+        <w:t xml:space="preserve">파일 이름의 </w:t>
+      </w:r>
+      <w:r>
+        <w:rPr>
+          <w:rFonts w:ascii="Consolas" w:hAnsi="Consolas" w:eastAsia="맑은 고딕"/>
+          <w:sz w:val="20"/>
+        </w:rPr>
+        <w:t>36,45order</w:t>
+      </w:r>
+      <w:r>
+        <w:rPr>
+          <w:rFonts w:ascii="맑은 고딕" w:hAnsi="맑은 고딕" w:eastAsia="맑은 고딕"/>
+          <w:sz w:val="21"/>
+        </w:rPr>
+        <w:t xml:space="preserve"> · </w:t>
+      </w:r>
+      <w:r>
+        <w:rPr>
+          <w:rFonts w:ascii="Consolas" w:hAnsi="Consolas" w:eastAsia="맑은 고딕"/>
+          <w:sz w:val="20"/>
+        </w:rPr>
+        <w:t>39order</w:t>
+      </w:r>
+      <w:r>
+        <w:rPr>
+          <w:rFonts w:ascii="맑은 고딕" w:hAnsi="맑은 고딕" w:eastAsia="맑은 고딕"/>
+          <w:sz w:val="21"/>
+        </w:rPr>
+        <w:t xml:space="preserve"> 가 관심 오더를 나타냅니다.</w:t>
+      </w:r>
+    </w:p>
     <w:p>
       <w:r>
         <w:rPr>
@@ -711,21 +1218,79 @@
           <w:rFonts w:ascii="맑은 고딕" w:hAnsi="맑은 고딕" w:eastAsia="맑은 고딕"/>
           <w:sz w:val="21"/>
         </w:rPr>
-        <w:t xml:space="preserve">오더는 일반적으로 </w:t>
+        <w:t>계산은 제출자 분석기 v34 와 같습니다.</w:t>
       </w:r>
-      <w:r>
-        <w:rPr>
-          <w:rFonts w:ascii="Consolas" w:hAnsi="Consolas" w:eastAsia="맑은 고딕"/>
-          <w:sz w:val="20"/>
-        </w:rPr>
-        <w:t>오더 = 주파수(Hz) × 60 / RPM</w:t>
-      </w:r>
+    </w:p>
+    <w:p>
+      <w:pPr>
+        <w:pStyle w:val="ListBullet2"/>
+      </w:pPr>
       <w:r>
         <w:rPr>
           <w:rFonts w:ascii="맑은 고딕" w:hAnsi="맑은 고딕" w:eastAsia="맑은 고딕"/>
           <w:sz w:val="21"/>
         </w:rPr>
-        <w:t xml:space="preserve"> 으로 계산합니다. 이 도구에서 쓰는 정의(기준 축, 기어비 적용 여부 등)는 제출자와 맞춥니다(10절).</w:t>
+        <w:t>이론 주파수 = 오더 × RPM ÷ 60 (회전비 설정 가능, 기본 1)</w:t>
+      </w:r>
+    </w:p>
+    <w:p>
+      <w:pPr>
+        <w:pStyle w:val="ListBullet2"/>
+      </w:pPr>
+      <w:r>
+        <w:rPr>
+          <w:rFonts w:ascii="맑은 고딕" w:hAnsi="맑은 고딕" w:eastAsia="맑은 고딕"/>
+          <w:sz w:val="21"/>
+        </w:rPr>
+        <w:t>이론 주파수 ± 피크 검색 범위(기본 ±1 Hz)에서 가장 큰 칸 = 검출 피크 (범위 0 이면 가장 가까운 칸)</w:t>
+      </w:r>
+    </w:p>
+    <w:p>
+      <w:pPr>
+        <w:pStyle w:val="ListBullet2"/>
+      </w:pPr>
+      <w:r>
+        <w:rPr>
+          <w:rFonts w:ascii="맑은 고딕" w:hAnsi="맑은 고딕" w:eastAsia="맑은 고딕"/>
+          <w:sz w:val="21"/>
+        </w:rPr>
+        <w:t>오더 진폭 = 검출 피크 ± 합산 범위(기본 ±1 Hz) 칸들의 제곱합의 제곱근(RSS)</w:t>
+      </w:r>
+    </w:p>
+    <w:p>
+      <w:pPr>
+        <w:pStyle w:val="ListBullet2"/>
+      </w:pPr>
+      <w:r>
+        <w:rPr>
+          <w:rFonts w:ascii="맑은 고딕" w:hAnsi="맑은 고딕" w:eastAsia="맑은 고딕"/>
+          <w:sz w:val="21"/>
+        </w:rPr>
+        <w:t>오더 2개 이상이면 같은 RPM 의 오더 진폭 RSS 합산</w:t>
+      </w:r>
+    </w:p>
+    <w:p>
+      <w:pPr>
+        <w:pStyle w:val="ListBullet2"/>
+      </w:pPr>
+      <w:r>
+        <w:rPr>
+          <w:rFonts w:ascii="맑은 고딕" w:hAnsi="맑은 고딕" w:eastAsia="맑은 고딕"/>
+          <w:sz w:val="21"/>
+        </w:rPr>
+        <w:t>표시: 소음·진동 따로 Amplitude / dB(기준 소음 2e-5 Pa, 진동 1.0197e-7 g) / dBA(검출 피크 주파수에서 A-가중)</w:t>
+      </w:r>
+    </w:p>
+    <w:p>
+      <w:pPr>
+        <w:pStyle w:val="ListBullet2"/>
+      </w:pPr>
+      <w:r>
+        <w:rPr>
+          <w:rFonts w:ascii="맑은 고딕" w:hAnsi="맑은 고딕" w:eastAsia="맑은 고딕"/>
+          <w:sz w:val="21"/>
+        </w:rPr>
+        <w:t>판정: 이론 주파수가 측정 주파수 범위 안이면 「일치」</w:t>
       </w:r>
     </w:p>
     <w:p>
@@ -986,7 +1551,54 @@
                 <w:rFonts w:ascii="맑은 고딕" w:hAnsi="맑은 고딕" w:eastAsia="맑은 고딕"/>
                 <w:sz w:val="19"/>
               </w:rPr>
-              <w:t>지정한 오더(order range)의 RPM별 진폭 추출 → 오더별 RPM-진폭 그래프</w:t>
+              <w:t>지정한 오더의 RPM별 진폭(피크 검색 → 합산 RSS, v34 방식) → 오더별 RPM-진폭 그래프, 채널 겹쳐 보기</w:t>
+            </w:r>
+          </w:p>
+        </w:tc>
+        <w:tc>
+          <w:tcPr>
+            <w:tcW w:type="dxa" w:w="2880"/>
+          </w:tcPr>
+          <w:p>
+            <w:r/>
+            <w:r>
+              <w:rPr>
+                <w:rFonts w:ascii="맑은 고딕" w:hAnsi="맑은 고딕" w:eastAsia="맑은 고딕"/>
+                <w:sz w:val="19"/>
+              </w:rPr>
+              <w:t>MVP</w:t>
+            </w:r>
+          </w:p>
+        </w:tc>
+      </w:tr>
+      <w:tr>
+        <w:tc>
+          <w:tcPr>
+            <w:tcW w:type="dxa" w:w="2880"/>
+          </w:tcPr>
+          <w:p>
+            <w:r/>
+            <w:r>
+              <w:rPr>
+                <w:rFonts w:ascii="맑은 고딕" w:hAnsi="맑은 고딕" w:eastAsia="맑은 고딕"/>
+                <w:sz w:val="19"/>
+              </w:rPr>
+              <w:t>오더 RSS 합산</w:t>
+            </w:r>
+          </w:p>
+        </w:tc>
+        <w:tc>
+          <w:tcPr>
+            <w:tcW w:type="dxa" w:w="2880"/>
+          </w:tcPr>
+          <w:p>
+            <w:r/>
+            <w:r>
+              <w:rPr>
+                <w:rFonts w:ascii="맑은 고딕" w:hAnsi="맑은 고딕" w:eastAsia="맑은 고딕"/>
+                <w:sz w:val="19"/>
+              </w:rPr>
+              <w:t>여러 오더 진폭을 같은 RPM 에서 RSS 로 합산 (v34)</w:t>
             </w:r>
           </w:p>
         </w:tc>
@@ -1080,7 +1692,7 @@
                 <w:rFonts w:ascii="맑은 고딕" w:hAnsi="맑은 고딕" w:eastAsia="맑은 고딕"/>
                 <w:sz w:val="19"/>
               </w:rPr>
-              <w:t>지정 대역(또는 오더 대역)의 진동소음 에너지 합산 (합산 방식은 제출자 기준 확인 — (가정): 제곱합의 제곱근)</w:t>
+              <w:t>오더 RSS 합산(v34) + 지정 대역(Hz 또는 오더)의 RSS (이 도구가 더함)</w:t>
             </w:r>
           </w:p>
         </w:tc>
@@ -1315,7 +1927,101 @@
                 <w:rFonts w:ascii="맑은 고딕" w:hAnsi="맑은 고딕" w:eastAsia="맑은 고딕"/>
                 <w:sz w:val="19"/>
               </w:rPr>
-              <w:t>선형·dB 전환</w:t>
+              <w:t>소음·진동 따로 Amplitude / dB / dBA, 원본 dB 입력 변환 (실제 파일에 dB 원본이 있어 1단계로 당김)</w:t>
+            </w:r>
+          </w:p>
+        </w:tc>
+        <w:tc>
+          <w:tcPr>
+            <w:tcW w:type="dxa" w:w="2880"/>
+          </w:tcPr>
+          <w:p>
+            <w:r/>
+            <w:r>
+              <w:rPr>
+                <w:rFonts w:ascii="맑은 고딕" w:hAnsi="맑은 고딕" w:eastAsia="맑은 고딕"/>
+                <w:sz w:val="19"/>
+              </w:rPr>
+              <w:t>MVP</w:t>
+            </w:r>
+          </w:p>
+        </w:tc>
+      </w:tr>
+      <w:tr>
+        <w:tc>
+          <w:tcPr>
+            <w:tcW w:type="dxa" w:w="2880"/>
+          </w:tcPr>
+          <w:p>
+            <w:r/>
+            <w:r>
+              <w:rPr>
+                <w:rFonts w:ascii="맑은 고딕" w:hAnsi="맑은 고딕" w:eastAsia="맑은 고딕"/>
+                <w:sz w:val="19"/>
+              </w:rPr>
+              <w:t>XLSX 저장</w:t>
+            </w:r>
+          </w:p>
+        </w:tc>
+        <w:tc>
+          <w:tcPr>
+            <w:tcW w:type="dxa" w:w="2880"/>
+          </w:tcPr>
+          <w:p>
+            <w:r/>
+            <w:r>
+              <w:rPr>
+                <w:rFonts w:ascii="맑은 고딕" w:hAnsi="맑은 고딕" w:eastAsia="맑은 고딕"/>
+                <w:sz w:val="19"/>
+              </w:rPr>
+              <w:t>v34 와 같은 시트 구성(Settings·Order Analysis·Order RSS Sum) — 1단계는 같은 열의 CSV</w:t>
+            </w:r>
+          </w:p>
+        </w:tc>
+        <w:tc>
+          <w:tcPr>
+            <w:tcW w:type="dxa" w:w="2880"/>
+          </w:tcPr>
+          <w:p>
+            <w:r/>
+            <w:r>
+              <w:rPr>
+                <w:rFonts w:ascii="맑은 고딕" w:hAnsi="맑은 고딕" w:eastAsia="맑은 고딕"/>
+                <w:sz w:val="19"/>
+              </w:rPr>
+              <w:t>확장</w:t>
+            </w:r>
+          </w:p>
+        </w:tc>
+      </w:tr>
+      <w:tr>
+        <w:tc>
+          <w:tcPr>
+            <w:tcW w:type="dxa" w:w="2880"/>
+          </w:tcPr>
+          <w:p>
+            <w:r/>
+            <w:r>
+              <w:rPr>
+                <w:rFonts w:ascii="맑은 고딕" w:hAnsi="맑은 고딕" w:eastAsia="맑은 고딕"/>
+                <w:sz w:val="19"/>
+              </w:rPr>
+              <w:t>화면 편의</w:t>
+            </w:r>
+          </w:p>
+        </w:tc>
+        <w:tc>
+          <w:tcPr>
+            <w:tcW w:type="dxa" w:w="2880"/>
+          </w:tcPr>
+          <w:p>
+            <w:r/>
+            <w:r>
+              <w:rPr>
+                <w:rFonts w:ascii="맑은 고딕" w:hAnsi="맑은 고딕" w:eastAsia="맑은 고딕"/>
+                <w:sz w:val="19"/>
+              </w:rPr>
+              <w:t>그래프 축 범위·크기 조절, 다크 모드, 끌어 놓기 업로드 (v34 에 있음)</w:t>
             </w:r>
           </w:p>
         </w:tc>
@@ -1407,7 +2113,7 @@
           <w:rFonts w:ascii="맑은 고딕" w:hAnsi="맑은 고딕" w:eastAsia="맑은 고딕"/>
           <w:sz w:val="21"/>
         </w:rPr>
-        <w:t>브라우저 오더 분석 도구(HTML 파일 하나, 제출자 초안 기반 개선판)</w:t>
+        <w:t>브라우저 오더 분석 도구(정적 웹 — 제출자 분석기 v34 와 같은 계산, 테스트로 결과 대조)</w:t>
       </w:r>
     </w:p>
     <w:p>
@@ -1419,7 +2125,7 @@
           <w:rFonts w:ascii="맑은 고딕" w:hAnsi="맑은 고딕" w:eastAsia="맑은 고딕"/>
           <w:sz w:val="21"/>
         </w:rPr>
-        <w:t>결과 CSV(오더별 RPM-진폭, 피크 목록, 에너지 합산), 오류·경고 로그</w:t>
+        <w:t>결과 CSV(오더 추적·오더 RSS 합산·오더별 최대·피크 목록·에너지 합산), 오류·경고 로그</w:t>
       </w:r>
     </w:p>
     <w:p>
@@ -1573,7 +2279,7 @@
                 <w:rFonts w:ascii="맑은 고딕" w:hAnsi="맑은 고딕" w:eastAsia="맑은 고딕"/>
                 <w:sz w:val="19"/>
               </w:rPr>
-              <w:t>제출자가 이미 초안 HTML을 만든 방식 — 이를 이어서 개선</w:t>
+              <w:t>제출자가 분석기 v34 를 만든 방식 — 이를 이어서 개선</w:t>
             </w:r>
           </w:p>
         </w:tc>
@@ -1663,7 +2369,7 @@
           <w:rFonts w:ascii="맑은 고딕" w:hAnsi="맑은 고딕" w:eastAsia="맑은 고딕"/>
           <w:sz w:val="21"/>
         </w:rPr>
-        <w:t>설치가 필요 없는 브라우저 정적 웹 도구. CSV 파싱·계산·그래프(Plotly.js 등)를 모두 브라우저 안에서 처리해 시험 데이터가 밖으로 나가지 않게 합니다.</w:t>
+        <w:t>설치가 필요 없는 브라우저 정적 웹 도구. CSV 파싱·계산·그래프(외부 라이브러리 없이 SVG·canvas, v34 도 canvas 직접 그림)를 모두 브라우저 안에서 처리해 시험 데이터가 밖으로 나가지 않게 합니다.</w:t>
       </w:r>
     </w:p>
     <w:p>
@@ -1687,7 +2393,7 @@
           <w:b/>
           <w:sz w:val="21"/>
         </w:rPr>
-        <w:t>1단계 — 지금 바로 개발 가능한 부분 (MVP)</w:t>
+        <w:t>1단계 — MVP (완료, 2026-09-28 2차에서 v34 기준으로 맞춤)</w:t>
       </w:r>
     </w:p>
     <w:p>
@@ -1699,43 +2405,7 @@
           <w:rFonts w:ascii="맑은 고딕" w:hAnsi="맑은 고딕" w:eastAsia="맑은 고딕"/>
           <w:sz w:val="21"/>
         </w:rPr>
-        <w:t>원문에 입력 컬럼(RPM, 채널, 방향, 단위, 응답)과 출력 3종이 명확하므로 다음을 바로 만들 수 있습니다.</w:t>
-      </w:r>
-    </w:p>
-    <w:p>
-      <w:pPr>
-        <w:pStyle w:val="ListBullet2"/>
-      </w:pPr>
-      <w:r>
-        <w:rPr>
-          <w:rFonts w:ascii="맑은 고딕" w:hAnsi="맑은 고딕" w:eastAsia="맑은 고딕"/>
-          <w:sz w:val="21"/>
-        </w:rPr>
-        <w:t>CSV 업로드·형식 검사·경고 로그</w:t>
-      </w:r>
-    </w:p>
-    <w:p>
-      <w:pPr>
-        <w:pStyle w:val="ListBullet2"/>
-      </w:pPr>
-      <w:r>
-        <w:rPr>
-          <w:rFonts w:ascii="맑은 고딕" w:hAnsi="맑은 고딕" w:eastAsia="맑은 고딕"/>
-          <w:sz w:val="21"/>
-        </w:rPr>
-        <w:t>주파수 → 오더 변환, 오더별 RPM-진폭 그래프, 스펙트럼 컬러맵, 툴팁</w:t>
-      </w:r>
-    </w:p>
-    <w:p>
-      <w:pPr>
-        <w:pStyle w:val="ListBullet2"/>
-      </w:pPr>
-      <w:r>
-        <w:rPr>
-          <w:rFonts w:ascii="맑은 고딕" w:hAnsi="맑은 고딕" w:eastAsia="맑은 고딕"/>
-          <w:sz w:val="21"/>
-        </w:rPr>
-        <w:t>피크 추출, 에너지 합산, 결과 CSV 저장</w:t>
+        <w:t>Testlab Neo 내보내기 자동 인식·형식 검사·경고 로그</w:t>
       </w:r>
     </w:p>
     <w:p>
@@ -1747,22 +2417,43 @@
           <w:rFonts w:ascii="맑은 고딕" w:hAnsi="맑은 고딕" w:eastAsia="맑은 고딕"/>
           <w:sz w:val="21"/>
         </w:rPr>
-        <w:t xml:space="preserve">단, </w:t>
+        <w:t>v34 방식 오더 추적·오더 RSS 합산·판정, 소음/진동 dB·dBA 표시와 원본 dB 변환</w:t>
       </w:r>
-      <w:r>
-        <w:rPr>
-          <w:rFonts w:ascii="맑은 고딕" w:hAnsi="맑은 고딕" w:eastAsia="맑은 고딕"/>
-          <w:b/>
-          <w:sz w:val="21"/>
-        </w:rPr>
-        <w:t>제출자가 메일로 보낸 초안 HTML과 예시 CSV를 먼저 받아야</w:t>
-      </w:r>
+    </w:p>
+    <w:p>
+      <w:pPr>
+        <w:pStyle w:val="ListBullet"/>
+      </w:pPr>
       <w:r>
         <w:rPr>
           <w:rFonts w:ascii="맑은 고딕" w:hAnsi="맑은 고딕" w:eastAsia="맑은 고딕"/>
           <w:sz w:val="21"/>
         </w:rPr>
-        <w:t xml:space="preserve"> 실제 컬럼 배치(가로형/세로형)에 맞출 수 있습니다. 받기 전에는 컬럼 배치를 고를 수 있게 만들고 가상 샘플로 검증합니다(가정).</w:t>
+        <w:t>오더별 RPM-진폭 그래프(채널 겹쳐 보기), 스펙트럼 컬러맵(범위·오더 선), 툴팁</w:t>
+      </w:r>
+    </w:p>
+    <w:p>
+      <w:pPr>
+        <w:pStyle w:val="ListBullet"/>
+      </w:pPr>
+      <w:r>
+        <w:rPr>
+          <w:rFonts w:ascii="맑은 고딕" w:hAnsi="맑은 고딕" w:eastAsia="맑은 고딕"/>
+          <w:sz w:val="21"/>
+        </w:rPr>
+        <w:t>RPM 별 피크 목록, 대역 에너지 합산, 결과 CSV·경고 로그 저장</w:t>
+      </w:r>
+    </w:p>
+    <w:p>
+      <w:pPr>
+        <w:pStyle w:val="ListBullet"/>
+      </w:pPr>
+      <w:r>
+        <w:rPr>
+          <w:rFonts w:ascii="맑은 고딕" w:hAnsi="맑은 고딕" w:eastAsia="맑은 고딕"/>
+          <w:sz w:val="21"/>
+        </w:rPr>
+        <w:t>실제 파일 2종과 v34 계산 함수를 맞댄 자동 테스트</w:t>
       </w:r>
     </w:p>
     <w:p>
@@ -1784,7 +2475,19 @@
           <w:rFonts w:ascii="맑은 고딕" w:hAnsi="맑은 고딕" w:eastAsia="맑은 고딕"/>
           <w:sz w:val="21"/>
         </w:rPr>
-        <w:t>단위 변환·dB 표시(선형·dB 전환)</w:t>
+        <w:t>XLSX 저장(v34 시트 구성)</w:t>
+      </w:r>
+    </w:p>
+    <w:p>
+      <w:pPr>
+        <w:pStyle w:val="ListBullet"/>
+      </w:pPr>
+      <w:r>
+        <w:rPr>
+          <w:rFonts w:ascii="맑은 고딕" w:hAnsi="맑은 고딕" w:eastAsia="맑은 고딕"/>
+          <w:sz w:val="21"/>
+        </w:rPr>
+        <w:t>그래프 축 범위 입력·크기 조절, 다크 모드, 끌어 놓기 업로드, 입력 즉시 다시 계산</w:t>
       </w:r>
     </w:p>
     <w:p>
@@ -1849,23 +2552,13 @@
       </w:r>
     </w:p>
     <w:p>
-      <w:pPr>
-        <w:pStyle w:val="ListNumber"/>
-      </w:pPr>
       <w:r>
         <w:rPr>
           <w:rFonts w:ascii="맑은 고딕" w:hAnsi="맑은 고딕" w:eastAsia="맑은 고딕"/>
           <w:b/>
           <w:sz w:val="21"/>
         </w:rPr>
-        <w:t>메일로 보냈다는 초안 HTML 파일과 예시 Input CSV</w:t>
-      </w:r>
-      <w:r>
-        <w:rPr>
-          <w:rFonts w:ascii="맑은 고딕" w:hAnsi="맑은 고딕" w:eastAsia="맑은 고딕"/>
-          <w:sz w:val="21"/>
-        </w:rPr>
-        <w:t xml:space="preserve"> — 이번 작성 자료에는 포함되지 않았습니다. 받아야 1단계를 실제 형식에 맞출 수 있습니다.</w:t>
+        <w:t>답을 받은 것 (2026-09-28 v34·실제 파일)</w:t>
       </w:r>
     </w:p>
     <w:p>
@@ -1877,7 +2570,7 @@
           <w:rFonts w:ascii="맑은 고딕" w:hAnsi="맑은 고딕" w:eastAsia="맑은 고딕"/>
           <w:sz w:val="21"/>
         </w:rPr>
-        <w:t>직무·소속, 주로 다루는 장비(시험 대상 기종·부위)</w:t>
+        <w:t>초안 HTML·예시 Input CSV (답함) → 분석기 v34 와 실제 CSV 2종 수령, 1단계를 맞춤.</w:t>
       </w:r>
     </w:p>
     <w:p>
@@ -1889,7 +2582,7 @@
           <w:rFonts w:ascii="맑은 고딕" w:hAnsi="맑은 고딕" w:eastAsia="맑은 고딕"/>
           <w:sz w:val="21"/>
         </w:rPr>
-        <w:t>Testlab Neo CSV의 배치: RPM이 행이고 주파수가 열인 형태인지, 한 행에 (RPM, 주파수, 값)이 있는 형태인지, 채널·방향이 파일 안에 함께 있는지</w:t>
+        <w:t>CSV 배치 (답함) → 머리 정보 블록 + 0열 공통 주파수 + Curve(위치·방향·RPM 조합)별 진폭 열. 채널·방향·RPM 은 머리 정보에 함께 들어 있음(3절).</w:t>
       </w:r>
     </w:p>
     <w:p>
@@ -1901,7 +2594,7 @@
           <w:rFonts w:ascii="맑은 고딕" w:hAnsi="맑은 고딕" w:eastAsia="맑은 고딕"/>
           <w:sz w:val="21"/>
         </w:rPr>
-        <w:t>응답 단위(가속도 g·m/s², 음압 Pa·dB 등)와 dB 기준값</w:t>
+        <w:t>응답 단위와 dB 기준 (답함) → 진동 g(선형), 소음 Pa(원본 dB, 기준 20 µPa). 진동 dB 기준 1.0197e-7 g(1 µm/s²) — v34 기본값.</w:t>
       </w:r>
     </w:p>
     <w:p>
@@ -1913,7 +2606,7 @@
           <w:rFonts w:ascii="맑은 고딕" w:hAnsi="맑은 고딕" w:eastAsia="맑은 고딕"/>
           <w:sz w:val="21"/>
         </w:rPr>
-        <w:t>오더 정의: 기준 회전축(엔진, 모터, 펌프 등)과 기어비 적용 여부</w:t>
+        <w:t>에너지 합산 방식 (답함) → v34: 검출 피크 ± 합산 범위의 RSS, 여러 오더는 RSS 합산. 창 함수 보정은 Testlab 이 이미 적용(Hanning, 진폭 보정)한 값을 그대로 씀.</w:t>
       </w:r>
     </w:p>
     <w:p>
@@ -1925,7 +2618,17 @@
           <w:rFonts w:ascii="맑은 고딕" w:hAnsi="맑은 고딕" w:eastAsia="맑은 고딕"/>
           <w:sz w:val="21"/>
         </w:rPr>
-        <w:t>에너지 합산 방식(제곱합의 제곱근 여부, 합산 대역 기준)</w:t>
+        <w:t>피크 추출 기준 (답함) → v34: 오더마다 이론 주파수 ± 검색 범위(기본 ±1 Hz) 안 최대 칸 하나.</w:t>
+      </w:r>
+    </w:p>
+    <w:p>
+      <w:r>
+        <w:rPr>
+          <w:rFonts w:ascii="맑은 고딕" w:hAnsi="맑은 고딕" w:eastAsia="맑은 고딕"/>
+          <w:b/>
+          <w:sz w:val="21"/>
+        </w:rPr>
+        <w:t>아직 확인할 것</w:t>
       </w:r>
     </w:p>
     <w:p>
@@ -1937,7 +2640,31 @@
           <w:rFonts w:ascii="맑은 고딕" w:hAnsi="맑은 고딕" w:eastAsia="맑은 고딕"/>
           <w:sz w:val="21"/>
         </w:rPr>
-        <w:t>피크 추출 기준(임계값, 오더당 몇 개)</w:t>
+        <w:t>직무·소속, 시험 대상 기종·부위(파일로 보아 130B-X·30B-X 유압 펌프 마운트 — (가정))</w:t>
+      </w:r>
+    </w:p>
+    <w:p>
+      <w:pPr>
+        <w:pStyle w:val="ListNumber"/>
+      </w:pPr>
+      <w:r>
+        <w:rPr>
+          <w:rFonts w:ascii="맑은 고딕" w:hAnsi="맑은 고딕" w:eastAsia="맑은 고딕"/>
+          <w:sz w:val="21"/>
+        </w:rPr>
+        <w:t>오더 기준 회전축과 기어비 — 파일 이름의 36·45·39 차가 어느 축 기준인지 (지금은 회전비 1 = v34 와 같음)</w:t>
+      </w:r>
+    </w:p>
+    <w:p>
+      <w:pPr>
+        <w:pStyle w:val="ListNumber"/>
+      </w:pPr>
+      <w:r>
+        <w:rPr>
+          <w:rFonts w:ascii="맑은 고딕" w:hAnsi="맑은 고딕" w:eastAsia="맑은 고딕"/>
+          <w:sz w:val="21"/>
+        </w:rPr>
+        <w:t>이 도구가 더한 RPM 별 피크 목록·대역 에너지 합산을 계속 쓸지</w:t>
       </w:r>
     </w:p>
     <w:p>
@@ -1987,7 +2714,21 @@
           <w:rFonts w:ascii="맑은 고딕" w:hAnsi="맑은 고딕" w:eastAsia="맑은 고딕"/>
           <w:sz w:val="21"/>
         </w:rPr>
-        <w:t>첨부 파일: 패들릿 첨부 없음. 메일로 전달했다는 초안 HTML·예시 CSV는 이번 작성 자료에 포함되지 않음</w:t>
+        <w:t xml:space="preserve">첨부 파일: 게시물에는 첨부 없음. 2026-09-28 댓글 「분석기 기능 최신화하여 업로드 하였습니다. Input 예제 파일도 업로드했습니다.」 의 드라이브 폴더에서 분석기 v34 HTML 과 예시 CSV 2종을 받아 </w:t>
+      </w:r>
+      <w:r>
+        <w:rPr>
+          <w:rFonts w:ascii="Consolas" w:hAnsi="Consolas" w:eastAsia="맑은 고딕"/>
+          <w:sz w:val="20"/>
+        </w:rPr>
+        <w:t>docs/source/</w:t>
+      </w:r>
+      <w:r>
+        <w:rPr>
+          <w:rFonts w:ascii="맑은 고딕" w:hAnsi="맑은 고딕" w:eastAsia="맑은 고딕"/>
+          <w:sz w:val="21"/>
+        </w:rPr>
+        <w:t xml:space="preserve"> 에 보관</w:t>
       </w:r>
     </w:p>
     <w:p>
@@ -2011,7 +2752,7 @@
           <w:rFonts w:ascii="맑은 고딕" w:hAnsi="맑은 고딕" w:eastAsia="맑은 고딕"/>
           <w:sz w:val="21"/>
         </w:rPr>
-        <w:t>문서 이력: v0.1(게시물 2건 기반) → v0.2(수강생 요청으로 과제 1건으로 정리)</w:t>
+        <w:t>문서 이력: v0.1(게시물 2건 기반) → v0.2(수강생 요청으로 과제 1건으로 정리) → v0.3(수강생 분석기 v34·실제 입력 파일 반영)</w:t>
       </w:r>
     </w:p>
     <w:sectPr>

--- a/docs/01_프로젝트_기획서.docx
+++ b/docs/01_프로젝트_기획서.docx
@@ -225,7 +225,7 @@
                 <w:rFonts w:ascii="맑은 고딕" w:hAnsi="맑은 고딕" w:eastAsia="맑은 고딕"/>
                 <w:sz w:val="19"/>
               </w:rPr>
-              <w:t>2026-09-28</w:t>
+              <w:t>2026-09-28 (v0.4 갱신 2026-09-29)</w:t>
             </w:r>
           </w:p>
         </w:tc>
@@ -257,7 +257,7 @@
                 <w:rFonts w:ascii="맑은 고딕" w:hAnsi="맑은 고딕" w:eastAsia="맑은 고딕"/>
                 <w:sz w:val="19"/>
               </w:rPr>
-              <w:t>초안 v0.3 — 수강생 분석기 v34·실제 입력 파일 반영</w:t>
+              <w:t>초안 v0.4 — v34 의 XLSX 저장·그래프 축 범위·높이 조절·끌어 놓기·즉시 다시 계산을 이 도구에 넣음</w:t>
             </w:r>
           </w:p>
         </w:tc>
@@ -1974,7 +1974,7 @@
                 <w:rFonts w:ascii="맑은 고딕" w:hAnsi="맑은 고딕" w:eastAsia="맑은 고딕"/>
                 <w:sz w:val="19"/>
               </w:rPr>
-              <w:t>v34 와 같은 시트 구성(Settings·Order Analysis·Order RSS Sum) — 1단계는 같은 열의 CSV</w:t>
+              <w:t>v34 와 같은 시트·열(Settings·Order Analysis·Order RSS Sum) + 이 도구의 표 시트(오더별 최대·피크 목록·에너지 합산·경고 로그). 수강생이 v34 에서 이미 쓰고 있어 3차(2026-09-29)에 넣음</w:t>
             </w:r>
           </w:p>
         </w:tc>
@@ -1989,7 +1989,7 @@
                 <w:rFonts w:ascii="맑은 고딕" w:hAnsi="맑은 고딕" w:eastAsia="맑은 고딕"/>
                 <w:sz w:val="19"/>
               </w:rPr>
-              <w:t>확장</w:t>
+              <w:t>MVP</w:t>
             </w:r>
           </w:p>
         </w:tc>
@@ -2021,7 +2021,54 @@
                 <w:rFonts w:ascii="맑은 고딕" w:hAnsi="맑은 고딕" w:eastAsia="맑은 고딕"/>
                 <w:sz w:val="19"/>
               </w:rPr>
-              <w:t>그래프 축 범위·크기 조절, 다크 모드, 끌어 놓기 업로드 (v34 에 있음)</w:t>
+              <w:t>그래프·컬러맵 축 범위 입력(자동 되돌리기), 그래프 높이 끌어서 조절(기억), 끌어 놓기 업로드(여러 파일), 설정 바꾸면 즉시 다시 계산(큰 파일은 끔) — v34 에 있어 3차에 넣음</w:t>
+            </w:r>
+          </w:p>
+        </w:tc>
+        <w:tc>
+          <w:tcPr>
+            <w:tcW w:type="dxa" w:w="2880"/>
+          </w:tcPr>
+          <w:p>
+            <w:r/>
+            <w:r>
+              <w:rPr>
+                <w:rFonts w:ascii="맑은 고딕" w:hAnsi="맑은 고딕" w:eastAsia="맑은 고딕"/>
+                <w:sz w:val="19"/>
+              </w:rPr>
+              <w:t>MVP</w:t>
+            </w:r>
+          </w:p>
+        </w:tc>
+      </w:tr>
+      <w:tr>
+        <w:tc>
+          <w:tcPr>
+            <w:tcW w:type="dxa" w:w="2880"/>
+          </w:tcPr>
+          <w:p>
+            <w:r/>
+            <w:r>
+              <w:rPr>
+                <w:rFonts w:ascii="맑은 고딕" w:hAnsi="맑은 고딕" w:eastAsia="맑은 고딕"/>
+                <w:sz w:val="19"/>
+              </w:rPr>
+              <w:t>다크 모드</w:t>
+            </w:r>
+          </w:p>
+        </w:tc>
+        <w:tc>
+          <w:tcPr>
+            <w:tcW w:type="dxa" w:w="2880"/>
+          </w:tcPr>
+          <w:p>
+            <w:r/>
+            <w:r>
+              <w:rPr>
+                <w:rFonts w:ascii="맑은 고딕" w:hAnsi="맑은 고딕" w:eastAsia="맑은 고딕"/>
+                <w:sz w:val="19"/>
+              </w:rPr>
+              <w:t>v34 에 있음 — 계산과 무관한 화면 테마</w:t>
             </w:r>
           </w:p>
         </w:tc>
@@ -2125,7 +2172,7 @@
           <w:rFonts w:ascii="맑은 고딕" w:hAnsi="맑은 고딕" w:eastAsia="맑은 고딕"/>
           <w:sz w:val="21"/>
         </w:rPr>
-        <w:t>결과 CSV(오더 추적·오더 RSS 합산·오더별 최대·피크 목록·에너지 합산), 오류·경고 로그</w:t>
+        <w:t>결과 XLSX(v34 와 같은 시트 + 이 도구의 표) · 결과 CSV(오더 추적·오더 RSS 합산·오더별 최대·피크 목록·에너지 합산), 오류·경고 로그</w:t>
       </w:r>
     </w:p>
     <w:p>
@@ -2374,6 +2421,32 @@
     </w:p>
     <w:p>
       <w:pPr>
+        <w:pStyle w:val="ListBullet"/>
+      </w:pPr>
+      <w:r>
+        <w:rPr>
+          <w:rFonts w:ascii="맑은 고딕" w:hAnsi="맑은 고딕" w:eastAsia="맑은 고딕"/>
+          <w:sz w:val="21"/>
+        </w:rPr>
+        <w:t>XLSX 쓰기만 SheetJS 를 리포 안(</w:t>
+      </w:r>
+      <w:r>
+        <w:rPr>
+          <w:rFonts w:ascii="Consolas" w:hAnsi="Consolas" w:eastAsia="맑은 고딕"/>
+          <w:sz w:val="20"/>
+        </w:rPr>
+        <w:t>vendor/xlsx.full.min.js</w:t>
+      </w:r>
+      <w:r>
+        <w:rPr>
+          <w:rFonts w:ascii="맑은 고딕" w:hAnsi="맑은 고딕" w:eastAsia="맑은 고딕"/>
+          <w:sz w:val="21"/>
+        </w:rPr>
+        <w:t>)에 두고 XLSX 를 처음 저장할 때 불러옵니다 — 인터넷이 없어도, 파일로 열어도(file://) 동작합니다.</w:t>
+      </w:r>
+    </w:p>
+    <w:p>
+      <w:pPr>
         <w:pStyle w:val="Heading2"/>
       </w:pPr>
       <w:r>
@@ -2463,6 +2536,64 @@
           <w:b/>
           <w:sz w:val="21"/>
         </w:rPr>
+        <w:t>1단계 보강 — v34 화면 기능 (3차, 2026-09-29)</w:t>
+      </w:r>
+    </w:p>
+    <w:p>
+      <w:pPr>
+        <w:pStyle w:val="ListBullet"/>
+      </w:pPr>
+      <w:r>
+        <w:rPr>
+          <w:rFonts w:ascii="맑은 고딕" w:hAnsi="맑은 고딕" w:eastAsia="맑은 고딕"/>
+          <w:sz w:val="21"/>
+        </w:rPr>
+        <w:t>XLSX 저장(v34 시트·열 그대로 + 이 도구의 표 시트)</w:t>
+      </w:r>
+    </w:p>
+    <w:p>
+      <w:pPr>
+        <w:pStyle w:val="ListBullet"/>
+      </w:pPr>
+      <w:r>
+        <w:rPr>
+          <w:rFonts w:ascii="맑은 고딕" w:hAnsi="맑은 고딕" w:eastAsia="맑은 고딕"/>
+          <w:sz w:val="21"/>
+        </w:rPr>
+        <w:t>그래프·컬러맵 축 범위 입력과 자동 되돌리기, 그래프 높이 끌어서 조절(브라우저에 기억)</w:t>
+      </w:r>
+    </w:p>
+    <w:p>
+      <w:pPr>
+        <w:pStyle w:val="ListBullet"/>
+      </w:pPr>
+      <w:r>
+        <w:rPr>
+          <w:rFonts w:ascii="맑은 고딕" w:hAnsi="맑은 고딕" w:eastAsia="맑은 고딕"/>
+          <w:sz w:val="21"/>
+        </w:rPr>
+        <w:t>끌어 놓기 업로드(여러 파일 → 「불러온 파일」 목록에서 바꿔 보기)</w:t>
+      </w:r>
+    </w:p>
+    <w:p>
+      <w:pPr>
+        <w:pStyle w:val="ListBullet"/>
+      </w:pPr>
+      <w:r>
+        <w:rPr>
+          <w:rFonts w:ascii="맑은 고딕" w:hAnsi="맑은 고딕" w:eastAsia="맑은 고딕"/>
+          <w:sz w:val="21"/>
+        </w:rPr>
+        <w:t>설정을 바꾸면 0.3초 뒤 즉시 다시 계산(끌 수 있음, 큰 파일은 저절로 꺼짐)</w:t>
+      </w:r>
+    </w:p>
+    <w:p>
+      <w:r>
+        <w:rPr>
+          <w:rFonts w:ascii="맑은 고딕" w:hAnsi="맑은 고딕" w:eastAsia="맑은 고딕"/>
+          <w:b/>
+          <w:sz w:val="21"/>
+        </w:rPr>
         <w:t>2단계 — 확장</w:t>
       </w:r>
     </w:p>
@@ -2475,7 +2606,7 @@
           <w:rFonts w:ascii="맑은 고딕" w:hAnsi="맑은 고딕" w:eastAsia="맑은 고딕"/>
           <w:sz w:val="21"/>
         </w:rPr>
-        <w:t>XLSX 저장(v34 시트 구성)</w:t>
+        <w:t>다크 모드(v34 에 있음)</w:t>
       </w:r>
     </w:p>
     <w:p>
@@ -2487,19 +2618,7 @@
           <w:rFonts w:ascii="맑은 고딕" w:hAnsi="맑은 고딕" w:eastAsia="맑은 고딕"/>
           <w:sz w:val="21"/>
         </w:rPr>
-        <w:t>그래프 축 범위 입력·크기 조절, 다크 모드, 끌어 놓기 업로드, 입력 즉시 다시 계산</w:t>
-      </w:r>
-    </w:p>
-    <w:p>
-      <w:pPr>
-        <w:pStyle w:val="ListBullet"/>
-      </w:pPr>
-      <w:r>
-        <w:rPr>
-          <w:rFonts w:ascii="맑은 고딕" w:hAnsi="맑은 고딕" w:eastAsia="맑은 고딕"/>
-          <w:sz w:val="21"/>
-        </w:rPr>
-        <w:t>여러 시험 비교(두 개 이상의 CSV를 겹쳐 비교)</w:t>
+        <w:t>여러 시험 비교(두 개 이상의 CSV를 한 그래프에 겹쳐 비교 — 지금은 여러 파일을 불러 하나씩 바꿔 봄)</w:t>
       </w:r>
     </w:p>
     <w:p>
@@ -2752,7 +2871,7 @@
           <w:rFonts w:ascii="맑은 고딕" w:hAnsi="맑은 고딕" w:eastAsia="맑은 고딕"/>
           <w:sz w:val="21"/>
         </w:rPr>
-        <w:t>문서 이력: v0.1(게시물 2건 기반) → v0.2(수강생 요청으로 과제 1건으로 정리) → v0.3(수강생 분석기 v34·실제 입력 파일 반영)</w:t>
+        <w:t>문서 이력: v0.1(게시물 2건 기반) → v0.2(수강생 요청으로 과제 1건으로 정리) → v0.3(수강생 분석기 v34·실제 입력 파일 반영) → v0.4(v34 의 XLSX·축 범위·높이 조절·끌어 놓기·즉시 다시 계산을 1단계에 넣음, 2026-09-29)</w:t>
       </w:r>
     </w:p>
     <w:sectPr>

--- a/docs/01_프로젝트_기획서.docx
+++ b/docs/01_프로젝트_기획서.docx
@@ -7,12 +7,6 @@
         <w:pStyle w:val="Title"/>
       </w:pPr>
       <w:r>
-        <w:rPr>
-          <w:rFonts w:ascii="맑은 고딕" w:hAnsi="맑은 고딕" w:eastAsia="맑은 고딕"/>
-          <w:b/>
-          <w:color w:val="1F3864"/>
-          <w:sz w:val="36"/>
-        </w:rPr>
         <w:t>소음진동 오더 분석 도구 — 프로젝트 기획서</w:t>
       </w:r>
     </w:p>
@@ -30,7 +24,6 @@
         <w:tc>
           <w:tcPr>
             <w:tcW w:type="dxa" w:w="4320"/>
-            <w:shd w:val="clear" w:color="auto" w:fill="E8EEF6"/>
           </w:tcPr>
           <w:p>
             <w:r>
@@ -40,9 +33,7 @@
             </w:r>
             <w:r>
               <w:rPr>
-                <w:rFonts w:ascii="맑은 고딕" w:hAnsi="맑은 고딕" w:eastAsia="맑은 고딕"/>
                 <w:b/>
-                <w:sz w:val="19"/>
               </w:rPr>
               <w:t>항목</w:t>
             </w:r>
@@ -51,7 +42,6 @@
         <w:tc>
           <w:tcPr>
             <w:tcW w:type="dxa" w:w="4320"/>
-            <w:shd w:val="clear" w:color="auto" w:fill="E8EEF6"/>
           </w:tcPr>
           <w:p>
             <w:r>
@@ -61,9 +51,7 @@
             </w:r>
             <w:r>
               <w:rPr>
-                <w:rFonts w:ascii="맑은 고딕" w:hAnsi="맑은 고딕" w:eastAsia="맑은 고딕"/>
                 <w:b/>
-                <w:sz w:val="19"/>
               </w:rPr>
               <w:t>내용</w:t>
             </w:r>
@@ -78,10 +66,6 @@
           <w:p>
             <w:r/>
             <w:r>
-              <w:rPr>
-                <w:rFonts w:ascii="맑은 고딕" w:hAnsi="맑은 고딕" w:eastAsia="맑은 고딕"/>
-                <w:sz w:val="19"/>
-              </w:rPr>
               <w:t>리포</w:t>
             </w:r>
           </w:p>
@@ -93,10 +77,6 @@
           <w:p>
             <w:r/>
             <w:r>
-              <w:rPr>
-                <w:rFonts w:ascii="맑은 고딕" w:hAnsi="맑은 고딕" w:eastAsia="맑은 고딕"/>
-                <w:sz w:val="19"/>
-              </w:rPr>
               <w:t>data09-06</w:t>
             </w:r>
           </w:p>
@@ -110,10 +90,6 @@
           <w:p>
             <w:r/>
             <w:r>
-              <w:rPr>
-                <w:rFonts w:ascii="맑은 고딕" w:hAnsi="맑은 고딕" w:eastAsia="맑은 고딕"/>
-                <w:sz w:val="19"/>
-              </w:rPr>
               <w:t>제출자</w:t>
             </w:r>
           </w:p>
@@ -125,10 +101,6 @@
           <w:p>
             <w:r/>
             <w:r>
-              <w:rPr>
-                <w:rFonts w:ascii="맑은 고딕" w:hAnsi="맑은 고딕" w:eastAsia="맑은 고딕"/>
-                <w:sz w:val="19"/>
-              </w:rPr>
               <w:t>조윤제</w:t>
             </w:r>
           </w:p>
@@ -142,10 +114,6 @@
           <w:p>
             <w:r/>
             <w:r>
-              <w:rPr>
-                <w:rFonts w:ascii="맑은 고딕" w:hAnsi="맑은 고딕" w:eastAsia="맑은 고딕"/>
-                <w:sz w:val="19"/>
-              </w:rPr>
               <w:t>직무·소속</w:t>
             </w:r>
           </w:p>
@@ -157,10 +125,6 @@
           <w:p>
             <w:r/>
             <w:r>
-              <w:rPr>
-                <w:rFonts w:ascii="맑은 고딕" w:hAnsi="맑은 고딕" w:eastAsia="맑은 고딕"/>
-                <w:sz w:val="19"/>
-              </w:rPr>
               <w:t>제출 자료에 명시되지 않음 (진동·소음(NVH) 시험·분석 업무 담당으로 보임 — (가정))</w:t>
             </w:r>
           </w:p>
@@ -174,10 +138,6 @@
           <w:p>
             <w:r/>
             <w:r>
-              <w:rPr>
-                <w:rFonts w:ascii="맑은 고딕" w:hAnsi="맑은 고딕" w:eastAsia="맑은 고딕"/>
-                <w:sz w:val="19"/>
-              </w:rPr>
               <w:t>과정</w:t>
             </w:r>
           </w:p>
@@ -189,10 +149,6 @@
           <w:p>
             <w:r/>
             <w:r>
-              <w:rPr>
-                <w:rFonts w:ascii="맑은 고딕" w:hAnsi="맑은 고딕" w:eastAsia="맑은 고딕"/>
-                <w:sz w:val="19"/>
-              </w:rPr>
               <w:t>현장 데이터 디지털화 전문가과정 1차수</w:t>
             </w:r>
           </w:p>
@@ -206,10 +162,6 @@
           <w:p>
             <w:r/>
             <w:r>
-              <w:rPr>
-                <w:rFonts w:ascii="맑은 고딕" w:hAnsi="맑은 고딕" w:eastAsia="맑은 고딕"/>
-                <w:sz w:val="19"/>
-              </w:rPr>
               <w:t>작성일</w:t>
             </w:r>
           </w:p>
@@ -221,11 +173,7 @@
           <w:p>
             <w:r/>
             <w:r>
-              <w:rPr>
-                <w:rFonts w:ascii="맑은 고딕" w:hAnsi="맑은 고딕" w:eastAsia="맑은 고딕"/>
-                <w:sz w:val="19"/>
-              </w:rPr>
-              <w:t>2026-09-28 (v0.4 갱신 2026-09-29)</w:t>
+              <w:t>2026-09-28 (v0.5 갱신 2026-09-30)</w:t>
             </w:r>
           </w:p>
         </w:tc>
@@ -238,10 +186,6 @@
           <w:p>
             <w:r/>
             <w:r>
-              <w:rPr>
-                <w:rFonts w:ascii="맑은 고딕" w:hAnsi="맑은 고딕" w:eastAsia="맑은 고딕"/>
-                <w:sz w:val="19"/>
-              </w:rPr>
               <w:t>문서 상태</w:t>
             </w:r>
           </w:p>
@@ -253,52 +197,31 @@
           <w:p>
             <w:r/>
             <w:r>
-              <w:rPr>
-                <w:rFonts w:ascii="맑은 고딕" w:hAnsi="맑은 고딕" w:eastAsia="맑은 고딕"/>
-                <w:sz w:val="19"/>
-              </w:rPr>
-              <w:t>초안 v0.4 — v34 의 XLSX 저장·그래프 축 범위·높이 조절·끌어 놓기·즉시 다시 계산을 이 도구에 넣음</w:t>
+              <w:t>초안 v0.5 — 제출자 분석기 v40 을 기준으로 RPM 별 Overall·오더 기여도(그래프·표시 옵션·XLSX 시트)를 더함</w:t>
             </w:r>
           </w:p>
         </w:tc>
       </w:tr>
     </w:tbl>
-    <w:p/>
     <w:p>
       <w:r>
-        <w:rPr>
-          <w:rFonts w:ascii="맑은 고딕" w:hAnsi="맑은 고딕" w:eastAsia="맑은 고딕"/>
-          <w:sz w:val="21"/>
-        </w:rPr>
         <w:t xml:space="preserve">이 문서는 제출자의 게시물 「소음진동 오더 분석 도구 개발」(2026-09-23)과 2026-09-28 댓글로 받은 </w:t>
       </w:r>
       <w:r>
         <w:rPr>
-          <w:rFonts w:ascii="맑은 고딕" w:hAnsi="맑은 고딕" w:eastAsia="맑은 고딕"/>
           <w:b/>
-          <w:sz w:val="21"/>
         </w:rPr>
         <w:t>제출자 분석기 v34(HTML)와 Testlab Neo 실제 내보내기 CSV 2종</w:t>
       </w:r>
       <w:r>
-        <w:rPr>
-          <w:rFonts w:ascii="맑은 고딕" w:hAnsi="맑은 고딕" w:eastAsia="맑은 고딕"/>
-          <w:sz w:val="21"/>
-        </w:rPr>
         <w:t>을 바탕으로 합니다. 주파수축 데이터마다 RPM 이 붙어 있어 별도의 RPM 추정 없이 오더 계산이 가능하며, 계산 기준은 v34 를 따릅니다.</w:t>
       </w:r>
     </w:p>
     <w:p>
       <w:pPr>
-        <w:pStyle w:val="Heading2"/>
+        <w:pStyle w:val="Heading1"/>
       </w:pPr>
       <w:r>
-        <w:rPr>
-          <w:rFonts w:ascii="맑은 고딕" w:hAnsi="맑은 고딕" w:eastAsia="맑은 고딕"/>
-          <w:b/>
-          <w:color w:val="1F3864"/>
-          <w:sz w:val="28"/>
-        </w:rPr>
         <w:t>1. 추진 배경과 현안</w:t>
       </w:r>
     </w:p>
@@ -307,10 +230,6 @@
         <w:pStyle w:val="ListBullet"/>
       </w:pPr>
       <w:r>
-        <w:rPr>
-          <w:rFonts w:ascii="맑은 고딕" w:hAnsi="맑은 고딕" w:eastAsia="맑은 고딕"/>
-          <w:sz w:val="21"/>
-        </w:rPr>
         <w:t>배경: 시험 스펙트럼 데이터를 신속하게 오더 성분으로 분석하고 시각화하려는 것입니다.</w:t>
       </w:r>
     </w:p>
@@ -319,52 +238,34 @@
         <w:pStyle w:val="ListBullet"/>
       </w:pPr>
       <w:r>
-        <w:rPr>
-          <w:rFonts w:ascii="맑은 고딕" w:hAnsi="맑은 고딕" w:eastAsia="맑은 고딕"/>
-          <w:sz w:val="21"/>
-        </w:rPr>
         <w:t>현안(가정): 현재는 Testlab Neo에서 내보낸 결과를 엑셀 등에서 따로 가공해 오더별 그래프를 그리고 있을 것으로 보입니다. 실제 현재 방식은 10절에서 확인합니다.</w:t>
       </w:r>
     </w:p>
     <w:p>
       <w:pPr>
-        <w:pStyle w:val="Heading2"/>
+        <w:pStyle w:val="Heading1"/>
       </w:pPr>
       <w:r>
-        <w:rPr>
-          <w:rFonts w:ascii="맑은 고딕" w:hAnsi="맑은 고딕" w:eastAsia="맑은 고딕"/>
-          <w:b/>
-          <w:color w:val="1F3864"/>
-          <w:sz w:val="28"/>
-        </w:rPr>
         <w:t>2. 목표</w:t>
       </w:r>
     </w:p>
     <w:p>
       <w:r>
         <w:rPr>
-          <w:rFonts w:ascii="맑은 고딕" w:hAnsi="맑은 고딕" w:eastAsia="맑은 고딕"/>
           <w:b/>
-          <w:sz w:val="21"/>
         </w:rPr>
         <w:t>최종 목표</w:t>
       </w:r>
     </w:p>
     <w:p>
       <w:r>
-        <w:rPr>
-          <w:rFonts w:ascii="맑은 고딕" w:hAnsi="맑은 고딕" w:eastAsia="맑은 고딕"/>
-          <w:sz w:val="21"/>
-        </w:rPr>
         <w:t>Testlab Neo에서 내보낸 진동·소음 시험 결과를 넣으면 오더 분석, 피크 추출, 에너지 합산, 시각화, 결과 저장까지 같은 기준으로 나오는 분석 도구를 만듭니다.</w:t>
       </w:r>
     </w:p>
     <w:p>
       <w:r>
         <w:rPr>
-          <w:rFonts w:ascii="맑은 고딕" w:hAnsi="맑은 고딕" w:eastAsia="맑은 고딕"/>
           <w:b/>
-          <w:sz w:val="21"/>
         </w:rPr>
         <w:t>1차 개발 목표</w:t>
       </w:r>
@@ -374,10 +275,6 @@
         <w:pStyle w:val="ListBullet"/>
       </w:pPr>
       <w:r>
-        <w:rPr>
-          <w:rFonts w:ascii="맑은 고딕" w:hAnsi="맑은 고딕" w:eastAsia="맑은 고딕"/>
-          <w:sz w:val="21"/>
-        </w:rPr>
         <w:t>Testlab Neo export CSV(RPM, 채널, 방향, 단위, 진동소음 응답)를 브라우저에 올리면</w:t>
       </w:r>
     </w:p>
@@ -386,10 +283,6 @@
         <w:pStyle w:val="ListBullet"/>
       </w:pPr>
       <w:r>
-        <w:rPr>
-          <w:rFonts w:ascii="맑은 고딕" w:hAnsi="맑은 고딕" w:eastAsia="맑은 고딕"/>
-          <w:sz w:val="21"/>
-        </w:rPr>
         <w:t>오더 분석, 피크 추출, 진동소음 에너지 합산을 계산하고</w:t>
       </w:r>
     </w:p>
@@ -398,10 +291,6 @@
         <w:pStyle w:val="ListBullet"/>
       </w:pPr>
       <w:r>
-        <w:rPr>
-          <w:rFonts w:ascii="맑은 고딕" w:hAnsi="맑은 고딕" w:eastAsia="맑은 고딕"/>
-          <w:sz w:val="21"/>
-        </w:rPr>
         <w:t>오더별 RPM-진폭 그래프, 스펙트럼 컬러맵, 피크 정보 툴팁으로 보여 주며</w:t>
       </w:r>
     </w:p>
@@ -410,10 +299,6 @@
         <w:pStyle w:val="ListBullet"/>
       </w:pPr>
       <w:r>
-        <w:rPr>
-          <w:rFonts w:ascii="맑은 고딕" w:hAnsi="맑은 고딕" w:eastAsia="맑은 고딕"/>
-          <w:sz w:val="21"/>
-        </w:rPr>
         <w:t>결과 CSV와 오류·경고 로그를 저장합니다.</w:t>
       </w:r>
     </w:p>
@@ -422,24 +307,14 @@
         <w:pStyle w:val="ListBullet"/>
       </w:pPr>
       <w:r>
-        <w:rPr>
-          <w:rFonts w:ascii="맑은 고딕" w:hAnsi="맑은 고딕" w:eastAsia="맑은 고딕"/>
-          <w:sz w:val="21"/>
-        </w:rPr>
         <w:t>제출자 분석기 v34 의 계산(피크 검색 → 합산 RSS, 오더 RSS 합산, dB/dBA 표시)을 기준으로 삼아 기능을 정리·보강합니다.</w:t>
       </w:r>
     </w:p>
     <w:p>
       <w:pPr>
-        <w:pStyle w:val="Heading2"/>
+        <w:pStyle w:val="Heading1"/>
       </w:pPr>
       <w:r>
-        <w:rPr>
-          <w:rFonts w:ascii="맑은 고딕" w:hAnsi="맑은 고딕" w:eastAsia="맑은 고딕"/>
-          <w:b/>
-          <w:color w:val="1F3864"/>
-          <w:sz w:val="28"/>
-        </w:rPr>
         <w:t>3. 보유 데이터</w:t>
       </w:r>
     </w:p>
@@ -459,7 +334,6 @@
         <w:tc>
           <w:tcPr>
             <w:tcW w:type="dxa" w:w="2160"/>
-            <w:shd w:val="clear" w:color="auto" w:fill="E8EEF6"/>
           </w:tcPr>
           <w:p>
             <w:r>
@@ -469,9 +343,7 @@
             </w:r>
             <w:r>
               <w:rPr>
-                <w:rFonts w:ascii="맑은 고딕" w:hAnsi="맑은 고딕" w:eastAsia="맑은 고딕"/>
                 <w:b/>
-                <w:sz w:val="19"/>
               </w:rPr>
               <w:t>데이터</w:t>
             </w:r>
@@ -480,7 +352,6 @@
         <w:tc>
           <w:tcPr>
             <w:tcW w:type="dxa" w:w="2160"/>
-            <w:shd w:val="clear" w:color="auto" w:fill="E8EEF6"/>
           </w:tcPr>
           <w:p>
             <w:r>
@@ -490,9 +361,7 @@
             </w:r>
             <w:r>
               <w:rPr>
-                <w:rFonts w:ascii="맑은 고딕" w:hAnsi="맑은 고딕" w:eastAsia="맑은 고딕"/>
                 <w:b/>
-                <w:sz w:val="19"/>
               </w:rPr>
               <w:t>형태</w:t>
             </w:r>
@@ -501,7 +370,6 @@
         <w:tc>
           <w:tcPr>
             <w:tcW w:type="dxa" w:w="2160"/>
-            <w:shd w:val="clear" w:color="auto" w:fill="E8EEF6"/>
           </w:tcPr>
           <w:p>
             <w:r>
@@ -511,9 +379,7 @@
             </w:r>
             <w:r>
               <w:rPr>
-                <w:rFonts w:ascii="맑은 고딕" w:hAnsi="맑은 고딕" w:eastAsia="맑은 고딕"/>
                 <w:b/>
-                <w:sz w:val="19"/>
               </w:rPr>
               <w:t>규모·주기</w:t>
             </w:r>
@@ -522,7 +388,6 @@
         <w:tc>
           <w:tcPr>
             <w:tcW w:type="dxa" w:w="2160"/>
-            <w:shd w:val="clear" w:color="auto" w:fill="E8EEF6"/>
           </w:tcPr>
           <w:p>
             <w:r>
@@ -532,9 +397,7 @@
             </w:r>
             <w:r>
               <w:rPr>
-                <w:rFonts w:ascii="맑은 고딕" w:hAnsi="맑은 고딕" w:eastAsia="맑은 고딕"/>
                 <w:b/>
-                <w:sz w:val="19"/>
               </w:rPr>
               <w:t>비고(민감도 등)</w:t>
             </w:r>
@@ -549,30 +412,20 @@
           <w:p>
             <w:r/>
             <w:r>
-              <w:rPr>
-                <w:rFonts w:ascii="맑은 고딕" w:hAnsi="맑은 고딕" w:eastAsia="맑은 고딕"/>
-                <w:sz w:val="19"/>
-              </w:rPr>
               <w:t xml:space="preserve">Testlab Neo export 주파수축 CSV — 예시 2종 </w:t>
             </w:r>
             <w:r>
               <w:rPr>
-                <w:rFonts w:ascii="Consolas" w:hAnsi="Consolas" w:eastAsia="맑은 고딕"/>
-                <w:sz w:val="18"/>
+                <w:rFonts w:ascii="Consolas" w:hAnsi="Consolas"/>
               </w:rPr>
               <w:t>sim)130B-X 36,45order.csv</w:t>
             </w:r>
             <w:r>
-              <w:rPr>
-                <w:rFonts w:ascii="맑은 고딕" w:hAnsi="맑은 고딕" w:eastAsia="맑은 고딕"/>
-                <w:sz w:val="19"/>
-              </w:rPr>
               <w:t xml:space="preserve">, </w:t>
             </w:r>
             <w:r>
               <w:rPr>
-                <w:rFonts w:ascii="Consolas" w:hAnsi="Consolas" w:eastAsia="맑은 고딕"/>
-                <w:sz w:val="18"/>
+                <w:rFonts w:ascii="Consolas" w:hAnsi="Consolas"/>
               </w:rPr>
               <w:t>sim)30B-X 39order.csv</w:t>
             </w:r>
@@ -585,10 +438,6 @@
           <w:p>
             <w:r/>
             <w:r>
-              <w:rPr>
-                <w:rFonts w:ascii="맑은 고딕" w:hAnsi="맑은 고딕" w:eastAsia="맑은 고딕"/>
-                <w:sz w:val="19"/>
-              </w:rPr>
               <w:t>CSV (UTF-8 BOM, 쉼표)</w:t>
             </w:r>
           </w:p>
@@ -600,10 +449,6 @@
           <w:p>
             <w:r/>
             <w:r>
-              <w:rPr>
-                <w:rFonts w:ascii="맑은 고딕" w:hAnsi="맑은 고딕" w:eastAsia="맑은 고딕"/>
-                <w:sz w:val="19"/>
-              </w:rPr>
               <w:t>시험 건별. 예시는 Curve 20개(진동 4위치 × 5 RPM) / 60개(진동 4 + 소음 2 × 10 RPM), 1000~2000 Hz · 1 Hz 간격, 436 KB · 773 KB</w:t>
             </w:r>
           </w:p>
@@ -615,24 +460,15 @@
           <w:p>
             <w:r/>
             <w:r>
-              <w:rPr>
-                <w:rFonts w:ascii="맑은 고딕" w:hAnsi="맑은 고딕" w:eastAsia="맑은 고딕"/>
-                <w:sz w:val="19"/>
-              </w:rPr>
               <w:t xml:space="preserve">2026-09-28 수령, </w:t>
             </w:r>
             <w:r>
               <w:rPr>
-                <w:rFonts w:ascii="Consolas" w:hAnsi="Consolas" w:eastAsia="맑은 고딕"/>
-                <w:sz w:val="18"/>
+                <w:rFonts w:ascii="Consolas" w:hAnsi="Consolas"/>
               </w:rPr>
               <w:t>docs/source/</w:t>
             </w:r>
             <w:r>
-              <w:rPr>
-                <w:rFonts w:ascii="맑은 고딕" w:hAnsi="맑은 고딕" w:eastAsia="맑은 고딕"/>
-                <w:sz w:val="19"/>
-              </w:rPr>
               <w:t xml:space="preserve"> 보관</w:t>
             </w:r>
           </w:p>
@@ -646,10 +482,6 @@
           <w:p>
             <w:r/>
             <w:r>
-              <w:rPr>
-                <w:rFonts w:ascii="맑은 고딕" w:hAnsi="맑은 고딕" w:eastAsia="맑은 고딕"/>
-                <w:sz w:val="19"/>
-              </w:rPr>
               <w:t>제출자 분석기 v34</w:t>
             </w:r>
           </w:p>
@@ -661,10 +493,6 @@
           <w:p>
             <w:r/>
             <w:r>
-              <w:rPr>
-                <w:rFonts w:ascii="맑은 고딕" w:hAnsi="맑은 고딕" w:eastAsia="맑은 고딕"/>
-                <w:sz w:val="19"/>
-              </w:rPr>
               <w:t>HTML 1개(약 160 KB)</w:t>
             </w:r>
           </w:p>
@@ -676,10 +504,6 @@
           <w:p>
             <w:r/>
             <w:r>
-              <w:rPr>
-                <w:rFonts w:ascii="맑은 고딕" w:hAnsi="맑은 고딕" w:eastAsia="맑은 고딕"/>
-                <w:sz w:val="19"/>
-              </w:rPr>
               <w:t>—</w:t>
             </w:r>
           </w:p>
@@ -691,23 +515,16 @@
           <w:p>
             <w:r/>
             <w:r>
-              <w:rPr>
-                <w:rFonts w:ascii="맑은 고딕" w:hAnsi="맑은 고딕" w:eastAsia="맑은 고딕"/>
-                <w:sz w:val="19"/>
-              </w:rPr>
               <w:t>2026-09-28 수령. 계산 기준</w:t>
             </w:r>
           </w:p>
         </w:tc>
       </w:tr>
     </w:tbl>
-    <w:p/>
     <w:p>
       <w:r>
         <w:rPr>
-          <w:rFonts w:ascii="맑은 고딕" w:hAnsi="맑은 고딕" w:eastAsia="맑은 고딕"/>
           <w:b/>
-          <w:sz w:val="21"/>
         </w:rPr>
         <w:t>실제 내보내기 형식 (확인됨)</w:t>
       </w:r>
@@ -717,95 +534,60 @@
         <w:pStyle w:val="ListBullet"/>
       </w:pPr>
       <w:r>
-        <w:rPr>
-          <w:rFonts w:ascii="맑은 고딕" w:hAnsi="맑은 고딕" w:eastAsia="맑은 고딕"/>
-          <w:sz w:val="21"/>
-        </w:rPr>
         <w:t xml:space="preserve">1줄 </w:t>
       </w:r>
       <w:r>
         <w:rPr>
-          <w:rFonts w:ascii="Consolas" w:hAnsi="Consolas" w:eastAsia="맑은 고딕"/>
-          <w:sz w:val="20"/>
+          <w:rFonts w:ascii="Consolas" w:hAnsi="Consolas"/>
         </w:rPr>
         <w:t>Curve 1</w:t>
       </w:r>
       <w:r>
-        <w:rPr>
-          <w:rFonts w:ascii="맑은 고딕" w:hAnsi="맑은 고딕" w:eastAsia="맑은 고딕"/>
-          <w:sz w:val="21"/>
-        </w:rPr>
         <w:t xml:space="preserve"> 제목 → </w:t>
       </w:r>
       <w:r>
         <w:rPr>
-          <w:rFonts w:ascii="Consolas" w:hAnsi="Consolas" w:eastAsia="맑은 고딕"/>
-          <w:sz w:val="20"/>
+          <w:rFonts w:ascii="Consolas" w:hAnsi="Consolas"/>
         </w:rPr>
         <w:t>MS Logging</w:t>
       </w:r>
       <w:r>
-        <w:rPr>
-          <w:rFonts w:ascii="맑은 고딕" w:hAnsi="맑은 고딕" w:eastAsia="맑은 고딕"/>
-          <w:sz w:val="21"/>
-        </w:rPr>
         <w:t xml:space="preserve"> 등 → </w:t>
       </w:r>
       <w:r>
         <w:rPr>
-          <w:rFonts w:ascii="Consolas" w:hAnsi="Consolas" w:eastAsia="맑은 고딕"/>
-          <w:sz w:val="20"/>
+          <w:rFonts w:ascii="Consolas" w:hAnsi="Consolas"/>
         </w:rPr>
         <w:t>Standard\All\…</w:t>
       </w:r>
       <w:r>
-        <w:rPr>
-          <w:rFonts w:ascii="맑은 고딕" w:hAnsi="맑은 고딕" w:eastAsia="맑은 고딕"/>
-          <w:sz w:val="21"/>
-        </w:rPr>
         <w:t xml:space="preserve"> 머리 정보 줄(0열 = 항목 이름, 1열부터 </w:t>
       </w:r>
       <w:r>
         <w:rPr>
-          <w:rFonts w:ascii="맑은 고딕" w:hAnsi="맑은 고딕" w:eastAsia="맑은 고딕"/>
           <w:b/>
-          <w:sz w:val="21"/>
         </w:rPr>
         <w:t>Curve 하나당 한 열</w:t>
       </w:r>
       <w:r>
-        <w:rPr>
-          <w:rFonts w:ascii="맑은 고딕" w:hAnsi="맑은 고딕" w:eastAsia="맑은 고딕"/>
-          <w:sz w:val="21"/>
-        </w:rPr>
         <w:t>) → 빈 줄 → 단위 줄(</w:t>
       </w:r>
       <w:r>
         <w:rPr>
-          <w:rFonts w:ascii="Consolas" w:hAnsi="Consolas" w:eastAsia="맑은 고딕"/>
-          <w:sz w:val="20"/>
+          <w:rFonts w:ascii="Consolas" w:hAnsi="Consolas"/>
         </w:rPr>
         <w:t>Hz, g, …, Pa</w:t>
       </w:r>
       <w:r>
-        <w:rPr>
-          <w:rFonts w:ascii="맑은 고딕" w:hAnsi="맑은 고딕" w:eastAsia="맑은 고딕"/>
-          <w:sz w:val="21"/>
-        </w:rPr>
         <w:t>) → 표시 척도 줄(</w:t>
       </w:r>
       <w:r>
         <w:rPr>
-          <w:rFonts w:ascii="Consolas" w:hAnsi="Consolas" w:eastAsia="맑은 고딕"/>
-          <w:sz w:val="20"/>
+          <w:rFonts w:ascii="Consolas" w:hAnsi="Consolas"/>
         </w:rPr>
         <w:t>Linear, Log (RMS), …, dB</w:t>
       </w:r>
       <w:r>
-        <w:rPr>
-          <w:rFonts w:ascii="맑은 고딕" w:hAnsi="맑은 고딕" w:eastAsia="맑은 고딕"/>
-          <w:sz w:val="21"/>
-        </w:rPr>
         <w:t>) → 데이터.</w:t>
       </w:r>
     </w:p>
@@ -814,53 +596,33 @@
         <w:pStyle w:val="ListBullet"/>
       </w:pPr>
       <w:r>
-        <w:rPr>
-          <w:rFonts w:ascii="맑은 고딕" w:hAnsi="맑은 고딕" w:eastAsia="맑은 고딕"/>
-          <w:sz w:val="21"/>
-        </w:rPr>
         <w:t xml:space="preserve">데이터: </w:t>
       </w:r>
       <w:r>
         <w:rPr>
-          <w:rFonts w:ascii="맑은 고딕" w:hAnsi="맑은 고딕" w:eastAsia="맑은 고딕"/>
           <w:b/>
-          <w:sz w:val="21"/>
         </w:rPr>
         <w:t>0열 = 공통 주파수(Hz)</w:t>
       </w:r>
       <w:r>
-        <w:rPr>
-          <w:rFonts w:ascii="맑은 고딕" w:hAnsi="맑은 고딕" w:eastAsia="맑은 고딕"/>
-          <w:sz w:val="21"/>
-        </w:rPr>
         <w:t xml:space="preserve">, 1열부터 Curve별 진폭. 작은 값은 </w:t>
       </w:r>
       <w:r>
         <w:rPr>
-          <w:rFonts w:ascii="Consolas" w:hAnsi="Consolas" w:eastAsia="맑은 고딕"/>
-          <w:sz w:val="20"/>
+          <w:rFonts w:ascii="Consolas" w:hAnsi="Consolas"/>
         </w:rPr>
         <w:t>7.05E-05</w:t>
       </w:r>
       <w:r>
-        <w:rPr>
-          <w:rFonts w:ascii="맑은 고딕" w:hAnsi="맑은 고딕" w:eastAsia="맑은 고딕"/>
-          <w:sz w:val="21"/>
-        </w:rPr>
         <w:t xml:space="preserve"> 같은 지수 표기, 파일 끝에 값 없는 </w:t>
       </w:r>
       <w:r>
         <w:rPr>
-          <w:rFonts w:ascii="Consolas" w:hAnsi="Consolas" w:eastAsia="맑은 고딕"/>
-          <w:sz w:val="20"/>
+          <w:rFonts w:ascii="Consolas" w:hAnsi="Consolas"/>
         </w:rPr>
         <w:t>,,,,</w:t>
       </w:r>
       <w:r>
-        <w:rPr>
-          <w:rFonts w:ascii="맑은 고딕" w:hAnsi="맑은 고딕" w:eastAsia="맑은 고딕"/>
-          <w:sz w:val="21"/>
-        </w:rPr>
         <w:t xml:space="preserve"> 줄이 붙기도 합니다.</w:t>
       </w:r>
     </w:p>
@@ -870,87 +632,56 @@
       </w:pPr>
       <w:r>
         <w:rPr>
-          <w:rFonts w:ascii="맑은 고딕" w:hAnsi="맑은 고딕" w:eastAsia="맑은 고딕"/>
           <w:b/>
-          <w:sz w:val="21"/>
         </w:rPr>
         <w:t>RPM</w:t>
       </w:r>
       <w:r>
-        <w:rPr>
-          <w:rFonts w:ascii="맑은 고딕" w:hAnsi="맑은 고딕" w:eastAsia="맑은 고딕"/>
-          <w:sz w:val="21"/>
-        </w:rPr>
         <w:t xml:space="preserve"> = </w:t>
       </w:r>
       <w:r>
         <w:rPr>
-          <w:rFonts w:ascii="Consolas" w:hAnsi="Consolas" w:eastAsia="맑은 고딕"/>
-          <w:sz w:val="20"/>
+          <w:rFonts w:ascii="Consolas" w:hAnsi="Consolas"/>
         </w:rPr>
         <w:t>Dataset name</w:t>
       </w:r>
       <w:r>
-        <w:rPr>
-          <w:rFonts w:ascii="맑은 고딕" w:hAnsi="맑은 고딕" w:eastAsia="맑은 고딕"/>
-          <w:sz w:val="21"/>
-        </w:rPr>
         <w:t xml:space="preserve"> 글자에서 읽음(</w:t>
       </w:r>
       <w:r>
         <w:rPr>
-          <w:rFonts w:ascii="Consolas" w:hAnsi="Consolas" w:eastAsia="맑은 고딕"/>
-          <w:sz w:val="20"/>
+          <w:rFonts w:ascii="Consolas" w:hAnsi="Consolas"/>
         </w:rPr>
         <w:t>rpm  2000</w:t>
       </w:r>
       <w:r>
-        <w:rPr>
-          <w:rFonts w:ascii="맑은 고딕" w:hAnsi="맑은 고딕" w:eastAsia="맑은 고딕"/>
-          <w:sz w:val="21"/>
-        </w:rPr>
         <w:t xml:space="preserve">, </w:t>
       </w:r>
       <w:r>
         <w:rPr>
-          <w:rFonts w:ascii="Consolas" w:hAnsi="Consolas" w:eastAsia="맑은 고딕"/>
-          <w:sz w:val="20"/>
+          <w:rFonts w:ascii="Consolas" w:hAnsi="Consolas"/>
         </w:rPr>
         <w:t>…RPM2000_Report to Excel</w:t>
       </w:r>
       <w:r>
-        <w:rPr>
-          <w:rFonts w:ascii="맑은 고딕" w:hAnsi="맑은 고딕" w:eastAsia="맑은 고딕"/>
-          <w:sz w:val="21"/>
-        </w:rPr>
         <w:t xml:space="preserve">). </w:t>
       </w:r>
       <w:r>
         <w:rPr>
-          <w:rFonts w:ascii="Consolas" w:hAnsi="Consolas" w:eastAsia="맑은 고딕"/>
-          <w:sz w:val="20"/>
+          <w:rFonts w:ascii="Consolas" w:hAnsi="Consolas"/>
         </w:rPr>
         <w:t>Original run</w:t>
       </w:r>
       <w:r>
-        <w:rPr>
-          <w:rFonts w:ascii="맑은 고딕" w:hAnsi="맑은 고딕" w:eastAsia="맑은 고딕"/>
-          <w:sz w:val="21"/>
-        </w:rPr>
         <w:t xml:space="preserve"> 은 실측 RPM(</w:t>
       </w:r>
       <w:r>
         <w:rPr>
-          <w:rFonts w:ascii="Consolas" w:hAnsi="Consolas" w:eastAsia="맑은 고딕"/>
-          <w:sz w:val="20"/>
+          <w:rFonts w:ascii="Consolas" w:hAnsi="Consolas"/>
         </w:rPr>
         <w:t>rpm  2002</w:t>
       </w:r>
       <w:r>
-        <w:rPr>
-          <w:rFonts w:ascii="맑은 고딕" w:hAnsi="맑은 고딕" w:eastAsia="맑은 고딕"/>
-          <w:sz w:val="21"/>
-        </w:rPr>
         <w:t>)이지만 공칭값을 씁니다(v34 와 같음).</w:t>
       </w:r>
     </w:p>
@@ -960,102 +691,65 @@
       </w:pPr>
       <w:r>
         <w:rPr>
-          <w:rFonts w:ascii="맑은 고딕" w:hAnsi="맑은 고딕" w:eastAsia="맑은 고딕"/>
           <w:b/>
-          <w:sz w:val="21"/>
         </w:rPr>
         <w:t>위치·방향</w:t>
       </w:r>
       <w:r>
-        <w:rPr>
-          <w:rFonts w:ascii="맑은 고딕" w:hAnsi="맑은 고딕" w:eastAsia="맑은 고딕"/>
-          <w:sz w:val="21"/>
-        </w:rPr>
         <w:t xml:space="preserve"> = </w:t>
       </w:r>
       <w:r>
         <w:rPr>
-          <w:rFonts w:ascii="Consolas" w:hAnsi="Consolas" w:eastAsia="맑은 고딕"/>
-          <w:sz w:val="20"/>
+          <w:rFonts w:ascii="Consolas" w:hAnsi="Consolas"/>
         </w:rPr>
         <w:t>DOF id</w:t>
       </w:r>
       <w:r>
-        <w:rPr>
-          <w:rFonts w:ascii="맑은 고딕" w:hAnsi="맑은 고딕" w:eastAsia="맑은 고딕"/>
-          <w:sz w:val="21"/>
-        </w:rPr>
         <w:t>(</w:t>
       </w:r>
       <w:r>
         <w:rPr>
-          <w:rFonts w:ascii="Consolas" w:hAnsi="Consolas" w:eastAsia="맑은 고딕"/>
-          <w:sz w:val="20"/>
+          <w:rFonts w:ascii="Consolas" w:hAnsi="Consolas"/>
         </w:rPr>
         <w:t>LL:+X</w:t>
       </w:r>
       <w:r>
-        <w:rPr>
-          <w:rFonts w:ascii="맑은 고딕" w:hAnsi="맑은 고딕" w:eastAsia="맑은 고딕"/>
-          <w:sz w:val="21"/>
-        </w:rPr>
         <w:t>), 소음 채널은 방향 없음(</w:t>
       </w:r>
       <w:r>
         <w:rPr>
-          <w:rFonts w:ascii="Consolas" w:hAnsi="Consolas" w:eastAsia="맑은 고딕"/>
-          <w:sz w:val="20"/>
+          <w:rFonts w:ascii="Consolas" w:hAnsi="Consolas"/>
         </w:rPr>
         <w:t>out</w:t>
       </w:r>
       <w:r>
-        <w:rPr>
-          <w:rFonts w:ascii="맑은 고딕" w:hAnsi="맑은 고딕" w:eastAsia="맑은 고딕"/>
-          <w:sz w:val="21"/>
-        </w:rPr>
         <w:t xml:space="preserve">, </w:t>
       </w:r>
       <w:r>
         <w:rPr>
-          <w:rFonts w:ascii="Consolas" w:hAnsi="Consolas" w:eastAsia="맑은 고딕"/>
-          <w:sz w:val="20"/>
+          <w:rFonts w:ascii="Consolas" w:hAnsi="Consolas"/>
         </w:rPr>
         <w:t>Pump</w:t>
       </w:r>
       <w:r>
-        <w:rPr>
-          <w:rFonts w:ascii="맑은 고딕" w:hAnsi="맑은 고딕" w:eastAsia="맑은 고딕"/>
-          <w:sz w:val="21"/>
-        </w:rPr>
         <w:t xml:space="preserve">). </w:t>
       </w:r>
       <w:r>
         <w:rPr>
-          <w:rFonts w:ascii="맑은 고딕" w:hAnsi="맑은 고딕" w:eastAsia="맑은 고딕"/>
           <w:b/>
-          <w:sz w:val="21"/>
         </w:rPr>
         <w:t>단위</w:t>
       </w:r>
       <w:r>
-        <w:rPr>
-          <w:rFonts w:ascii="맑은 고딕" w:hAnsi="맑은 고딕" w:eastAsia="맑은 고딕"/>
-          <w:sz w:val="21"/>
-        </w:rPr>
         <w:t xml:space="preserve"> = </w:t>
       </w:r>
       <w:r>
         <w:rPr>
-          <w:rFonts w:ascii="Consolas" w:hAnsi="Consolas" w:eastAsia="맑은 고딕"/>
-          <w:sz w:val="20"/>
+          <w:rFonts w:ascii="Consolas" w:hAnsi="Consolas"/>
         </w:rPr>
         <w:t>Y axis unit</w:t>
       </w:r>
       <w:r>
-        <w:rPr>
-          <w:rFonts w:ascii="맑은 고딕" w:hAnsi="맑은 고딕" w:eastAsia="맑은 고딕"/>
-          <w:sz w:val="21"/>
-        </w:rPr>
         <w:t>(진동 g, 소음 Pa).</w:t>
       </w:r>
     </w:p>
@@ -1065,45 +759,29 @@
       </w:pPr>
       <w:r>
         <w:rPr>
-          <w:rFonts w:ascii="맑은 고딕" w:hAnsi="맑은 고딕" w:eastAsia="맑은 고딕"/>
           <w:b/>
-          <w:sz w:val="21"/>
         </w:rPr>
         <w:t>표시 척도</w:t>
       </w:r>
       <w:r>
-        <w:rPr>
-          <w:rFonts w:ascii="맑은 고딕" w:hAnsi="맑은 고딕" w:eastAsia="맑은 고딕"/>
-          <w:sz w:val="21"/>
-        </w:rPr>
         <w:t xml:space="preserve"> </w:t>
       </w:r>
       <w:r>
         <w:rPr>
-          <w:rFonts w:ascii="Consolas" w:hAnsi="Consolas" w:eastAsia="맑은 고딕"/>
-          <w:sz w:val="20"/>
+          <w:rFonts w:ascii="Consolas" w:hAnsi="Consolas"/>
         </w:rPr>
         <w:t>Log (RMS)</w:t>
       </w:r>
       <w:r>
-        <w:rPr>
-          <w:rFonts w:ascii="맑은 고딕" w:hAnsi="맑은 고딕" w:eastAsia="맑은 고딕"/>
-          <w:sz w:val="21"/>
-        </w:rPr>
         <w:t xml:space="preserve"> 는 값이 선형이고, </w:t>
       </w:r>
       <w:r>
         <w:rPr>
-          <w:rFonts w:ascii="Consolas" w:hAnsi="Consolas" w:eastAsia="맑은 고딕"/>
-          <w:sz w:val="20"/>
+          <w:rFonts w:ascii="Consolas" w:hAnsi="Consolas"/>
         </w:rPr>
         <w:t>dB</w:t>
       </w:r>
       <w:r>
-        <w:rPr>
-          <w:rFonts w:ascii="맑은 고딕" w:hAnsi="맑은 고딕" w:eastAsia="맑은 고딕"/>
-          <w:sz w:val="21"/>
-        </w:rPr>
         <w:t xml:space="preserve"> 인 열(소음)은 값이 이미 dB(기준 20 µPa)입니다 → 계산 전에 Pa 로 되돌립니다.</w:t>
       </w:r>
     </w:p>
@@ -1112,10 +790,6 @@
         <w:pStyle w:val="ListBullet"/>
       </w:pPr>
       <w:r>
-        <w:rPr>
-          <w:rFonts w:ascii="맑은 고딕" w:hAnsi="맑은 고딕" w:eastAsia="맑은 고딕"/>
-          <w:sz w:val="21"/>
-        </w:rPr>
         <w:t>AutoPower · RMS · Hanning(진폭 보정) · 평균 2~7회 조건으로 만든 스펙트럼입니다.</w:t>
       </w:r>
     </w:p>
@@ -1124,79 +798,45 @@
         <w:pStyle w:val="ListBullet"/>
       </w:pPr>
       <w:r>
-        <w:rPr>
-          <w:rFonts w:ascii="맑은 고딕" w:hAnsi="맑은 고딕" w:eastAsia="맑은 고딕"/>
-          <w:sz w:val="21"/>
-        </w:rPr>
         <w:t xml:space="preserve">파일 이름의 </w:t>
       </w:r>
       <w:r>
         <w:rPr>
-          <w:rFonts w:ascii="Consolas" w:hAnsi="Consolas" w:eastAsia="맑은 고딕"/>
-          <w:sz w:val="20"/>
+          <w:rFonts w:ascii="Consolas" w:hAnsi="Consolas"/>
         </w:rPr>
         <w:t>36,45order</w:t>
       </w:r>
       <w:r>
-        <w:rPr>
-          <w:rFonts w:ascii="맑은 고딕" w:hAnsi="맑은 고딕" w:eastAsia="맑은 고딕"/>
-          <w:sz w:val="21"/>
-        </w:rPr>
         <w:t xml:space="preserve"> · </w:t>
       </w:r>
       <w:r>
         <w:rPr>
-          <w:rFonts w:ascii="Consolas" w:hAnsi="Consolas" w:eastAsia="맑은 고딕"/>
-          <w:sz w:val="20"/>
+          <w:rFonts w:ascii="Consolas" w:hAnsi="Consolas"/>
         </w:rPr>
         <w:t>39order</w:t>
       </w:r>
       <w:r>
-        <w:rPr>
-          <w:rFonts w:ascii="맑은 고딕" w:hAnsi="맑은 고딕" w:eastAsia="맑은 고딕"/>
-          <w:sz w:val="21"/>
-        </w:rPr>
         <w:t xml:space="preserve"> 가 관심 오더를 나타냅니다.</w:t>
       </w:r>
     </w:p>
     <w:p>
       <w:r>
-        <w:rPr>
-          <w:rFonts w:ascii="맑은 고딕" w:hAnsi="맑은 고딕" w:eastAsia="맑은 고딕"/>
-          <w:sz w:val="21"/>
-        </w:rPr>
         <w:t>제품 사양이 드러나는 시험 결과이므로 외부 AI 서비스로 보내지 않는 구조를 전제로 합니다.</w:t>
       </w:r>
     </w:p>
     <w:p>
       <w:pPr>
-        <w:pStyle w:val="Heading2"/>
+        <w:pStyle w:val="Heading1"/>
       </w:pPr>
       <w:r>
-        <w:rPr>
-          <w:rFonts w:ascii="맑은 고딕" w:hAnsi="맑은 고딕" w:eastAsia="맑은 고딕"/>
-          <w:b/>
-          <w:color w:val="1F3864"/>
-          <w:sz w:val="28"/>
-        </w:rPr>
         <w:t>4. 해결 방안 개요</w:t>
       </w:r>
     </w:p>
     <w:p>
       <w:r>
         <w:rPr>
-          <w:rFonts w:ascii="맑은 고딕" w:hAnsi="맑은 고딕" w:eastAsia="맑은 고딕"/>
-          <w:color w:val="666666"/>
-          <w:sz w:val="18"/>
-        </w:rPr>
-        <w:t>[흐름도 — GitHub 화면의 기획서.md 에서 그림으로 보입니다]</w:t>
-      </w:r>
-    </w:p>
-    <w:p>
-      <w:r>
-        <w:rPr>
-          <w:rFonts w:ascii="Consolas" w:hAnsi="Consolas" w:eastAsia="맑은 고딕"/>
-          <w:sz w:val="18"/>
+          <w:rFonts w:ascii="Consolas" w:hAnsi="Consolas"/>
+          <w:sz w:val="16"/>
         </w:rPr>
         <w:t>flowchart TD</w:t>
         <w:br/>
@@ -1214,10 +854,6 @@
         <w:pStyle w:val="ListBullet"/>
       </w:pPr>
       <w:r>
-        <w:rPr>
-          <w:rFonts w:ascii="맑은 고딕" w:hAnsi="맑은 고딕" w:eastAsia="맑은 고딕"/>
-          <w:sz w:val="21"/>
-        </w:rPr>
         <w:t>계산은 제출자 분석기 v34 와 같습니다.</w:t>
       </w:r>
     </w:p>
@@ -1226,10 +862,6 @@
         <w:pStyle w:val="ListBullet2"/>
       </w:pPr>
       <w:r>
-        <w:rPr>
-          <w:rFonts w:ascii="맑은 고딕" w:hAnsi="맑은 고딕" w:eastAsia="맑은 고딕"/>
-          <w:sz w:val="21"/>
-        </w:rPr>
         <w:t>이론 주파수 = 오더 × RPM ÷ 60 (회전비 설정 가능, 기본 1)</w:t>
       </w:r>
     </w:p>
@@ -1238,10 +870,6 @@
         <w:pStyle w:val="ListBullet2"/>
       </w:pPr>
       <w:r>
-        <w:rPr>
-          <w:rFonts w:ascii="맑은 고딕" w:hAnsi="맑은 고딕" w:eastAsia="맑은 고딕"/>
-          <w:sz w:val="21"/>
-        </w:rPr>
         <w:t>이론 주파수 ± 피크 검색 범위(기본 ±1 Hz)에서 가장 큰 칸 = 검출 피크 (범위 0 이면 가장 가까운 칸)</w:t>
       </w:r>
     </w:p>
@@ -1250,10 +878,6 @@
         <w:pStyle w:val="ListBullet2"/>
       </w:pPr>
       <w:r>
-        <w:rPr>
-          <w:rFonts w:ascii="맑은 고딕" w:hAnsi="맑은 고딕" w:eastAsia="맑은 고딕"/>
-          <w:sz w:val="21"/>
-        </w:rPr>
         <w:t>오더 진폭 = 검출 피크 ± 합산 범위(기본 ±1 Hz) 칸들의 제곱합의 제곱근(RSS)</w:t>
       </w:r>
     </w:p>
@@ -1262,10 +886,6 @@
         <w:pStyle w:val="ListBullet2"/>
       </w:pPr>
       <w:r>
-        <w:rPr>
-          <w:rFonts w:ascii="맑은 고딕" w:hAnsi="맑은 고딕" w:eastAsia="맑은 고딕"/>
-          <w:sz w:val="21"/>
-        </w:rPr>
         <w:t>오더 2개 이상이면 같은 RPM 의 오더 진폭 RSS 합산</w:t>
       </w:r>
     </w:p>
@@ -1274,10 +894,6 @@
         <w:pStyle w:val="ListBullet2"/>
       </w:pPr>
       <w:r>
-        <w:rPr>
-          <w:rFonts w:ascii="맑은 고딕" w:hAnsi="맑은 고딕" w:eastAsia="맑은 고딕"/>
-          <w:sz w:val="21"/>
-        </w:rPr>
         <w:t>표시: 소음·진동 따로 Amplitude / dB(기준 소음 2e-5 Pa, 진동 1.0197e-7 g) / dBA(검출 피크 주파수에서 A-가중)</w:t>
       </w:r>
     </w:p>
@@ -1286,24 +902,14 @@
         <w:pStyle w:val="ListBullet2"/>
       </w:pPr>
       <w:r>
-        <w:rPr>
-          <w:rFonts w:ascii="맑은 고딕" w:hAnsi="맑은 고딕" w:eastAsia="맑은 고딕"/>
-          <w:sz w:val="21"/>
-        </w:rPr>
         <w:t>판정: 이론 주파수가 측정 주파수 범위 안이면 「일치」</w:t>
       </w:r>
     </w:p>
     <w:p>
       <w:pPr>
-        <w:pStyle w:val="Heading2"/>
+        <w:pStyle w:val="Heading1"/>
       </w:pPr>
       <w:r>
-        <w:rPr>
-          <w:rFonts w:ascii="맑은 고딕" w:hAnsi="맑은 고딕" w:eastAsia="맑은 고딕"/>
-          <w:b/>
-          <w:color w:val="1F3864"/>
-          <w:sz w:val="28"/>
-        </w:rPr>
         <w:t>5. 주요 기능</w:t>
       </w:r>
     </w:p>
@@ -1322,7 +928,6 @@
         <w:tc>
           <w:tcPr>
             <w:tcW w:type="dxa" w:w="2880"/>
-            <w:shd w:val="clear" w:color="auto" w:fill="E8EEF6"/>
           </w:tcPr>
           <w:p>
             <w:r>
@@ -1332,9 +937,7 @@
             </w:r>
             <w:r>
               <w:rPr>
-                <w:rFonts w:ascii="맑은 고딕" w:hAnsi="맑은 고딕" w:eastAsia="맑은 고딕"/>
                 <w:b/>
-                <w:sz w:val="19"/>
               </w:rPr>
               <w:t>기능</w:t>
             </w:r>
@@ -1343,7 +946,6 @@
         <w:tc>
           <w:tcPr>
             <w:tcW w:type="dxa" w:w="2880"/>
-            <w:shd w:val="clear" w:color="auto" w:fill="E8EEF6"/>
           </w:tcPr>
           <w:p>
             <w:r>
@@ -1353,9 +955,7 @@
             </w:r>
             <w:r>
               <w:rPr>
-                <w:rFonts w:ascii="맑은 고딕" w:hAnsi="맑은 고딕" w:eastAsia="맑은 고딕"/>
                 <w:b/>
-                <w:sz w:val="19"/>
               </w:rPr>
               <w:t>설명</w:t>
             </w:r>
@@ -1364,7 +964,6 @@
         <w:tc>
           <w:tcPr>
             <w:tcW w:type="dxa" w:w="2880"/>
-            <w:shd w:val="clear" w:color="auto" w:fill="E8EEF6"/>
           </w:tcPr>
           <w:p>
             <w:r>
@@ -1374,9 +973,7 @@
             </w:r>
             <w:r>
               <w:rPr>
-                <w:rFonts w:ascii="맑은 고딕" w:hAnsi="맑은 고딕" w:eastAsia="맑은 고딕"/>
                 <w:b/>
-                <w:sz w:val="19"/>
               </w:rPr>
               <w:t>우선순위</w:t>
             </w:r>
@@ -1391,10 +988,6 @@
           <w:p>
             <w:r/>
             <w:r>
-              <w:rPr>
-                <w:rFonts w:ascii="맑은 고딕" w:hAnsi="맑은 고딕" w:eastAsia="맑은 고딕"/>
-                <w:sz w:val="19"/>
-              </w:rPr>
               <w:t>CSV 불러오기·형식 검사</w:t>
             </w:r>
           </w:p>
@@ -1406,10 +999,6 @@
           <w:p>
             <w:r/>
             <w:r>
-              <w:rPr>
-                <w:rFonts w:ascii="맑은 고딕" w:hAnsi="맑은 고딕" w:eastAsia="맑은 고딕"/>
-                <w:sz w:val="19"/>
-              </w:rPr>
               <w:t>Testlab Neo export CSV 업로드, RPM·채널·방향·단위·응답 컬럼 인식, 빈 값·형식 오류를 경고 로그로 기록</w:t>
             </w:r>
           </w:p>
@@ -1421,10 +1010,6 @@
           <w:p>
             <w:r/>
             <w:r>
-              <w:rPr>
-                <w:rFonts w:ascii="맑은 고딕" w:hAnsi="맑은 고딕" w:eastAsia="맑은 고딕"/>
-                <w:sz w:val="19"/>
-              </w:rPr>
               <w:t>MVP</w:t>
             </w:r>
           </w:p>
@@ -1438,10 +1023,6 @@
           <w:p>
             <w:r/>
             <w:r>
-              <w:rPr>
-                <w:rFonts w:ascii="맑은 고딕" w:hAnsi="맑은 고딕" w:eastAsia="맑은 고딕"/>
-                <w:sz w:val="19"/>
-              </w:rPr>
               <w:t>채널·방향 선택</w:t>
             </w:r>
           </w:p>
@@ -1453,10 +1034,6 @@
           <w:p>
             <w:r/>
             <w:r>
-              <w:rPr>
-                <w:rFonts w:ascii="맑은 고딕" w:hAnsi="맑은 고딕" w:eastAsia="맑은 고딕"/>
-                <w:sz w:val="19"/>
-              </w:rPr>
               <w:t>채널·방향별로 결과를 나누어 보기</w:t>
             </w:r>
           </w:p>
@@ -1468,10 +1045,6 @@
           <w:p>
             <w:r/>
             <w:r>
-              <w:rPr>
-                <w:rFonts w:ascii="맑은 고딕" w:hAnsi="맑은 고딕" w:eastAsia="맑은 고딕"/>
-                <w:sz w:val="19"/>
-              </w:rPr>
               <w:t>MVP</w:t>
             </w:r>
           </w:p>
@@ -1485,10 +1058,6 @@
           <w:p>
             <w:r/>
             <w:r>
-              <w:rPr>
-                <w:rFonts w:ascii="맑은 고딕" w:hAnsi="맑은 고딕" w:eastAsia="맑은 고딕"/>
-                <w:sz w:val="19"/>
-              </w:rPr>
               <w:t>오더 변환</w:t>
             </w:r>
           </w:p>
@@ -1500,10 +1069,6 @@
           <w:p>
             <w:r/>
             <w:r>
-              <w:rPr>
-                <w:rFonts w:ascii="맑은 고딕" w:hAnsi="맑은 고딕" w:eastAsia="맑은 고딕"/>
-                <w:sz w:val="19"/>
-              </w:rPr>
               <w:t>주파수축을 RPM별 오더축으로 변환</w:t>
             </w:r>
           </w:p>
@@ -1515,10 +1080,6 @@
           <w:p>
             <w:r/>
             <w:r>
-              <w:rPr>
-                <w:rFonts w:ascii="맑은 고딕" w:hAnsi="맑은 고딕" w:eastAsia="맑은 고딕"/>
-                <w:sz w:val="19"/>
-              </w:rPr>
               <w:t>MVP</w:t>
             </w:r>
           </w:p>
@@ -1532,10 +1093,6 @@
           <w:p>
             <w:r/>
             <w:r>
-              <w:rPr>
-                <w:rFonts w:ascii="맑은 고딕" w:hAnsi="맑은 고딕" w:eastAsia="맑은 고딕"/>
-                <w:sz w:val="19"/>
-              </w:rPr>
               <w:t>오더 추적</w:t>
             </w:r>
           </w:p>
@@ -1547,10 +1104,6 @@
           <w:p>
             <w:r/>
             <w:r>
-              <w:rPr>
-                <w:rFonts w:ascii="맑은 고딕" w:hAnsi="맑은 고딕" w:eastAsia="맑은 고딕"/>
-                <w:sz w:val="19"/>
-              </w:rPr>
               <w:t>지정한 오더의 RPM별 진폭(피크 검색 → 합산 RSS, v34 방식) → 오더별 RPM-진폭 그래프, 채널 겹쳐 보기</w:t>
             </w:r>
           </w:p>
@@ -1562,10 +1115,6 @@
           <w:p>
             <w:r/>
             <w:r>
-              <w:rPr>
-                <w:rFonts w:ascii="맑은 고딕" w:hAnsi="맑은 고딕" w:eastAsia="맑은 고딕"/>
-                <w:sz w:val="19"/>
-              </w:rPr>
               <w:t>MVP</w:t>
             </w:r>
           </w:p>
@@ -1579,10 +1128,6 @@
           <w:p>
             <w:r/>
             <w:r>
-              <w:rPr>
-                <w:rFonts w:ascii="맑은 고딕" w:hAnsi="맑은 고딕" w:eastAsia="맑은 고딕"/>
-                <w:sz w:val="19"/>
-              </w:rPr>
               <w:t>오더 RSS 합산</w:t>
             </w:r>
           </w:p>
@@ -1594,10 +1139,6 @@
           <w:p>
             <w:r/>
             <w:r>
-              <w:rPr>
-                <w:rFonts w:ascii="맑은 고딕" w:hAnsi="맑은 고딕" w:eastAsia="맑은 고딕"/>
-                <w:sz w:val="19"/>
-              </w:rPr>
               <w:t>여러 오더 진폭을 같은 RPM 에서 RSS 로 합산 (v34)</w:t>
             </w:r>
           </w:p>
@@ -1609,10 +1150,6 @@
           <w:p>
             <w:r/>
             <w:r>
-              <w:rPr>
-                <w:rFonts w:ascii="맑은 고딕" w:hAnsi="맑은 고딕" w:eastAsia="맑은 고딕"/>
-                <w:sz w:val="19"/>
-              </w:rPr>
               <w:t>MVP</w:t>
             </w:r>
           </w:p>
@@ -1626,10 +1163,6 @@
           <w:p>
             <w:r/>
             <w:r>
-              <w:rPr>
-                <w:rFonts w:ascii="맑은 고딕" w:hAnsi="맑은 고딕" w:eastAsia="맑은 고딕"/>
-                <w:sz w:val="19"/>
-              </w:rPr>
               <w:t>피크 추출</w:t>
             </w:r>
           </w:p>
@@ -1641,10 +1174,6 @@
           <w:p>
             <w:r/>
             <w:r>
-              <w:rPr>
-                <w:rFonts w:ascii="맑은 고딕" w:hAnsi="맑은 고딕" w:eastAsia="맑은 고딕"/>
-                <w:sz w:val="19"/>
-              </w:rPr>
               <w:t>RPM별·오더별 최대 피크(주파수, 오더, 진폭) 목록</w:t>
             </w:r>
           </w:p>
@@ -1656,10 +1185,6 @@
           <w:p>
             <w:r/>
             <w:r>
-              <w:rPr>
-                <w:rFonts w:ascii="맑은 고딕" w:hAnsi="맑은 고딕" w:eastAsia="맑은 고딕"/>
-                <w:sz w:val="19"/>
-              </w:rPr>
               <w:t>MVP</w:t>
             </w:r>
           </w:p>
@@ -1673,10 +1198,6 @@
           <w:p>
             <w:r/>
             <w:r>
-              <w:rPr>
-                <w:rFonts w:ascii="맑은 고딕" w:hAnsi="맑은 고딕" w:eastAsia="맑은 고딕"/>
-                <w:sz w:val="19"/>
-              </w:rPr>
               <w:t>에너지 합산</w:t>
             </w:r>
           </w:p>
@@ -1688,10 +1209,6 @@
           <w:p>
             <w:r/>
             <w:r>
-              <w:rPr>
-                <w:rFonts w:ascii="맑은 고딕" w:hAnsi="맑은 고딕" w:eastAsia="맑은 고딕"/>
-                <w:sz w:val="19"/>
-              </w:rPr>
               <w:t>오더 RSS 합산(v34) + 지정 대역(Hz 또는 오더)의 RSS (이 도구가 더함)</w:t>
             </w:r>
           </w:p>
@@ -1703,10 +1220,6 @@
           <w:p>
             <w:r/>
             <w:r>
-              <w:rPr>
-                <w:rFonts w:ascii="맑은 고딕" w:hAnsi="맑은 고딕" w:eastAsia="맑은 고딕"/>
-                <w:sz w:val="19"/>
-              </w:rPr>
               <w:t>MVP</w:t>
             </w:r>
           </w:p>
@@ -1720,10 +1233,6 @@
           <w:p>
             <w:r/>
             <w:r>
-              <w:rPr>
-                <w:rFonts w:ascii="맑은 고딕" w:hAnsi="맑은 고딕" w:eastAsia="맑은 고딕"/>
-                <w:sz w:val="19"/>
-              </w:rPr>
               <w:t>스펙트럼 컬러맵</w:t>
             </w:r>
           </w:p>
@@ -1735,10 +1244,6 @@
           <w:p>
             <w:r/>
             <w:r>
-              <w:rPr>
-                <w:rFonts w:ascii="맑은 고딕" w:hAnsi="맑은 고딕" w:eastAsia="맑은 고딕"/>
-                <w:sz w:val="19"/>
-              </w:rPr>
               <w:t>RPM × 주파수(또는 오더) 컬러맵</w:t>
             </w:r>
           </w:p>
@@ -1750,10 +1255,6 @@
           <w:p>
             <w:r/>
             <w:r>
-              <w:rPr>
-                <w:rFonts w:ascii="맑은 고딕" w:hAnsi="맑은 고딕" w:eastAsia="맑은 고딕"/>
-                <w:sz w:val="19"/>
-              </w:rPr>
               <w:t>MVP</w:t>
             </w:r>
           </w:p>
@@ -1767,10 +1268,6 @@
           <w:p>
             <w:r/>
             <w:r>
-              <w:rPr>
-                <w:rFonts w:ascii="맑은 고딕" w:hAnsi="맑은 고딕" w:eastAsia="맑은 고딕"/>
-                <w:sz w:val="19"/>
-              </w:rPr>
               <w:t>피크 정보 툴팁</w:t>
             </w:r>
           </w:p>
@@ -1782,10 +1279,6 @@
           <w:p>
             <w:r/>
             <w:r>
-              <w:rPr>
-                <w:rFonts w:ascii="맑은 고딕" w:hAnsi="맑은 고딕" w:eastAsia="맑은 고딕"/>
-                <w:sz w:val="19"/>
-              </w:rPr>
               <w:t>그래프 위에 마우스를 올리면 RPM·주파수·오더·진폭 표시</w:t>
             </w:r>
           </w:p>
@@ -1797,10 +1290,6 @@
           <w:p>
             <w:r/>
             <w:r>
-              <w:rPr>
-                <w:rFonts w:ascii="맑은 고딕" w:hAnsi="맑은 고딕" w:eastAsia="맑은 고딕"/>
-                <w:sz w:val="19"/>
-              </w:rPr>
               <w:t>MVP</w:t>
             </w:r>
           </w:p>
@@ -1814,10 +1303,6 @@
           <w:p>
             <w:r/>
             <w:r>
-              <w:rPr>
-                <w:rFonts w:ascii="맑은 고딕" w:hAnsi="맑은 고딕" w:eastAsia="맑은 고딕"/>
-                <w:sz w:val="19"/>
-              </w:rPr>
               <w:t>결과 CSV 저장</w:t>
             </w:r>
           </w:p>
@@ -1829,10 +1314,6 @@
           <w:p>
             <w:r/>
             <w:r>
-              <w:rPr>
-                <w:rFonts w:ascii="맑은 고딕" w:hAnsi="맑은 고딕" w:eastAsia="맑은 고딕"/>
-                <w:sz w:val="19"/>
-              </w:rPr>
               <w:t>오더별 결과·피크 목록·에너지 합산 CSV</w:t>
             </w:r>
           </w:p>
@@ -1844,10 +1325,6 @@
           <w:p>
             <w:r/>
             <w:r>
-              <w:rPr>
-                <w:rFonts w:ascii="맑은 고딕" w:hAnsi="맑은 고딕" w:eastAsia="맑은 고딕"/>
-                <w:sz w:val="19"/>
-              </w:rPr>
               <w:t>MVP</w:t>
             </w:r>
           </w:p>
@@ -1861,10 +1338,6 @@
           <w:p>
             <w:r/>
             <w:r>
-              <w:rPr>
-                <w:rFonts w:ascii="맑은 고딕" w:hAnsi="맑은 고딕" w:eastAsia="맑은 고딕"/>
-                <w:sz w:val="19"/>
-              </w:rPr>
               <w:t>오류·경고 로그 저장</w:t>
             </w:r>
           </w:p>
@@ -1876,10 +1349,6 @@
           <w:p>
             <w:r/>
             <w:r>
-              <w:rPr>
-                <w:rFonts w:ascii="맑은 고딕" w:hAnsi="맑은 고딕" w:eastAsia="맑은 고딕"/>
-                <w:sz w:val="19"/>
-              </w:rPr>
               <w:t>처리 중 발생한 경고를 텍스트/CSV로 저장</w:t>
             </w:r>
           </w:p>
@@ -1891,10 +1360,6 @@
           <w:p>
             <w:r/>
             <w:r>
-              <w:rPr>
-                <w:rFonts w:ascii="맑은 고딕" w:hAnsi="맑은 고딕" w:eastAsia="맑은 고딕"/>
-                <w:sz w:val="19"/>
-              </w:rPr>
               <w:t>MVP</w:t>
             </w:r>
           </w:p>
@@ -1908,10 +1373,6 @@
           <w:p>
             <w:r/>
             <w:r>
-              <w:rPr>
-                <w:rFonts w:ascii="맑은 고딕" w:hAnsi="맑은 고딕" w:eastAsia="맑은 고딕"/>
-                <w:sz w:val="19"/>
-              </w:rPr>
               <w:t>단위 변환·dB 표시</w:t>
             </w:r>
           </w:p>
@@ -1923,10 +1384,6 @@
           <w:p>
             <w:r/>
             <w:r>
-              <w:rPr>
-                <w:rFonts w:ascii="맑은 고딕" w:hAnsi="맑은 고딕" w:eastAsia="맑은 고딕"/>
-                <w:sz w:val="19"/>
-              </w:rPr>
               <w:t>소음·진동 따로 Amplitude / dB / dBA, 원본 dB 입력 변환 (실제 파일에 dB 원본이 있어 1단계로 당김)</w:t>
             </w:r>
           </w:p>
@@ -1938,10 +1395,6 @@
           <w:p>
             <w:r/>
             <w:r>
-              <w:rPr>
-                <w:rFonts w:ascii="맑은 고딕" w:hAnsi="맑은 고딕" w:eastAsia="맑은 고딕"/>
-                <w:sz w:val="19"/>
-              </w:rPr>
               <w:t>MVP</w:t>
             </w:r>
           </w:p>
@@ -1955,10 +1408,6 @@
           <w:p>
             <w:r/>
             <w:r>
-              <w:rPr>
-                <w:rFonts w:ascii="맑은 고딕" w:hAnsi="맑은 고딕" w:eastAsia="맑은 고딕"/>
-                <w:sz w:val="19"/>
-              </w:rPr>
               <w:t>XLSX 저장</w:t>
             </w:r>
           </w:p>
@@ -1970,10 +1419,6 @@
           <w:p>
             <w:r/>
             <w:r>
-              <w:rPr>
-                <w:rFonts w:ascii="맑은 고딕" w:hAnsi="맑은 고딕" w:eastAsia="맑은 고딕"/>
-                <w:sz w:val="19"/>
-              </w:rPr>
               <w:t>v34 와 같은 시트·열(Settings·Order Analysis·Order RSS Sum) + 이 도구의 표 시트(오더별 최대·피크 목록·에너지 합산·경고 로그). 수강생이 v34 에서 이미 쓰고 있어 3차(2026-09-29)에 넣음</w:t>
             </w:r>
           </w:p>
@@ -1985,10 +1430,6 @@
           <w:p>
             <w:r/>
             <w:r>
-              <w:rPr>
-                <w:rFonts w:ascii="맑은 고딕" w:hAnsi="맑은 고딕" w:eastAsia="맑은 고딕"/>
-                <w:sz w:val="19"/>
-              </w:rPr>
               <w:t>MVP</w:t>
             </w:r>
           </w:p>
@@ -2002,10 +1443,6 @@
           <w:p>
             <w:r/>
             <w:r>
-              <w:rPr>
-                <w:rFonts w:ascii="맑은 고딕" w:hAnsi="맑은 고딕" w:eastAsia="맑은 고딕"/>
-                <w:sz w:val="19"/>
-              </w:rPr>
               <w:t>화면 편의</w:t>
             </w:r>
           </w:p>
@@ -2017,10 +1454,6 @@
           <w:p>
             <w:r/>
             <w:r>
-              <w:rPr>
-                <w:rFonts w:ascii="맑은 고딕" w:hAnsi="맑은 고딕" w:eastAsia="맑은 고딕"/>
-                <w:sz w:val="19"/>
-              </w:rPr>
               <w:t>그래프·컬러맵 축 범위 입력(자동 되돌리기), 그래프 높이 끌어서 조절(기억), 끌어 놓기 업로드(여러 파일), 설정 바꾸면 즉시 다시 계산(큰 파일은 끔) — v34 에 있어 3차에 넣음</w:t>
             </w:r>
           </w:p>
@@ -2032,10 +1465,6 @@
           <w:p>
             <w:r/>
             <w:r>
-              <w:rPr>
-                <w:rFonts w:ascii="맑은 고딕" w:hAnsi="맑은 고딕" w:eastAsia="맑은 고딕"/>
-                <w:sz w:val="19"/>
-              </w:rPr>
               <w:t>MVP</w:t>
             </w:r>
           </w:p>
@@ -2049,10 +1478,76 @@
           <w:p>
             <w:r/>
             <w:r>
-              <w:rPr>
-                <w:rFonts w:ascii="맑은 고딕" w:hAnsi="맑은 고딕" w:eastAsia="맑은 고딕"/>
-                <w:sz w:val="19"/>
-              </w:rPr>
+              <w:t>Overall · 오더 기여도</w:t>
+            </w:r>
+          </w:p>
+        </w:tc>
+        <w:tc>
+          <w:tcPr>
+            <w:tcW w:type="dxa" w:w="2880"/>
+          </w:tcPr>
+          <w:p>
+            <w:r/>
+            <w:r>
+              <w:t>RPM 별 Overall(범위 칸 RSS)을 그래프에 선으로, 오더별 기여도(오더 에너지 ÷ Overall 에너지 %)를 누적 막대·표로. 그래프 표시 옵션(오더 RSS 합산·Overall·기여도 분석) 체크로 켜고 끔. XLSX 「기여도 분석」 시트. 제출자 요청으로 2026-09-30 에 넣음</w:t>
+            </w:r>
+          </w:p>
+        </w:tc>
+        <w:tc>
+          <w:tcPr>
+            <w:tcW w:type="dxa" w:w="2880"/>
+          </w:tcPr>
+          <w:p>
+            <w:r/>
+            <w:r>
+              <w:t>MVP</w:t>
+            </w:r>
+          </w:p>
+        </w:tc>
+      </w:tr>
+      <w:tr>
+        <w:tc>
+          <w:tcPr>
+            <w:tcW w:type="dxa" w:w="2880"/>
+          </w:tcPr>
+          <w:p>
+            <w:r/>
+            <w:r>
+              <w:t>v40 화면 기능</w:t>
+            </w:r>
+          </w:p>
+        </w:tc>
+        <w:tc>
+          <w:tcPr>
+            <w:tcW w:type="dxa" w:w="2880"/>
+          </w:tcPr>
+          <w:p>
+            <w:r/>
+            <w:r>
+              <w:t>CSV 인식 신호등(초록·노랑·빨강), 컬러맵 보이는 범위 최대값 표시(MAX), 오더 축 정수 눈금·추적 오더 강조, Settings 시트의 Spectrum Map 가로축 기준·RSS 그래프 표시 — v40 에서 새로 생긴 것을 2026-09-30 에 옮김</w:t>
+            </w:r>
+          </w:p>
+        </w:tc>
+        <w:tc>
+          <w:tcPr>
+            <w:tcW w:type="dxa" w:w="2880"/>
+          </w:tcPr>
+          <w:p>
+            <w:r/>
+            <w:r>
+              <w:t>MVP</w:t>
+            </w:r>
+          </w:p>
+        </w:tc>
+      </w:tr>
+      <w:tr>
+        <w:tc>
+          <w:tcPr>
+            <w:tcW w:type="dxa" w:w="2880"/>
+          </w:tcPr>
+          <w:p>
+            <w:r/>
+            <w:r>
               <w:t>다크 모드</w:t>
             </w:r>
           </w:p>
@@ -2064,10 +1559,6 @@
           <w:p>
             <w:r/>
             <w:r>
-              <w:rPr>
-                <w:rFonts w:ascii="맑은 고딕" w:hAnsi="맑은 고딕" w:eastAsia="맑은 고딕"/>
-                <w:sz w:val="19"/>
-              </w:rPr>
               <w:t>v34 에 있음 — 계산과 무관한 화면 테마</w:t>
             </w:r>
           </w:p>
@@ -2079,10 +1570,6 @@
           <w:p>
             <w:r/>
             <w:r>
-              <w:rPr>
-                <w:rFonts w:ascii="맑은 고딕" w:hAnsi="맑은 고딕" w:eastAsia="맑은 고딕"/>
-                <w:sz w:val="19"/>
-              </w:rPr>
               <w:t>확장</w:t>
             </w:r>
           </w:p>
@@ -2096,10 +1583,6 @@
           <w:p>
             <w:r/>
             <w:r>
-              <w:rPr>
-                <w:rFonts w:ascii="맑은 고딕" w:hAnsi="맑은 고딕" w:eastAsia="맑은 고딕"/>
-                <w:sz w:val="19"/>
-              </w:rPr>
               <w:t>여러 시험 비교</w:t>
             </w:r>
           </w:p>
@@ -2111,10 +1594,6 @@
           <w:p>
             <w:r/>
             <w:r>
-              <w:rPr>
-                <w:rFonts w:ascii="맑은 고딕" w:hAnsi="맑은 고딕" w:eastAsia="맑은 고딕"/>
-                <w:sz w:val="19"/>
-              </w:rPr>
               <w:t>두 개 이상의 CSV를 겹쳐 비교</w:t>
             </w:r>
           </w:p>
@@ -2126,28 +1605,17 @@
           <w:p>
             <w:r/>
             <w:r>
-              <w:rPr>
-                <w:rFonts w:ascii="맑은 고딕" w:hAnsi="맑은 고딕" w:eastAsia="맑은 고딕"/>
-                <w:sz w:val="19"/>
-              </w:rPr>
               <w:t>확장</w:t>
             </w:r>
           </w:p>
         </w:tc>
       </w:tr>
     </w:tbl>
-    <w:p/>
     <w:p>
       <w:pPr>
-        <w:pStyle w:val="Heading2"/>
+        <w:pStyle w:val="Heading1"/>
       </w:pPr>
       <w:r>
-        <w:rPr>
-          <w:rFonts w:ascii="맑은 고딕" w:hAnsi="맑은 고딕" w:eastAsia="맑은 고딕"/>
-          <w:b/>
-          <w:color w:val="1F3864"/>
-          <w:sz w:val="28"/>
-        </w:rPr>
         <w:t>6. 기대 산출물</w:t>
       </w:r>
     </w:p>
@@ -2156,10 +1624,6 @@
         <w:pStyle w:val="ListBullet"/>
       </w:pPr>
       <w:r>
-        <w:rPr>
-          <w:rFonts w:ascii="맑은 고딕" w:hAnsi="맑은 고딕" w:eastAsia="맑은 고딕"/>
-          <w:sz w:val="21"/>
-        </w:rPr>
         <w:t>브라우저 오더 분석 도구(정적 웹 — 제출자 분석기 v34 와 같은 계산, 테스트로 결과 대조)</w:t>
       </w:r>
     </w:p>
@@ -2168,11 +1632,7 @@
         <w:pStyle w:val="ListBullet"/>
       </w:pPr>
       <w:r>
-        <w:rPr>
-          <w:rFonts w:ascii="맑은 고딕" w:hAnsi="맑은 고딕" w:eastAsia="맑은 고딕"/>
-          <w:sz w:val="21"/>
-        </w:rPr>
-        <w:t>결과 XLSX(v34 와 같은 시트 + 이 도구의 표) · 결과 CSV(오더 추적·오더 RSS 합산·오더별 최대·피크 목록·에너지 합산), 오류·경고 로그</w:t>
+        <w:t>결과 XLSX(v34·v40 과 같은 시트 + 기여도 분석 + 이 도구의 표) · 결과 CSV(오더 추적·오더 RSS 합산·오더별 최대·피크 목록·에너지 합산), 오류·경고 로그</w:t>
       </w:r>
     </w:p>
     <w:p>
@@ -2180,10 +1640,6 @@
         <w:pStyle w:val="ListBullet"/>
       </w:pPr>
       <w:r>
-        <w:rPr>
-          <w:rFonts w:ascii="맑은 고딕" w:hAnsi="맑은 고딕" w:eastAsia="맑은 고딕"/>
-          <w:sz w:val="21"/>
-        </w:rPr>
         <w:t>오더별 RPM-진폭 그래프, 스펙트럼 컬러맵 화면</w:t>
       </w:r>
     </w:p>
@@ -2192,24 +1648,14 @@
         <w:pStyle w:val="ListBullet"/>
       </w:pPr>
       <w:r>
-        <w:rPr>
-          <w:rFonts w:ascii="맑은 고딕" w:hAnsi="맑은 고딕" w:eastAsia="맑은 고딕"/>
-          <w:sz w:val="21"/>
-        </w:rPr>
         <w:t>사용 안내문, 계산식 설명서(오더 정의·에너지 합산 방식)</w:t>
       </w:r>
     </w:p>
     <w:p>
       <w:pPr>
-        <w:pStyle w:val="Heading2"/>
+        <w:pStyle w:val="Heading1"/>
       </w:pPr>
       <w:r>
-        <w:rPr>
-          <w:rFonts w:ascii="맑은 고딕" w:hAnsi="맑은 고딕" w:eastAsia="맑은 고딕"/>
-          <w:b/>
-          <w:color w:val="1F3864"/>
-          <w:sz w:val="28"/>
-        </w:rPr>
         <w:t>7. 기술 구성</w:t>
       </w:r>
     </w:p>
@@ -2227,7 +1673,6 @@
         <w:tc>
           <w:tcPr>
             <w:tcW w:type="dxa" w:w="4320"/>
-            <w:shd w:val="clear" w:color="auto" w:fill="E8EEF6"/>
           </w:tcPr>
           <w:p>
             <w:r>
@@ -2237,9 +1682,7 @@
             </w:r>
             <w:r>
               <w:rPr>
-                <w:rFonts w:ascii="맑은 고딕" w:hAnsi="맑은 고딕" w:eastAsia="맑은 고딕"/>
                 <w:b/>
-                <w:sz w:val="19"/>
               </w:rPr>
               <w:t>과정 도구</w:t>
             </w:r>
@@ -2248,7 +1691,6 @@
         <w:tc>
           <w:tcPr>
             <w:tcW w:type="dxa" w:w="4320"/>
-            <w:shd w:val="clear" w:color="auto" w:fill="E8EEF6"/>
           </w:tcPr>
           <w:p>
             <w:r>
@@ -2258,9 +1700,7 @@
             </w:r>
             <w:r>
               <w:rPr>
-                <w:rFonts w:ascii="맑은 고딕" w:hAnsi="맑은 고딕" w:eastAsia="맑은 고딕"/>
                 <w:b/>
-                <w:sz w:val="19"/>
               </w:rPr>
               <w:t>이 과제에서의 쓰임</w:t>
             </w:r>
@@ -2275,10 +1715,6 @@
           <w:p>
             <w:r/>
             <w:r>
-              <w:rPr>
-                <w:rFonts w:ascii="맑은 고딕" w:hAnsi="맑은 고딕" w:eastAsia="맑은 고딕"/>
-                <w:sz w:val="19"/>
-              </w:rPr>
               <w:t>코랩(Python)</w:t>
             </w:r>
           </w:p>
@@ -2290,10 +1726,6 @@
           <w:p>
             <w:r/>
             <w:r>
-              <w:rPr>
-                <w:rFonts w:ascii="맑은 고딕" w:hAnsi="맑은 고딕" w:eastAsia="맑은 고딕"/>
-                <w:sz w:val="19"/>
-              </w:rPr>
               <w:t>numpy·scipy로 오더 계산·피크·에너지 합산 결과 검증 (DAY2)</w:t>
             </w:r>
           </w:p>
@@ -2307,10 +1739,6 @@
           <w:p>
             <w:r/>
             <w:r>
-              <w:rPr>
-                <w:rFonts w:ascii="맑은 고딕" w:hAnsi="맑은 고딕" w:eastAsia="맑은 고딕"/>
-                <w:sz w:val="19"/>
-              </w:rPr>
               <w:t>바이브코딩</w:t>
             </w:r>
           </w:p>
@@ -2322,10 +1750,6 @@
           <w:p>
             <w:r/>
             <w:r>
-              <w:rPr>
-                <w:rFonts w:ascii="맑은 고딕" w:hAnsi="맑은 고딕" w:eastAsia="맑은 고딕"/>
-                <w:sz w:val="19"/>
-              </w:rPr>
               <w:t>제출자가 분석기 v34 를 만든 방식 — 이를 이어서 개선</w:t>
             </w:r>
           </w:p>
@@ -2339,10 +1763,6 @@
           <w:p>
             <w:r/>
             <w:r>
-              <w:rPr>
-                <w:rFonts w:ascii="맑은 고딕" w:hAnsi="맑은 고딕" w:eastAsia="맑은 고딕"/>
-                <w:sz w:val="19"/>
-              </w:rPr>
               <w:t>생성형 AI</w:t>
             </w:r>
           </w:p>
@@ -2354,10 +1774,6 @@
           <w:p>
             <w:r/>
             <w:r>
-              <w:rPr>
-                <w:rFonts w:ascii="맑은 고딕" w:hAnsi="맑은 고딕" w:eastAsia="맑은 고딕"/>
-                <w:sz w:val="19"/>
-              </w:rPr>
               <w:t>이 과제의 핵심 경로에는 필요하지 않음</w:t>
             </w:r>
           </w:p>
@@ -2371,10 +1787,6 @@
           <w:p>
             <w:r/>
             <w:r>
-              <w:rPr>
-                <w:rFonts w:ascii="맑은 고딕" w:hAnsi="맑은 고딕" w:eastAsia="맑은 고딕"/>
-                <w:sz w:val="19"/>
-              </w:rPr>
               <w:t>Dify / Make</w:t>
             </w:r>
           </w:p>
@@ -2386,23 +1798,16 @@
           <w:p>
             <w:r/>
             <w:r>
-              <w:rPr>
-                <w:rFonts w:ascii="맑은 고딕" w:hAnsi="맑은 고딕" w:eastAsia="맑은 고딕"/>
-                <w:sz w:val="19"/>
-              </w:rPr>
               <w:t>이 과제의 핵심 경로에는 필요하지 않음</w:t>
             </w:r>
           </w:p>
         </w:tc>
       </w:tr>
     </w:tbl>
-    <w:p/>
     <w:p>
       <w:r>
         <w:rPr>
-          <w:rFonts w:ascii="맑은 고딕" w:hAnsi="맑은 고딕" w:eastAsia="맑은 고딕"/>
           <w:b/>
-          <w:sz w:val="21"/>
         </w:rPr>
         <w:t>개발 빌드</w:t>
       </w:r>
@@ -2412,10 +1817,6 @@
         <w:pStyle w:val="ListBullet"/>
       </w:pPr>
       <w:r>
-        <w:rPr>
-          <w:rFonts w:ascii="맑은 고딕" w:hAnsi="맑은 고딕" w:eastAsia="맑은 고딕"/>
-          <w:sz w:val="21"/>
-        </w:rPr>
         <w:t>설치가 필요 없는 브라우저 정적 웹 도구. CSV 파싱·계산·그래프(외부 라이브러리 없이 SVG·canvas, v34 도 canvas 직접 그림)를 모두 브라우저 안에서 처리해 시험 데이터가 밖으로 나가지 않게 합니다.</w:t>
       </w:r>
     </w:p>
@@ -2424,47 +1825,30 @@
         <w:pStyle w:val="ListBullet"/>
       </w:pPr>
       <w:r>
-        <w:rPr>
-          <w:rFonts w:ascii="맑은 고딕" w:hAnsi="맑은 고딕" w:eastAsia="맑은 고딕"/>
-          <w:sz w:val="21"/>
-        </w:rPr>
         <w:t>XLSX 쓰기만 SheetJS 를 리포 안(</w:t>
       </w:r>
       <w:r>
         <w:rPr>
-          <w:rFonts w:ascii="Consolas" w:hAnsi="Consolas" w:eastAsia="맑은 고딕"/>
-          <w:sz w:val="20"/>
+          <w:rFonts w:ascii="Consolas" w:hAnsi="Consolas"/>
         </w:rPr>
         <w:t>vendor/xlsx.full.min.js</w:t>
       </w:r>
       <w:r>
-        <w:rPr>
-          <w:rFonts w:ascii="맑은 고딕" w:hAnsi="맑은 고딕" w:eastAsia="맑은 고딕"/>
-          <w:sz w:val="21"/>
-        </w:rPr>
         <w:t>)에 두고 XLSX 를 처음 저장할 때 불러옵니다 — 인터넷이 없어도, 파일로 열어도(file://) 동작합니다.</w:t>
       </w:r>
     </w:p>
     <w:p>
       <w:pPr>
-        <w:pStyle w:val="Heading2"/>
+        <w:pStyle w:val="Heading1"/>
       </w:pPr>
       <w:r>
-        <w:rPr>
-          <w:rFonts w:ascii="맑은 고딕" w:hAnsi="맑은 고딕" w:eastAsia="맑은 고딕"/>
-          <w:b/>
-          <w:color w:val="1F3864"/>
-          <w:sz w:val="28"/>
-        </w:rPr>
         <w:t>8. 개발 단계</w:t>
       </w:r>
     </w:p>
     <w:p>
       <w:r>
         <w:rPr>
-          <w:rFonts w:ascii="맑은 고딕" w:hAnsi="맑은 고딕" w:eastAsia="맑은 고딕"/>
           <w:b/>
-          <w:sz w:val="21"/>
         </w:rPr>
         <w:t>1단계 — MVP (완료, 2026-09-28 2차에서 v34 기준으로 맞춤)</w:t>
       </w:r>
@@ -2474,10 +1858,6 @@
         <w:pStyle w:val="ListBullet"/>
       </w:pPr>
       <w:r>
-        <w:rPr>
-          <w:rFonts w:ascii="맑은 고딕" w:hAnsi="맑은 고딕" w:eastAsia="맑은 고딕"/>
-          <w:sz w:val="21"/>
-        </w:rPr>
         <w:t>Testlab Neo 내보내기 자동 인식·형식 검사·경고 로그</w:t>
       </w:r>
     </w:p>
@@ -2486,10 +1866,6 @@
         <w:pStyle w:val="ListBullet"/>
       </w:pPr>
       <w:r>
-        <w:rPr>
-          <w:rFonts w:ascii="맑은 고딕" w:hAnsi="맑은 고딕" w:eastAsia="맑은 고딕"/>
-          <w:sz w:val="21"/>
-        </w:rPr>
         <w:t>v34 방식 오더 추적·오더 RSS 합산·판정, 소음/진동 dB·dBA 표시와 원본 dB 변환</w:t>
       </w:r>
     </w:p>
@@ -2498,10 +1874,6 @@
         <w:pStyle w:val="ListBullet"/>
       </w:pPr>
       <w:r>
-        <w:rPr>
-          <w:rFonts w:ascii="맑은 고딕" w:hAnsi="맑은 고딕" w:eastAsia="맑은 고딕"/>
-          <w:sz w:val="21"/>
-        </w:rPr>
         <w:t>오더별 RPM-진폭 그래프(채널 겹쳐 보기), 스펙트럼 컬러맵(범위·오더 선), 툴팁</w:t>
       </w:r>
     </w:p>
@@ -2510,10 +1882,6 @@
         <w:pStyle w:val="ListBullet"/>
       </w:pPr>
       <w:r>
-        <w:rPr>
-          <w:rFonts w:ascii="맑은 고딕" w:hAnsi="맑은 고딕" w:eastAsia="맑은 고딕"/>
-          <w:sz w:val="21"/>
-        </w:rPr>
         <w:t>RPM 별 피크 목록, 대역 에너지 합산, 결과 CSV·경고 로그 저장</w:t>
       </w:r>
     </w:p>
@@ -2522,19 +1890,13 @@
         <w:pStyle w:val="ListBullet"/>
       </w:pPr>
       <w:r>
-        <w:rPr>
-          <w:rFonts w:ascii="맑은 고딕" w:hAnsi="맑은 고딕" w:eastAsia="맑은 고딕"/>
-          <w:sz w:val="21"/>
-        </w:rPr>
         <w:t>실제 파일 2종과 v34 계산 함수를 맞댄 자동 테스트</w:t>
       </w:r>
     </w:p>
     <w:p>
       <w:r>
         <w:rPr>
-          <w:rFonts w:ascii="맑은 고딕" w:hAnsi="맑은 고딕" w:eastAsia="맑은 고딕"/>
           <w:b/>
-          <w:sz w:val="21"/>
         </w:rPr>
         <w:t>1단계 보강 — v34 화면 기능 (3차, 2026-09-29)</w:t>
       </w:r>
@@ -2544,10 +1906,6 @@
         <w:pStyle w:val="ListBullet"/>
       </w:pPr>
       <w:r>
-        <w:rPr>
-          <w:rFonts w:ascii="맑은 고딕" w:hAnsi="맑은 고딕" w:eastAsia="맑은 고딕"/>
-          <w:sz w:val="21"/>
-        </w:rPr>
         <w:t>XLSX 저장(v34 시트·열 그대로 + 이 도구의 표 시트)</w:t>
       </w:r>
     </w:p>
@@ -2556,10 +1914,6 @@
         <w:pStyle w:val="ListBullet"/>
       </w:pPr>
       <w:r>
-        <w:rPr>
-          <w:rFonts w:ascii="맑은 고딕" w:hAnsi="맑은 고딕" w:eastAsia="맑은 고딕"/>
-          <w:sz w:val="21"/>
-        </w:rPr>
         <w:t>그래프·컬러맵 축 범위 입력과 자동 되돌리기, 그래프 높이 끌어서 조절(브라우저에 기억)</w:t>
       </w:r>
     </w:p>
@@ -2568,10 +1922,6 @@
         <w:pStyle w:val="ListBullet"/>
       </w:pPr>
       <w:r>
-        <w:rPr>
-          <w:rFonts w:ascii="맑은 고딕" w:hAnsi="맑은 고딕" w:eastAsia="맑은 고딕"/>
-          <w:sz w:val="21"/>
-        </w:rPr>
         <w:t>끌어 놓기 업로드(여러 파일 → 「불러온 파일」 목록에서 바꿔 보기)</w:t>
       </w:r>
     </w:p>
@@ -2580,19 +1930,45 @@
         <w:pStyle w:val="ListBullet"/>
       </w:pPr>
       <w:r>
-        <w:rPr>
-          <w:rFonts w:ascii="맑은 고딕" w:hAnsi="맑은 고딕" w:eastAsia="맑은 고딕"/>
-          <w:sz w:val="21"/>
-        </w:rPr>
         <w:t>설정을 바꾸면 0.3초 뒤 즉시 다시 계산(끌 수 있음, 큰 파일은 저절로 꺼짐)</w:t>
       </w:r>
     </w:p>
     <w:p>
       <w:r>
         <w:rPr>
-          <w:rFonts w:ascii="맑은 고딕" w:hAnsi="맑은 고딕" w:eastAsia="맑은 고딕"/>
           <w:b/>
-          <w:sz w:val="21"/>
+        </w:rPr>
+        <w:t>1단계 보강 — v40 · Overall · 오더 기여도 (4차, 2026-09-30)</w:t>
+      </w:r>
+    </w:p>
+    <w:p>
+      <w:pPr>
+        <w:pStyle w:val="ListBullet"/>
+      </w:pPr>
+      <w:r>
+        <w:t>제출자 분석기 v40 수령: 계산 함수는 v34 와 글자까지 같음(테스트로 확인). 새로 생긴 화면 기능(CSV 인식 신호등, 컬러맵 MAX, 오더 축 정수 눈금, Settings 항목)을 옮김</w:t>
+      </w:r>
+    </w:p>
+    <w:p>
+      <w:pPr>
+        <w:pStyle w:val="ListBullet"/>
+      </w:pPr>
+      <w:r>
+        <w:t>RPM 별 Overall 선과 오더 기여도 누적 막대·표, 그래프 표시 옵션 체크 3개(오더 RSS 합산·Overall·기여도 분석, 브라우저에 기억)</w:t>
+      </w:r>
+    </w:p>
+    <w:p>
+      <w:pPr>
+        <w:pStyle w:val="ListBullet"/>
+      </w:pPr>
+      <w:r>
+        <w:t>Overall 범위 설정(빈칸 = 측정 범위 전체), XLSX 「기여도 분석」 시트, 「기여도 분석 CSV」</w:t>
+      </w:r>
+    </w:p>
+    <w:p>
+      <w:r>
+        <w:rPr>
+          <w:b/>
         </w:rPr>
         <w:t>2단계 — 확장</w:t>
       </w:r>
@@ -2602,10 +1978,6 @@
         <w:pStyle w:val="ListBullet"/>
       </w:pPr>
       <w:r>
-        <w:rPr>
-          <w:rFonts w:ascii="맑은 고딕" w:hAnsi="맑은 고딕" w:eastAsia="맑은 고딕"/>
-          <w:sz w:val="21"/>
-        </w:rPr>
         <w:t>다크 모드(v34 에 있음)</w:t>
       </w:r>
     </w:p>
@@ -2614,24 +1986,14 @@
         <w:pStyle w:val="ListBullet"/>
       </w:pPr>
       <w:r>
-        <w:rPr>
-          <w:rFonts w:ascii="맑은 고딕" w:hAnsi="맑은 고딕" w:eastAsia="맑은 고딕"/>
-          <w:sz w:val="21"/>
-        </w:rPr>
         <w:t>여러 시험 비교(두 개 이상의 CSV를 한 그래프에 겹쳐 비교 — 지금은 여러 파일을 불러 하나씩 바꿔 봄)</w:t>
       </w:r>
     </w:p>
     <w:p>
       <w:pPr>
-        <w:pStyle w:val="Heading2"/>
+        <w:pStyle w:val="Heading1"/>
       </w:pPr>
       <w:r>
-        <w:rPr>
-          <w:rFonts w:ascii="맑은 고딕" w:hAnsi="맑은 고딕" w:eastAsia="맑은 고딕"/>
-          <w:b/>
-          <w:color w:val="1F3864"/>
-          <w:sz w:val="28"/>
-        </w:rPr>
         <w:t>9. 기대 효과</w:t>
       </w:r>
     </w:p>
@@ -2640,42 +2002,26 @@
         <w:pStyle w:val="ListBullet"/>
       </w:pPr>
       <w:r>
-        <w:rPr>
-          <w:rFonts w:ascii="맑은 고딕" w:hAnsi="맑은 고딕" w:eastAsia="맑은 고딕"/>
-          <w:sz w:val="21"/>
-        </w:rPr>
         <w:t>오더 분석·시각화를 파일 하나 올리는 것으로 끝내 시험 결과 검토가 빨라집니다.</w:t>
       </w:r>
     </w:p>
     <w:p>
       <w:r>
-        <w:rPr>
-          <w:rFonts w:ascii="맑은 고딕" w:hAnsi="맑은 고딕" w:eastAsia="맑은 고딕"/>
-          <w:sz w:val="21"/>
-        </w:rPr>
         <w:t>(원문에 수치 목표가 없어 정량 효과는 적지 않았습니다.)</w:t>
       </w:r>
     </w:p>
     <w:p>
       <w:pPr>
-        <w:pStyle w:val="Heading2"/>
+        <w:pStyle w:val="Heading1"/>
       </w:pPr>
       <w:r>
-        <w:rPr>
-          <w:rFonts w:ascii="맑은 고딕" w:hAnsi="맑은 고딕" w:eastAsia="맑은 고딕"/>
-          <w:b/>
-          <w:color w:val="1F3864"/>
-          <w:sz w:val="28"/>
-        </w:rPr>
         <w:t>10. 확인 필요 사항</w:t>
       </w:r>
     </w:p>
     <w:p>
       <w:r>
         <w:rPr>
-          <w:rFonts w:ascii="맑은 고딕" w:hAnsi="맑은 고딕" w:eastAsia="맑은 고딕"/>
           <w:b/>
-          <w:sz w:val="21"/>
         </w:rPr>
         <w:t>답을 받은 것 (2026-09-28 v34·실제 파일)</w:t>
       </w:r>
@@ -2685,10 +2031,6 @@
         <w:pStyle w:val="ListNumber"/>
       </w:pPr>
       <w:r>
-        <w:rPr>
-          <w:rFonts w:ascii="맑은 고딕" w:hAnsi="맑은 고딕" w:eastAsia="맑은 고딕"/>
-          <w:sz w:val="21"/>
-        </w:rPr>
         <w:t>초안 HTML·예시 Input CSV (답함) → 분석기 v34 와 실제 CSV 2종 수령, 1단계를 맞춤.</w:t>
       </w:r>
     </w:p>
@@ -2697,10 +2039,6 @@
         <w:pStyle w:val="ListNumber"/>
       </w:pPr>
       <w:r>
-        <w:rPr>
-          <w:rFonts w:ascii="맑은 고딕" w:hAnsi="맑은 고딕" w:eastAsia="맑은 고딕"/>
-          <w:sz w:val="21"/>
-        </w:rPr>
         <w:t>CSV 배치 (답함) → 머리 정보 블록 + 0열 공통 주파수 + Curve(위치·방향·RPM 조합)별 진폭 열. 채널·방향·RPM 은 머리 정보에 함께 들어 있음(3절).</w:t>
       </w:r>
     </w:p>
@@ -2709,10 +2047,6 @@
         <w:pStyle w:val="ListNumber"/>
       </w:pPr>
       <w:r>
-        <w:rPr>
-          <w:rFonts w:ascii="맑은 고딕" w:hAnsi="맑은 고딕" w:eastAsia="맑은 고딕"/>
-          <w:sz w:val="21"/>
-        </w:rPr>
         <w:t>응답 단위와 dB 기준 (답함) → 진동 g(선형), 소음 Pa(원본 dB, 기준 20 µPa). 진동 dB 기준 1.0197e-7 g(1 µm/s²) — v34 기본값.</w:t>
       </w:r>
     </w:p>
@@ -2721,10 +2055,6 @@
         <w:pStyle w:val="ListNumber"/>
       </w:pPr>
       <w:r>
-        <w:rPr>
-          <w:rFonts w:ascii="맑은 고딕" w:hAnsi="맑은 고딕" w:eastAsia="맑은 고딕"/>
-          <w:sz w:val="21"/>
-        </w:rPr>
         <w:t>에너지 합산 방식 (답함) → v34: 검출 피크 ± 합산 범위의 RSS, 여러 오더는 RSS 합산. 창 함수 보정은 Testlab 이 이미 적용(Hanning, 진폭 보정)한 값을 그대로 씀.</w:t>
       </w:r>
     </w:p>
@@ -2733,19 +2063,197 @@
         <w:pStyle w:val="ListNumber"/>
       </w:pPr>
       <w:r>
-        <w:rPr>
-          <w:rFonts w:ascii="맑은 고딕" w:hAnsi="맑은 고딕" w:eastAsia="맑은 고딕"/>
-          <w:sz w:val="21"/>
-        </w:rPr>
         <w:t>피크 추출 기준 (답함) → v34: 오더마다 이론 주파수 ± 검색 범위(기본 ±1 Hz) 안 최대 칸 하나.</w:t>
       </w:r>
     </w:p>
     <w:p>
       <w:r>
         <w:rPr>
-          <w:rFonts w:ascii="맑은 고딕" w:hAnsi="맑은 고딕" w:eastAsia="맑은 고딕"/>
           <w:b/>
-          <w:sz w:val="21"/>
+        </w:rPr>
+        <w:t>2026-09-30 반영 — v40 기반 기능 추가 요청</w:t>
+      </w:r>
+    </w:p>
+    <w:p>
+      <w:r>
+        <w:t>원문(2026-09-30 게시물, 2026-09-29 댓글 같은 내용):</w:t>
+      </w:r>
+    </w:p>
+    <w:p>
+      <w:pPr>
+        <w:pStyle w:val="Quote"/>
+      </w:pPr>
+      <w:r>
+        <w:t>링크의 v40 분석기를 기반으로 아래 기능 추가.</w:t>
+      </w:r>
+    </w:p>
+    <w:p>
+      <w:pPr>
+        <w:pStyle w:val="Quote"/>
+      </w:pPr>
+      <w:r>
+        <w:t>(order analysis) RPM 별 overall, 기여도 분석할 수 있도록 그래프에 추가.</w:t>
+      </w:r>
+    </w:p>
+    <w:p>
+      <w:pPr>
+        <w:pStyle w:val="Quote"/>
+      </w:pPr>
+      <w:r>
+        <w:t>그래프 표시 옵션에 Overall, 기여도 분석 on/off 가능한 체크박스 추가.</w:t>
+      </w:r>
+    </w:p>
+    <w:p>
+      <w:pPr>
+        <w:pStyle w:val="Quote"/>
+      </w:pPr>
+      <w:r>
+        <w:t>엑셀 추출시 새 시트를 만들어서 기여도 분석 내용 삽입.</w:t>
+      </w:r>
+    </w:p>
+    <w:p>
+      <w:r>
+        <w:t>반영 방식:</w:t>
+      </w:r>
+    </w:p>
+    <w:p>
+      <w:pPr>
+        <w:pStyle w:val="ListBullet"/>
+      </w:pPr>
+      <w:r>
+        <w:rPr>
+          <w:b/>
+        </w:rPr>
+        <w:t>v40 과 v34 를 먼저 비교했습니다.</w:t>
+      </w:r>
+      <w:r>
+        <w:t xml:space="preserve"> 계산 함수(구조 읽기·오더 추적·RSS 합산·단위 변환 29개)는 v34 와 글자까지 같고, 바뀐 것은 화면입니다 — CSV 인식 확인 카드와 신호등, Spectrum Map 의 Frequency/Order 가로축 전환·정수 오더 눈금·최대값(MAX) 표시, 그래프 높이만 끌어 조절, 툴팁 숫자 4자리, Settings 시트의 「Spectrum Map 가로축 기준」. 이 도구에 없던 신호등·MAX·정수 눈금·Settings 항목을 옮겼습니다(가로축 전환·축 범위·높이 조절·확인 후 분석은 이미 있음).</w:t>
+      </w:r>
+    </w:p>
+    <w:p>
+      <w:pPr>
+        <w:pStyle w:val="ListBullet"/>
+      </w:pPr>
+      <w:r>
+        <w:rPr>
+          <w:b/>
+        </w:rPr>
+        <w:t>v40 에 Overall·기여도 계산이 없어</w:t>
+      </w:r>
+      <w:r>
+        <w:t xml:space="preserve"> 표준 정의를 썼습니다.</w:t>
+      </w:r>
+    </w:p>
+    <w:p>
+      <w:pPr>
+        <w:pStyle w:val="ListBullet2"/>
+      </w:pPr>
+      <w:r>
+        <w:t>Overall = RPM 마다 Overall 범위(기본: 측정 범위 전체, 실제 파일은 1000~2000 Hz) 칸들의 제곱합의 제곱근(RSS). Testlab 칸 값이 RMS 이므로 그 범위의 전체 RMS 레벨입니다.</w:t>
+      </w:r>
+    </w:p>
+    <w:p>
+      <w:pPr>
+        <w:pStyle w:val="ListBullet2"/>
+      </w:pPr>
+      <w:r>
+        <w:t>오더 기여도(%) = 오더 에너지 ÷ Overall 에너지 × 100. 에너지 = 진폭² 이고, 오더 에너지는 v34 오더 진폭(검출 피크 ± 합산 범위 RSS)의 제곱 = 그 칸들의 제곱합입니다. 기타(오더 외) = 100 − 오더 기여도 합.</w:t>
+      </w:r>
+    </w:p>
+    <w:p>
+      <w:pPr>
+        <w:pStyle w:val="ListBullet2"/>
+      </w:pPr>
+      <w:r>
+        <w:t>dB 로 봐도 기여도는 같은 에너지 비율입니다(Overall 만 dB 로 표시). dBA 로 볼 때는 칸마다 A-가중한 에너지로 나눕니다(오더는 검출 피크 주파수 가중 — v34 의 오더 RSS 합산 dBA 와 같은 규칙).</w:t>
+      </w:r>
+    </w:p>
+    <w:p>
+      <w:pPr>
+        <w:pStyle w:val="ListBullet2"/>
+      </w:pPr>
+      <w:r>
+        <w:t>창 함수 보정은 분자·분모에 같이 붙어 기여도 비율에는 영향이 없습니다.</w:t>
+      </w:r>
+    </w:p>
+    <w:p>
+      <w:pPr>
+        <w:pStyle w:val="ListBullet2"/>
+      </w:pPr>
+      <w:r>
+        <w:t>오더끼리 합산 창이 겹치거나 오더 창이 Overall 범위 밖으로 나가면 합이 실제보다 커지므로 경고 로그와 막대의 빨간 「!」 로 알립니다. 실제 파일 2종(36·45차, 39차, 합산 ±1 Hz)에서는 해당 없음.</w:t>
+      </w:r>
+    </w:p>
+    <w:p>
+      <w:pPr>
+        <w:pStyle w:val="ListBullet"/>
+      </w:pPr>
+      <w:r>
+        <w:rPr>
+          <w:b/>
+        </w:rPr>
+        <w:t>그래프</w:t>
+      </w:r>
+      <w:r>
+        <w:t>: 오더별 RPM-진폭 그래프에 Overall 을 굵은 회색 선으로 더하고(툴팁에 오더별 기여도), 아래에 RPM 별 오더 기여도 누적 막대(오더 색 = 선 그래프 색, 기타 = 회색)와 표를 둡니다. 「그래프 표시 옵션」 체크 세 개 — 오더 RSS 합산(v34·v40 에 있던 것) · Overall · 기여도 분석 — 로 켜고 끄며 브라우저에 기억합니다. 끄면 그래프에서만 숨기고 XLSX·CSV 에는 그대로 담습니다(v40 RSS 체크와 같은 규칙).</w:t>
+      </w:r>
+    </w:p>
+    <w:p>
+      <w:pPr>
+        <w:pStyle w:val="ListBullet"/>
+      </w:pPr>
+      <w:r>
+        <w:rPr>
+          <w:b/>
+        </w:rPr>
+        <w:t>엑셀</w:t>
+      </w:r>
+      <w:r>
+        <w:t>: XLSX 에 「기여도 분석」 시트를 새로 만듭니다 — 한 행 = 채널 × RPM, 열 = 채널·위치·방향·종류·RPM·Overall 범위·칸 수·Overall 내부값(선형 RSS)·Overall 표시값·표시단위, 오더마다 「표시진폭 · 기여도_%」, 오더 합 기여도_%, 기타(오더 외)_%, 기여도 기준, 확인. 같은 표를 「기여도 분석 CSV」 로도 저장합니다. Settings 시트에 Overall 범위·기여도 기준·그래프 표시 여부를 적습니다.</w:t>
+      </w:r>
+    </w:p>
+    <w:p>
+      <w:r>
+        <w:t>확인 부탁(제출자):</w:t>
+      </w:r>
+    </w:p>
+    <w:p>
+      <w:pPr>
+        <w:pStyle w:val="ListBullet"/>
+      </w:pPr>
+      <w:r>
+        <w:t xml:space="preserve">기여도를 </w:t>
+      </w:r>
+      <w:r>
+        <w:rPr>
+          <w:b/>
+        </w:rPr>
+        <w:t>에너지(진폭²) 비율 %</w:t>
+      </w:r>
+      <w:r>
+        <w:t xml:space="preserve"> 로 정했습니다. 진폭 비율(오더 진폭 ÷ Overall 진폭)이나 dB 차(Overall dB − 오더 dB)로 보시는 것이 현장 기준이면 알려 주세요 — 그 방식으로 바꾸겠습니다.</w:t>
+      </w:r>
+    </w:p>
+    <w:p>
+      <w:pPr>
+        <w:pStyle w:val="ListBullet"/>
+      </w:pPr>
+      <w:r>
+        <w:t>Overall 범위를 측정 범위 전체(파일의 1000~2000 Hz)로 두었습니다. 다른 범위(예: 오더 주변 대역)를 쓰시면 값을 알려 주세요(설정 칸에 바로 넣을 수 있습니다).</w:t>
+      </w:r>
+    </w:p>
+    <w:p>
+      <w:pPr>
+        <w:pStyle w:val="ListBullet"/>
+      </w:pPr>
+      <w:r>
+        <w:t>기여도 막대에 여러 채널을 한 번에 그릴지(지금은 고른 채널 하나, 표·XLSX 는 모든 채널).</w:t>
+      </w:r>
+    </w:p>
+    <w:p>
+      <w:r>
+        <w:rPr>
+          <w:b/>
         </w:rPr>
         <w:t>아직 확인할 것</w:t>
       </w:r>
@@ -2755,10 +2263,6 @@
         <w:pStyle w:val="ListNumber"/>
       </w:pPr>
       <w:r>
-        <w:rPr>
-          <w:rFonts w:ascii="맑은 고딕" w:hAnsi="맑은 고딕" w:eastAsia="맑은 고딕"/>
-          <w:sz w:val="21"/>
-        </w:rPr>
         <w:t>직무·소속, 시험 대상 기종·부위(파일로 보아 130B-X·30B-X 유압 펌프 마운트 — (가정))</w:t>
       </w:r>
     </w:p>
@@ -2767,10 +2271,6 @@
         <w:pStyle w:val="ListNumber"/>
       </w:pPr>
       <w:r>
-        <w:rPr>
-          <w:rFonts w:ascii="맑은 고딕" w:hAnsi="맑은 고딕" w:eastAsia="맑은 고딕"/>
-          <w:sz w:val="21"/>
-        </w:rPr>
         <w:t>오더 기준 회전축과 기어비 — 파일 이름의 36·45·39 차가 어느 축 기준인지 (지금은 회전비 1 = v34 와 같음)</w:t>
       </w:r>
     </w:p>
@@ -2779,10 +2279,6 @@
         <w:pStyle w:val="ListNumber"/>
       </w:pPr>
       <w:r>
-        <w:rPr>
-          <w:rFonts w:ascii="맑은 고딕" w:hAnsi="맑은 고딕" w:eastAsia="맑은 고딕"/>
-          <w:sz w:val="21"/>
-        </w:rPr>
         <w:t>이 도구가 더한 RPM 별 피크 목록·대역 에너지 합산을 계속 쓸지</w:t>
       </w:r>
     </w:p>
@@ -2791,24 +2287,14 @@
         <w:pStyle w:val="ListNumber"/>
       </w:pPr>
       <w:r>
-        <w:rPr>
-          <w:rFonts w:ascii="맑은 고딕" w:hAnsi="맑은 고딕" w:eastAsia="맑은 고딕"/>
-          <w:sz w:val="21"/>
-        </w:rPr>
         <w:t>현재 분석 1건당 소요시간(효과 측정용)</w:t>
       </w:r>
     </w:p>
     <w:p>
       <w:pPr>
-        <w:pStyle w:val="Heading2"/>
+        <w:pStyle w:val="Heading1"/>
       </w:pPr>
       <w:r>
-        <w:rPr>
-          <w:rFonts w:ascii="맑은 고딕" w:hAnsi="맑은 고딕" w:eastAsia="맑은 고딕"/>
-          <w:b/>
-          <w:color w:val="1F3864"/>
-          <w:sz w:val="28"/>
-        </w:rPr>
         <w:t>부록. 제출 원문 요약</w:t>
       </w:r>
     </w:p>
@@ -2817,10 +2303,6 @@
         <w:pStyle w:val="ListBullet"/>
       </w:pPr>
       <w:r>
-        <w:rPr>
-          <w:rFonts w:ascii="맑은 고딕" w:hAnsi="맑은 고딕" w:eastAsia="맑은 고딕"/>
-          <w:sz w:val="21"/>
-        </w:rPr>
         <w:t>게시물 (2026-09-23) 「소음진동 오더 분석 도구 개발」: Input(Testlab Neo export 주파수축 CSV), Output 1~3(오더 분석·피크·에너지 합산 / 시각화 / CSV·로그 저장), 초안 HTML·예시 CSV는 메일 전달로 기재</w:t>
       </w:r>
     </w:p>
@@ -2829,25 +2311,25 @@
         <w:pStyle w:val="ListBullet"/>
       </w:pPr>
       <w:r>
-        <w:rPr>
-          <w:rFonts w:ascii="맑은 고딕" w:hAnsi="맑은 고딕" w:eastAsia="맑은 고딕"/>
-          <w:sz w:val="21"/>
-        </w:rPr>
         <w:t xml:space="preserve">첨부 파일: 게시물에는 첨부 없음. 2026-09-28 댓글 「분석기 기능 최신화하여 업로드 하였습니다. Input 예제 파일도 업로드했습니다.」 의 드라이브 폴더에서 분석기 v34 HTML 과 예시 CSV 2종을 받아 </w:t>
       </w:r>
       <w:r>
         <w:rPr>
-          <w:rFonts w:ascii="Consolas" w:hAnsi="Consolas" w:eastAsia="맑은 고딕"/>
-          <w:sz w:val="20"/>
+          <w:rFonts w:ascii="Consolas" w:hAnsi="Consolas"/>
         </w:rPr>
         <w:t>docs/source/</w:t>
       </w:r>
       <w:r>
+        <w:t xml:space="preserve"> 에 보관. 2026-09-30 게시물의 드라이브 링크에서 분석기 v40 HTML(</w:t>
+      </w:r>
+      <w:r>
         <w:rPr>
-          <w:rFonts w:ascii="맑은 고딕" w:hAnsi="맑은 고딕" w:eastAsia="맑은 고딕"/>
-          <w:sz w:val="21"/>
+          <w:rFonts w:ascii="Consolas" w:hAnsi="Consolas"/>
         </w:rPr>
-        <w:t xml:space="preserve"> 에 보관</w:t>
+        <w:t>docs/source/order_analysis_v40.html</w:t>
+      </w:r>
+      <w:r>
+        <w:t>)을 받음</w:t>
       </w:r>
     </w:p>
     <w:p>
@@ -2855,10 +2337,6 @@
         <w:pStyle w:val="ListBullet"/>
       </w:pPr>
       <w:r>
-        <w:rPr>
-          <w:rFonts w:ascii="맑은 고딕" w:hAnsi="맑은 고딕" w:eastAsia="맑은 고딕"/>
-          <w:sz w:val="21"/>
-        </w:rPr>
         <w:t>제외 자료: 2026-09-09 게시물 「진동·소음 시계열 데이터 자동 분석」은 제출자가 2026-09-28에 직접 삭제해 이 문서에서 제외했습니다.</w:t>
       </w:r>
     </w:p>
@@ -2867,11 +2345,7 @@
         <w:pStyle w:val="ListBullet"/>
       </w:pPr>
       <w:r>
-        <w:rPr>
-          <w:rFonts w:ascii="맑은 고딕" w:hAnsi="맑은 고딕" w:eastAsia="맑은 고딕"/>
-          <w:sz w:val="21"/>
-        </w:rPr>
-        <w:t>문서 이력: v0.1(게시물 2건 기반) → v0.2(수강생 요청으로 과제 1건으로 정리) → v0.3(수강생 분석기 v34·실제 입력 파일 반영) → v0.4(v34 의 XLSX·축 범위·높이 조절·끌어 놓기·즉시 다시 계산을 1단계에 넣음, 2026-09-29)</w:t>
+        <w:t>문서 이력: v0.1(게시물 2건 기반) → v0.2(수강생 요청으로 과제 1건으로 정리) → v0.3(수강생 분석기 v34·실제 입력 파일 반영) → v0.4(v34 의 XLSX·축 범위·높이 조절·끌어 놓기·즉시 다시 계산을 1단계에 넣음, 2026-09-29) → v0.5(분석기 v40 기준 Overall·오더 기여도·그래프 표시 옵션·기여도 XLSX 시트, 2026-09-30)</w:t>
       </w:r>
     </w:p>
     <w:sectPr>
@@ -3248,8 +2722,8 @@
     <w:qFormat/>
     <w:rsid w:val="00FC693F"/>
     <w:rPr>
-      <w:rFonts w:ascii="맑은 고딕" w:hAnsi="맑은 고딕" w:eastAsia="맑은 고딕"/>
-      <w:sz w:val="21"/>
+      <w:rFonts w:ascii="Malgun Gothic" w:hAnsi="Malgun Gothic" w:eastAsia="Malgun Gothic"/>
+      <w:sz w:val="20"/>
     </w:rPr>
   </w:style>
   <w:style w:type="paragraph" w:styleId="Header">

--- a/docs/01_프로젝트_기획서.docx
+++ b/docs/01_프로젝트_기획서.docx
@@ -418,7 +418,7 @@
               <w:rPr>
                 <w:rFonts w:ascii="Consolas" w:hAnsi="Consolas"/>
               </w:rPr>
-              <w:t>sim)130B-X 36,45order.csv</w:t>
+              <w:t>A(36·45차)</w:t>
             </w:r>
             <w:r>
               <w:t xml:space="preserve">, </w:t>
@@ -427,7 +427,7 @@
               <w:rPr>
                 <w:rFonts w:ascii="Consolas" w:hAnsi="Consolas"/>
               </w:rPr>
-              <w:t>sim)30B-X 39order.csv</w:t>
+              <w:t>B(39차)</w:t>
             </w:r>
           </w:p>
         </w:tc>
@@ -460,16 +460,7 @@
           <w:p>
             <w:r/>
             <w:r>
-              <w:t xml:space="preserve">2026-09-28 수령, </w:t>
-            </w:r>
-            <w:r>
-              <w:rPr>
-                <w:rFonts w:ascii="Consolas" w:hAnsi="Consolas"/>
-              </w:rPr>
-              <w:t>docs/source/</w:t>
-            </w:r>
-            <w:r>
-              <w:t xml:space="preserve"> 보관</w:t>
+              <w:t xml:space="preserve">2026-09-28 수령. 제출자 실제 Testlab 파일 2종 — 회사 시험 자료라 리포에서 삭제(2026-09-30). 검증 결과만 기록</w:t>
             </w:r>
           </w:p>
         </w:tc>
@@ -2263,7 +2254,7 @@
         <w:pStyle w:val="ListNumber"/>
       </w:pPr>
       <w:r>
-        <w:t>직무·소속, 시험 대상 기종·부위(파일로 보아 130B-X·30B-X 유압 펌프 마운트 — (가정))</w:t>
+        <w:t>직무·소속, 시험 대상 기종·부위(파일로 보아 유압 펌프 마운트 — (가정))</w:t>
       </w:r>
     </w:p>
     <w:p>

--- a/docs/01_프로젝트_기획서.docx
+++ b/docs/01_프로젝트_기획서.docx
@@ -66,6 +66,9 @@
           <w:p>
             <w:r/>
             <w:r>
+              <w:rPr>
+                <w:b w:val="0"/>
+              </w:rPr>
               <w:t>리포</w:t>
             </w:r>
           </w:p>
@@ -77,6 +80,9 @@
           <w:p>
             <w:r/>
             <w:r>
+              <w:rPr>
+                <w:b w:val="0"/>
+              </w:rPr>
               <w:t>data09-06</w:t>
             </w:r>
           </w:p>
@@ -90,6 +96,9 @@
           <w:p>
             <w:r/>
             <w:r>
+              <w:rPr>
+                <w:b w:val="0"/>
+              </w:rPr>
               <w:t>제출자</w:t>
             </w:r>
           </w:p>
@@ -101,6 +110,9 @@
           <w:p>
             <w:r/>
             <w:r>
+              <w:rPr>
+                <w:b w:val="0"/>
+              </w:rPr>
               <w:t>조윤제</w:t>
             </w:r>
           </w:p>
@@ -114,6 +126,9 @@
           <w:p>
             <w:r/>
             <w:r>
+              <w:rPr>
+                <w:b w:val="0"/>
+              </w:rPr>
               <w:t>직무·소속</w:t>
             </w:r>
           </w:p>
@@ -125,6 +140,9 @@
           <w:p>
             <w:r/>
             <w:r>
+              <w:rPr>
+                <w:b w:val="0"/>
+              </w:rPr>
               <w:t>제출 자료에 명시되지 않음 (진동·소음(NVH) 시험·분석 업무 담당으로 보임 — (가정))</w:t>
             </w:r>
           </w:p>
@@ -138,6 +156,9 @@
           <w:p>
             <w:r/>
             <w:r>
+              <w:rPr>
+                <w:b w:val="0"/>
+              </w:rPr>
               <w:t>과정</w:t>
             </w:r>
           </w:p>
@@ -149,6 +170,9 @@
           <w:p>
             <w:r/>
             <w:r>
+              <w:rPr>
+                <w:b w:val="0"/>
+              </w:rPr>
               <w:t>현장 데이터 디지털화 전문가과정 1차수</w:t>
             </w:r>
           </w:p>
@@ -162,6 +186,9 @@
           <w:p>
             <w:r/>
             <w:r>
+              <w:rPr>
+                <w:b w:val="0"/>
+              </w:rPr>
               <w:t>작성일</w:t>
             </w:r>
           </w:p>
@@ -173,7 +200,10 @@
           <w:p>
             <w:r/>
             <w:r>
-              <w:t>2026-09-28 (v0.5 갱신 2026-09-30)</w:t>
+              <w:rPr>
+                <w:b w:val="0"/>
+              </w:rPr>
+              <w:t>2026-09-28 (v0.5 · v0.6 갱신 2026-09-30)</w:t>
             </w:r>
           </w:p>
         </w:tc>
@@ -186,6 +216,9 @@
           <w:p>
             <w:r/>
             <w:r>
+              <w:rPr>
+                <w:b w:val="0"/>
+              </w:rPr>
               <w:t>문서 상태</w:t>
             </w:r>
           </w:p>
@@ -197,7 +230,10 @@
           <w:p>
             <w:r/>
             <w:r>
-              <w:t>초안 v0.5 — 제출자 분석기 v40 을 기준으로 RPM 별 Overall·오더 기여도(그래프·표시 옵션·XLSX 시트)를 더함</w:t>
+              <w:rPr>
+                <w:b w:val="0"/>
+              </w:rPr>
+              <w:t>초안 v0.6 — data09-29(제출자 분석기 v51 + 지게차 첫 화면)를 제출자 답변대로 이 리포에 통합: 첫 화면 = v51 + 전동 지게차 그림 · 가상 캠벨 선도, 이전 도구는 classic/ 로 보존, 두 번째 CSV 채널 오류 수정 (v0.5 = v40 기준 Overall·오더 기여도)</w:t>
             </w:r>
           </w:p>
         </w:tc>
@@ -205,6 +241,9 @@
     </w:tbl>
     <w:p>
       <w:r>
+        <w:rPr>
+          <w:b w:val="0"/>
+        </w:rPr>
         <w:t xml:space="preserve">이 문서는 제출자의 게시물 「소음진동 오더 분석 도구 개발」(2026-09-23)과 2026-09-28 댓글로 받은 </w:t>
       </w:r>
       <w:r>
@@ -214,6 +253,9 @@
         <w:t>제출자 분석기 v34(HTML)와 Testlab Neo 실제 내보내기 CSV 2종</w:t>
       </w:r>
       <w:r>
+        <w:rPr>
+          <w:b w:val="0"/>
+        </w:rPr>
         <w:t>을 바탕으로 합니다. 주파수축 데이터마다 RPM 이 붙어 있어 별도의 RPM 추정 없이 오더 계산이 가능하며, 계산 기준은 v34 를 따릅니다.</w:t>
       </w:r>
     </w:p>
@@ -230,6 +272,9 @@
         <w:pStyle w:val="ListBullet"/>
       </w:pPr>
       <w:r>
+        <w:rPr>
+          <w:b w:val="0"/>
+        </w:rPr>
         <w:t>배경: 시험 스펙트럼 데이터를 신속하게 오더 성분으로 분석하고 시각화하려는 것입니다.</w:t>
       </w:r>
     </w:p>
@@ -238,6 +283,9 @@
         <w:pStyle w:val="ListBullet"/>
       </w:pPr>
       <w:r>
+        <w:rPr>
+          <w:b w:val="0"/>
+        </w:rPr>
         <w:t>현안(가정): 현재는 Testlab Neo에서 내보낸 결과를 엑셀 등에서 따로 가공해 오더별 그래프를 그리고 있을 것으로 보입니다. 실제 현재 방식은 10절에서 확인합니다.</w:t>
       </w:r>
     </w:p>
@@ -259,6 +307,9 @@
     </w:p>
     <w:p>
       <w:r>
+        <w:rPr>
+          <w:b w:val="0"/>
+        </w:rPr>
         <w:t>Testlab Neo에서 내보낸 진동·소음 시험 결과를 넣으면 오더 분석, 피크 추출, 에너지 합산, 시각화, 결과 저장까지 같은 기준으로 나오는 분석 도구를 만듭니다.</w:t>
       </w:r>
     </w:p>
@@ -275,6 +326,9 @@
         <w:pStyle w:val="ListBullet"/>
       </w:pPr>
       <w:r>
+        <w:rPr>
+          <w:b w:val="0"/>
+        </w:rPr>
         <w:t>Testlab Neo export CSV(RPM, 채널, 방향, 단위, 진동소음 응답)를 브라우저에 올리면</w:t>
       </w:r>
     </w:p>
@@ -283,6 +337,9 @@
         <w:pStyle w:val="ListBullet"/>
       </w:pPr>
       <w:r>
+        <w:rPr>
+          <w:b w:val="0"/>
+        </w:rPr>
         <w:t>오더 분석, 피크 추출, 진동소음 에너지 합산을 계산하고</w:t>
       </w:r>
     </w:p>
@@ -291,6 +348,9 @@
         <w:pStyle w:val="ListBullet"/>
       </w:pPr>
       <w:r>
+        <w:rPr>
+          <w:b w:val="0"/>
+        </w:rPr>
         <w:t>오더별 RPM-진폭 그래프, 스펙트럼 컬러맵, 피크 정보 툴팁으로 보여 주며</w:t>
       </w:r>
     </w:p>
@@ -299,6 +359,9 @@
         <w:pStyle w:val="ListBullet"/>
       </w:pPr>
       <w:r>
+        <w:rPr>
+          <w:b w:val="0"/>
+        </w:rPr>
         <w:t>결과 CSV와 오류·경고 로그를 저장합니다.</w:t>
       </w:r>
     </w:p>
@@ -307,6 +370,9 @@
         <w:pStyle w:val="ListBullet"/>
       </w:pPr>
       <w:r>
+        <w:rPr>
+          <w:b w:val="0"/>
+        </w:rPr>
         <w:t>제출자 분석기 v34 의 계산(피크 검색 → 합산 RSS, 오더 RSS 합산, dB/dBA 표시)을 기준으로 삼아 기능을 정리·보강합니다.</w:t>
       </w:r>
     </w:p>
@@ -412,22 +478,10 @@
           <w:p>
             <w:r/>
             <w:r>
-              <w:t xml:space="preserve">Testlab Neo export 주파수축 CSV — 예시 2종 </w:t>
-            </w:r>
-            <w:r>
               <w:rPr>
-                <w:rFonts w:ascii="Consolas" w:hAnsi="Consolas"/>
+                <w:b w:val="0"/>
               </w:rPr>
-              <w:t>A(36·45차)</w:t>
-            </w:r>
-            <w:r>
-              <w:t xml:space="preserve">, </w:t>
-            </w:r>
-            <w:r>
-              <w:rPr>
-                <w:rFonts w:ascii="Consolas" w:hAnsi="Consolas"/>
-              </w:rPr>
-              <w:t>B(39차)</w:t>
+              <w:t>Testlab Neo export 주파수축 CSV — 예시 2종(A: 36·45차, B: 39차)</w:t>
             </w:r>
           </w:p>
         </w:tc>
@@ -438,6 +492,9 @@
           <w:p>
             <w:r/>
             <w:r>
+              <w:rPr>
+                <w:b w:val="0"/>
+              </w:rPr>
               <w:t>CSV (UTF-8 BOM, 쉼표)</w:t>
             </w:r>
           </w:p>
@@ -449,6 +506,9 @@
           <w:p>
             <w:r/>
             <w:r>
+              <w:rPr>
+                <w:b w:val="0"/>
+              </w:rPr>
               <w:t>시험 건별. 예시는 Curve 20개(진동 4위치 × 5 RPM) / 60개(진동 4 + 소음 2 × 10 RPM), 1000~2000 Hz · 1 Hz 간격, 436 KB · 773 KB</w:t>
             </w:r>
           </w:p>
@@ -460,7 +520,10 @@
           <w:p>
             <w:r/>
             <w:r>
-              <w:t xml:space="preserve">2026-09-28 수령. 제출자 실제 Testlab 파일 2종 — 회사 시험 자료라 리포에서 삭제(2026-09-30). 검증 결과만 기록</w:t>
+              <w:rPr>
+                <w:b w:val="0"/>
+              </w:rPr>
+              <w:t>2026-09-28 수령. 제출자 실제 Testlab 파일 2종 — 회사 시험 자료라 리포에서 삭제(2026-09-30). 검증 결과만 기록</w:t>
             </w:r>
           </w:p>
         </w:tc>
@@ -473,6 +536,9 @@
           <w:p>
             <w:r/>
             <w:r>
+              <w:rPr>
+                <w:b w:val="0"/>
+              </w:rPr>
               <w:t>제출자 분석기 v34</w:t>
             </w:r>
           </w:p>
@@ -484,6 +550,9 @@
           <w:p>
             <w:r/>
             <w:r>
+              <w:rPr>
+                <w:b w:val="0"/>
+              </w:rPr>
               <w:t>HTML 1개(약 160 KB)</w:t>
             </w:r>
           </w:p>
@@ -495,6 +564,9 @@
           <w:p>
             <w:r/>
             <w:r>
+              <w:rPr>
+                <w:b w:val="0"/>
+              </w:rPr>
               <w:t>—</w:t>
             </w:r>
           </w:p>
@@ -506,6 +578,9 @@
           <w:p>
             <w:r/>
             <w:r>
+              <w:rPr>
+                <w:b w:val="0"/>
+              </w:rPr>
               <w:t>2026-09-28 수령. 계산 기준</w:t>
             </w:r>
           </w:p>
@@ -525,34 +600,10 @@
         <w:pStyle w:val="ListBullet"/>
       </w:pPr>
       <w:r>
-        <w:t xml:space="preserve">1줄 </w:t>
-      </w:r>
-      <w:r>
         <w:rPr>
-          <w:rFonts w:ascii="Consolas" w:hAnsi="Consolas"/>
+          <w:b w:val="0"/>
         </w:rPr>
-        <w:t>Curve 1</w:t>
-      </w:r>
-      <w:r>
-        <w:t xml:space="preserve"> 제목 → </w:t>
-      </w:r>
-      <w:r>
-        <w:rPr>
-          <w:rFonts w:ascii="Consolas" w:hAnsi="Consolas"/>
-        </w:rPr>
-        <w:t>MS Logging</w:t>
-      </w:r>
-      <w:r>
-        <w:t xml:space="preserve"> 등 → </w:t>
-      </w:r>
-      <w:r>
-        <w:rPr>
-          <w:rFonts w:ascii="Consolas" w:hAnsi="Consolas"/>
-        </w:rPr>
-        <w:t>Standard\All\…</w:t>
-      </w:r>
-      <w:r>
-        <w:t xml:space="preserve"> 머리 정보 줄(0열 = 항목 이름, 1열부터 </w:t>
+        <w:t xml:space="preserve">1줄 Curve 1 제목 → MS Logging 등 → Standard\All\… 머리 정보 줄(0열 = 항목 이름, 1열부터 </w:t>
       </w:r>
       <w:r>
         <w:rPr>
@@ -561,25 +612,10 @@
         <w:t>Curve 하나당 한 열</w:t>
       </w:r>
       <w:r>
-        <w:t>) → 빈 줄 → 단위 줄(</w:t>
-      </w:r>
-      <w:r>
         <w:rPr>
-          <w:rFonts w:ascii="Consolas" w:hAnsi="Consolas"/>
+          <w:b w:val="0"/>
         </w:rPr>
-        <w:t>Hz, g, …, Pa</w:t>
-      </w:r>
-      <w:r>
-        <w:t>) → 표시 척도 줄(</w:t>
-      </w:r>
-      <w:r>
-        <w:rPr>
-          <w:rFonts w:ascii="Consolas" w:hAnsi="Consolas"/>
-        </w:rPr>
-        <w:t>Linear, Log (RMS), …, dB</w:t>
-      </w:r>
-      <w:r>
-        <w:t>) → 데이터.</w:t>
+        <w:t>) → 빈 줄 → 단위 줄(Hz, g, …, Pa) → 표시 척도 줄(Linear, Log (RMS), …, dB) → 데이터.</w:t>
       </w:r>
     </w:p>
     <w:p>
@@ -587,6 +623,9 @@
         <w:pStyle w:val="ListBullet"/>
       </w:pPr>
       <w:r>
+        <w:rPr>
+          <w:b w:val="0"/>
+        </w:rPr>
         <w:t xml:space="preserve">데이터: </w:t>
       </w:r>
       <w:r>
@@ -596,25 +635,10 @@
         <w:t>0열 = 공통 주파수(Hz)</w:t>
       </w:r>
       <w:r>
-        <w:t xml:space="preserve">, 1열부터 Curve별 진폭. 작은 값은 </w:t>
-      </w:r>
-      <w:r>
         <w:rPr>
-          <w:rFonts w:ascii="Consolas" w:hAnsi="Consolas"/>
+          <w:b w:val="0"/>
         </w:rPr>
-        <w:t>7.05E-05</w:t>
-      </w:r>
-      <w:r>
-        <w:t xml:space="preserve"> 같은 지수 표기, 파일 끝에 값 없는 </w:t>
-      </w:r>
-      <w:r>
-        <w:rPr>
-          <w:rFonts w:ascii="Consolas" w:hAnsi="Consolas"/>
-        </w:rPr>
-        <w:t>,,,,</w:t>
-      </w:r>
-      <w:r>
-        <w:t xml:space="preserve"> 줄이 붙기도 합니다.</w:t>
+        <w:t>, 1열부터 Curve별 진폭. 작은 값은 7.05E-05 같은 지수 표기, 파일 끝에 값 없는 ,,,, 줄이 붙기도 합니다.</w:t>
       </w:r>
     </w:p>
     <w:p>
@@ -628,52 +652,10 @@
         <w:t>RPM</w:t>
       </w:r>
       <w:r>
-        <w:t xml:space="preserve"> = </w:t>
-      </w:r>
-      <w:r>
         <w:rPr>
-          <w:rFonts w:ascii="Consolas" w:hAnsi="Consolas"/>
+          <w:b w:val="0"/>
         </w:rPr>
-        <w:t>Dataset name</w:t>
-      </w:r>
-      <w:r>
-        <w:t xml:space="preserve"> 글자에서 읽음(</w:t>
-      </w:r>
-      <w:r>
-        <w:rPr>
-          <w:rFonts w:ascii="Consolas" w:hAnsi="Consolas"/>
-        </w:rPr>
-        <w:t>rpm  2000</w:t>
-      </w:r>
-      <w:r>
-        <w:t xml:space="preserve">, </w:t>
-      </w:r>
-      <w:r>
-        <w:rPr>
-          <w:rFonts w:ascii="Consolas" w:hAnsi="Consolas"/>
-        </w:rPr>
-        <w:t>…RPM2000_Report to Excel</w:t>
-      </w:r>
-      <w:r>
-        <w:t xml:space="preserve">). </w:t>
-      </w:r>
-      <w:r>
-        <w:rPr>
-          <w:rFonts w:ascii="Consolas" w:hAnsi="Consolas"/>
-        </w:rPr>
-        <w:t>Original run</w:t>
-      </w:r>
-      <w:r>
-        <w:t xml:space="preserve"> 은 실측 RPM(</w:t>
-      </w:r>
-      <w:r>
-        <w:rPr>
-          <w:rFonts w:ascii="Consolas" w:hAnsi="Consolas"/>
-        </w:rPr>
-        <w:t>rpm  2002</w:t>
-      </w:r>
-      <w:r>
-        <w:t>)이지만 공칭값을 씁니다(v34 와 같음).</w:t>
+        <w:t xml:space="preserve"> = Dataset name 글자에서 읽음(rpm  2000, …RPM2000_Report to Excel). Original run 은 실측 RPM(rpm  2002)이지만 공칭값을 씁니다(v34 와 같음).</w:t>
       </w:r>
     </w:p>
     <w:p>
@@ -687,43 +669,10 @@
         <w:t>위치·방향</w:t>
       </w:r>
       <w:r>
-        <w:t xml:space="preserve"> = </w:t>
-      </w:r>
-      <w:r>
         <w:rPr>
-          <w:rFonts w:ascii="Consolas" w:hAnsi="Consolas"/>
+          <w:b w:val="0"/>
         </w:rPr>
-        <w:t>DOF id</w:t>
-      </w:r>
-      <w:r>
-        <w:t>(</w:t>
-      </w:r>
-      <w:r>
-        <w:rPr>
-          <w:rFonts w:ascii="Consolas" w:hAnsi="Consolas"/>
-        </w:rPr>
-        <w:t>LL:+X</w:t>
-      </w:r>
-      <w:r>
-        <w:t>), 소음 채널은 방향 없음(</w:t>
-      </w:r>
-      <w:r>
-        <w:rPr>
-          <w:rFonts w:ascii="Consolas" w:hAnsi="Consolas"/>
-        </w:rPr>
-        <w:t>out</w:t>
-      </w:r>
-      <w:r>
-        <w:t xml:space="preserve">, </w:t>
-      </w:r>
-      <w:r>
-        <w:rPr>
-          <w:rFonts w:ascii="Consolas" w:hAnsi="Consolas"/>
-        </w:rPr>
-        <w:t>Pump</w:t>
-      </w:r>
-      <w:r>
-        <w:t xml:space="preserve">). </w:t>
+        <w:t xml:space="preserve"> = DOF id(LL:+X), 소음 채널은 방향 없음(out, Pump). </w:t>
       </w:r>
       <w:r>
         <w:rPr>
@@ -732,16 +681,10 @@
         <w:t>단위</w:t>
       </w:r>
       <w:r>
-        <w:t xml:space="preserve"> = </w:t>
-      </w:r>
-      <w:r>
         <w:rPr>
-          <w:rFonts w:ascii="Consolas" w:hAnsi="Consolas"/>
+          <w:b w:val="0"/>
         </w:rPr>
-        <w:t>Y axis unit</w:t>
-      </w:r>
-      <w:r>
-        <w:t>(진동 g, 소음 Pa).</w:t>
+        <w:t xml:space="preserve"> = Y axis unit(진동 g, 소음 Pa).</w:t>
       </w:r>
     </w:p>
     <w:p>
@@ -755,25 +698,10 @@
         <w:t>표시 척도</w:t>
       </w:r>
       <w:r>
-        <w:t xml:space="preserve"> </w:t>
-      </w:r>
-      <w:r>
         <w:rPr>
-          <w:rFonts w:ascii="Consolas" w:hAnsi="Consolas"/>
+          <w:b w:val="0"/>
         </w:rPr>
-        <w:t>Log (RMS)</w:t>
-      </w:r>
-      <w:r>
-        <w:t xml:space="preserve"> 는 값이 선형이고, </w:t>
-      </w:r>
-      <w:r>
-        <w:rPr>
-          <w:rFonts w:ascii="Consolas" w:hAnsi="Consolas"/>
-        </w:rPr>
-        <w:t>dB</w:t>
-      </w:r>
-      <w:r>
-        <w:t xml:space="preserve"> 인 열(소음)은 값이 이미 dB(기준 20 µPa)입니다 → 계산 전에 Pa 로 되돌립니다.</w:t>
+        <w:t xml:space="preserve"> Log (RMS) 는 값이 선형이고, dB 인 열(소음)은 값이 이미 dB(기준 20 µPa)입니다 → 계산 전에 Pa 로 되돌립니다.</w:t>
       </w:r>
     </w:p>
     <w:p>
@@ -781,6 +709,9 @@
         <w:pStyle w:val="ListBullet"/>
       </w:pPr>
       <w:r>
+        <w:rPr>
+          <w:b w:val="0"/>
+        </w:rPr>
         <w:t>AutoPower · RMS · Hanning(진폭 보정) · 평균 2~7회 조건으로 만든 스펙트럼입니다.</w:t>
       </w:r>
     </w:p>
@@ -789,29 +720,17 @@
         <w:pStyle w:val="ListBullet"/>
       </w:pPr>
       <w:r>
-        <w:t xml:space="preserve">파일 이름의 </w:t>
-      </w:r>
-      <w:r>
         <w:rPr>
-          <w:rFonts w:ascii="Consolas" w:hAnsi="Consolas"/>
+          <w:b w:val="0"/>
         </w:rPr>
-        <w:t>36,45order</w:t>
-      </w:r>
-      <w:r>
-        <w:t xml:space="preserve"> · </w:t>
-      </w:r>
-      <w:r>
-        <w:rPr>
-          <w:rFonts w:ascii="Consolas" w:hAnsi="Consolas"/>
-        </w:rPr>
-        <w:t>39order</w:t>
-      </w:r>
-      <w:r>
-        <w:t xml:space="preserve"> 가 관심 오더를 나타냅니다.</w:t>
+        <w:t>파일 이름의 36,45order · 39order 가 관심 오더를 나타냅니다.</w:t>
       </w:r>
     </w:p>
     <w:p>
       <w:r>
+        <w:rPr>
+          <w:b w:val="0"/>
+        </w:rPr>
         <w:t>제품 사양이 드러나는 시험 결과이므로 외부 AI 서비스로 보내지 않는 구조를 전제로 합니다.</w:t>
       </w:r>
     </w:p>
@@ -826,25 +745,60 @@
     <w:p>
       <w:r>
         <w:rPr>
-          <w:rFonts w:ascii="Consolas" w:hAnsi="Consolas"/>
-          <w:sz w:val="16"/>
+          <w:b w:val="0"/>
+        </w:rPr>
+        <w:t>mermaid</w:t>
+      </w:r>
+    </w:p>
+    <w:p>
+      <w:r>
+        <w:rPr>
+          <w:b w:val="0"/>
         </w:rPr>
         <w:t>flowchart TD</w:t>
-        <w:br/>
+      </w:r>
+    </w:p>
+    <w:p>
+      <w:r>
+        <w:rPr>
+          <w:b w:val="0"/>
+        </w:rPr>
         <w:t xml:space="preserve">  B1[Testlab Neo CSV&lt;br/&gt;RPM·채널·방향·단위·응답] --&gt; B2[정리&lt;br/&gt;채널·방향별 분리&lt;br/&gt;형식 검사·경고 로그]</w:t>
-        <w:br/>
+      </w:r>
+    </w:p>
+    <w:p>
+      <w:r>
+        <w:rPr>
+          <w:b w:val="0"/>
+        </w:rPr>
         <w:t xml:space="preserve">  B2 --&gt; B3[오더 계산&lt;br/&gt;주파수 → 오더]</w:t>
-        <w:br/>
+      </w:r>
+    </w:p>
+    <w:p>
+      <w:r>
+        <w:rPr>
+          <w:b w:val="0"/>
+        </w:rPr>
         <w:t xml:space="preserve">  B3 --&gt; B4[피크 추출&lt;br/&gt;에너지 합산]</w:t>
-        <w:br/>
+      </w:r>
+    </w:p>
+    <w:p>
+      <w:r>
+        <w:rPr>
+          <w:b w:val="0"/>
+        </w:rPr>
         <w:t xml:space="preserve">  B4 --&gt; B5[시각화·저장&lt;br/&gt;오더별 RPM-진폭&lt;br/&gt;컬러맵·툴팁&lt;br/&gt;결과 CSV·로그]</w:t>
       </w:r>
     </w:p>
+    <w:p/>
     <w:p>
       <w:pPr>
         <w:pStyle w:val="ListBullet"/>
       </w:pPr>
       <w:r>
+        <w:rPr>
+          <w:b w:val="0"/>
+        </w:rPr>
         <w:t>계산은 제출자 분석기 v34 와 같습니다.</w:t>
       </w:r>
     </w:p>
@@ -853,6 +807,9 @@
         <w:pStyle w:val="ListBullet2"/>
       </w:pPr>
       <w:r>
+        <w:rPr>
+          <w:b w:val="0"/>
+        </w:rPr>
         <w:t>이론 주파수 = 오더 × RPM ÷ 60 (회전비 설정 가능, 기본 1)</w:t>
       </w:r>
     </w:p>
@@ -861,6 +818,9 @@
         <w:pStyle w:val="ListBullet2"/>
       </w:pPr>
       <w:r>
+        <w:rPr>
+          <w:b w:val="0"/>
+        </w:rPr>
         <w:t>이론 주파수 ± 피크 검색 범위(기본 ±1 Hz)에서 가장 큰 칸 = 검출 피크 (범위 0 이면 가장 가까운 칸)</w:t>
       </w:r>
     </w:p>
@@ -869,6 +829,9 @@
         <w:pStyle w:val="ListBullet2"/>
       </w:pPr>
       <w:r>
+        <w:rPr>
+          <w:b w:val="0"/>
+        </w:rPr>
         <w:t>오더 진폭 = 검출 피크 ± 합산 범위(기본 ±1 Hz) 칸들의 제곱합의 제곱근(RSS)</w:t>
       </w:r>
     </w:p>
@@ -877,6 +840,9 @@
         <w:pStyle w:val="ListBullet2"/>
       </w:pPr>
       <w:r>
+        <w:rPr>
+          <w:b w:val="0"/>
+        </w:rPr>
         <w:t>오더 2개 이상이면 같은 RPM 의 오더 진폭 RSS 합산</w:t>
       </w:r>
     </w:p>
@@ -885,6 +851,9 @@
         <w:pStyle w:val="ListBullet2"/>
       </w:pPr>
       <w:r>
+        <w:rPr>
+          <w:b w:val="0"/>
+        </w:rPr>
         <w:t>표시: 소음·진동 따로 Amplitude / dB(기준 소음 2e-5 Pa, 진동 1.0197e-7 g) / dBA(검출 피크 주파수에서 A-가중)</w:t>
       </w:r>
     </w:p>
@@ -893,6 +862,9 @@
         <w:pStyle w:val="ListBullet2"/>
       </w:pPr>
       <w:r>
+        <w:rPr>
+          <w:b w:val="0"/>
+        </w:rPr>
         <w:t>판정: 이론 주파수가 측정 주파수 범위 안이면 「일치」</w:t>
       </w:r>
     </w:p>
@@ -979,6 +951,9 @@
           <w:p>
             <w:r/>
             <w:r>
+              <w:rPr>
+                <w:b w:val="0"/>
+              </w:rPr>
               <w:t>CSV 불러오기·형식 검사</w:t>
             </w:r>
           </w:p>
@@ -990,6 +965,9 @@
           <w:p>
             <w:r/>
             <w:r>
+              <w:rPr>
+                <w:b w:val="0"/>
+              </w:rPr>
               <w:t>Testlab Neo export CSV 업로드, RPM·채널·방향·단위·응답 컬럼 인식, 빈 값·형식 오류를 경고 로그로 기록</w:t>
             </w:r>
           </w:p>
@@ -1001,6 +979,9 @@
           <w:p>
             <w:r/>
             <w:r>
+              <w:rPr>
+                <w:b w:val="0"/>
+              </w:rPr>
               <w:t>MVP</w:t>
             </w:r>
           </w:p>
@@ -1014,6 +995,9 @@
           <w:p>
             <w:r/>
             <w:r>
+              <w:rPr>
+                <w:b w:val="0"/>
+              </w:rPr>
               <w:t>채널·방향 선택</w:t>
             </w:r>
           </w:p>
@@ -1025,6 +1009,9 @@
           <w:p>
             <w:r/>
             <w:r>
+              <w:rPr>
+                <w:b w:val="0"/>
+              </w:rPr>
               <w:t>채널·방향별로 결과를 나누어 보기</w:t>
             </w:r>
           </w:p>
@@ -1036,6 +1023,9 @@
           <w:p>
             <w:r/>
             <w:r>
+              <w:rPr>
+                <w:b w:val="0"/>
+              </w:rPr>
               <w:t>MVP</w:t>
             </w:r>
           </w:p>
@@ -1049,6 +1039,9 @@
           <w:p>
             <w:r/>
             <w:r>
+              <w:rPr>
+                <w:b w:val="0"/>
+              </w:rPr>
               <w:t>오더 변환</w:t>
             </w:r>
           </w:p>
@@ -1060,6 +1053,9 @@
           <w:p>
             <w:r/>
             <w:r>
+              <w:rPr>
+                <w:b w:val="0"/>
+              </w:rPr>
               <w:t>주파수축을 RPM별 오더축으로 변환</w:t>
             </w:r>
           </w:p>
@@ -1071,6 +1067,9 @@
           <w:p>
             <w:r/>
             <w:r>
+              <w:rPr>
+                <w:b w:val="0"/>
+              </w:rPr>
               <w:t>MVP</w:t>
             </w:r>
           </w:p>
@@ -1084,6 +1083,9 @@
           <w:p>
             <w:r/>
             <w:r>
+              <w:rPr>
+                <w:b w:val="0"/>
+              </w:rPr>
               <w:t>오더 추적</w:t>
             </w:r>
           </w:p>
@@ -1095,6 +1097,9 @@
           <w:p>
             <w:r/>
             <w:r>
+              <w:rPr>
+                <w:b w:val="0"/>
+              </w:rPr>
               <w:t>지정한 오더의 RPM별 진폭(피크 검색 → 합산 RSS, v34 방식) → 오더별 RPM-진폭 그래프, 채널 겹쳐 보기</w:t>
             </w:r>
           </w:p>
@@ -1106,6 +1111,9 @@
           <w:p>
             <w:r/>
             <w:r>
+              <w:rPr>
+                <w:b w:val="0"/>
+              </w:rPr>
               <w:t>MVP</w:t>
             </w:r>
           </w:p>
@@ -1119,6 +1127,9 @@
           <w:p>
             <w:r/>
             <w:r>
+              <w:rPr>
+                <w:b w:val="0"/>
+              </w:rPr>
               <w:t>오더 RSS 합산</w:t>
             </w:r>
           </w:p>
@@ -1130,6 +1141,9 @@
           <w:p>
             <w:r/>
             <w:r>
+              <w:rPr>
+                <w:b w:val="0"/>
+              </w:rPr>
               <w:t>여러 오더 진폭을 같은 RPM 에서 RSS 로 합산 (v34)</w:t>
             </w:r>
           </w:p>
@@ -1141,6 +1155,9 @@
           <w:p>
             <w:r/>
             <w:r>
+              <w:rPr>
+                <w:b w:val="0"/>
+              </w:rPr>
               <w:t>MVP</w:t>
             </w:r>
           </w:p>
@@ -1154,6 +1171,9 @@
           <w:p>
             <w:r/>
             <w:r>
+              <w:rPr>
+                <w:b w:val="0"/>
+              </w:rPr>
               <w:t>피크 추출</w:t>
             </w:r>
           </w:p>
@@ -1165,6 +1185,9 @@
           <w:p>
             <w:r/>
             <w:r>
+              <w:rPr>
+                <w:b w:val="0"/>
+              </w:rPr>
               <w:t>RPM별·오더별 최대 피크(주파수, 오더, 진폭) 목록</w:t>
             </w:r>
           </w:p>
@@ -1176,6 +1199,9 @@
           <w:p>
             <w:r/>
             <w:r>
+              <w:rPr>
+                <w:b w:val="0"/>
+              </w:rPr>
               <w:t>MVP</w:t>
             </w:r>
           </w:p>
@@ -1189,6 +1215,9 @@
           <w:p>
             <w:r/>
             <w:r>
+              <w:rPr>
+                <w:b w:val="0"/>
+              </w:rPr>
               <w:t>에너지 합산</w:t>
             </w:r>
           </w:p>
@@ -1200,6 +1229,9 @@
           <w:p>
             <w:r/>
             <w:r>
+              <w:rPr>
+                <w:b w:val="0"/>
+              </w:rPr>
               <w:t>오더 RSS 합산(v34) + 지정 대역(Hz 또는 오더)의 RSS (이 도구가 더함)</w:t>
             </w:r>
           </w:p>
@@ -1211,6 +1243,9 @@
           <w:p>
             <w:r/>
             <w:r>
+              <w:rPr>
+                <w:b w:val="0"/>
+              </w:rPr>
               <w:t>MVP</w:t>
             </w:r>
           </w:p>
@@ -1224,6 +1259,9 @@
           <w:p>
             <w:r/>
             <w:r>
+              <w:rPr>
+                <w:b w:val="0"/>
+              </w:rPr>
               <w:t>스펙트럼 컬러맵</w:t>
             </w:r>
           </w:p>
@@ -1235,6 +1273,9 @@
           <w:p>
             <w:r/>
             <w:r>
+              <w:rPr>
+                <w:b w:val="0"/>
+              </w:rPr>
               <w:t>RPM × 주파수(또는 오더) 컬러맵</w:t>
             </w:r>
           </w:p>
@@ -1246,6 +1287,9 @@
           <w:p>
             <w:r/>
             <w:r>
+              <w:rPr>
+                <w:b w:val="0"/>
+              </w:rPr>
               <w:t>MVP</w:t>
             </w:r>
           </w:p>
@@ -1259,6 +1303,9 @@
           <w:p>
             <w:r/>
             <w:r>
+              <w:rPr>
+                <w:b w:val="0"/>
+              </w:rPr>
               <w:t>피크 정보 툴팁</w:t>
             </w:r>
           </w:p>
@@ -1270,6 +1317,9 @@
           <w:p>
             <w:r/>
             <w:r>
+              <w:rPr>
+                <w:b w:val="0"/>
+              </w:rPr>
               <w:t>그래프 위에 마우스를 올리면 RPM·주파수·오더·진폭 표시</w:t>
             </w:r>
           </w:p>
@@ -1281,6 +1331,9 @@
           <w:p>
             <w:r/>
             <w:r>
+              <w:rPr>
+                <w:b w:val="0"/>
+              </w:rPr>
               <w:t>MVP</w:t>
             </w:r>
           </w:p>
@@ -1294,6 +1347,9 @@
           <w:p>
             <w:r/>
             <w:r>
+              <w:rPr>
+                <w:b w:val="0"/>
+              </w:rPr>
               <w:t>결과 CSV 저장</w:t>
             </w:r>
           </w:p>
@@ -1305,6 +1361,9 @@
           <w:p>
             <w:r/>
             <w:r>
+              <w:rPr>
+                <w:b w:val="0"/>
+              </w:rPr>
               <w:t>오더별 결과·피크 목록·에너지 합산 CSV</w:t>
             </w:r>
           </w:p>
@@ -1316,6 +1375,9 @@
           <w:p>
             <w:r/>
             <w:r>
+              <w:rPr>
+                <w:b w:val="0"/>
+              </w:rPr>
               <w:t>MVP</w:t>
             </w:r>
           </w:p>
@@ -1329,6 +1391,9 @@
           <w:p>
             <w:r/>
             <w:r>
+              <w:rPr>
+                <w:b w:val="0"/>
+              </w:rPr>
               <w:t>오류·경고 로그 저장</w:t>
             </w:r>
           </w:p>
@@ -1340,6 +1405,9 @@
           <w:p>
             <w:r/>
             <w:r>
+              <w:rPr>
+                <w:b w:val="0"/>
+              </w:rPr>
               <w:t>처리 중 발생한 경고를 텍스트/CSV로 저장</w:t>
             </w:r>
           </w:p>
@@ -1351,6 +1419,9 @@
           <w:p>
             <w:r/>
             <w:r>
+              <w:rPr>
+                <w:b w:val="0"/>
+              </w:rPr>
               <w:t>MVP</w:t>
             </w:r>
           </w:p>
@@ -1364,6 +1435,9 @@
           <w:p>
             <w:r/>
             <w:r>
+              <w:rPr>
+                <w:b w:val="0"/>
+              </w:rPr>
               <w:t>단위 변환·dB 표시</w:t>
             </w:r>
           </w:p>
@@ -1375,6 +1449,9 @@
           <w:p>
             <w:r/>
             <w:r>
+              <w:rPr>
+                <w:b w:val="0"/>
+              </w:rPr>
               <w:t>소음·진동 따로 Amplitude / dB / dBA, 원본 dB 입력 변환 (실제 파일에 dB 원본이 있어 1단계로 당김)</w:t>
             </w:r>
           </w:p>
@@ -1386,6 +1463,9 @@
           <w:p>
             <w:r/>
             <w:r>
+              <w:rPr>
+                <w:b w:val="0"/>
+              </w:rPr>
               <w:t>MVP</w:t>
             </w:r>
           </w:p>
@@ -1399,6 +1479,9 @@
           <w:p>
             <w:r/>
             <w:r>
+              <w:rPr>
+                <w:b w:val="0"/>
+              </w:rPr>
               <w:t>XLSX 저장</w:t>
             </w:r>
           </w:p>
@@ -1410,6 +1493,9 @@
           <w:p>
             <w:r/>
             <w:r>
+              <w:rPr>
+                <w:b w:val="0"/>
+              </w:rPr>
               <w:t>v34 와 같은 시트·열(Settings·Order Analysis·Order RSS Sum) + 이 도구의 표 시트(오더별 최대·피크 목록·에너지 합산·경고 로그). 수강생이 v34 에서 이미 쓰고 있어 3차(2026-09-29)에 넣음</w:t>
             </w:r>
           </w:p>
@@ -1421,6 +1507,9 @@
           <w:p>
             <w:r/>
             <w:r>
+              <w:rPr>
+                <w:b w:val="0"/>
+              </w:rPr>
               <w:t>MVP</w:t>
             </w:r>
           </w:p>
@@ -1434,6 +1523,9 @@
           <w:p>
             <w:r/>
             <w:r>
+              <w:rPr>
+                <w:b w:val="0"/>
+              </w:rPr>
               <w:t>화면 편의</w:t>
             </w:r>
           </w:p>
@@ -1445,6 +1537,9 @@
           <w:p>
             <w:r/>
             <w:r>
+              <w:rPr>
+                <w:b w:val="0"/>
+              </w:rPr>
               <w:t>그래프·컬러맵 축 범위 입력(자동 되돌리기), 그래프 높이 끌어서 조절(기억), 끌어 놓기 업로드(여러 파일), 설정 바꾸면 즉시 다시 계산(큰 파일은 끔) — v34 에 있어 3차에 넣음</w:t>
             </w:r>
           </w:p>
@@ -1456,6 +1551,9 @@
           <w:p>
             <w:r/>
             <w:r>
+              <w:rPr>
+                <w:b w:val="0"/>
+              </w:rPr>
               <w:t>MVP</w:t>
             </w:r>
           </w:p>
@@ -1469,6 +1567,9 @@
           <w:p>
             <w:r/>
             <w:r>
+              <w:rPr>
+                <w:b w:val="0"/>
+              </w:rPr>
               <w:t>Overall · 오더 기여도</w:t>
             </w:r>
           </w:p>
@@ -1480,6 +1581,9 @@
           <w:p>
             <w:r/>
             <w:r>
+              <w:rPr>
+                <w:b w:val="0"/>
+              </w:rPr>
               <w:t>RPM 별 Overall(범위 칸 RSS)을 그래프에 선으로, 오더별 기여도(오더 에너지 ÷ Overall 에너지 %)를 누적 막대·표로. 그래프 표시 옵션(오더 RSS 합산·Overall·기여도 분석) 체크로 켜고 끔. XLSX 「기여도 분석」 시트. 제출자 요청으로 2026-09-30 에 넣음</w:t>
             </w:r>
           </w:p>
@@ -1491,6 +1595,9 @@
           <w:p>
             <w:r/>
             <w:r>
+              <w:rPr>
+                <w:b w:val="0"/>
+              </w:rPr>
               <w:t>MVP</w:t>
             </w:r>
           </w:p>
@@ -1504,6 +1611,9 @@
           <w:p>
             <w:r/>
             <w:r>
+              <w:rPr>
+                <w:b w:val="0"/>
+              </w:rPr>
               <w:t>v40 화면 기능</w:t>
             </w:r>
           </w:p>
@@ -1515,6 +1625,9 @@
           <w:p>
             <w:r/>
             <w:r>
+              <w:rPr>
+                <w:b w:val="0"/>
+              </w:rPr>
               <w:t>CSV 인식 신호등(초록·노랑·빨강), 컬러맵 보이는 범위 최대값 표시(MAX), 오더 축 정수 눈금·추적 오더 강조, Settings 시트의 Spectrum Map 가로축 기준·RSS 그래프 표시 — v40 에서 새로 생긴 것을 2026-09-30 에 옮김</w:t>
             </w:r>
           </w:p>
@@ -1526,6 +1639,9 @@
           <w:p>
             <w:r/>
             <w:r>
+              <w:rPr>
+                <w:b w:val="0"/>
+              </w:rPr>
               <w:t>MVP</w:t>
             </w:r>
           </w:p>
@@ -1539,6 +1655,9 @@
           <w:p>
             <w:r/>
             <w:r>
+              <w:rPr>
+                <w:b w:val="0"/>
+              </w:rPr>
               <w:t>다크 모드</w:t>
             </w:r>
           </w:p>
@@ -1550,6 +1669,9 @@
           <w:p>
             <w:r/>
             <w:r>
+              <w:rPr>
+                <w:b w:val="0"/>
+              </w:rPr>
               <w:t>v34 에 있음 — 계산과 무관한 화면 테마</w:t>
             </w:r>
           </w:p>
@@ -1561,6 +1683,9 @@
           <w:p>
             <w:r/>
             <w:r>
+              <w:rPr>
+                <w:b w:val="0"/>
+              </w:rPr>
               <w:t>확장</w:t>
             </w:r>
           </w:p>
@@ -1574,6 +1699,9 @@
           <w:p>
             <w:r/>
             <w:r>
+              <w:rPr>
+                <w:b w:val="0"/>
+              </w:rPr>
               <w:t>여러 시험 비교</w:t>
             </w:r>
           </w:p>
@@ -1585,6 +1713,9 @@
           <w:p>
             <w:r/>
             <w:r>
+              <w:rPr>
+                <w:b w:val="0"/>
+              </w:rPr>
               <w:t>두 개 이상의 CSV를 겹쳐 비교</w:t>
             </w:r>
           </w:p>
@@ -1596,6 +1727,9 @@
           <w:p>
             <w:r/>
             <w:r>
+              <w:rPr>
+                <w:b w:val="0"/>
+              </w:rPr>
               <w:t>확장</w:t>
             </w:r>
           </w:p>
@@ -1615,6 +1749,9 @@
         <w:pStyle w:val="ListBullet"/>
       </w:pPr>
       <w:r>
+        <w:rPr>
+          <w:b w:val="0"/>
+        </w:rPr>
         <w:t>브라우저 오더 분석 도구(정적 웹 — 제출자 분석기 v34 와 같은 계산, 테스트로 결과 대조)</w:t>
       </w:r>
     </w:p>
@@ -1623,6 +1760,9 @@
         <w:pStyle w:val="ListBullet"/>
       </w:pPr>
       <w:r>
+        <w:rPr>
+          <w:b w:val="0"/>
+        </w:rPr>
         <w:t>결과 XLSX(v34·v40 과 같은 시트 + 기여도 분석 + 이 도구의 표) · 결과 CSV(오더 추적·오더 RSS 합산·오더별 최대·피크 목록·에너지 합산), 오류·경고 로그</w:t>
       </w:r>
     </w:p>
@@ -1631,6 +1771,9 @@
         <w:pStyle w:val="ListBullet"/>
       </w:pPr>
       <w:r>
+        <w:rPr>
+          <w:b w:val="0"/>
+        </w:rPr>
         <w:t>오더별 RPM-진폭 그래프, 스펙트럼 컬러맵 화면</w:t>
       </w:r>
     </w:p>
@@ -1639,6 +1782,9 @@
         <w:pStyle w:val="ListBullet"/>
       </w:pPr>
       <w:r>
+        <w:rPr>
+          <w:b w:val="0"/>
+        </w:rPr>
         <w:t>사용 안내문, 계산식 설명서(오더 정의·에너지 합산 방식)</w:t>
       </w:r>
     </w:p>
@@ -1706,6 +1852,9 @@
           <w:p>
             <w:r/>
             <w:r>
+              <w:rPr>
+                <w:b w:val="0"/>
+              </w:rPr>
               <w:t>코랩(Python)</w:t>
             </w:r>
           </w:p>
@@ -1717,6 +1866,9 @@
           <w:p>
             <w:r/>
             <w:r>
+              <w:rPr>
+                <w:b w:val="0"/>
+              </w:rPr>
               <w:t>numpy·scipy로 오더 계산·피크·에너지 합산 결과 검증 (DAY2)</w:t>
             </w:r>
           </w:p>
@@ -1730,6 +1882,9 @@
           <w:p>
             <w:r/>
             <w:r>
+              <w:rPr>
+                <w:b w:val="0"/>
+              </w:rPr>
               <w:t>바이브코딩</w:t>
             </w:r>
           </w:p>
@@ -1741,6 +1896,9 @@
           <w:p>
             <w:r/>
             <w:r>
+              <w:rPr>
+                <w:b w:val="0"/>
+              </w:rPr>
               <w:t>제출자가 분석기 v34 를 만든 방식 — 이를 이어서 개선</w:t>
             </w:r>
           </w:p>
@@ -1754,6 +1912,9 @@
           <w:p>
             <w:r/>
             <w:r>
+              <w:rPr>
+                <w:b w:val="0"/>
+              </w:rPr>
               <w:t>생성형 AI</w:t>
             </w:r>
           </w:p>
@@ -1765,6 +1926,9 @@
           <w:p>
             <w:r/>
             <w:r>
+              <w:rPr>
+                <w:b w:val="0"/>
+              </w:rPr>
               <w:t>이 과제의 핵심 경로에는 필요하지 않음</w:t>
             </w:r>
           </w:p>
@@ -1778,6 +1942,9 @@
           <w:p>
             <w:r/>
             <w:r>
+              <w:rPr>
+                <w:b w:val="0"/>
+              </w:rPr>
               <w:t>Dify / Make</w:t>
             </w:r>
           </w:p>
@@ -1789,6 +1956,9 @@
           <w:p>
             <w:r/>
             <w:r>
+              <w:rPr>
+                <w:b w:val="0"/>
+              </w:rPr>
               <w:t>이 과제의 핵심 경로에는 필요하지 않음</w:t>
             </w:r>
           </w:p>
@@ -1808,6 +1978,9 @@
         <w:pStyle w:val="ListBullet"/>
       </w:pPr>
       <w:r>
+        <w:rPr>
+          <w:b w:val="0"/>
+        </w:rPr>
         <w:t>설치가 필요 없는 브라우저 정적 웹 도구. CSV 파싱·계산·그래프(외부 라이브러리 없이 SVG·canvas, v34 도 canvas 직접 그림)를 모두 브라우저 안에서 처리해 시험 데이터가 밖으로 나가지 않게 합니다.</w:t>
       </w:r>
     </w:p>
@@ -1816,16 +1989,10 @@
         <w:pStyle w:val="ListBullet"/>
       </w:pPr>
       <w:r>
-        <w:t>XLSX 쓰기만 SheetJS 를 리포 안(</w:t>
-      </w:r>
-      <w:r>
         <w:rPr>
-          <w:rFonts w:ascii="Consolas" w:hAnsi="Consolas"/>
+          <w:b w:val="0"/>
         </w:rPr>
-        <w:t>vendor/xlsx.full.min.js</w:t>
-      </w:r>
-      <w:r>
-        <w:t>)에 두고 XLSX 를 처음 저장할 때 불러옵니다 — 인터넷이 없어도, 파일로 열어도(file://) 동작합니다.</w:t>
+        <w:t>XLSX 쓰기만 SheetJS 를 리포 안(vendor/xlsx.full.min.js)에 두고 XLSX 를 처음 저장할 때 불러옵니다 — 인터넷이 없어도, 파일로 열어도(file://) 동작합니다.</w:t>
       </w:r>
     </w:p>
     <w:p>
@@ -1849,6 +2016,9 @@
         <w:pStyle w:val="ListBullet"/>
       </w:pPr>
       <w:r>
+        <w:rPr>
+          <w:b w:val="0"/>
+        </w:rPr>
         <w:t>Testlab Neo 내보내기 자동 인식·형식 검사·경고 로그</w:t>
       </w:r>
     </w:p>
@@ -1857,6 +2027,9 @@
         <w:pStyle w:val="ListBullet"/>
       </w:pPr>
       <w:r>
+        <w:rPr>
+          <w:b w:val="0"/>
+        </w:rPr>
         <w:t>v34 방식 오더 추적·오더 RSS 합산·판정, 소음/진동 dB·dBA 표시와 원본 dB 변환</w:t>
       </w:r>
     </w:p>
@@ -1865,6 +2038,9 @@
         <w:pStyle w:val="ListBullet"/>
       </w:pPr>
       <w:r>
+        <w:rPr>
+          <w:b w:val="0"/>
+        </w:rPr>
         <w:t>오더별 RPM-진폭 그래프(채널 겹쳐 보기), 스펙트럼 컬러맵(범위·오더 선), 툴팁</w:t>
       </w:r>
     </w:p>
@@ -1873,6 +2049,9 @@
         <w:pStyle w:val="ListBullet"/>
       </w:pPr>
       <w:r>
+        <w:rPr>
+          <w:b w:val="0"/>
+        </w:rPr>
         <w:t>RPM 별 피크 목록, 대역 에너지 합산, 결과 CSV·경고 로그 저장</w:t>
       </w:r>
     </w:p>
@@ -1881,6 +2060,9 @@
         <w:pStyle w:val="ListBullet"/>
       </w:pPr>
       <w:r>
+        <w:rPr>
+          <w:b w:val="0"/>
+        </w:rPr>
         <w:t>실제 파일 2종과 v34 계산 함수를 맞댄 자동 테스트</w:t>
       </w:r>
     </w:p>
@@ -1897,6 +2079,9 @@
         <w:pStyle w:val="ListBullet"/>
       </w:pPr>
       <w:r>
+        <w:rPr>
+          <w:b w:val="0"/>
+        </w:rPr>
         <w:t>XLSX 저장(v34 시트·열 그대로 + 이 도구의 표 시트)</w:t>
       </w:r>
     </w:p>
@@ -1905,6 +2090,9 @@
         <w:pStyle w:val="ListBullet"/>
       </w:pPr>
       <w:r>
+        <w:rPr>
+          <w:b w:val="0"/>
+        </w:rPr>
         <w:t>그래프·컬러맵 축 범위 입력과 자동 되돌리기, 그래프 높이 끌어서 조절(브라우저에 기억)</w:t>
       </w:r>
     </w:p>
@@ -1913,6 +2101,9 @@
         <w:pStyle w:val="ListBullet"/>
       </w:pPr>
       <w:r>
+        <w:rPr>
+          <w:b w:val="0"/>
+        </w:rPr>
         <w:t>끌어 놓기 업로드(여러 파일 → 「불러온 파일」 목록에서 바꿔 보기)</w:t>
       </w:r>
     </w:p>
@@ -1921,6 +2112,9 @@
         <w:pStyle w:val="ListBullet"/>
       </w:pPr>
       <w:r>
+        <w:rPr>
+          <w:b w:val="0"/>
+        </w:rPr>
         <w:t>설정을 바꾸면 0.3초 뒤 즉시 다시 계산(끌 수 있음, 큰 파일은 저절로 꺼짐)</w:t>
       </w:r>
     </w:p>
@@ -1937,6 +2131,9 @@
         <w:pStyle w:val="ListBullet"/>
       </w:pPr>
       <w:r>
+        <w:rPr>
+          <w:b w:val="0"/>
+        </w:rPr>
         <w:t>제출자 분석기 v40 수령: 계산 함수는 v34 와 글자까지 같음(테스트로 확인). 새로 생긴 화면 기능(CSV 인식 신호등, 컬러맵 MAX, 오더 축 정수 눈금, Settings 항목)을 옮김</w:t>
       </w:r>
     </w:p>
@@ -1945,6 +2142,9 @@
         <w:pStyle w:val="ListBullet"/>
       </w:pPr>
       <w:r>
+        <w:rPr>
+          <w:b w:val="0"/>
+        </w:rPr>
         <w:t>RPM 별 Overall 선과 오더 기여도 누적 막대·표, 그래프 표시 옵션 체크 3개(오더 RSS 합산·Overall·기여도 분석, 브라우저에 기억)</w:t>
       </w:r>
     </w:p>
@@ -1953,7 +2153,62 @@
         <w:pStyle w:val="ListBullet"/>
       </w:pPr>
       <w:r>
+        <w:rPr>
+          <w:b w:val="0"/>
+        </w:rPr>
         <w:t>Overall 범위 설정(빈칸 = 측정 범위 전체), XLSX 「기여도 분석」 시트, 「기여도 분석 CSV」</w:t>
+      </w:r>
+    </w:p>
+    <w:p>
+      <w:r>
+        <w:rPr>
+          <w:b/>
+        </w:rPr>
+        <w:t>통합 — 분석기 v51 + 전동 지게차 첫 화면 (5차, 2026-09-30)</w:t>
+      </w:r>
+    </w:p>
+    <w:p>
+      <w:pPr>
+        <w:pStyle w:val="ListBullet"/>
+      </w:pPr>
+      <w:r>
+        <w:rPr>
+          <w:b w:val="0"/>
+        </w:rPr>
+        <w:t>data09-29 에서 만든 제출자 분석기 v51 + 첫 화면을 이 리포의 첫 화면으로(11장)</w:t>
+      </w:r>
+    </w:p>
+    <w:p>
+      <w:pPr>
+        <w:pStyle w:val="ListBullet"/>
+      </w:pPr>
+      <w:r>
+        <w:rPr>
+          <w:b w:val="0"/>
+        </w:rPr>
+        <w:t>지게차 그림을 전동식으로 다시 그림(배기관 없음, 좌석 아래 배터리, 앞 차축 옆 구동 모터 · 감속 기어박스, 센서는 모터 · 기어박스)</w:t>
+      </w:r>
+    </w:p>
+    <w:p>
+      <w:pPr>
+        <w:pStyle w:val="ListBullet"/>
+      </w:pPr>
+      <w:r>
+        <w:rPr>
+          <w:b w:val="0"/>
+        </w:rPr>
+        <w:t>분석한 뒤 채널 이름이 다른 CSV 를 열면 나던 오류 수정(제출자 코드 한 줄)</w:t>
+      </w:r>
+    </w:p>
+    <w:p>
+      <w:pPr>
+        <w:pStyle w:val="ListBullet"/>
+      </w:pPr>
+      <w:r>
+        <w:rPr>
+          <w:b w:val="0"/>
+        </w:rPr>
+        <w:t>이전 도구(v34 · v40 기준 재구성판)는 classic/ 에 그대로 — v51 에 없는 피크 목록 · 대역 에너지 합산 · 세로형/가로형 CSV · 경고 로그</w:t>
       </w:r>
     </w:p>
     <w:p>
@@ -1969,6 +2224,9 @@
         <w:pStyle w:val="ListBullet"/>
       </w:pPr>
       <w:r>
+        <w:rPr>
+          <w:b w:val="0"/>
+        </w:rPr>
         <w:t>다크 모드(v34 에 있음)</w:t>
       </w:r>
     </w:p>
@@ -1977,6 +2235,9 @@
         <w:pStyle w:val="ListBullet"/>
       </w:pPr>
       <w:r>
+        <w:rPr>
+          <w:b w:val="0"/>
+        </w:rPr>
         <w:t>여러 시험 비교(두 개 이상의 CSV를 한 그래프에 겹쳐 비교 — 지금은 여러 파일을 불러 하나씩 바꿔 봄)</w:t>
       </w:r>
     </w:p>
@@ -1993,11 +2254,17 @@
         <w:pStyle w:val="ListBullet"/>
       </w:pPr>
       <w:r>
+        <w:rPr>
+          <w:b w:val="0"/>
+        </w:rPr>
         <w:t>오더 분석·시각화를 파일 하나 올리는 것으로 끝내 시험 결과 검토가 빨라집니다.</w:t>
       </w:r>
     </w:p>
     <w:p>
       <w:r>
+        <w:rPr>
+          <w:b w:val="0"/>
+        </w:rPr>
         <w:t>(원문에 수치 목표가 없어 정량 효과는 적지 않았습니다.)</w:t>
       </w:r>
     </w:p>
@@ -2022,6 +2289,9 @@
         <w:pStyle w:val="ListNumber"/>
       </w:pPr>
       <w:r>
+        <w:rPr>
+          <w:b w:val="0"/>
+        </w:rPr>
         <w:t>초안 HTML·예시 Input CSV (답함) → 분석기 v34 와 실제 CSV 2종 수령, 1단계를 맞춤.</w:t>
       </w:r>
     </w:p>
@@ -2030,6 +2300,9 @@
         <w:pStyle w:val="ListNumber"/>
       </w:pPr>
       <w:r>
+        <w:rPr>
+          <w:b w:val="0"/>
+        </w:rPr>
         <w:t>CSV 배치 (답함) → 머리 정보 블록 + 0열 공통 주파수 + Curve(위치·방향·RPM 조합)별 진폭 열. 채널·방향·RPM 은 머리 정보에 함께 들어 있음(3절).</w:t>
       </w:r>
     </w:p>
@@ -2038,6 +2311,9 @@
         <w:pStyle w:val="ListNumber"/>
       </w:pPr>
       <w:r>
+        <w:rPr>
+          <w:b w:val="0"/>
+        </w:rPr>
         <w:t>응답 단위와 dB 기준 (답함) → 진동 g(선형), 소음 Pa(원본 dB, 기준 20 µPa). 진동 dB 기준 1.0197e-7 g(1 µm/s²) — v34 기본값.</w:t>
       </w:r>
     </w:p>
@@ -2046,6 +2322,9 @@
         <w:pStyle w:val="ListNumber"/>
       </w:pPr>
       <w:r>
+        <w:rPr>
+          <w:b w:val="0"/>
+        </w:rPr>
         <w:t>에너지 합산 방식 (답함) → v34: 검출 피크 ± 합산 범위의 RSS, 여러 오더는 RSS 합산. 창 함수 보정은 Testlab 이 이미 적용(Hanning, 진폭 보정)한 값을 그대로 씀.</w:t>
       </w:r>
     </w:p>
@@ -2054,6 +2333,9 @@
         <w:pStyle w:val="ListNumber"/>
       </w:pPr>
       <w:r>
+        <w:rPr>
+          <w:b w:val="0"/>
+        </w:rPr>
         <w:t>피크 추출 기준 (답함) → v34: 오더마다 이론 주파수 ± 검색 범위(기본 ±1 Hz) 안 최대 칸 하나.</w:t>
       </w:r>
     </w:p>
@@ -2067,6 +2349,9 @@
     </w:p>
     <w:p>
       <w:r>
+        <w:rPr>
+          <w:b w:val="0"/>
+        </w:rPr>
         <w:t>원문(2026-09-30 게시물, 2026-09-29 댓글 같은 내용):</w:t>
       </w:r>
     </w:p>
@@ -2075,6 +2360,9 @@
         <w:pStyle w:val="Quote"/>
       </w:pPr>
       <w:r>
+        <w:rPr>
+          <w:b w:val="0"/>
+        </w:rPr>
         <w:t>링크의 v40 분석기를 기반으로 아래 기능 추가.</w:t>
       </w:r>
     </w:p>
@@ -2083,6 +2371,9 @@
         <w:pStyle w:val="Quote"/>
       </w:pPr>
       <w:r>
+        <w:rPr>
+          <w:b w:val="0"/>
+        </w:rPr>
         <w:t>(order analysis) RPM 별 overall, 기여도 분석할 수 있도록 그래프에 추가.</w:t>
       </w:r>
     </w:p>
@@ -2091,6 +2382,9 @@
         <w:pStyle w:val="Quote"/>
       </w:pPr>
       <w:r>
+        <w:rPr>
+          <w:b w:val="0"/>
+        </w:rPr>
         <w:t>그래프 표시 옵션에 Overall, 기여도 분석 on/off 가능한 체크박스 추가.</w:t>
       </w:r>
     </w:p>
@@ -2099,11 +2393,17 @@
         <w:pStyle w:val="Quote"/>
       </w:pPr>
       <w:r>
+        <w:rPr>
+          <w:b w:val="0"/>
+        </w:rPr>
         <w:t>엑셀 추출시 새 시트를 만들어서 기여도 분석 내용 삽입.</w:t>
       </w:r>
     </w:p>
     <w:p>
       <w:r>
+        <w:rPr>
+          <w:b w:val="0"/>
+        </w:rPr>
         <w:t>반영 방식:</w:t>
       </w:r>
     </w:p>
@@ -2118,6 +2418,9 @@
         <w:t>v40 과 v34 를 먼저 비교했습니다.</w:t>
       </w:r>
       <w:r>
+        <w:rPr>
+          <w:b w:val="0"/>
+        </w:rPr>
         <w:t xml:space="preserve"> 계산 함수(구조 읽기·오더 추적·RSS 합산·단위 변환 29개)는 v34 와 글자까지 같고, 바뀐 것은 화면입니다 — CSV 인식 확인 카드와 신호등, Spectrum Map 의 Frequency/Order 가로축 전환·정수 오더 눈금·최대값(MAX) 표시, 그래프 높이만 끌어 조절, 툴팁 숫자 4자리, Settings 시트의 「Spectrum Map 가로축 기준」. 이 도구에 없던 신호등·MAX·정수 눈금·Settings 항목을 옮겼습니다(가로축 전환·축 범위·높이 조절·확인 후 분석은 이미 있음).</w:t>
       </w:r>
     </w:p>
@@ -2132,6 +2435,9 @@
         <w:t>v40 에 Overall·기여도 계산이 없어</w:t>
       </w:r>
       <w:r>
+        <w:rPr>
+          <w:b w:val="0"/>
+        </w:rPr>
         <w:t xml:space="preserve"> 표준 정의를 썼습니다.</w:t>
       </w:r>
     </w:p>
@@ -2140,6 +2446,9 @@
         <w:pStyle w:val="ListBullet2"/>
       </w:pPr>
       <w:r>
+        <w:rPr>
+          <w:b w:val="0"/>
+        </w:rPr>
         <w:t>Overall = RPM 마다 Overall 범위(기본: 측정 범위 전체, 실제 파일은 1000~2000 Hz) 칸들의 제곱합의 제곱근(RSS). Testlab 칸 값이 RMS 이므로 그 범위의 전체 RMS 레벨입니다.</w:t>
       </w:r>
     </w:p>
@@ -2148,6 +2457,9 @@
         <w:pStyle w:val="ListBullet2"/>
       </w:pPr>
       <w:r>
+        <w:rPr>
+          <w:b w:val="0"/>
+        </w:rPr>
         <w:t>오더 기여도(%) = 오더 에너지 ÷ Overall 에너지 × 100. 에너지 = 진폭² 이고, 오더 에너지는 v34 오더 진폭(검출 피크 ± 합산 범위 RSS)의 제곱 = 그 칸들의 제곱합입니다. 기타(오더 외) = 100 − 오더 기여도 합.</w:t>
       </w:r>
     </w:p>
@@ -2156,6 +2468,9 @@
         <w:pStyle w:val="ListBullet2"/>
       </w:pPr>
       <w:r>
+        <w:rPr>
+          <w:b w:val="0"/>
+        </w:rPr>
         <w:t>dB 로 봐도 기여도는 같은 에너지 비율입니다(Overall 만 dB 로 표시). dBA 로 볼 때는 칸마다 A-가중한 에너지로 나눕니다(오더는 검출 피크 주파수 가중 — v34 의 오더 RSS 합산 dBA 와 같은 규칙).</w:t>
       </w:r>
     </w:p>
@@ -2164,6 +2479,9 @@
         <w:pStyle w:val="ListBullet2"/>
       </w:pPr>
       <w:r>
+        <w:rPr>
+          <w:b w:val="0"/>
+        </w:rPr>
         <w:t>창 함수 보정은 분자·분모에 같이 붙어 기여도 비율에는 영향이 없습니다.</w:t>
       </w:r>
     </w:p>
@@ -2172,6 +2490,9 @@
         <w:pStyle w:val="ListBullet2"/>
       </w:pPr>
       <w:r>
+        <w:rPr>
+          <w:b w:val="0"/>
+        </w:rPr>
         <w:t>오더끼리 합산 창이 겹치거나 오더 창이 Overall 범위 밖으로 나가면 합이 실제보다 커지므로 경고 로그와 막대의 빨간 「!」 로 알립니다. 실제 파일 2종(36·45차, 39차, 합산 ±1 Hz)에서는 해당 없음.</w:t>
       </w:r>
     </w:p>
@@ -2186,6 +2507,9 @@
         <w:t>그래프</w:t>
       </w:r>
       <w:r>
+        <w:rPr>
+          <w:b w:val="0"/>
+        </w:rPr>
         <w:t>: 오더별 RPM-진폭 그래프에 Overall 을 굵은 회색 선으로 더하고(툴팁에 오더별 기여도), 아래에 RPM 별 오더 기여도 누적 막대(오더 색 = 선 그래프 색, 기타 = 회색)와 표를 둡니다. 「그래프 표시 옵션」 체크 세 개 — 오더 RSS 합산(v34·v40 에 있던 것) · Overall · 기여도 분석 — 로 켜고 끄며 브라우저에 기억합니다. 끄면 그래프에서만 숨기고 XLSX·CSV 에는 그대로 담습니다(v40 RSS 체크와 같은 규칙).</w:t>
       </w:r>
     </w:p>
@@ -2200,11 +2524,17 @@
         <w:t>엑셀</w:t>
       </w:r>
       <w:r>
+        <w:rPr>
+          <w:b w:val="0"/>
+        </w:rPr>
         <w:t>: XLSX 에 「기여도 분석」 시트를 새로 만듭니다 — 한 행 = 채널 × RPM, 열 = 채널·위치·방향·종류·RPM·Overall 범위·칸 수·Overall 내부값(선형 RSS)·Overall 표시값·표시단위, 오더마다 「표시진폭 · 기여도_%」, 오더 합 기여도_%, 기타(오더 외)_%, 기여도 기준, 확인. 같은 표를 「기여도 분석 CSV」 로도 저장합니다. Settings 시트에 Overall 범위·기여도 기준·그래프 표시 여부를 적습니다.</w:t>
       </w:r>
     </w:p>
     <w:p>
       <w:r>
+        <w:rPr>
+          <w:b w:val="0"/>
+        </w:rPr>
         <w:t>확인 부탁(제출자):</w:t>
       </w:r>
     </w:p>
@@ -2213,6 +2543,9 @@
         <w:pStyle w:val="ListBullet"/>
       </w:pPr>
       <w:r>
+        <w:rPr>
+          <w:b w:val="0"/>
+        </w:rPr>
         <w:t xml:space="preserve">기여도를 </w:t>
       </w:r>
       <w:r>
@@ -2222,6 +2555,9 @@
         <w:t>에너지(진폭²) 비율 %</w:t>
       </w:r>
       <w:r>
+        <w:rPr>
+          <w:b w:val="0"/>
+        </w:rPr>
         <w:t xml:space="preserve"> 로 정했습니다. 진폭 비율(오더 진폭 ÷ Overall 진폭)이나 dB 차(Overall dB − 오더 dB)로 보시는 것이 현장 기준이면 알려 주세요 — 그 방식으로 바꾸겠습니다.</w:t>
       </w:r>
     </w:p>
@@ -2230,6 +2566,9 @@
         <w:pStyle w:val="ListBullet"/>
       </w:pPr>
       <w:r>
+        <w:rPr>
+          <w:b w:val="0"/>
+        </w:rPr>
         <w:t>Overall 범위를 측정 범위 전체(파일의 1000~2000 Hz)로 두었습니다. 다른 범위(예: 오더 주변 대역)를 쓰시면 값을 알려 주세요(설정 칸에 바로 넣을 수 있습니다).</w:t>
       </w:r>
     </w:p>
@@ -2238,6 +2577,9 @@
         <w:pStyle w:val="ListBullet"/>
       </w:pPr>
       <w:r>
+        <w:rPr>
+          <w:b w:val="0"/>
+        </w:rPr>
         <w:t>기여도 막대에 여러 채널을 한 번에 그릴지(지금은 고른 채널 하나, 표·XLSX 는 모든 채널).</w:t>
       </w:r>
     </w:p>
@@ -2254,6 +2596,9 @@
         <w:pStyle w:val="ListNumber"/>
       </w:pPr>
       <w:r>
+        <w:rPr>
+          <w:b w:val="0"/>
+        </w:rPr>
         <w:t>직무·소속, 시험 대상 기종·부위(파일로 보아 유압 펌프 마운트 — (가정))</w:t>
       </w:r>
     </w:p>
@@ -2262,6 +2607,9 @@
         <w:pStyle w:val="ListNumber"/>
       </w:pPr>
       <w:r>
+        <w:rPr>
+          <w:b w:val="0"/>
+        </w:rPr>
         <w:t>오더 기준 회전축과 기어비 — 파일 이름의 36·45·39 차가 어느 축 기준인지 (지금은 회전비 1 = v34 와 같음)</w:t>
       </w:r>
     </w:p>
@@ -2270,6 +2618,9 @@
         <w:pStyle w:val="ListNumber"/>
       </w:pPr>
       <w:r>
+        <w:rPr>
+          <w:b w:val="0"/>
+        </w:rPr>
         <w:t>이 도구가 더한 RPM 별 피크 목록·대역 에너지 합산을 계속 쓸지</w:t>
       </w:r>
     </w:p>
@@ -2278,7 +2629,1066 @@
         <w:pStyle w:val="ListNumber"/>
       </w:pPr>
       <w:r>
+        <w:rPr>
+          <w:b w:val="0"/>
+        </w:rPr>
         <w:t>현재 분석 1건당 소요시간(효과 측정용)</w:t>
+      </w:r>
+    </w:p>
+    <w:p>
+      <w:pPr>
+        <w:pStyle w:val="Heading1"/>
+      </w:pPr>
+      <w:r>
+        <w:t>11. 2026-09-30 통합 — data09-29 (분석기 v51 + 지게차 첫 화면)</w:t>
+      </w:r>
+    </w:p>
+    <w:p>
+      <w:pPr>
+        <w:pStyle w:val="Heading2"/>
+      </w:pPr>
+      <w:r>
+        <w:t>11.1 받은 요청과 답변</w:t>
+      </w:r>
+    </w:p>
+    <w:p>
+      <w:pPr>
+        <w:pStyle w:val="ListBullet"/>
+      </w:pPr>
+      <w:r>
+        <w:rPr>
+          <w:b w:val="0"/>
+        </w:rPr>
+        <w:t xml:space="preserve">패들릿 「프로젝트 접수 &amp; 개선」 섹션 글 「오더 분석기」(2026-09-30 15:56): </w:t>
+      </w:r>
+      <w:r>
+        <w:rPr>
+          <w:b/>
+        </w:rPr>
+        <w:t>「지게차 그림 + 진동소음 관련 컨투어를 섞어서 메인 화면에 추가 됐으면 좋겠습니다」</w:t>
+      </w:r>
+      <w:r>
+        <w:rPr>
+          <w:b w:val="0"/>
+        </w:rPr>
+        <w:t>, 첨부 분석기 v51(index.html · style.css · script.js). 게시자 이름이 없어 새 리포 data09-29 에 1단계를 만들고 확인을 여쭘(원문 docs/source/2026-09-30_패들릿_접수원문_v51.md).</w:t>
+      </w:r>
+    </w:p>
+    <w:p>
+      <w:pPr>
+        <w:pStyle w:val="ListBullet"/>
+      </w:pPr>
+      <w:r>
+        <w:rPr>
+          <w:b w:val="0"/>
+        </w:rPr>
+        <w:t>조윤제 님 답변(같은 날, data09-29 섹션):</w:t>
+      </w:r>
+    </w:p>
+    <w:p>
+      <w:pPr>
+        <w:pStyle w:val="Quote"/>
+      </w:pPr>
+      <w:r>
+        <w:rPr>
+          <w:b w:val="0"/>
+        </w:rPr>
+        <w:t>조윤제 입니다. 06번 분석기의 업데이트 버전이므로 합쳐도 좋습니다. 전동식이 좋으며, 자주 보는 오더/공진주파수는 따로 없으므로 임의로 지정해도 좋습니다. 에러가 발생한다면 수정 부탁드립니다.</w:t>
+      </w:r>
+    </w:p>
+    <w:tbl>
+      <w:tblPr>
+        <w:tblStyle w:val="TableGrid"/>
+        <w:tblW w:type="auto" w:w="0"/>
+        <w:tblLook w:firstColumn="1" w:firstRow="1" w:lastColumn="0" w:lastRow="0" w:noHBand="0" w:noVBand="1" w:val="04A0"/>
+      </w:tblPr>
+      <w:tblGrid>
+        <w:gridCol w:w="2880"/>
+        <w:gridCol w:w="2880"/>
+        <w:gridCol w:w="2880"/>
+      </w:tblGrid>
+      <w:tr>
+        <w:tc>
+          <w:tcPr>
+            <w:tcW w:type="dxa" w:w="2880"/>
+          </w:tcPr>
+          <w:p>
+            <w:r>
+              <w:rPr>
+                <w:b/>
+              </w:rPr>
+            </w:r>
+            <w:r>
+              <w:rPr>
+                <w:b/>
+              </w:rPr>
+              <w:t>data09-29 기획서 10장 질문</w:t>
+            </w:r>
+          </w:p>
+        </w:tc>
+        <w:tc>
+          <w:tcPr>
+            <w:tcW w:type="dxa" w:w="2880"/>
+          </w:tcPr>
+          <w:p>
+            <w:r>
+              <w:rPr>
+                <w:b/>
+              </w:rPr>
+            </w:r>
+            <w:r>
+              <w:rPr>
+                <w:b/>
+              </w:rPr>
+              <w:t>답변</w:t>
+            </w:r>
+          </w:p>
+        </w:tc>
+        <w:tc>
+          <w:tcPr>
+            <w:tcW w:type="dxa" w:w="2880"/>
+          </w:tcPr>
+          <w:p>
+            <w:r>
+              <w:rPr>
+                <w:b/>
+              </w:rPr>
+            </w:r>
+            <w:r>
+              <w:rPr>
+                <w:b/>
+              </w:rPr>
+              <w:t>반영</w:t>
+            </w:r>
+          </w:p>
+        </w:tc>
+      </w:tr>
+      <w:tr>
+        <w:tc>
+          <w:tcPr>
+            <w:tcW w:type="dxa" w:w="2880"/>
+          </w:tcPr>
+          <w:p>
+            <w:r/>
+            <w:r>
+              <w:rPr>
+                <w:b w:val="0"/>
+              </w:rPr>
+              <w:t>1. 제출자 이름</w:t>
+            </w:r>
+          </w:p>
+        </w:tc>
+        <w:tc>
+          <w:tcPr>
+            <w:tcW w:type="dxa" w:w="2880"/>
+          </w:tcPr>
+          <w:p>
+            <w:r/>
+            <w:r>
+              <w:rPr>
+                <w:b w:val="0"/>
+              </w:rPr>
+              <w:t>조윤제</w:t>
+            </w:r>
+          </w:p>
+        </w:tc>
+        <w:tc>
+          <w:tcPr>
+            <w:tcW w:type="dxa" w:w="2880"/>
+          </w:tcPr>
+          <w:p>
+            <w:r/>
+            <w:r>
+              <w:rPr>
+                <w:b w:val="0"/>
+              </w:rPr>
+              <w:t>이 리포(data09-06)로 합침</w:t>
+            </w:r>
+          </w:p>
+        </w:tc>
+      </w:tr>
+      <w:tr>
+        <w:tc>
+          <w:tcPr>
+            <w:tcW w:type="dxa" w:w="2880"/>
+          </w:tcPr>
+          <w:p>
+            <w:r/>
+            <w:r>
+              <w:rPr>
+                <w:b w:val="0"/>
+              </w:rPr>
+              <w:t>2. 따로 둘지 · 합칠지</w:t>
+            </w:r>
+          </w:p>
+        </w:tc>
+        <w:tc>
+          <w:tcPr>
+            <w:tcW w:type="dxa" w:w="2880"/>
+          </w:tcPr>
+          <w:p>
+            <w:r/>
+            <w:r>
+              <w:rPr>
+                <w:b w:val="0"/>
+              </w:rPr>
+              <w:t>합쳐도 좋음</w:t>
+            </w:r>
+          </w:p>
+        </w:tc>
+        <w:tc>
+          <w:tcPr>
+            <w:tcW w:type="dxa" w:w="2880"/>
+          </w:tcPr>
+          <w:p>
+            <w:r/>
+            <w:r>
+              <w:rPr>
+                <w:b w:val="0"/>
+              </w:rPr>
+              <w:t>data09-06 이 하나뿐인 집. data09-29 는 안내 + 자동 이동 페이지로 남김(리포는 지우지 않음)</w:t>
+            </w:r>
+          </w:p>
+        </w:tc>
+      </w:tr>
+      <w:tr>
+        <w:tc>
+          <w:tcPr>
+            <w:tcW w:type="dxa" w:w="2880"/>
+          </w:tcPr>
+          <w:p>
+            <w:r/>
+            <w:r>
+              <w:rPr>
+                <w:b w:val="0"/>
+              </w:rPr>
+              <w:t>3. 엔진식 · 전동식</w:t>
+            </w:r>
+          </w:p>
+        </w:tc>
+        <w:tc>
+          <w:tcPr>
+            <w:tcW w:type="dxa" w:w="2880"/>
+          </w:tcPr>
+          <w:p>
+            <w:r/>
+            <w:r>
+              <w:rPr>
+                <w:b w:val="0"/>
+              </w:rPr>
+              <w:t>전동식</w:t>
+            </w:r>
+          </w:p>
+        </w:tc>
+        <w:tc>
+          <w:tcPr>
+            <w:tcW w:type="dxa" w:w="2880"/>
+          </w:tcPr>
+          <w:p>
+            <w:r/>
+            <w:r>
+              <w:rPr>
+                <w:b w:val="0"/>
+              </w:rPr>
+              <w:t>지게차를 전동식으로 다시 그림(11.4)</w:t>
+            </w:r>
+          </w:p>
+        </w:tc>
+      </w:tr>
+      <w:tr>
+        <w:tc>
+          <w:tcPr>
+            <w:tcW w:type="dxa" w:w="2880"/>
+          </w:tcPr>
+          <w:p>
+            <w:r/>
+            <w:r>
+              <w:rPr>
+                <w:b w:val="0"/>
+              </w:rPr>
+              <w:t>4. 자주 보는 오더 · 공진 주파수</w:t>
+            </w:r>
+          </w:p>
+        </w:tc>
+        <w:tc>
+          <w:tcPr>
+            <w:tcW w:type="dxa" w:w="2880"/>
+          </w:tcPr>
+          <w:p>
+            <w:r/>
+            <w:r>
+              <w:rPr>
+                <w:b w:val="0"/>
+              </w:rPr>
+              <w:t>따로 없음, 임의 지정</w:t>
+            </w:r>
+          </w:p>
+        </w:tc>
+        <w:tc>
+          <w:tcPr>
+            <w:tcW w:type="dxa" w:w="2880"/>
+          </w:tcPr>
+          <w:p>
+            <w:r/>
+            <w:r>
+              <w:rPr>
+                <w:b w:val="0"/>
+              </w:rPr>
+              <w:t>1 · 2 · 4 · 6차, 공진 48 · 118 · 196 Hz 를 그대로 쓰고 「임의로 정한 가상 값」 으로 표기</w:t>
+            </w:r>
+          </w:p>
+        </w:tc>
+      </w:tr>
+      <w:tr>
+        <w:tc>
+          <w:tcPr>
+            <w:tcW w:type="dxa" w:w="2880"/>
+          </w:tcPr>
+          <w:p>
+            <w:r/>
+            <w:r>
+              <w:rPr>
+                <w:b w:val="0"/>
+              </w:rPr>
+              <w:t>5. 두 번째 CSV 콘솔 오류</w:t>
+            </w:r>
+          </w:p>
+        </w:tc>
+        <w:tc>
+          <w:tcPr>
+            <w:tcW w:type="dxa" w:w="2880"/>
+          </w:tcPr>
+          <w:p>
+            <w:r/>
+            <w:r>
+              <w:rPr>
+                <w:b w:val="0"/>
+              </w:rPr>
+              <w:t>수정 부탁</w:t>
+            </w:r>
+          </w:p>
+        </w:tc>
+        <w:tc>
+          <w:tcPr>
+            <w:tcW w:type="dxa" w:w="2880"/>
+          </w:tcPr>
+          <w:p>
+            <w:r/>
+            <w:r>
+              <w:rPr>
+                <w:b w:val="0"/>
+              </w:rPr>
+              <w:t>고침(11.5)</w:t>
+            </w:r>
+          </w:p>
+        </w:tc>
+      </w:tr>
+      <w:tr>
+        <w:tc>
+          <w:tcPr>
+            <w:tcW w:type="dxa" w:w="2880"/>
+          </w:tcPr>
+          <w:p>
+            <w:r/>
+            <w:r>
+              <w:rPr>
+                <w:b w:val="0"/>
+              </w:rPr>
+              <w:t>6. 움직임</w:t>
+            </w:r>
+          </w:p>
+        </w:tc>
+        <w:tc>
+          <w:tcPr>
+            <w:tcW w:type="dxa" w:w="2880"/>
+          </w:tcPr>
+          <w:p>
+            <w:r/>
+            <w:r>
+              <w:rPr>
+                <w:b w:val="0"/>
+              </w:rPr>
+              <w:t>(답 없음)</w:t>
+            </w:r>
+          </w:p>
+        </w:tc>
+        <w:tc>
+          <w:tcPr>
+            <w:tcW w:type="dxa" w:w="2880"/>
+          </w:tcPr>
+          <w:p>
+            <w:r/>
+            <w:r>
+              <w:rPr>
+                <w:b w:val="0"/>
+              </w:rPr>
+              <w:t>그대로 — 「동작 줄이기」 설정이면 멈춘 그림</w:t>
+            </w:r>
+          </w:p>
+        </w:tc>
+      </w:tr>
+    </w:tbl>
+    <w:p>
+      <w:pPr>
+        <w:pStyle w:val="Heading2"/>
+      </w:pPr>
+      <w:r>
+        <w:t>11.2 합친 방식</w:t>
+      </w:r>
+    </w:p>
+    <w:p>
+      <w:pPr>
+        <w:pStyle w:val="ListBullet"/>
+      </w:pPr>
+      <w:r>
+        <w:rPr>
+          <w:b/>
+        </w:rPr>
+        <w:t>첫 화면 = 제출자 분석기 v51</w:t>
+      </w:r>
+      <w:r>
+        <w:rPr>
+          <w:b w:val="0"/>
+        </w:rPr>
+        <w:t>(index.html · js/script.js · css/style.css)</w:t>
+      </w:r>
+      <w:r>
+        <w:rPr>
+          <w:b/>
+        </w:rPr>
+        <w:t>+ 첫 화면(히어로)</w:t>
+      </w:r>
+      <w:r>
+        <w:rPr>
+          <w:b w:val="0"/>
+        </w:rPr>
+        <w:t>(js/hero.js · css/hero.css). 원본 3개는 docs/source/order_analysis_v51/ 에 받은 그대로.</w:t>
+      </w:r>
+    </w:p>
+    <w:p>
+      <w:pPr>
+        <w:pStyle w:val="ListBullet"/>
+      </w:pPr>
+      <w:r>
+        <w:rPr>
+          <w:b/>
+        </w:rPr>
+        <w:t>이전 도구는 classic/ 로 옮겨 그대로 둠</w:t>
+      </w:r>
+      <w:r>
+        <w:rPr>
+          <w:b w:val="0"/>
+        </w:rPr>
+        <w:t>(v34 · v40 기준 재구성판, 1~4차의 결과). 비교해 보니 v51 에 없는 기능이 있어 버리지 않았습니다:</w:t>
+      </w:r>
+    </w:p>
+    <w:p>
+      <w:pPr>
+        <w:pStyle w:val="ListBullet2"/>
+      </w:pPr>
+      <w:r>
+        <w:rPr>
+          <w:b w:val="0"/>
+        </w:rPr>
+        <w:t>RPM 별 국소 피크 목록 · 지정 대역 에너지 합산 · 오더 대역 최대값 방식 · 회전비 설정</w:t>
+      </w:r>
+    </w:p>
+    <w:p>
+      <w:pPr>
+        <w:pStyle w:val="ListBullet2"/>
+      </w:pPr>
+      <w:r>
+        <w:rPr>
+          <w:b w:val="0"/>
+        </w:rPr>
+        <w:t>세로형 · 가로형 · 가로형(열=RPM) CSV 와 열 매핑, 원본 줄 번호가 붙은 경고 로그(화면 · CSV)</w:t>
+      </w:r>
+    </w:p>
+    <w:p>
+      <w:pPr>
+        <w:pStyle w:val="ListBullet2"/>
+      </w:pPr>
+      <w:r>
+        <w:rPr>
+          <w:b w:val="0"/>
+        </w:rPr>
+        <w:t>여러 파일 「불러온 파일」 목록, 결과 CSV 6종, 기여도 합산 창 겹침 경고, 설정 즉시 다시 계산, 예시 데이터 불러오기 버튼</w:t>
+      </w:r>
+    </w:p>
+    <w:p>
+      <w:pPr>
+        <w:pStyle w:val="ListBullet2"/>
+      </w:pPr>
+      <w:r>
+        <w:rPr>
+          <w:b w:val="0"/>
+        </w:rPr>
+        <w:t>Supabase DB 스크립트(supabase/, 선택) · 로컬 검증 하네스(scripts/sqltest/)</w:t>
+      </w:r>
+    </w:p>
+    <w:p>
+      <w:pPr>
+        <w:pStyle w:val="ListBullet"/>
+      </w:pPr>
+      <w:r>
+        <w:rPr>
+          <w:b w:val="0"/>
+        </w:rPr>
+        <w:t>v51 에만 있는 것: 다크 모드, 「차수별 기여도 분석」 요약 · 차트(Aᵢ² ÷ Overall² × 100), Order Contribution 시트가 있는 자체 XLSX(라이브러리 없음), 업로드 영역 접기.</w:t>
+      </w:r>
+    </w:p>
+    <w:p>
+      <w:pPr>
+        <w:pStyle w:val="ListBullet"/>
+      </w:pPr>
+      <w:r>
+        <w:rPr>
+          <w:b w:val="0"/>
+        </w:rPr>
+        <w:t>기여도 정의는 두 도구가 같은 에너지 비율입니다(v51: Aᵢ² ÷ Overall², 이전 도구: 오더 에너지 ÷ Overall 에너지).</w:t>
+      </w:r>
+    </w:p>
+    <w:p>
+      <w:pPr>
+        <w:pStyle w:val="ListBullet"/>
+      </w:pPr>
+      <w:r>
+        <w:rPr>
+          <w:b w:val="0"/>
+        </w:rPr>
+        <w:t>첫 화면에서 이전 도구로 가는 링크(「이전 도구(v34 · v40 기준 재구성판)」), 이전 도구 머리글에서 「최신 분석기 v51 →」.</w:t>
+      </w:r>
+    </w:p>
+    <w:p>
+      <w:pPr>
+        <w:pStyle w:val="ListBullet"/>
+      </w:pPr>
+      <w:r>
+        <w:rPr>
+          <w:b w:val="0"/>
+        </w:rPr>
+        <w:t>테스트: node test/all.mjs = test/analyzer.test.mjs(v51 · 첫 화면) + test/classic.test.mjs(이전 도구, 옛 test/logic.test.mjs).</w:t>
+      </w:r>
+    </w:p>
+    <w:p>
+      <w:pPr>
+        <w:pStyle w:val="Heading2"/>
+      </w:pPr>
+      <w:r>
+        <w:t>11.3 분석기 v51 (제출자 코드, data09-29 기획서 4장 요약)</w:t>
+      </w:r>
+    </w:p>
+    <w:p>
+      <w:pPr>
+        <w:pStyle w:val="ListBullet"/>
+      </w:pPr>
+      <w:r>
+        <w:rPr>
+          <w:b w:val="0"/>
+        </w:rPr>
+        <w:t>CSV 올리기 · 인식 확인: 끌어 놓기 · 파일 선택, 인코딩 자동(UTF-8 → CP949), Curve 메타데이터에서 RPM · 위치 · 방향 · 소음/진동 구분, 인식 신호등과 Curve 표, 오류가 없을 때만 「분석 실행」.</w:t>
+      </w:r>
+    </w:p>
+    <w:p>
+      <w:pPr>
+        <w:pStyle w:val="ListBullet"/>
+      </w:pPr>
+      <w:r>
+        <w:rPr>
+          <w:b w:val="0"/>
+        </w:rPr>
+        <w:t>Order Analysis: 채널 선택, 오더(쉼표), 피크 검색 ±Hz · 피크 중심 합산 ±Hz, 오더 진폭 · 오더 RSS 합산 · Overall 그래프(켜고 끄기, 축 범위, 높이 조절), 단위 Amplitude / dB / dBA 와 dB 기준값.</w:t>
+      </w:r>
+    </w:p>
+    <w:p>
+      <w:pPr>
+        <w:pStyle w:val="ListBullet"/>
+      </w:pPr>
+      <w:r>
+        <w:rPr>
+          <w:b w:val="0"/>
+        </w:rPr>
+        <w:t>차수별 기여도: RPM 마다 Aᵢ² ÷ Overall² × 100, 요약 · 차트 · 표. 오더 2개 이상이고 모든 RPM 에 모든 오더 진폭이 있어야 계산(예시 CSV 는 오더 30 · 36 · 42).</w:t>
+      </w:r>
+    </w:p>
+    <w:p>
+      <w:pPr>
+        <w:pStyle w:val="ListBullet"/>
+      </w:pPr>
+      <w:r>
+        <w:rPr>
+          <w:b w:val="0"/>
+        </w:rPr>
+        <w:t>Spectrum Map: 주파수(또는 오더) × RPM 컬러맵, 오더 선 겹치기, 축 · 색 범위, 마우스 값, 최대값 위치.</w:t>
+      </w:r>
+    </w:p>
+    <w:p>
+      <w:pPr>
+        <w:pStyle w:val="ListBullet"/>
+      </w:pPr>
+      <w:r>
+        <w:rPr>
+          <w:b w:val="0"/>
+        </w:rPr>
+        <w:t>XLSX 저장: Settings · Order Analysis · Order RSS Sum · Order Contribution 시트.</w:t>
+      </w:r>
+    </w:p>
+    <w:p>
+      <w:pPr>
+        <w:pStyle w:val="Heading2"/>
+      </w:pPr>
+      <w:r>
+        <w:t>11.4 첫 화면 — 전동 지게차 + 가상 캠벨 선도</w:t>
+      </w:r>
+    </w:p>
+    <w:tbl>
+      <w:tblPr>
+        <w:tblStyle w:val="TableGrid"/>
+        <w:tblW w:type="auto" w:w="0"/>
+        <w:tblLook w:firstColumn="1" w:firstRow="1" w:lastColumn="0" w:lastRow="0" w:noHBand="0" w:noVBand="1" w:val="04A0"/>
+      </w:tblPr>
+      <w:tblGrid>
+        <w:gridCol w:w="4320"/>
+        <w:gridCol w:w="4320"/>
+      </w:tblGrid>
+      <w:tr>
+        <w:tc>
+          <w:tcPr>
+            <w:tcW w:type="dxa" w:w="4320"/>
+          </w:tcPr>
+          <w:p>
+            <w:r>
+              <w:rPr>
+                <w:b/>
+              </w:rPr>
+            </w:r>
+            <w:r>
+              <w:rPr>
+                <w:b/>
+              </w:rPr>
+              <w:t>부분</w:t>
+            </w:r>
+          </w:p>
+        </w:tc>
+        <w:tc>
+          <w:tcPr>
+            <w:tcW w:type="dxa" w:w="4320"/>
+          </w:tcPr>
+          <w:p>
+            <w:r>
+              <w:rPr>
+                <w:b/>
+              </w:rPr>
+            </w:r>
+            <w:r>
+              <w:rPr>
+                <w:b/>
+              </w:rPr>
+              <w:t>내용</w:t>
+            </w:r>
+          </w:p>
+        </w:tc>
+      </w:tr>
+      <w:tr>
+        <w:tc>
+          <w:tcPr>
+            <w:tcW w:type="dxa" w:w="4320"/>
+          </w:tcPr>
+          <w:p>
+            <w:r/>
+            <w:r>
+              <w:rPr>
+                <w:b w:val="0"/>
+              </w:rPr>
+              <w:t>자리</w:t>
+            </w:r>
+          </w:p>
+        </w:tc>
+        <w:tc>
+          <w:tcPr>
+            <w:tcW w:type="dxa" w:w="4320"/>
+          </w:tcPr>
+          <w:p>
+            <w:r/>
+            <w:r>
+              <w:rPr>
+                <w:b w:val="0"/>
+              </w:rPr>
+              <w:t>머리글(Order Analysis · v51 · 다크모드 버튼) 안, 같은 남색 그라데이션. 다크 모드 색도 따라감</w:t>
+            </w:r>
+          </w:p>
+        </w:tc>
+      </w:tr>
+      <w:tr>
+        <w:tc>
+          <w:tcPr>
+            <w:tcW w:type="dxa" w:w="4320"/>
+          </w:tcPr>
+          <w:p>
+            <w:r/>
+            <w:r>
+              <w:rPr>
+                <w:b w:val="0"/>
+              </w:rPr>
+              <w:t>왼쪽 글</w:t>
+            </w:r>
+          </w:p>
+        </w:tc>
+        <w:tc>
+          <w:tcPr>
+            <w:tcW w:type="dxa" w:w="4320"/>
+          </w:tcPr>
+          <w:p>
+            <w:r/>
+            <w:r>
+              <w:rPr>
+                <w:b w:val="0"/>
+              </w:rPr>
+              <w:t>「전동 지게차 소음 · 진동 오더 분석」, 한 줄 설명, 3단계, 「CSV 파일 선택」(분석기 파일 입력을 그대로 엶) · 「예시 CSV 받기」, 이전 도구 링크</w:t>
+            </w:r>
+          </w:p>
+        </w:tc>
+      </w:tr>
+      <w:tr>
+        <w:tc>
+          <w:tcPr>
+            <w:tcW w:type="dxa" w:w="4320"/>
+          </w:tcPr>
+          <w:p>
+            <w:r/>
+            <w:r>
+              <w:rPr>
+                <w:b w:val="0"/>
+              </w:rPr>
+              <w:t>지게차(SVG)</w:t>
+            </w:r>
+          </w:p>
+        </w:tc>
+        <w:tc>
+          <w:tcPr>
+            <w:tcW w:type="dxa" w:w="4320"/>
+          </w:tcPr>
+          <w:p>
+            <w:r/>
+            <w:r>
+              <w:rPr>
+                <w:b/>
+              </w:rPr>
+              <w:t>전동식</w:t>
+            </w:r>
+            <w:r>
+              <w:rPr>
+                <w:b w:val="0"/>
+              </w:rPr>
+              <w:t xml:space="preserve">(2026-09-30 답변): 배기관 · 엔진 통풍구를 없애고 </w:t>
+            </w:r>
+            <w:r>
+              <w:rPr>
+                <w:b/>
+              </w:rPr>
+              <w:t>좌석 아래 배터리 칸</w:t>
+            </w:r>
+            <w:r>
+              <w:rPr>
+                <w:b w:val="0"/>
+              </w:rPr>
+              <w:t xml:space="preserve">(덮개를 걷어 낸 셀 6개 · 번개 표시), </w:t>
+            </w:r>
+            <w:r>
+              <w:rPr>
+                <w:b/>
+              </w:rPr>
+              <w:t>앞(구동) 차축 옆 구동 모터</w:t>
+            </w:r>
+            <w:r>
+              <w:rPr>
+                <w:b w:val="0"/>
+              </w:rPr>
+              <w:t xml:space="preserve">(냉각 핀) · </w:t>
+            </w:r>
+            <w:r>
+              <w:rPr>
+                <w:b/>
+              </w:rPr>
+              <w:t>감속 기어박스</w:t>
+            </w:r>
+            <w:r>
+              <w:rPr>
+                <w:b w:val="0"/>
+              </w:rPr>
+              <w:t>(허브 ↔ 모터), 배터리 → 모터 전원 케이블(주황), 카운터웨이트 옆 충전구. 마스트 · 포크 · 팔레트 짐 · 오버헤드 가드 · 카운터웨이트는 그대로</w:t>
+            </w:r>
+          </w:p>
+        </w:tc>
+      </w:tr>
+      <w:tr>
+        <w:tc>
+          <w:tcPr>
+            <w:tcW w:type="dxa" w:w="4320"/>
+          </w:tcPr>
+          <w:p>
+            <w:r/>
+            <w:r>
+              <w:rPr>
+                <w:b w:val="0"/>
+              </w:rPr>
+              <w:t>센서</w:t>
+            </w:r>
+          </w:p>
+        </w:tc>
+        <w:tc>
+          <w:tcPr>
+            <w:tcW w:type="dxa" w:w="4320"/>
+          </w:tcPr>
+          <w:p>
+            <w:r/>
+            <w:r>
+              <w:rPr>
+                <w:b w:val="0"/>
+              </w:rPr>
+              <w:t xml:space="preserve">가속도 센서를 </w:t>
+            </w:r>
+            <w:r>
+              <w:rPr>
+                <w:b/>
+              </w:rPr>
+              <w:t>구동 모터 · 기어박스</w:t>
+            </w:r>
+            <w:r>
+              <w:rPr>
+                <w:b w:val="0"/>
+              </w:rPr>
+              <w:t xml:space="preserve"> 위로 옮김. 센서 물결과 소음 등고선이 그 자리에서 번지고, 점선 케이블이 차체 아래쪽을 따라 오른쪽 그래프로 이어짐</w:t>
+            </w:r>
+          </w:p>
+        </w:tc>
+      </w:tr>
+      <w:tr>
+        <w:tc>
+          <w:tcPr>
+            <w:tcW w:type="dxa" w:w="4320"/>
+          </w:tcPr>
+          <w:p>
+            <w:r/>
+            <w:r>
+              <w:rPr>
+                <w:b w:val="0"/>
+              </w:rPr>
+              <w:t>오른쪽 그림</w:t>
+            </w:r>
+          </w:p>
+        </w:tc>
+        <w:tc>
+          <w:tcPr>
+            <w:tcW w:type="dxa" w:w="4320"/>
+          </w:tcPr>
+          <w:p>
+            <w:r/>
+            <w:r>
+              <w:rPr>
+                <w:b w:val="0"/>
+              </w:rPr>
+              <w:t>캔버스 가상 캠벨 선도: 가로 Frequency (Hz) 0~250, 세로 RPM 800~2,800, 12단 색 띠 + 등고선, 오더 선 1 · 2 · 4 · 6차, 공진 48 · 118 · 196 Hz. 색은 분석기 Spectrum Map 과 같은 색 띠</w:t>
+            </w:r>
+          </w:p>
+        </w:tc>
+      </w:tr>
+      <w:tr>
+        <w:tc>
+          <w:tcPr>
+            <w:tcW w:type="dxa" w:w="4320"/>
+          </w:tcPr>
+          <w:p>
+            <w:r/>
+            <w:r>
+              <w:rPr>
+                <w:b w:val="0"/>
+              </w:rPr>
+              <w:t>값</w:t>
+            </w:r>
+          </w:p>
+        </w:tc>
+        <w:tc>
+          <w:tcPr>
+            <w:tcW w:type="dxa" w:w="4320"/>
+          </w:tcPr>
+          <w:p>
+            <w:r/>
+            <w:r>
+              <w:rPr>
+                <w:b w:val="0"/>
+              </w:rPr>
+              <w:t xml:space="preserve">오더 · 공진은 제출자가 「임의로 지정해도 좋다」 해서 정한 </w:t>
+            </w:r>
+            <w:r>
+              <w:rPr>
+                <w:b/>
+              </w:rPr>
+              <w:t>가상 값</w:t>
+            </w:r>
+            <w:r>
+              <w:rPr>
+                <w:b w:val="0"/>
+              </w:rPr>
+              <w:t xml:space="preserve"> — 그림 아래 「실제 시험값이 아닙니다 … 임의로 정한 가상 값입니다」</w:t>
+            </w:r>
+          </w:p>
+        </w:tc>
+      </w:tr>
+      <w:tr>
+        <w:tc>
+          <w:tcPr>
+            <w:tcW w:type="dxa" w:w="4320"/>
+          </w:tcPr>
+          <w:p>
+            <w:r/>
+            <w:r>
+              <w:rPr>
+                <w:b w:val="0"/>
+              </w:rPr>
+              <w:t>움직임</w:t>
+            </w:r>
+          </w:p>
+        </w:tc>
+        <w:tc>
+          <w:tcPr>
+            <w:tcW w:type="dxa" w:w="4320"/>
+          </w:tcPr>
+          <w:p>
+            <w:r/>
+            <w:r>
+              <w:rPr>
+                <w:b w:val="0"/>
+              </w:rPr>
+              <w:t>RPM 커서 14초 왕복, 가장 큰 성분 읽음표, 그 진폭만큼 떨림 · 센서 물결. 「동작 줄이기」 → 2,350 RPM 멈춘 그림, 탭 숨김 · 화면 밖 → 멈춤</w:t>
+            </w:r>
+          </w:p>
+        </w:tc>
+      </w:tr>
+    </w:tbl>
+    <w:p>
+      <w:r>
+        <w:rPr>
+          <w:b w:val="0"/>
+        </w:rPr>
+        <w:t>가상 스펙트럼 식(js/hero.js): A(RPM, f) = 바닥 소음 + Σ 오더 진폭 × exp(−((f − N·RPM/60)/3.2)²) + 공진 띠, 오더 진폭 = 기본값(2차 1.0 · 4차 0.45 · 1차 0.35 · 6차 0.22 — 임의) × RPM 비례 × 공진 배율.</w:t>
+      </w:r>
+    </w:p>
+    <w:p>
+      <w:pPr>
+        <w:pStyle w:val="Heading2"/>
+      </w:pPr>
+      <w:r>
+        <w:t>11.5 오류 수정 (제출자 코드 한 줄)</w:t>
+      </w:r>
+    </w:p>
+    <w:p>
+      <w:pPr>
+        <w:pStyle w:val="ListBullet"/>
+      </w:pPr>
+      <w:r>
+        <w:rPr>
+          <w:b w:val="0"/>
+        </w:rPr>
+        <w:t xml:space="preserve">증상: 분석한 뒤 </w:t>
+      </w:r>
+      <w:r>
+        <w:rPr>
+          <w:b/>
+        </w:rPr>
+        <w:t>채널 이름이 다른 CSV 를 이어서 열면</w:t>
+      </w:r>
+      <w:r>
+        <w:rPr>
+          <w:b w:val="0"/>
+        </w:rPr>
+        <w:t xml:space="preserve"> 콘솔 오류 Cannot read properties of undefined (reading 'channelType')(renderMultiAnalysis). 새 파일 화면은 정상으로 그려졌습니다.</w:t>
+      </w:r>
+    </w:p>
+    <w:p>
+      <w:pPr>
+        <w:pStyle w:val="ListBullet"/>
+      </w:pPr>
+      <w:r>
+        <w:rPr>
+          <w:b w:val="0"/>
+        </w:rPr>
+        <w:t>원인: 새 파일을 읽으면 currentReport 는 새 파일로 바뀌는데, 채널 체크 상자(.multi-channel)는 「분석 실행」 전까지 이전 파일의 것(P1 · P2 · Mic 등)이 남아 있습니다. 그 사이 창 크기 변화(지연 실행) 등으로 renderMultiAnalysis 가 돌면 getMultiSelection 이 이전 채널 id 를 넘기고 currentReport.normalized.channels[id] 가 없어 죽습니다.</w:t>
+      </w:r>
+    </w:p>
+    <w:p>
+      <w:pPr>
+        <w:pStyle w:val="ListBullet"/>
+      </w:pPr>
+      <w:r>
+        <w:rPr>
+          <w:b w:val="0"/>
+        </w:rPr>
+        <w:t xml:space="preserve">고침: getMultiSelection 에서 </w:t>
+      </w:r>
+      <w:r>
+        <w:rPr>
+          <w:b/>
+        </w:rPr>
+        <w:t>지금 파일에 있는 채널 id 만</w:t>
+      </w:r>
+      <w:r>
+        <w:rPr>
+          <w:b w:val="0"/>
+        </w:rPr>
+        <w:t xml:space="preserve"> 남김(.filter(id=&gt;currentReport.normalized?.channels?.[id])). 남는 채널이 없으면 기존 코드대로 선택 없음(null) → 그래프를 숨깁니다. 계산 · 화면은 그대로.</w:t>
+      </w:r>
+    </w:p>
+    <w:p>
+      <w:pPr>
+        <w:pStyle w:val="Heading2"/>
+      </w:pPr>
+      <w:r>
+        <w:t>11.6 검증</w:t>
+      </w:r>
+    </w:p>
+    <w:p>
+      <w:pPr>
+        <w:pStyle w:val="ListBullet"/>
+      </w:pPr>
+      <w:r>
+        <w:rPr>
+          <w:b w:val="0"/>
+        </w:rPr>
+        <w:t>node test/all.mjs — 분석기 v51 · 첫 화면 21개 + 이전 도구 54개 통과(실제 파일 테스트 9개는 파일이 있을 때만).</w:t>
+      </w:r>
+    </w:p>
+    <w:p>
+      <w:pPr>
+        <w:pStyle w:val="ListBullet"/>
+      </w:pPr>
+      <w:r>
+        <w:rPr>
+          <w:b w:val="0"/>
+        </w:rPr>
+        <w:t>회귀 테스트 두 가지: getMultiSelection 에 이전 파일 채널이 섞인 체크를 넣어 지금 파일 채널만 나오는지(node), 헤드리스 크롬에서 첫 CSV 분석 → 채널 이름이 다른 둘째 CSV → 창 크기 변화 → 다시 분석이 콘솔 오류 0 인지(test/browser-second-csv.mjs).</w:t>
+      </w:r>
+    </w:p>
+    <w:p>
+      <w:pPr>
+        <w:pStyle w:val="ListBullet"/>
+      </w:pPr>
+      <w:r>
+        <w:rPr>
+          <w:b w:val="0"/>
+        </w:rPr>
+        <w:t>되돌려 확인: 수정 전 script.js 로 되돌리면 node 테스트 2개 실패 · 브라우저 오류 2건, 원복하면 통과 · 0건. 수정 전후 둘째 CSV 의 요약(선택 채널 4개 · 계열 20개 · 최대 Order 진폭 30.28 dB)은 같음.</w:t>
+      </w:r>
+    </w:p>
+    <w:p>
+      <w:pPr>
+        <w:pStyle w:val="ListBullet"/>
+      </w:pPr>
+      <w:r>
+        <w:rPr>
+          <w:b w:val="0"/>
+        </w:rPr>
+        <w:t>헤드리스 크롬 360 · 390 · 768 · 1280px(밝게 · 어둡게): 가로 넘침 0 · 첫 화면 글과 그림 겹침 0 · 콘솔 오류 0. 이전 도구(classic/)도 Testlab 예시로 결과까지 오류 0.</w:t>
       </w:r>
     </w:p>
     <w:p>
@@ -2294,6 +3704,9 @@
         <w:pStyle w:val="ListBullet"/>
       </w:pPr>
       <w:r>
+        <w:rPr>
+          <w:b w:val="0"/>
+        </w:rPr>
         <w:t>게시물 (2026-09-23) 「소음진동 오더 분석 도구 개발」: Input(Testlab Neo export 주파수축 CSV), Output 1~3(오더 분석·피크·에너지 합산 / 시각화 / CSV·로그 저장), 초안 HTML·예시 CSV는 메일 전달로 기재</w:t>
       </w:r>
     </w:p>
@@ -2302,25 +3715,10 @@
         <w:pStyle w:val="ListBullet"/>
       </w:pPr>
       <w:r>
-        <w:t xml:space="preserve">첨부 파일: 게시물에는 첨부 없음. 2026-09-28 댓글 「분석기 기능 최신화하여 업로드 하였습니다. Input 예제 파일도 업로드했습니다.」 의 드라이브 폴더에서 분석기 v34 HTML 과 예시 CSV 2종을 받아 </w:t>
-      </w:r>
-      <w:r>
         <w:rPr>
-          <w:rFonts w:ascii="Consolas" w:hAnsi="Consolas"/>
+          <w:b w:val="0"/>
         </w:rPr>
-        <w:t>docs/source/</w:t>
-      </w:r>
-      <w:r>
-        <w:t xml:space="preserve"> 에 보관. 2026-09-30 게시물의 드라이브 링크에서 분석기 v40 HTML(</w:t>
-      </w:r>
-      <w:r>
-        <w:rPr>
-          <w:rFonts w:ascii="Consolas" w:hAnsi="Consolas"/>
-        </w:rPr>
-        <w:t>docs/source/order_analysis_v40.html</w:t>
-      </w:r>
-      <w:r>
-        <w:t>)을 받음</w:t>
+        <w:t>첨부 파일: 게시물에는 첨부 없음. 2026-09-28 댓글 「분석기 기능 최신화하여 업로드 하였습니다. Input 예제 파일도 업로드했습니다.」 의 드라이브 폴더에서 분석기 v34 HTML 과 예시 CSV 2종을 받아 docs/source/ 에 보관. 2026-09-30 게시물의 드라이브 링크에서 분석기 v40 HTML(docs/source/order_analysis_v40.html)을 받음</w:t>
       </w:r>
     </w:p>
     <w:p>
@@ -2328,6 +3726,9 @@
         <w:pStyle w:val="ListBullet"/>
       </w:pPr>
       <w:r>
+        <w:rPr>
+          <w:b w:val="0"/>
+        </w:rPr>
         <w:t>제외 자료: 2026-09-09 게시물 「진동·소음 시계열 데이터 자동 분석」은 제출자가 2026-09-28에 직접 삭제해 이 문서에서 제외했습니다.</w:t>
       </w:r>
     </w:p>
@@ -2336,7 +3737,10 @@
         <w:pStyle w:val="ListBullet"/>
       </w:pPr>
       <w:r>
-        <w:t>문서 이력: v0.1(게시물 2건 기반) → v0.2(수강생 요청으로 과제 1건으로 정리) → v0.3(수강생 분석기 v34·실제 입력 파일 반영) → v0.4(v34 의 XLSX·축 범위·높이 조절·끌어 놓기·즉시 다시 계산을 1단계에 넣음, 2026-09-29) → v0.5(분석기 v40 기준 Overall·오더 기여도·그래프 표시 옵션·기여도 XLSX 시트, 2026-09-30)</w:t>
+        <w:rPr>
+          <w:b w:val="0"/>
+        </w:rPr>
+        <w:t>문서 이력: v0.1(게시물 2건 기반) → v0.2(수강생 요청으로 과제 1건으로 정리) → v0.3(수강생 분석기 v34·실제 입력 파일 반영) → v0.4(v34 의 XLSX·축 범위·높이 조절·끌어 놓기·즉시 다시 계산을 1단계에 넣음, 2026-09-29) → v0.5(분석기 v40 기준 Overall·오더 기여도·그래프 표시 옵션·기여도 XLSX 시트, 2026-09-30) → v0.6(data09-29 의 분석기 v51 + 전동 지게차 첫 화면 통합, 2026-09-30)</w:t>
       </w:r>
     </w:p>
     <w:sectPr>

--- a/docs/01_프로젝트_기획서.docx
+++ b/docs/01_프로젝트_기획서.docx
@@ -66,9 +66,6 @@
           <w:p>
             <w:r/>
             <w:r>
-              <w:rPr>
-                <w:b w:val="0"/>
-              </w:rPr>
               <w:t>리포</w:t>
             </w:r>
           </w:p>
@@ -80,9 +77,6 @@
           <w:p>
             <w:r/>
             <w:r>
-              <w:rPr>
-                <w:b w:val="0"/>
-              </w:rPr>
               <w:t>data09-06</w:t>
             </w:r>
           </w:p>
@@ -96,9 +90,6 @@
           <w:p>
             <w:r/>
             <w:r>
-              <w:rPr>
-                <w:b w:val="0"/>
-              </w:rPr>
               <w:t>제출자</w:t>
             </w:r>
           </w:p>
@@ -110,9 +101,6 @@
           <w:p>
             <w:r/>
             <w:r>
-              <w:rPr>
-                <w:b w:val="0"/>
-              </w:rPr>
               <w:t>조윤제</w:t>
             </w:r>
           </w:p>
@@ -126,9 +114,6 @@
           <w:p>
             <w:r/>
             <w:r>
-              <w:rPr>
-                <w:b w:val="0"/>
-              </w:rPr>
               <w:t>직무·소속</w:t>
             </w:r>
           </w:p>
@@ -140,9 +125,6 @@
           <w:p>
             <w:r/>
             <w:r>
-              <w:rPr>
-                <w:b w:val="0"/>
-              </w:rPr>
               <w:t>제출 자료에 명시되지 않음 (진동·소음(NVH) 시험·분석 업무 담당으로 보임 — (가정))</w:t>
             </w:r>
           </w:p>
@@ -156,9 +138,6 @@
           <w:p>
             <w:r/>
             <w:r>
-              <w:rPr>
-                <w:b w:val="0"/>
-              </w:rPr>
               <w:t>과정</w:t>
             </w:r>
           </w:p>
@@ -170,9 +149,6 @@
           <w:p>
             <w:r/>
             <w:r>
-              <w:rPr>
-                <w:b w:val="0"/>
-              </w:rPr>
               <w:t>현장 데이터 디지털화 전문가과정 1차수</w:t>
             </w:r>
           </w:p>
@@ -186,9 +162,6 @@
           <w:p>
             <w:r/>
             <w:r>
-              <w:rPr>
-                <w:b w:val="0"/>
-              </w:rPr>
               <w:t>작성일</w:t>
             </w:r>
           </w:p>
@@ -200,10 +173,7 @@
           <w:p>
             <w:r/>
             <w:r>
-              <w:rPr>
-                <w:b w:val="0"/>
-              </w:rPr>
-              <w:t>2026-09-28 (v0.5 · v0.6 갱신 2026-09-30)</w:t>
+              <w:t>2026-09-28 (v0.5 · v0.6 갱신 2026-09-30, v0.7 갱신 2026-10-02)</w:t>
             </w:r>
           </w:p>
         </w:tc>
@@ -216,9 +186,6 @@
           <w:p>
             <w:r/>
             <w:r>
-              <w:rPr>
-                <w:b w:val="0"/>
-              </w:rPr>
               <w:t>문서 상태</w:t>
             </w:r>
           </w:p>
@@ -230,10 +197,7 @@
           <w:p>
             <w:r/>
             <w:r>
-              <w:rPr>
-                <w:b w:val="0"/>
-              </w:rPr>
-              <w:t>초안 v0.6 — data09-29(제출자 분석기 v51 + 지게차 첫 화면)를 제출자 답변대로 이 리포에 통합: 첫 화면 = v51 + 전동 지게차 그림 · 가상 캠벨 선도, 이전 도구는 classic/ 로 보존, 두 번째 CSV 채널 오류 수정 (v0.5 = v40 기준 Overall·오더 기여도)</w:t>
+              <w:t>초안 v0.7 — 2026-10-02 요청 7가지 반영(12장: 첫 화면 그림 높이 · 엔진식 지게차 추가 · 업로드 칸 절반 · Contribution Analysis 상시 표시 · 세 영역 접기 · 단위 설정 기본 펼침 · 「분석 실행」 버튼) / v0.6 — data09-29(제출자 분석기 v51 + 지게차 첫 화면)를 제출자 답변대로 이 리포에 통합: 첫 화면 = v51 + 전동 지게차 그림 · 가상 캠벨 선도, 이전 도구는 classic/ 로 보존, 두 번째 CSV 채널 오류 수정 (v0.5 = v40 기준 Overall·오더 기여도)</w:t>
             </w:r>
           </w:p>
         </w:tc>
@@ -241,9 +205,6 @@
     </w:tbl>
     <w:p>
       <w:r>
-        <w:rPr>
-          <w:b w:val="0"/>
-        </w:rPr>
         <w:t xml:space="preserve">이 문서는 제출자의 게시물 「소음진동 오더 분석 도구 개발」(2026-09-23)과 2026-09-28 댓글로 받은 </w:t>
       </w:r>
       <w:r>
@@ -253,9 +214,6 @@
         <w:t>제출자 분석기 v34(HTML)와 Testlab Neo 실제 내보내기 CSV 2종</w:t>
       </w:r>
       <w:r>
-        <w:rPr>
-          <w:b w:val="0"/>
-        </w:rPr>
         <w:t>을 바탕으로 합니다. 주파수축 데이터마다 RPM 이 붙어 있어 별도의 RPM 추정 없이 오더 계산이 가능하며, 계산 기준은 v34 를 따릅니다.</w:t>
       </w:r>
     </w:p>
@@ -272,9 +230,6 @@
         <w:pStyle w:val="ListBullet"/>
       </w:pPr>
       <w:r>
-        <w:rPr>
-          <w:b w:val="0"/>
-        </w:rPr>
         <w:t>배경: 시험 스펙트럼 데이터를 신속하게 오더 성분으로 분석하고 시각화하려는 것입니다.</w:t>
       </w:r>
     </w:p>
@@ -283,9 +238,6 @@
         <w:pStyle w:val="ListBullet"/>
       </w:pPr>
       <w:r>
-        <w:rPr>
-          <w:b w:val="0"/>
-        </w:rPr>
         <w:t>현안(가정): 현재는 Testlab Neo에서 내보낸 결과를 엑셀 등에서 따로 가공해 오더별 그래프를 그리고 있을 것으로 보입니다. 실제 현재 방식은 10절에서 확인합니다.</w:t>
       </w:r>
     </w:p>
@@ -307,9 +259,6 @@
     </w:p>
     <w:p>
       <w:r>
-        <w:rPr>
-          <w:b w:val="0"/>
-        </w:rPr>
         <w:t>Testlab Neo에서 내보낸 진동·소음 시험 결과를 넣으면 오더 분석, 피크 추출, 에너지 합산, 시각화, 결과 저장까지 같은 기준으로 나오는 분석 도구를 만듭니다.</w:t>
       </w:r>
     </w:p>
@@ -326,9 +275,6 @@
         <w:pStyle w:val="ListBullet"/>
       </w:pPr>
       <w:r>
-        <w:rPr>
-          <w:b w:val="0"/>
-        </w:rPr>
         <w:t>Testlab Neo export CSV(RPM, 채널, 방향, 단위, 진동소음 응답)를 브라우저에 올리면</w:t>
       </w:r>
     </w:p>
@@ -337,9 +283,6 @@
         <w:pStyle w:val="ListBullet"/>
       </w:pPr>
       <w:r>
-        <w:rPr>
-          <w:b w:val="0"/>
-        </w:rPr>
         <w:t>오더 분석, 피크 추출, 진동소음 에너지 합산을 계산하고</w:t>
       </w:r>
     </w:p>
@@ -348,9 +291,6 @@
         <w:pStyle w:val="ListBullet"/>
       </w:pPr>
       <w:r>
-        <w:rPr>
-          <w:b w:val="0"/>
-        </w:rPr>
         <w:t>오더별 RPM-진폭 그래프, 스펙트럼 컬러맵, 피크 정보 툴팁으로 보여 주며</w:t>
       </w:r>
     </w:p>
@@ -359,9 +299,6 @@
         <w:pStyle w:val="ListBullet"/>
       </w:pPr>
       <w:r>
-        <w:rPr>
-          <w:b w:val="0"/>
-        </w:rPr>
         <w:t>결과 CSV와 오류·경고 로그를 저장합니다.</w:t>
       </w:r>
     </w:p>
@@ -370,9 +307,6 @@
         <w:pStyle w:val="ListBullet"/>
       </w:pPr>
       <w:r>
-        <w:rPr>
-          <w:b w:val="0"/>
-        </w:rPr>
         <w:t>제출자 분석기 v34 의 계산(피크 검색 → 합산 RSS, 오더 RSS 합산, dB/dBA 표시)을 기준으로 삼아 기능을 정리·보강합니다.</w:t>
       </w:r>
     </w:p>
@@ -478,9 +412,6 @@
           <w:p>
             <w:r/>
             <w:r>
-              <w:rPr>
-                <w:b w:val="0"/>
-              </w:rPr>
               <w:t>Testlab Neo export 주파수축 CSV — 예시 2종(A: 36·45차, B: 39차)</w:t>
             </w:r>
           </w:p>
@@ -492,9 +423,6 @@
           <w:p>
             <w:r/>
             <w:r>
-              <w:rPr>
-                <w:b w:val="0"/>
-              </w:rPr>
               <w:t>CSV (UTF-8 BOM, 쉼표)</w:t>
             </w:r>
           </w:p>
@@ -506,9 +434,6 @@
           <w:p>
             <w:r/>
             <w:r>
-              <w:rPr>
-                <w:b w:val="0"/>
-              </w:rPr>
               <w:t>시험 건별. 예시는 Curve 20개(진동 4위치 × 5 RPM) / 60개(진동 4 + 소음 2 × 10 RPM), 1000~2000 Hz · 1 Hz 간격, 436 KB · 773 KB</w:t>
             </w:r>
           </w:p>
@@ -520,9 +445,6 @@
           <w:p>
             <w:r/>
             <w:r>
-              <w:rPr>
-                <w:b w:val="0"/>
-              </w:rPr>
               <w:t>2026-09-28 수령. 제출자 실제 Testlab 파일 2종 — 회사 시험 자료라 리포에서 삭제(2026-09-30). 검증 결과만 기록</w:t>
             </w:r>
           </w:p>
@@ -536,9 +458,6 @@
           <w:p>
             <w:r/>
             <w:r>
-              <w:rPr>
-                <w:b w:val="0"/>
-              </w:rPr>
               <w:t>제출자 분석기 v34</w:t>
             </w:r>
           </w:p>
@@ -550,9 +469,6 @@
           <w:p>
             <w:r/>
             <w:r>
-              <w:rPr>
-                <w:b w:val="0"/>
-              </w:rPr>
               <w:t>HTML 1개(약 160 KB)</w:t>
             </w:r>
           </w:p>
@@ -564,9 +480,6 @@
           <w:p>
             <w:r/>
             <w:r>
-              <w:rPr>
-                <w:b w:val="0"/>
-              </w:rPr>
               <w:t>—</w:t>
             </w:r>
           </w:p>
@@ -578,9 +491,6 @@
           <w:p>
             <w:r/>
             <w:r>
-              <w:rPr>
-                <w:b w:val="0"/>
-              </w:rPr>
               <w:t>2026-09-28 수령. 계산 기준</w:t>
             </w:r>
           </w:p>
@@ -600,10 +510,34 @@
         <w:pStyle w:val="ListBullet"/>
       </w:pPr>
       <w:r>
+        <w:t xml:space="preserve">1줄 </w:t>
+      </w:r>
+      <w:r>
         <w:rPr>
-          <w:b w:val="0"/>
+          <w:rFonts w:ascii="Consolas" w:hAnsi="Consolas"/>
         </w:rPr>
-        <w:t xml:space="preserve">1줄 Curve 1 제목 → MS Logging 등 → Standard\All\… 머리 정보 줄(0열 = 항목 이름, 1열부터 </w:t>
+        <w:t>Curve 1</w:t>
+      </w:r>
+      <w:r>
+        <w:t xml:space="preserve"> 제목 → </w:t>
+      </w:r>
+      <w:r>
+        <w:rPr>
+          <w:rFonts w:ascii="Consolas" w:hAnsi="Consolas"/>
+        </w:rPr>
+        <w:t>MS Logging</w:t>
+      </w:r>
+      <w:r>
+        <w:t xml:space="preserve"> 등 → </w:t>
+      </w:r>
+      <w:r>
+        <w:rPr>
+          <w:rFonts w:ascii="Consolas" w:hAnsi="Consolas"/>
+        </w:rPr>
+        <w:t>Standard\All\…</w:t>
+      </w:r>
+      <w:r>
+        <w:t xml:space="preserve"> 머리 정보 줄(0열 = 항목 이름, 1열부터 </w:t>
       </w:r>
       <w:r>
         <w:rPr>
@@ -612,10 +546,25 @@
         <w:t>Curve 하나당 한 열</w:t>
       </w:r>
       <w:r>
+        <w:t>) → 빈 줄 → 단위 줄(</w:t>
+      </w:r>
+      <w:r>
         <w:rPr>
-          <w:b w:val="0"/>
+          <w:rFonts w:ascii="Consolas" w:hAnsi="Consolas"/>
         </w:rPr>
-        <w:t>) → 빈 줄 → 단위 줄(Hz, g, …, Pa) → 표시 척도 줄(Linear, Log (RMS), …, dB) → 데이터.</w:t>
+        <w:t>Hz, g, …, Pa</w:t>
+      </w:r>
+      <w:r>
+        <w:t>) → 표시 척도 줄(</w:t>
+      </w:r>
+      <w:r>
+        <w:rPr>
+          <w:rFonts w:ascii="Consolas" w:hAnsi="Consolas"/>
+        </w:rPr>
+        <w:t>Linear, Log (RMS), …, dB</w:t>
+      </w:r>
+      <w:r>
+        <w:t>) → 데이터.</w:t>
       </w:r>
     </w:p>
     <w:p>
@@ -623,9 +572,6 @@
         <w:pStyle w:val="ListBullet"/>
       </w:pPr>
       <w:r>
-        <w:rPr>
-          <w:b w:val="0"/>
-        </w:rPr>
         <w:t xml:space="preserve">데이터: </w:t>
       </w:r>
       <w:r>
@@ -635,10 +581,25 @@
         <w:t>0열 = 공통 주파수(Hz)</w:t>
       </w:r>
       <w:r>
+        <w:t xml:space="preserve">, 1열부터 Curve별 진폭. 작은 값은 </w:t>
+      </w:r>
+      <w:r>
         <w:rPr>
-          <w:b w:val="0"/>
+          <w:rFonts w:ascii="Consolas" w:hAnsi="Consolas"/>
         </w:rPr>
-        <w:t>, 1열부터 Curve별 진폭. 작은 값은 7.05E-05 같은 지수 표기, 파일 끝에 값 없는 ,,,, 줄이 붙기도 합니다.</w:t>
+        <w:t>7.05E-05</w:t>
+      </w:r>
+      <w:r>
+        <w:t xml:space="preserve"> 같은 지수 표기, 파일 끝에 값 없는 </w:t>
+      </w:r>
+      <w:r>
+        <w:rPr>
+          <w:rFonts w:ascii="Consolas" w:hAnsi="Consolas"/>
+        </w:rPr>
+        <w:t>,,,,</w:t>
+      </w:r>
+      <w:r>
+        <w:t xml:space="preserve"> 줄이 붙기도 합니다.</w:t>
       </w:r>
     </w:p>
     <w:p>
@@ -652,10 +613,52 @@
         <w:t>RPM</w:t>
       </w:r>
       <w:r>
+        <w:t xml:space="preserve"> = </w:t>
+      </w:r>
+      <w:r>
         <w:rPr>
-          <w:b w:val="0"/>
+          <w:rFonts w:ascii="Consolas" w:hAnsi="Consolas"/>
         </w:rPr>
-        <w:t xml:space="preserve"> = Dataset name 글자에서 읽음(rpm  2000, …RPM2000_Report to Excel). Original run 은 실측 RPM(rpm  2002)이지만 공칭값을 씁니다(v34 와 같음).</w:t>
+        <w:t>Dataset name</w:t>
+      </w:r>
+      <w:r>
+        <w:t xml:space="preserve"> 글자에서 읽음(</w:t>
+      </w:r>
+      <w:r>
+        <w:rPr>
+          <w:rFonts w:ascii="Consolas" w:hAnsi="Consolas"/>
+        </w:rPr>
+        <w:t>rpm  2000</w:t>
+      </w:r>
+      <w:r>
+        <w:t xml:space="preserve">, </w:t>
+      </w:r>
+      <w:r>
+        <w:rPr>
+          <w:rFonts w:ascii="Consolas" w:hAnsi="Consolas"/>
+        </w:rPr>
+        <w:t>…RPM2000_Report to Excel</w:t>
+      </w:r>
+      <w:r>
+        <w:t xml:space="preserve">). </w:t>
+      </w:r>
+      <w:r>
+        <w:rPr>
+          <w:rFonts w:ascii="Consolas" w:hAnsi="Consolas"/>
+        </w:rPr>
+        <w:t>Original run</w:t>
+      </w:r>
+      <w:r>
+        <w:t xml:space="preserve"> 은 실측 RPM(</w:t>
+      </w:r>
+      <w:r>
+        <w:rPr>
+          <w:rFonts w:ascii="Consolas" w:hAnsi="Consolas"/>
+        </w:rPr>
+        <w:t>rpm  2002</w:t>
+      </w:r>
+      <w:r>
+        <w:t>)이지만 공칭값을 씁니다(v34 와 같음).</w:t>
       </w:r>
     </w:p>
     <w:p>
@@ -669,10 +672,43 @@
         <w:t>위치·방향</w:t>
       </w:r>
       <w:r>
+        <w:t xml:space="preserve"> = </w:t>
+      </w:r>
+      <w:r>
         <w:rPr>
-          <w:b w:val="0"/>
+          <w:rFonts w:ascii="Consolas" w:hAnsi="Consolas"/>
         </w:rPr>
-        <w:t xml:space="preserve"> = DOF id(LL:+X), 소음 채널은 방향 없음(out, Pump). </w:t>
+        <w:t>DOF id</w:t>
+      </w:r>
+      <w:r>
+        <w:t>(</w:t>
+      </w:r>
+      <w:r>
+        <w:rPr>
+          <w:rFonts w:ascii="Consolas" w:hAnsi="Consolas"/>
+        </w:rPr>
+        <w:t>LL:+X</w:t>
+      </w:r>
+      <w:r>
+        <w:t>), 소음 채널은 방향 없음(</w:t>
+      </w:r>
+      <w:r>
+        <w:rPr>
+          <w:rFonts w:ascii="Consolas" w:hAnsi="Consolas"/>
+        </w:rPr>
+        <w:t>out</w:t>
+      </w:r>
+      <w:r>
+        <w:t xml:space="preserve">, </w:t>
+      </w:r>
+      <w:r>
+        <w:rPr>
+          <w:rFonts w:ascii="Consolas" w:hAnsi="Consolas"/>
+        </w:rPr>
+        <w:t>Pump</w:t>
+      </w:r>
+      <w:r>
+        <w:t xml:space="preserve">). </w:t>
       </w:r>
       <w:r>
         <w:rPr>
@@ -681,10 +717,16 @@
         <w:t>단위</w:t>
       </w:r>
       <w:r>
+        <w:t xml:space="preserve"> = </w:t>
+      </w:r>
+      <w:r>
         <w:rPr>
-          <w:b w:val="0"/>
+          <w:rFonts w:ascii="Consolas" w:hAnsi="Consolas"/>
         </w:rPr>
-        <w:t xml:space="preserve"> = Y axis unit(진동 g, 소음 Pa).</w:t>
+        <w:t>Y axis unit</w:t>
+      </w:r>
+      <w:r>
+        <w:t>(진동 g, 소음 Pa).</w:t>
       </w:r>
     </w:p>
     <w:p>
@@ -698,10 +740,25 @@
         <w:t>표시 척도</w:t>
       </w:r>
       <w:r>
+        <w:t xml:space="preserve"> </w:t>
+      </w:r>
+      <w:r>
         <w:rPr>
-          <w:b w:val="0"/>
+          <w:rFonts w:ascii="Consolas" w:hAnsi="Consolas"/>
         </w:rPr>
-        <w:t xml:space="preserve"> Log (RMS) 는 값이 선형이고, dB 인 열(소음)은 값이 이미 dB(기준 20 µPa)입니다 → 계산 전에 Pa 로 되돌립니다.</w:t>
+        <w:t>Log (RMS)</w:t>
+      </w:r>
+      <w:r>
+        <w:t xml:space="preserve"> 는 값이 선형이고, </w:t>
+      </w:r>
+      <w:r>
+        <w:rPr>
+          <w:rFonts w:ascii="Consolas" w:hAnsi="Consolas"/>
+        </w:rPr>
+        <w:t>dB</w:t>
+      </w:r>
+      <w:r>
+        <w:t xml:space="preserve"> 인 열(소음)은 값이 이미 dB(기준 20 µPa)입니다 → 계산 전에 Pa 로 되돌립니다.</w:t>
       </w:r>
     </w:p>
     <w:p>
@@ -709,9 +766,6 @@
         <w:pStyle w:val="ListBullet"/>
       </w:pPr>
       <w:r>
-        <w:rPr>
-          <w:b w:val="0"/>
-        </w:rPr>
         <w:t>AutoPower · RMS · Hanning(진폭 보정) · 평균 2~7회 조건으로 만든 스펙트럼입니다.</w:t>
       </w:r>
     </w:p>
@@ -720,17 +774,29 @@
         <w:pStyle w:val="ListBullet"/>
       </w:pPr>
       <w:r>
+        <w:t xml:space="preserve">파일 이름의 </w:t>
+      </w:r>
+      <w:r>
         <w:rPr>
-          <w:b w:val="0"/>
+          <w:rFonts w:ascii="Consolas" w:hAnsi="Consolas"/>
         </w:rPr>
-        <w:t>파일 이름의 36,45order · 39order 가 관심 오더를 나타냅니다.</w:t>
+        <w:t>36,45order</w:t>
+      </w:r>
+      <w:r>
+        <w:t xml:space="preserve"> · </w:t>
+      </w:r>
+      <w:r>
+        <w:rPr>
+          <w:rFonts w:ascii="Consolas" w:hAnsi="Consolas"/>
+        </w:rPr>
+        <w:t>39order</w:t>
+      </w:r>
+      <w:r>
+        <w:t xml:space="preserve"> 가 관심 오더를 나타냅니다.</w:t>
       </w:r>
     </w:p>
     <w:p>
       <w:r>
-        <w:rPr>
-          <w:b w:val="0"/>
-        </w:rPr>
         <w:t>제품 사양이 드러나는 시험 결과이므로 외부 AI 서비스로 보내지 않는 구조를 전제로 합니다.</w:t>
       </w:r>
     </w:p>
@@ -745,83 +811,50 @@
     <w:p>
       <w:r>
         <w:rPr>
-          <w:b w:val="0"/>
+          <w:rFonts w:ascii="Consolas" w:hAnsi="Consolas"/>
         </w:rPr>
-        <w:t>mermaid</w:t>
+        <w:t>``mermai</w:t>
       </w:r>
     </w:p>
     <w:p>
       <w:r>
-        <w:rPr>
-          <w:b w:val="0"/>
-        </w:rPr>
         <w:t>flowchart TD</w:t>
       </w:r>
     </w:p>
     <w:p>
       <w:r>
-        <w:rPr>
-          <w:b w:val="0"/>
-        </w:rPr>
         <w:t xml:space="preserve">  B1[Testlab Neo CSV&lt;br/&gt;RPM·채널·방향·단위·응답] --&gt; B2[정리&lt;br/&gt;채널·방향별 분리&lt;br/&gt;형식 검사·경고 로그]</w:t>
       </w:r>
     </w:p>
     <w:p>
       <w:r>
-        <w:rPr>
-          <w:b w:val="0"/>
-        </w:rPr>
         <w:t xml:space="preserve">  B2 --&gt; B3[오더 계산&lt;br/&gt;주파수 → 오더]</w:t>
       </w:r>
     </w:p>
     <w:p>
       <w:r>
-        <w:rPr>
-          <w:b w:val="0"/>
-        </w:rPr>
         <w:t xml:space="preserve">  B3 --&gt; B4[피크 추출&lt;br/&gt;에너지 합산]</w:t>
       </w:r>
     </w:p>
     <w:p>
       <w:r>
-        <w:rPr>
-          <w:b w:val="0"/>
-        </w:rPr>
         <w:t xml:space="preserve">  B4 --&gt; B5[시각화·저장&lt;br/&gt;오더별 RPM-진폭&lt;br/&gt;컬러맵·툴팁&lt;br/&gt;결과 CSV·로그]</w:t>
-      </w:r>
-    </w:p>
-    <w:p/>
-    <w:p>
-      <w:pPr>
-        <w:pStyle w:val="ListBullet"/>
-      </w:pPr>
-      <w:r>
-        <w:rPr>
-          <w:b w:val="0"/>
-        </w:rPr>
-        <w:t>계산은 제출자 분석기 v34 와 같습니다.</w:t>
       </w:r>
     </w:p>
     <w:p>
-      <w:pPr>
-        <w:pStyle w:val="ListBullet2"/>
-      </w:pPr>
       <w:r>
         <w:rPr>
-          <w:b w:val="0"/>
+          <w:rFonts w:ascii="Consolas" w:hAnsi="Consolas"/>
         </w:rPr>
-        <w:t>이론 주파수 = 오더 × RPM ÷ 60 (회전비 설정 가능, 기본 1)</w:t>
+        <w:t>`</w:t>
       </w:r>
     </w:p>
     <w:p>
       <w:pPr>
-        <w:pStyle w:val="ListBullet2"/>
-      </w:pPr>
-      <w:r>
-        <w:rPr>
-          <w:b w:val="0"/>
-        </w:rPr>
-        <w:t>이론 주파수 ± 피크 검색 범위(기본 ±1 Hz)에서 가장 큰 칸 = 검출 피크 (범위 0 이면 가장 가까운 칸)</w:t>
+        <w:pStyle w:val="ListBullet"/>
+      </w:pPr>
+      <w:r>
+        <w:t>계산은 제출자 분석기 v34 와 같습니다.</w:t>
       </w:r>
     </w:p>
     <w:p>
@@ -829,10 +862,7 @@
         <w:pStyle w:val="ListBullet2"/>
       </w:pPr>
       <w:r>
-        <w:rPr>
-          <w:b w:val="0"/>
-        </w:rPr>
-        <w:t>오더 진폭 = 검출 피크 ± 합산 범위(기본 ±1 Hz) 칸들의 제곱합의 제곱근(RSS)</w:t>
+        <w:t>이론 주파수 = 오더 × RPM ÷ 60 (회전비 설정 가능, 기본 1)</w:t>
       </w:r>
     </w:p>
     <w:p>
@@ -840,10 +870,7 @@
         <w:pStyle w:val="ListBullet2"/>
       </w:pPr>
       <w:r>
-        <w:rPr>
-          <w:b w:val="0"/>
-        </w:rPr>
-        <w:t>오더 2개 이상이면 같은 RPM 의 오더 진폭 RSS 합산</w:t>
+        <w:t>이론 주파수 ± 피크 검색 범위(기본 ±1 Hz)에서 가장 큰 칸 = 검출 피크 (범위 0 이면 가장 가까운 칸)</w:t>
       </w:r>
     </w:p>
     <w:p>
@@ -851,10 +878,7 @@
         <w:pStyle w:val="ListBullet2"/>
       </w:pPr>
       <w:r>
-        <w:rPr>
-          <w:b w:val="0"/>
-        </w:rPr>
-        <w:t>표시: 소음·진동 따로 Amplitude / dB(기준 소음 2e-5 Pa, 진동 1.0197e-7 g) / dBA(검출 피크 주파수에서 A-가중)</w:t>
+        <w:t>오더 진폭 = 검출 피크 ± 합산 범위(기본 ±1 Hz) 칸들의 제곱합의 제곱근(RSS)</w:t>
       </w:r>
     </w:p>
     <w:p>
@@ -862,9 +886,22 @@
         <w:pStyle w:val="ListBullet2"/>
       </w:pPr>
       <w:r>
-        <w:rPr>
-          <w:b w:val="0"/>
-        </w:rPr>
+        <w:t>오더 2개 이상이면 같은 RPM 의 오더 진폭 RSS 합산</w:t>
+      </w:r>
+    </w:p>
+    <w:p>
+      <w:pPr>
+        <w:pStyle w:val="ListBullet2"/>
+      </w:pPr>
+      <w:r>
+        <w:t>표시: 소음·진동 따로 Amplitude / dB(기준 소음 2e-5 Pa, 진동 1.0197e-7 g) / dBA(검출 피크 주파수에서 A-가중)</w:t>
+      </w:r>
+    </w:p>
+    <w:p>
+      <w:pPr>
+        <w:pStyle w:val="ListBullet2"/>
+      </w:pPr>
+      <w:r>
         <w:t>판정: 이론 주파수가 측정 주파수 범위 안이면 「일치」</w:t>
       </w:r>
     </w:p>
@@ -951,9 +988,6 @@
           <w:p>
             <w:r/>
             <w:r>
-              <w:rPr>
-                <w:b w:val="0"/>
-              </w:rPr>
               <w:t>CSV 불러오기·형식 검사</w:t>
             </w:r>
           </w:p>
@@ -965,9 +999,6 @@
           <w:p>
             <w:r/>
             <w:r>
-              <w:rPr>
-                <w:b w:val="0"/>
-              </w:rPr>
               <w:t>Testlab Neo export CSV 업로드, RPM·채널·방향·단위·응답 컬럼 인식, 빈 값·형식 오류를 경고 로그로 기록</w:t>
             </w:r>
           </w:p>
@@ -979,9 +1010,6 @@
           <w:p>
             <w:r/>
             <w:r>
-              <w:rPr>
-                <w:b w:val="0"/>
-              </w:rPr>
               <w:t>MVP</w:t>
             </w:r>
           </w:p>
@@ -995,9 +1023,6 @@
           <w:p>
             <w:r/>
             <w:r>
-              <w:rPr>
-                <w:b w:val="0"/>
-              </w:rPr>
               <w:t>채널·방향 선택</w:t>
             </w:r>
           </w:p>
@@ -1009,9 +1034,6 @@
           <w:p>
             <w:r/>
             <w:r>
-              <w:rPr>
-                <w:b w:val="0"/>
-              </w:rPr>
               <w:t>채널·방향별로 결과를 나누어 보기</w:t>
             </w:r>
           </w:p>
@@ -1023,9 +1045,6 @@
           <w:p>
             <w:r/>
             <w:r>
-              <w:rPr>
-                <w:b w:val="0"/>
-              </w:rPr>
               <w:t>MVP</w:t>
             </w:r>
           </w:p>
@@ -1039,9 +1058,6 @@
           <w:p>
             <w:r/>
             <w:r>
-              <w:rPr>
-                <w:b w:val="0"/>
-              </w:rPr>
               <w:t>오더 변환</w:t>
             </w:r>
           </w:p>
@@ -1053,9 +1069,6 @@
           <w:p>
             <w:r/>
             <w:r>
-              <w:rPr>
-                <w:b w:val="0"/>
-              </w:rPr>
               <w:t>주파수축을 RPM별 오더축으로 변환</w:t>
             </w:r>
           </w:p>
@@ -1067,9 +1080,6 @@
           <w:p>
             <w:r/>
             <w:r>
-              <w:rPr>
-                <w:b w:val="0"/>
-              </w:rPr>
               <w:t>MVP</w:t>
             </w:r>
           </w:p>
@@ -1083,9 +1093,6 @@
           <w:p>
             <w:r/>
             <w:r>
-              <w:rPr>
-                <w:b w:val="0"/>
-              </w:rPr>
               <w:t>오더 추적</w:t>
             </w:r>
           </w:p>
@@ -1097,9 +1104,6 @@
           <w:p>
             <w:r/>
             <w:r>
-              <w:rPr>
-                <w:b w:val="0"/>
-              </w:rPr>
               <w:t>지정한 오더의 RPM별 진폭(피크 검색 → 합산 RSS, v34 방식) → 오더별 RPM-진폭 그래프, 채널 겹쳐 보기</w:t>
             </w:r>
           </w:p>
@@ -1111,9 +1115,6 @@
           <w:p>
             <w:r/>
             <w:r>
-              <w:rPr>
-                <w:b w:val="0"/>
-              </w:rPr>
               <w:t>MVP</w:t>
             </w:r>
           </w:p>
@@ -1127,9 +1128,6 @@
           <w:p>
             <w:r/>
             <w:r>
-              <w:rPr>
-                <w:b w:val="0"/>
-              </w:rPr>
               <w:t>오더 RSS 합산</w:t>
             </w:r>
           </w:p>
@@ -1141,9 +1139,6 @@
           <w:p>
             <w:r/>
             <w:r>
-              <w:rPr>
-                <w:b w:val="0"/>
-              </w:rPr>
               <w:t>여러 오더 진폭을 같은 RPM 에서 RSS 로 합산 (v34)</w:t>
             </w:r>
           </w:p>
@@ -1155,9 +1150,6 @@
           <w:p>
             <w:r/>
             <w:r>
-              <w:rPr>
-                <w:b w:val="0"/>
-              </w:rPr>
               <w:t>MVP</w:t>
             </w:r>
           </w:p>
@@ -1171,9 +1163,6 @@
           <w:p>
             <w:r/>
             <w:r>
-              <w:rPr>
-                <w:b w:val="0"/>
-              </w:rPr>
               <w:t>피크 추출</w:t>
             </w:r>
           </w:p>
@@ -1185,9 +1174,6 @@
           <w:p>
             <w:r/>
             <w:r>
-              <w:rPr>
-                <w:b w:val="0"/>
-              </w:rPr>
               <w:t>RPM별·오더별 최대 피크(주파수, 오더, 진폭) 목록</w:t>
             </w:r>
           </w:p>
@@ -1199,9 +1185,6 @@
           <w:p>
             <w:r/>
             <w:r>
-              <w:rPr>
-                <w:b w:val="0"/>
-              </w:rPr>
               <w:t>MVP</w:t>
             </w:r>
           </w:p>
@@ -1215,9 +1198,6 @@
           <w:p>
             <w:r/>
             <w:r>
-              <w:rPr>
-                <w:b w:val="0"/>
-              </w:rPr>
               <w:t>에너지 합산</w:t>
             </w:r>
           </w:p>
@@ -1229,9 +1209,6 @@
           <w:p>
             <w:r/>
             <w:r>
-              <w:rPr>
-                <w:b w:val="0"/>
-              </w:rPr>
               <w:t>오더 RSS 합산(v34) + 지정 대역(Hz 또는 오더)의 RSS (이 도구가 더함)</w:t>
             </w:r>
           </w:p>
@@ -1243,9 +1220,6 @@
           <w:p>
             <w:r/>
             <w:r>
-              <w:rPr>
-                <w:b w:val="0"/>
-              </w:rPr>
               <w:t>MVP</w:t>
             </w:r>
           </w:p>
@@ -1259,9 +1233,6 @@
           <w:p>
             <w:r/>
             <w:r>
-              <w:rPr>
-                <w:b w:val="0"/>
-              </w:rPr>
               <w:t>스펙트럼 컬러맵</w:t>
             </w:r>
           </w:p>
@@ -1273,9 +1244,6 @@
           <w:p>
             <w:r/>
             <w:r>
-              <w:rPr>
-                <w:b w:val="0"/>
-              </w:rPr>
               <w:t>RPM × 주파수(또는 오더) 컬러맵</w:t>
             </w:r>
           </w:p>
@@ -1287,9 +1255,6 @@
           <w:p>
             <w:r/>
             <w:r>
-              <w:rPr>
-                <w:b w:val="0"/>
-              </w:rPr>
               <w:t>MVP</w:t>
             </w:r>
           </w:p>
@@ -1303,9 +1268,6 @@
           <w:p>
             <w:r/>
             <w:r>
-              <w:rPr>
-                <w:b w:val="0"/>
-              </w:rPr>
               <w:t>피크 정보 툴팁</w:t>
             </w:r>
           </w:p>
@@ -1317,9 +1279,6 @@
           <w:p>
             <w:r/>
             <w:r>
-              <w:rPr>
-                <w:b w:val="0"/>
-              </w:rPr>
               <w:t>그래프 위에 마우스를 올리면 RPM·주파수·오더·진폭 표시</w:t>
             </w:r>
           </w:p>
@@ -1331,9 +1290,6 @@
           <w:p>
             <w:r/>
             <w:r>
-              <w:rPr>
-                <w:b w:val="0"/>
-              </w:rPr>
               <w:t>MVP</w:t>
             </w:r>
           </w:p>
@@ -1347,9 +1303,6 @@
           <w:p>
             <w:r/>
             <w:r>
-              <w:rPr>
-                <w:b w:val="0"/>
-              </w:rPr>
               <w:t>결과 CSV 저장</w:t>
             </w:r>
           </w:p>
@@ -1361,9 +1314,6 @@
           <w:p>
             <w:r/>
             <w:r>
-              <w:rPr>
-                <w:b w:val="0"/>
-              </w:rPr>
               <w:t>오더별 결과·피크 목록·에너지 합산 CSV</w:t>
             </w:r>
           </w:p>
@@ -1375,9 +1325,6 @@
           <w:p>
             <w:r/>
             <w:r>
-              <w:rPr>
-                <w:b w:val="0"/>
-              </w:rPr>
               <w:t>MVP</w:t>
             </w:r>
           </w:p>
@@ -1391,9 +1338,6 @@
           <w:p>
             <w:r/>
             <w:r>
-              <w:rPr>
-                <w:b w:val="0"/>
-              </w:rPr>
               <w:t>오류·경고 로그 저장</w:t>
             </w:r>
           </w:p>
@@ -1405,9 +1349,6 @@
           <w:p>
             <w:r/>
             <w:r>
-              <w:rPr>
-                <w:b w:val="0"/>
-              </w:rPr>
               <w:t>처리 중 발생한 경고를 텍스트/CSV로 저장</w:t>
             </w:r>
           </w:p>
@@ -1419,9 +1360,6 @@
           <w:p>
             <w:r/>
             <w:r>
-              <w:rPr>
-                <w:b w:val="0"/>
-              </w:rPr>
               <w:t>MVP</w:t>
             </w:r>
           </w:p>
@@ -1435,9 +1373,6 @@
           <w:p>
             <w:r/>
             <w:r>
-              <w:rPr>
-                <w:b w:val="0"/>
-              </w:rPr>
               <w:t>단위 변환·dB 표시</w:t>
             </w:r>
           </w:p>
@@ -1449,9 +1384,6 @@
           <w:p>
             <w:r/>
             <w:r>
-              <w:rPr>
-                <w:b w:val="0"/>
-              </w:rPr>
               <w:t>소음·진동 따로 Amplitude / dB / dBA, 원본 dB 입력 변환 (실제 파일에 dB 원본이 있어 1단계로 당김)</w:t>
             </w:r>
           </w:p>
@@ -1463,9 +1395,6 @@
           <w:p>
             <w:r/>
             <w:r>
-              <w:rPr>
-                <w:b w:val="0"/>
-              </w:rPr>
               <w:t>MVP</w:t>
             </w:r>
           </w:p>
@@ -1479,9 +1408,6 @@
           <w:p>
             <w:r/>
             <w:r>
-              <w:rPr>
-                <w:b w:val="0"/>
-              </w:rPr>
               <w:t>XLSX 저장</w:t>
             </w:r>
           </w:p>
@@ -1493,9 +1419,6 @@
           <w:p>
             <w:r/>
             <w:r>
-              <w:rPr>
-                <w:b w:val="0"/>
-              </w:rPr>
               <w:t>v34 와 같은 시트·열(Settings·Order Analysis·Order RSS Sum) + 이 도구의 표 시트(오더별 최대·피크 목록·에너지 합산·경고 로그). 수강생이 v34 에서 이미 쓰고 있어 3차(2026-09-29)에 넣음</w:t>
             </w:r>
           </w:p>
@@ -1507,9 +1430,6 @@
           <w:p>
             <w:r/>
             <w:r>
-              <w:rPr>
-                <w:b w:val="0"/>
-              </w:rPr>
               <w:t>MVP</w:t>
             </w:r>
           </w:p>
@@ -1523,9 +1443,6 @@
           <w:p>
             <w:r/>
             <w:r>
-              <w:rPr>
-                <w:b w:val="0"/>
-              </w:rPr>
               <w:t>화면 편의</w:t>
             </w:r>
           </w:p>
@@ -1537,9 +1454,6 @@
           <w:p>
             <w:r/>
             <w:r>
-              <w:rPr>
-                <w:b w:val="0"/>
-              </w:rPr>
               <w:t>그래프·컬러맵 축 범위 입력(자동 되돌리기), 그래프 높이 끌어서 조절(기억), 끌어 놓기 업로드(여러 파일), 설정 바꾸면 즉시 다시 계산(큰 파일은 끔) — v34 에 있어 3차에 넣음</w:t>
             </w:r>
           </w:p>
@@ -1551,9 +1465,6 @@
           <w:p>
             <w:r/>
             <w:r>
-              <w:rPr>
-                <w:b w:val="0"/>
-              </w:rPr>
               <w:t>MVP</w:t>
             </w:r>
           </w:p>
@@ -1567,9 +1478,6 @@
           <w:p>
             <w:r/>
             <w:r>
-              <w:rPr>
-                <w:b w:val="0"/>
-              </w:rPr>
               <w:t>Overall · 오더 기여도</w:t>
             </w:r>
           </w:p>
@@ -1581,9 +1489,6 @@
           <w:p>
             <w:r/>
             <w:r>
-              <w:rPr>
-                <w:b w:val="0"/>
-              </w:rPr>
               <w:t>RPM 별 Overall(범위 칸 RSS)을 그래프에 선으로, 오더별 기여도(오더 에너지 ÷ Overall 에너지 %)를 누적 막대·표로. 그래프 표시 옵션(오더 RSS 합산·Overall·기여도 분석) 체크로 켜고 끔. XLSX 「기여도 분석」 시트. 제출자 요청으로 2026-09-30 에 넣음</w:t>
             </w:r>
           </w:p>
@@ -1595,9 +1500,6 @@
           <w:p>
             <w:r/>
             <w:r>
-              <w:rPr>
-                <w:b w:val="0"/>
-              </w:rPr>
               <w:t>MVP</w:t>
             </w:r>
           </w:p>
@@ -1611,9 +1513,6 @@
           <w:p>
             <w:r/>
             <w:r>
-              <w:rPr>
-                <w:b w:val="0"/>
-              </w:rPr>
               <w:t>v40 화면 기능</w:t>
             </w:r>
           </w:p>
@@ -1625,9 +1524,6 @@
           <w:p>
             <w:r/>
             <w:r>
-              <w:rPr>
-                <w:b w:val="0"/>
-              </w:rPr>
               <w:t>CSV 인식 신호등(초록·노랑·빨강), 컬러맵 보이는 범위 최대값 표시(MAX), 오더 축 정수 눈금·추적 오더 강조, Settings 시트의 Spectrum Map 가로축 기준·RSS 그래프 표시 — v40 에서 새로 생긴 것을 2026-09-30 에 옮김</w:t>
             </w:r>
           </w:p>
@@ -1639,9 +1535,6 @@
           <w:p>
             <w:r/>
             <w:r>
-              <w:rPr>
-                <w:b w:val="0"/>
-              </w:rPr>
               <w:t>MVP</w:t>
             </w:r>
           </w:p>
@@ -1655,9 +1548,6 @@
           <w:p>
             <w:r/>
             <w:r>
-              <w:rPr>
-                <w:b w:val="0"/>
-              </w:rPr>
               <w:t>다크 모드</w:t>
             </w:r>
           </w:p>
@@ -1669,9 +1559,6 @@
           <w:p>
             <w:r/>
             <w:r>
-              <w:rPr>
-                <w:b w:val="0"/>
-              </w:rPr>
               <w:t>v34 에 있음 — 계산과 무관한 화면 테마</w:t>
             </w:r>
           </w:p>
@@ -1683,9 +1570,6 @@
           <w:p>
             <w:r/>
             <w:r>
-              <w:rPr>
-                <w:b w:val="0"/>
-              </w:rPr>
               <w:t>확장</w:t>
             </w:r>
           </w:p>
@@ -1699,9 +1583,6 @@
           <w:p>
             <w:r/>
             <w:r>
-              <w:rPr>
-                <w:b w:val="0"/>
-              </w:rPr>
               <w:t>여러 시험 비교</w:t>
             </w:r>
           </w:p>
@@ -1713,9 +1594,6 @@
           <w:p>
             <w:r/>
             <w:r>
-              <w:rPr>
-                <w:b w:val="0"/>
-              </w:rPr>
               <w:t>두 개 이상의 CSV를 겹쳐 비교</w:t>
             </w:r>
           </w:p>
@@ -1727,9 +1605,6 @@
           <w:p>
             <w:r/>
             <w:r>
-              <w:rPr>
-                <w:b w:val="0"/>
-              </w:rPr>
               <w:t>확장</w:t>
             </w:r>
           </w:p>
@@ -1749,9 +1624,6 @@
         <w:pStyle w:val="ListBullet"/>
       </w:pPr>
       <w:r>
-        <w:rPr>
-          <w:b w:val="0"/>
-        </w:rPr>
         <w:t>브라우저 오더 분석 도구(정적 웹 — 제출자 분석기 v34 와 같은 계산, 테스트로 결과 대조)</w:t>
       </w:r>
     </w:p>
@@ -1760,9 +1632,6 @@
         <w:pStyle w:val="ListBullet"/>
       </w:pPr>
       <w:r>
-        <w:rPr>
-          <w:b w:val="0"/>
-        </w:rPr>
         <w:t>결과 XLSX(v34·v40 과 같은 시트 + 기여도 분석 + 이 도구의 표) · 결과 CSV(오더 추적·오더 RSS 합산·오더별 최대·피크 목록·에너지 합산), 오류·경고 로그</w:t>
       </w:r>
     </w:p>
@@ -1771,9 +1640,6 @@
         <w:pStyle w:val="ListBullet"/>
       </w:pPr>
       <w:r>
-        <w:rPr>
-          <w:b w:val="0"/>
-        </w:rPr>
         <w:t>오더별 RPM-진폭 그래프, 스펙트럼 컬러맵 화면</w:t>
       </w:r>
     </w:p>
@@ -1782,9 +1648,6 @@
         <w:pStyle w:val="ListBullet"/>
       </w:pPr>
       <w:r>
-        <w:rPr>
-          <w:b w:val="0"/>
-        </w:rPr>
         <w:t>사용 안내문, 계산식 설명서(오더 정의·에너지 합산 방식)</w:t>
       </w:r>
     </w:p>
@@ -1852,9 +1715,6 @@
           <w:p>
             <w:r/>
             <w:r>
-              <w:rPr>
-                <w:b w:val="0"/>
-              </w:rPr>
               <w:t>코랩(Python)</w:t>
             </w:r>
           </w:p>
@@ -1866,9 +1726,6 @@
           <w:p>
             <w:r/>
             <w:r>
-              <w:rPr>
-                <w:b w:val="0"/>
-              </w:rPr>
               <w:t>numpy·scipy로 오더 계산·피크·에너지 합산 결과 검증 (DAY2)</w:t>
             </w:r>
           </w:p>
@@ -1882,9 +1739,6 @@
           <w:p>
             <w:r/>
             <w:r>
-              <w:rPr>
-                <w:b w:val="0"/>
-              </w:rPr>
               <w:t>바이브코딩</w:t>
             </w:r>
           </w:p>
@@ -1896,9 +1750,6 @@
           <w:p>
             <w:r/>
             <w:r>
-              <w:rPr>
-                <w:b w:val="0"/>
-              </w:rPr>
               <w:t>제출자가 분석기 v34 를 만든 방식 — 이를 이어서 개선</w:t>
             </w:r>
           </w:p>
@@ -1912,9 +1763,6 @@
           <w:p>
             <w:r/>
             <w:r>
-              <w:rPr>
-                <w:b w:val="0"/>
-              </w:rPr>
               <w:t>생성형 AI</w:t>
             </w:r>
           </w:p>
@@ -1926,9 +1774,6 @@
           <w:p>
             <w:r/>
             <w:r>
-              <w:rPr>
-                <w:b w:val="0"/>
-              </w:rPr>
               <w:t>이 과제의 핵심 경로에는 필요하지 않음</w:t>
             </w:r>
           </w:p>
@@ -1942,9 +1787,6 @@
           <w:p>
             <w:r/>
             <w:r>
-              <w:rPr>
-                <w:b w:val="0"/>
-              </w:rPr>
               <w:t>Dify / Make</w:t>
             </w:r>
           </w:p>
@@ -1956,9 +1798,6 @@
           <w:p>
             <w:r/>
             <w:r>
-              <w:rPr>
-                <w:b w:val="0"/>
-              </w:rPr>
               <w:t>이 과제의 핵심 경로에는 필요하지 않음</w:t>
             </w:r>
           </w:p>
@@ -1978,9 +1817,6 @@
         <w:pStyle w:val="ListBullet"/>
       </w:pPr>
       <w:r>
-        <w:rPr>
-          <w:b w:val="0"/>
-        </w:rPr>
         <w:t>설치가 필요 없는 브라우저 정적 웹 도구. CSV 파싱·계산·그래프(외부 라이브러리 없이 SVG·canvas, v34 도 canvas 직접 그림)를 모두 브라우저 안에서 처리해 시험 데이터가 밖으로 나가지 않게 합니다.</w:t>
       </w:r>
     </w:p>
@@ -1989,10 +1825,16 @@
         <w:pStyle w:val="ListBullet"/>
       </w:pPr>
       <w:r>
+        <w:t>XLSX 쓰기만 SheetJS 를 리포 안(</w:t>
+      </w:r>
+      <w:r>
         <w:rPr>
-          <w:b w:val="0"/>
+          <w:rFonts w:ascii="Consolas" w:hAnsi="Consolas"/>
         </w:rPr>
-        <w:t>XLSX 쓰기만 SheetJS 를 리포 안(vendor/xlsx.full.min.js)에 두고 XLSX 를 처음 저장할 때 불러옵니다 — 인터넷이 없어도, 파일로 열어도(file://) 동작합니다.</w:t>
+        <w:t>vendor/xlsx.full.min.js</w:t>
+      </w:r>
+      <w:r>
+        <w:t>)에 두고 XLSX 를 처음 저장할 때 불러옵니다 — 인터넷이 없어도, 파일로 열어도(file://) 동작합니다.</w:t>
       </w:r>
     </w:p>
     <w:p>
@@ -2016,9 +1858,6 @@
         <w:pStyle w:val="ListBullet"/>
       </w:pPr>
       <w:r>
-        <w:rPr>
-          <w:b w:val="0"/>
-        </w:rPr>
         <w:t>Testlab Neo 내보내기 자동 인식·형식 검사·경고 로그</w:t>
       </w:r>
     </w:p>
@@ -2027,9 +1866,6 @@
         <w:pStyle w:val="ListBullet"/>
       </w:pPr>
       <w:r>
-        <w:rPr>
-          <w:b w:val="0"/>
-        </w:rPr>
         <w:t>v34 방식 오더 추적·오더 RSS 합산·판정, 소음/진동 dB·dBA 표시와 원본 dB 변환</w:t>
       </w:r>
     </w:p>
@@ -2038,9 +1874,6 @@
         <w:pStyle w:val="ListBullet"/>
       </w:pPr>
       <w:r>
-        <w:rPr>
-          <w:b w:val="0"/>
-        </w:rPr>
         <w:t>오더별 RPM-진폭 그래프(채널 겹쳐 보기), 스펙트럼 컬러맵(범위·오더 선), 툴팁</w:t>
       </w:r>
     </w:p>
@@ -2049,9 +1882,6 @@
         <w:pStyle w:val="ListBullet"/>
       </w:pPr>
       <w:r>
-        <w:rPr>
-          <w:b w:val="0"/>
-        </w:rPr>
         <w:t>RPM 별 피크 목록, 대역 에너지 합산, 결과 CSV·경고 로그 저장</w:t>
       </w:r>
     </w:p>
@@ -2060,9 +1890,6 @@
         <w:pStyle w:val="ListBullet"/>
       </w:pPr>
       <w:r>
-        <w:rPr>
-          <w:b w:val="0"/>
-        </w:rPr>
         <w:t>실제 파일 2종과 v34 계산 함수를 맞댄 자동 테스트</w:t>
       </w:r>
     </w:p>
@@ -2079,9 +1906,6 @@
         <w:pStyle w:val="ListBullet"/>
       </w:pPr>
       <w:r>
-        <w:rPr>
-          <w:b w:val="0"/>
-        </w:rPr>
         <w:t>XLSX 저장(v34 시트·열 그대로 + 이 도구의 표 시트)</w:t>
       </w:r>
     </w:p>
@@ -2090,9 +1914,6 @@
         <w:pStyle w:val="ListBullet"/>
       </w:pPr>
       <w:r>
-        <w:rPr>
-          <w:b w:val="0"/>
-        </w:rPr>
         <w:t>그래프·컬러맵 축 범위 입력과 자동 되돌리기, 그래프 높이 끌어서 조절(브라우저에 기억)</w:t>
       </w:r>
     </w:p>
@@ -2101,9 +1922,6 @@
         <w:pStyle w:val="ListBullet"/>
       </w:pPr>
       <w:r>
-        <w:rPr>
-          <w:b w:val="0"/>
-        </w:rPr>
         <w:t>끌어 놓기 업로드(여러 파일 → 「불러온 파일」 목록에서 바꿔 보기)</w:t>
       </w:r>
     </w:p>
@@ -2112,9 +1930,6 @@
         <w:pStyle w:val="ListBullet"/>
       </w:pPr>
       <w:r>
-        <w:rPr>
-          <w:b w:val="0"/>
-        </w:rPr>
         <w:t>설정을 바꾸면 0.3초 뒤 즉시 다시 계산(끌 수 있음, 큰 파일은 저절로 꺼짐)</w:t>
       </w:r>
     </w:p>
@@ -2131,9 +1946,6 @@
         <w:pStyle w:val="ListBullet"/>
       </w:pPr>
       <w:r>
-        <w:rPr>
-          <w:b w:val="0"/>
-        </w:rPr>
         <w:t>제출자 분석기 v40 수령: 계산 함수는 v34 와 글자까지 같음(테스트로 확인). 새로 생긴 화면 기능(CSV 인식 신호등, 컬러맵 MAX, 오더 축 정수 눈금, Settings 항목)을 옮김</w:t>
       </w:r>
     </w:p>
@@ -2142,9 +1954,6 @@
         <w:pStyle w:val="ListBullet"/>
       </w:pPr>
       <w:r>
-        <w:rPr>
-          <w:b w:val="0"/>
-        </w:rPr>
         <w:t>RPM 별 Overall 선과 오더 기여도 누적 막대·표, 그래프 표시 옵션 체크 3개(오더 RSS 합산·Overall·기여도 분석, 브라우저에 기억)</w:t>
       </w:r>
     </w:p>
@@ -2153,9 +1962,6 @@
         <w:pStyle w:val="ListBullet"/>
       </w:pPr>
       <w:r>
-        <w:rPr>
-          <w:b w:val="0"/>
-        </w:rPr>
         <w:t>Overall 범위 설정(빈칸 = 측정 범위 전체), XLSX 「기여도 분석」 시트, 「기여도 분석 CSV」</w:t>
       </w:r>
     </w:p>
@@ -2172,9 +1978,6 @@
         <w:pStyle w:val="ListBullet"/>
       </w:pPr>
       <w:r>
-        <w:rPr>
-          <w:b w:val="0"/>
-        </w:rPr>
         <w:t>data09-29 에서 만든 제출자 분석기 v51 + 첫 화면을 이 리포의 첫 화면으로(11장)</w:t>
       </w:r>
     </w:p>
@@ -2183,9 +1986,6 @@
         <w:pStyle w:val="ListBullet"/>
       </w:pPr>
       <w:r>
-        <w:rPr>
-          <w:b w:val="0"/>
-        </w:rPr>
         <w:t>지게차 그림을 전동식으로 다시 그림(배기관 없음, 좌석 아래 배터리, 앞 차축 옆 구동 모터 · 감속 기어박스, 센서는 모터 · 기어박스)</w:t>
       </w:r>
     </w:p>
@@ -2194,9 +1994,6 @@
         <w:pStyle w:val="ListBullet"/>
       </w:pPr>
       <w:r>
-        <w:rPr>
-          <w:b w:val="0"/>
-        </w:rPr>
         <w:t>분석한 뒤 채널 이름이 다른 CSV 를 열면 나던 오류 수정(제출자 코드 한 줄)</w:t>
       </w:r>
     </w:p>
@@ -2205,10 +2002,16 @@
         <w:pStyle w:val="ListBullet"/>
       </w:pPr>
       <w:r>
+        <w:t xml:space="preserve">이전 도구(v34 · v40 기준 재구성판)는 </w:t>
+      </w:r>
+      <w:r>
         <w:rPr>
-          <w:b w:val="0"/>
+          <w:rFonts w:ascii="Consolas" w:hAnsi="Consolas"/>
         </w:rPr>
-        <w:t>이전 도구(v34 · v40 기준 재구성판)는 classic/ 에 그대로 — v51 에 없는 피크 목록 · 대역 에너지 합산 · 세로형/가로형 CSV · 경고 로그</w:t>
+        <w:t>classic/</w:t>
+      </w:r>
+      <w:r>
+        <w:t xml:space="preserve"> 에 그대로 — v51 에 없는 피크 목록 · 대역 에너지 합산 · 세로형/가로형 CSV · 경고 로그</w:t>
       </w:r>
     </w:p>
     <w:p>
@@ -2224,9 +2027,6 @@
         <w:pStyle w:val="ListBullet"/>
       </w:pPr>
       <w:r>
-        <w:rPr>
-          <w:b w:val="0"/>
-        </w:rPr>
         <w:t>다크 모드(v34 에 있음)</w:t>
       </w:r>
     </w:p>
@@ -2235,9 +2035,6 @@
         <w:pStyle w:val="ListBullet"/>
       </w:pPr>
       <w:r>
-        <w:rPr>
-          <w:b w:val="0"/>
-        </w:rPr>
         <w:t>여러 시험 비교(두 개 이상의 CSV를 한 그래프에 겹쳐 비교 — 지금은 여러 파일을 불러 하나씩 바꿔 봄)</w:t>
       </w:r>
     </w:p>
@@ -2254,17 +2051,11 @@
         <w:pStyle w:val="ListBullet"/>
       </w:pPr>
       <w:r>
-        <w:rPr>
-          <w:b w:val="0"/>
-        </w:rPr>
         <w:t>오더 분석·시각화를 파일 하나 올리는 것으로 끝내 시험 결과 검토가 빨라집니다.</w:t>
       </w:r>
     </w:p>
     <w:p>
       <w:r>
-        <w:rPr>
-          <w:b w:val="0"/>
-        </w:rPr>
         <w:t>(원문에 수치 목표가 없어 정량 효과는 적지 않았습니다.)</w:t>
       </w:r>
     </w:p>
@@ -2289,9 +2080,6 @@
         <w:pStyle w:val="ListNumber"/>
       </w:pPr>
       <w:r>
-        <w:rPr>
-          <w:b w:val="0"/>
-        </w:rPr>
         <w:t>초안 HTML·예시 Input CSV (답함) → 분석기 v34 와 실제 CSV 2종 수령, 1단계를 맞춤.</w:t>
       </w:r>
     </w:p>
@@ -2300,9 +2088,6 @@
         <w:pStyle w:val="ListNumber"/>
       </w:pPr>
       <w:r>
-        <w:rPr>
-          <w:b w:val="0"/>
-        </w:rPr>
         <w:t>CSV 배치 (답함) → 머리 정보 블록 + 0열 공통 주파수 + Curve(위치·방향·RPM 조합)별 진폭 열. 채널·방향·RPM 은 머리 정보에 함께 들어 있음(3절).</w:t>
       </w:r>
     </w:p>
@@ -2311,9 +2096,6 @@
         <w:pStyle w:val="ListNumber"/>
       </w:pPr>
       <w:r>
-        <w:rPr>
-          <w:b w:val="0"/>
-        </w:rPr>
         <w:t>응답 단위와 dB 기준 (답함) → 진동 g(선형), 소음 Pa(원본 dB, 기준 20 µPa). 진동 dB 기준 1.0197e-7 g(1 µm/s²) — v34 기본값.</w:t>
       </w:r>
     </w:p>
@@ -2322,9 +2104,6 @@
         <w:pStyle w:val="ListNumber"/>
       </w:pPr>
       <w:r>
-        <w:rPr>
-          <w:b w:val="0"/>
-        </w:rPr>
         <w:t>에너지 합산 방식 (답함) → v34: 검출 피크 ± 합산 범위의 RSS, 여러 오더는 RSS 합산. 창 함수 보정은 Testlab 이 이미 적용(Hanning, 진폭 보정)한 값을 그대로 씀.</w:t>
       </w:r>
     </w:p>
@@ -2333,9 +2112,6 @@
         <w:pStyle w:val="ListNumber"/>
       </w:pPr>
       <w:r>
-        <w:rPr>
-          <w:b w:val="0"/>
-        </w:rPr>
         <w:t>피크 추출 기준 (답함) → v34: 오더마다 이론 주파수 ± 검색 범위(기본 ±1 Hz) 안 최대 칸 하나.</w:t>
       </w:r>
     </w:p>
@@ -2349,9 +2125,6 @@
     </w:p>
     <w:p>
       <w:r>
-        <w:rPr>
-          <w:b w:val="0"/>
-        </w:rPr>
         <w:t>원문(2026-09-30 게시물, 2026-09-29 댓글 같은 내용):</w:t>
       </w:r>
     </w:p>
@@ -2360,9 +2133,6 @@
         <w:pStyle w:val="Quote"/>
       </w:pPr>
       <w:r>
-        <w:rPr>
-          <w:b w:val="0"/>
-        </w:rPr>
         <w:t>링크의 v40 분석기를 기반으로 아래 기능 추가.</w:t>
       </w:r>
     </w:p>
@@ -2371,9 +2141,6 @@
         <w:pStyle w:val="Quote"/>
       </w:pPr>
       <w:r>
-        <w:rPr>
-          <w:b w:val="0"/>
-        </w:rPr>
         <w:t>(order analysis) RPM 별 overall, 기여도 분석할 수 있도록 그래프에 추가.</w:t>
       </w:r>
     </w:p>
@@ -2382,9 +2149,6 @@
         <w:pStyle w:val="Quote"/>
       </w:pPr>
       <w:r>
-        <w:rPr>
-          <w:b w:val="0"/>
-        </w:rPr>
         <w:t>그래프 표시 옵션에 Overall, 기여도 분석 on/off 가능한 체크박스 추가.</w:t>
       </w:r>
     </w:p>
@@ -2393,17 +2157,11 @@
         <w:pStyle w:val="Quote"/>
       </w:pPr>
       <w:r>
-        <w:rPr>
-          <w:b w:val="0"/>
-        </w:rPr>
         <w:t>엑셀 추출시 새 시트를 만들어서 기여도 분석 내용 삽입.</w:t>
       </w:r>
     </w:p>
     <w:p>
       <w:r>
-        <w:rPr>
-          <w:b w:val="0"/>
-        </w:rPr>
         <w:t>반영 방식:</w:t>
       </w:r>
     </w:p>
@@ -2418,9 +2176,6 @@
         <w:t>v40 과 v34 를 먼저 비교했습니다.</w:t>
       </w:r>
       <w:r>
-        <w:rPr>
-          <w:b w:val="0"/>
-        </w:rPr>
         <w:t xml:space="preserve"> 계산 함수(구조 읽기·오더 추적·RSS 합산·단위 변환 29개)는 v34 와 글자까지 같고, 바뀐 것은 화면입니다 — CSV 인식 확인 카드와 신호등, Spectrum Map 의 Frequency/Order 가로축 전환·정수 오더 눈금·최대값(MAX) 표시, 그래프 높이만 끌어 조절, 툴팁 숫자 4자리, Settings 시트의 「Spectrum Map 가로축 기준」. 이 도구에 없던 신호등·MAX·정수 눈금·Settings 항목을 옮겼습니다(가로축 전환·축 범위·높이 조절·확인 후 분석은 이미 있음).</w:t>
       </w:r>
     </w:p>
@@ -2435,9 +2190,6 @@
         <w:t>v40 에 Overall·기여도 계산이 없어</w:t>
       </w:r>
       <w:r>
-        <w:rPr>
-          <w:b w:val="0"/>
-        </w:rPr>
         <w:t xml:space="preserve"> 표준 정의를 썼습니다.</w:t>
       </w:r>
     </w:p>
@@ -2446,9 +2198,6 @@
         <w:pStyle w:val="ListBullet2"/>
       </w:pPr>
       <w:r>
-        <w:rPr>
-          <w:b w:val="0"/>
-        </w:rPr>
         <w:t>Overall = RPM 마다 Overall 범위(기본: 측정 범위 전체, 실제 파일은 1000~2000 Hz) 칸들의 제곱합의 제곱근(RSS). Testlab 칸 값이 RMS 이므로 그 범위의 전체 RMS 레벨입니다.</w:t>
       </w:r>
     </w:p>
@@ -2457,9 +2206,6 @@
         <w:pStyle w:val="ListBullet2"/>
       </w:pPr>
       <w:r>
-        <w:rPr>
-          <w:b w:val="0"/>
-        </w:rPr>
         <w:t>오더 기여도(%) = 오더 에너지 ÷ Overall 에너지 × 100. 에너지 = 진폭² 이고, 오더 에너지는 v34 오더 진폭(검출 피크 ± 합산 범위 RSS)의 제곱 = 그 칸들의 제곱합입니다. 기타(오더 외) = 100 − 오더 기여도 합.</w:t>
       </w:r>
     </w:p>
@@ -2468,9 +2214,6 @@
         <w:pStyle w:val="ListBullet2"/>
       </w:pPr>
       <w:r>
-        <w:rPr>
-          <w:b w:val="0"/>
-        </w:rPr>
         <w:t>dB 로 봐도 기여도는 같은 에너지 비율입니다(Overall 만 dB 로 표시). dBA 로 볼 때는 칸마다 A-가중한 에너지로 나눕니다(오더는 검출 피크 주파수 가중 — v34 의 오더 RSS 합산 dBA 와 같은 규칙).</w:t>
       </w:r>
     </w:p>
@@ -2479,9 +2222,6 @@
         <w:pStyle w:val="ListBullet2"/>
       </w:pPr>
       <w:r>
-        <w:rPr>
-          <w:b w:val="0"/>
-        </w:rPr>
         <w:t>창 함수 보정은 분자·분모에 같이 붙어 기여도 비율에는 영향이 없습니다.</w:t>
       </w:r>
     </w:p>
@@ -2490,9 +2230,6 @@
         <w:pStyle w:val="ListBullet2"/>
       </w:pPr>
       <w:r>
-        <w:rPr>
-          <w:b w:val="0"/>
-        </w:rPr>
         <w:t>오더끼리 합산 창이 겹치거나 오더 창이 Overall 범위 밖으로 나가면 합이 실제보다 커지므로 경고 로그와 막대의 빨간 「!」 로 알립니다. 실제 파일 2종(36·45차, 39차, 합산 ±1 Hz)에서는 해당 없음.</w:t>
       </w:r>
     </w:p>
@@ -2507,9 +2244,6 @@
         <w:t>그래프</w:t>
       </w:r>
       <w:r>
-        <w:rPr>
-          <w:b w:val="0"/>
-        </w:rPr>
         <w:t>: 오더별 RPM-진폭 그래프에 Overall 을 굵은 회색 선으로 더하고(툴팁에 오더별 기여도), 아래에 RPM 별 오더 기여도 누적 막대(오더 색 = 선 그래프 색, 기타 = 회색)와 표를 둡니다. 「그래프 표시 옵션」 체크 세 개 — 오더 RSS 합산(v34·v40 에 있던 것) · Overall · 기여도 분석 — 로 켜고 끄며 브라우저에 기억합니다. 끄면 그래프에서만 숨기고 XLSX·CSV 에는 그대로 담습니다(v40 RSS 체크와 같은 규칙).</w:t>
       </w:r>
     </w:p>
@@ -2524,17 +2258,11 @@
         <w:t>엑셀</w:t>
       </w:r>
       <w:r>
-        <w:rPr>
-          <w:b w:val="0"/>
-        </w:rPr>
         <w:t>: XLSX 에 「기여도 분석」 시트를 새로 만듭니다 — 한 행 = 채널 × RPM, 열 = 채널·위치·방향·종류·RPM·Overall 범위·칸 수·Overall 내부값(선형 RSS)·Overall 표시값·표시단위, 오더마다 「표시진폭 · 기여도_%」, 오더 합 기여도_%, 기타(오더 외)_%, 기여도 기준, 확인. 같은 표를 「기여도 분석 CSV」 로도 저장합니다. Settings 시트에 Overall 범위·기여도 기준·그래프 표시 여부를 적습니다.</w:t>
       </w:r>
     </w:p>
     <w:p>
       <w:r>
-        <w:rPr>
-          <w:b w:val="0"/>
-        </w:rPr>
         <w:t>확인 부탁(제출자):</w:t>
       </w:r>
     </w:p>
@@ -2543,9 +2271,6 @@
         <w:pStyle w:val="ListBullet"/>
       </w:pPr>
       <w:r>
-        <w:rPr>
-          <w:b w:val="0"/>
-        </w:rPr>
         <w:t xml:space="preserve">기여도를 </w:t>
       </w:r>
       <w:r>
@@ -2555,9 +2280,6 @@
         <w:t>에너지(진폭²) 비율 %</w:t>
       </w:r>
       <w:r>
-        <w:rPr>
-          <w:b w:val="0"/>
-        </w:rPr>
         <w:t xml:space="preserve"> 로 정했습니다. 진폭 비율(오더 진폭 ÷ Overall 진폭)이나 dB 차(Overall dB − 오더 dB)로 보시는 것이 현장 기준이면 알려 주세요 — 그 방식으로 바꾸겠습니다.</w:t>
       </w:r>
     </w:p>
@@ -2566,9 +2288,6 @@
         <w:pStyle w:val="ListBullet"/>
       </w:pPr>
       <w:r>
-        <w:rPr>
-          <w:b w:val="0"/>
-        </w:rPr>
         <w:t>Overall 범위를 측정 범위 전체(파일의 1000~2000 Hz)로 두었습니다. 다른 범위(예: 오더 주변 대역)를 쓰시면 값을 알려 주세요(설정 칸에 바로 넣을 수 있습니다).</w:t>
       </w:r>
     </w:p>
@@ -2577,9 +2296,6 @@
         <w:pStyle w:val="ListBullet"/>
       </w:pPr>
       <w:r>
-        <w:rPr>
-          <w:b w:val="0"/>
-        </w:rPr>
         <w:t>기여도 막대에 여러 채널을 한 번에 그릴지(지금은 고른 채널 하나, 표·XLSX 는 모든 채널).</w:t>
       </w:r>
     </w:p>
@@ -2596,9 +2312,6 @@
         <w:pStyle w:val="ListNumber"/>
       </w:pPr>
       <w:r>
-        <w:rPr>
-          <w:b w:val="0"/>
-        </w:rPr>
         <w:t>직무·소속, 시험 대상 기종·부위(파일로 보아 유압 펌프 마운트 — (가정))</w:t>
       </w:r>
     </w:p>
@@ -2607,9 +2320,6 @@
         <w:pStyle w:val="ListNumber"/>
       </w:pPr>
       <w:r>
-        <w:rPr>
-          <w:b w:val="0"/>
-        </w:rPr>
         <w:t>오더 기준 회전축과 기어비 — 파일 이름의 36·45·39 차가 어느 축 기준인지 (지금은 회전비 1 = v34 와 같음)</w:t>
       </w:r>
     </w:p>
@@ -2618,9 +2328,6 @@
         <w:pStyle w:val="ListNumber"/>
       </w:pPr>
       <w:r>
-        <w:rPr>
-          <w:b w:val="0"/>
-        </w:rPr>
         <w:t>이 도구가 더한 RPM 별 피크 목록·대역 에너지 합산을 계속 쓸지</w:t>
       </w:r>
     </w:p>
@@ -2629,9 +2336,6 @@
         <w:pStyle w:val="ListNumber"/>
       </w:pPr>
       <w:r>
-        <w:rPr>
-          <w:b w:val="0"/>
-        </w:rPr>
         <w:t>현재 분석 1건당 소요시간(효과 측정용)</w:t>
       </w:r>
     </w:p>
@@ -2656,9 +2360,6 @@
         <w:pStyle w:val="ListBullet"/>
       </w:pPr>
       <w:r>
-        <w:rPr>
-          <w:b w:val="0"/>
-        </w:rPr>
         <w:t xml:space="preserve">패들릿 「프로젝트 접수 &amp; 개선」 섹션 글 「오더 분석기」(2026-09-30 15:56): </w:t>
       </w:r>
       <w:r>
@@ -2668,10 +2369,43 @@
         <w:t>「지게차 그림 + 진동소음 관련 컨투어를 섞어서 메인 화면에 추가 됐으면 좋겠습니다」</w:t>
       </w:r>
       <w:r>
+        <w:t>, 첨부 분석기 v51(</w:t>
+      </w:r>
+      <w:r>
         <w:rPr>
-          <w:b w:val="0"/>
+          <w:rFonts w:ascii="Consolas" w:hAnsi="Consolas"/>
         </w:rPr>
-        <w:t>, 첨부 분석기 v51(index.html · style.css · script.js). 게시자 이름이 없어 새 리포 data09-29 에 1단계를 만들고 확인을 여쭘(원문 docs/source/2026-09-30_패들릿_접수원문_v51.md).</w:t>
+        <w:t>index.html</w:t>
+      </w:r>
+      <w:r>
+        <w:t xml:space="preserve"> · </w:t>
+      </w:r>
+      <w:r>
+        <w:rPr>
+          <w:rFonts w:ascii="Consolas" w:hAnsi="Consolas"/>
+        </w:rPr>
+        <w:t>style.css</w:t>
+      </w:r>
+      <w:r>
+        <w:t xml:space="preserve"> · </w:t>
+      </w:r>
+      <w:r>
+        <w:rPr>
+          <w:rFonts w:ascii="Consolas" w:hAnsi="Consolas"/>
+        </w:rPr>
+        <w:t>script.js</w:t>
+      </w:r>
+      <w:r>
+        <w:t xml:space="preserve">). 게시자 이름이 없어 새 리포 data09-29 에 1단계를 만들고 확인을 여쭘(원문 </w:t>
+      </w:r>
+      <w:r>
+        <w:rPr>
+          <w:rFonts w:ascii="Consolas" w:hAnsi="Consolas"/>
+        </w:rPr>
+        <w:t>docs/source/2026-09-30_패들릿_접수원문_v51.md</w:t>
+      </w:r>
+      <w:r>
+        <w:t>).</w:t>
       </w:r>
     </w:p>
     <w:p>
@@ -2679,9 +2413,6 @@
         <w:pStyle w:val="ListBullet"/>
       </w:pPr>
       <w:r>
-        <w:rPr>
-          <w:b w:val="0"/>
-        </w:rPr>
         <w:t>조윤제 님 답변(같은 날, data09-29 섹션):</w:t>
       </w:r>
     </w:p>
@@ -2690,9 +2421,6 @@
         <w:pStyle w:val="Quote"/>
       </w:pPr>
       <w:r>
-        <w:rPr>
-          <w:b w:val="0"/>
-        </w:rPr>
         <w:t>조윤제 입니다. 06번 분석기의 업데이트 버전이므로 합쳐도 좋습니다. 전동식이 좋으며, 자주 보는 오더/공진주파수는 따로 없으므로 임의로 지정해도 좋습니다. 에러가 발생한다면 수정 부탁드립니다.</w:t>
       </w:r>
     </w:p>
@@ -2771,9 +2499,6 @@
           <w:p>
             <w:r/>
             <w:r>
-              <w:rPr>
-                <w:b w:val="0"/>
-              </w:rPr>
               <w:t>1. 제출자 이름</w:t>
             </w:r>
           </w:p>
@@ -2785,9 +2510,6 @@
           <w:p>
             <w:r/>
             <w:r>
-              <w:rPr>
-                <w:b w:val="0"/>
-              </w:rPr>
               <w:t>조윤제</w:t>
             </w:r>
           </w:p>
@@ -2799,9 +2521,6 @@
           <w:p>
             <w:r/>
             <w:r>
-              <w:rPr>
-                <w:b w:val="0"/>
-              </w:rPr>
               <w:t>이 리포(data09-06)로 합침</w:t>
             </w:r>
           </w:p>
@@ -2815,9 +2534,6 @@
           <w:p>
             <w:r/>
             <w:r>
-              <w:rPr>
-                <w:b w:val="0"/>
-              </w:rPr>
               <w:t>2. 따로 둘지 · 합칠지</w:t>
             </w:r>
           </w:p>
@@ -2829,9 +2545,6 @@
           <w:p>
             <w:r/>
             <w:r>
-              <w:rPr>
-                <w:b w:val="0"/>
-              </w:rPr>
               <w:t>합쳐도 좋음</w:t>
             </w:r>
           </w:p>
@@ -2843,9 +2556,6 @@
           <w:p>
             <w:r/>
             <w:r>
-              <w:rPr>
-                <w:b w:val="0"/>
-              </w:rPr>
               <w:t>data09-06 이 하나뿐인 집. data09-29 는 안내 + 자동 이동 페이지로 남김(리포는 지우지 않음)</w:t>
             </w:r>
           </w:p>
@@ -2859,9 +2569,6 @@
           <w:p>
             <w:r/>
             <w:r>
-              <w:rPr>
-                <w:b w:val="0"/>
-              </w:rPr>
               <w:t>3. 엔진식 · 전동식</w:t>
             </w:r>
           </w:p>
@@ -2873,9 +2580,6 @@
           <w:p>
             <w:r/>
             <w:r>
-              <w:rPr>
-                <w:b w:val="0"/>
-              </w:rPr>
               <w:t>전동식</w:t>
             </w:r>
           </w:p>
@@ -2887,9 +2591,6 @@
           <w:p>
             <w:r/>
             <w:r>
-              <w:rPr>
-                <w:b w:val="0"/>
-              </w:rPr>
               <w:t>지게차를 전동식으로 다시 그림(11.4)</w:t>
             </w:r>
           </w:p>
@@ -2903,9 +2604,6 @@
           <w:p>
             <w:r/>
             <w:r>
-              <w:rPr>
-                <w:b w:val="0"/>
-              </w:rPr>
               <w:t>4. 자주 보는 오더 · 공진 주파수</w:t>
             </w:r>
           </w:p>
@@ -2917,9 +2615,6 @@
           <w:p>
             <w:r/>
             <w:r>
-              <w:rPr>
-                <w:b w:val="0"/>
-              </w:rPr>
               <w:t>따로 없음, 임의 지정</w:t>
             </w:r>
           </w:p>
@@ -2931,9 +2626,6 @@
           <w:p>
             <w:r/>
             <w:r>
-              <w:rPr>
-                <w:b w:val="0"/>
-              </w:rPr>
               <w:t>1 · 2 · 4 · 6차, 공진 48 · 118 · 196 Hz 를 그대로 쓰고 「임의로 정한 가상 값」 으로 표기</w:t>
             </w:r>
           </w:p>
@@ -2947,9 +2639,6 @@
           <w:p>
             <w:r/>
             <w:r>
-              <w:rPr>
-                <w:b w:val="0"/>
-              </w:rPr>
               <w:t>5. 두 번째 CSV 콘솔 오류</w:t>
             </w:r>
           </w:p>
@@ -2961,9 +2650,6 @@
           <w:p>
             <w:r/>
             <w:r>
-              <w:rPr>
-                <w:b w:val="0"/>
-              </w:rPr>
               <w:t>수정 부탁</w:t>
             </w:r>
           </w:p>
@@ -2975,9 +2661,6 @@
           <w:p>
             <w:r/>
             <w:r>
-              <w:rPr>
-                <w:b w:val="0"/>
-              </w:rPr>
               <w:t>고침(11.5)</w:t>
             </w:r>
           </w:p>
@@ -2991,9 +2674,6 @@
           <w:p>
             <w:r/>
             <w:r>
-              <w:rPr>
-                <w:b w:val="0"/>
-              </w:rPr>
               <w:t>6. 움직임</w:t>
             </w:r>
           </w:p>
@@ -3005,9 +2685,6 @@
           <w:p>
             <w:r/>
             <w:r>
-              <w:rPr>
-                <w:b w:val="0"/>
-              </w:rPr>
               <w:t>(답 없음)</w:t>
             </w:r>
           </w:p>
@@ -3019,9 +2696,6 @@
           <w:p>
             <w:r/>
             <w:r>
-              <w:rPr>
-                <w:b w:val="0"/>
-              </w:rPr>
               <w:t>그대로 — 「동작 줄이기」 설정이면 멈춘 그림</w:t>
             </w:r>
           </w:p>
@@ -3047,10 +2721,34 @@
         <w:t>첫 화면 = 제출자 분석기 v51</w:t>
       </w:r>
       <w:r>
+        <w:t>(</w:t>
+      </w:r>
+      <w:r>
         <w:rPr>
-          <w:b w:val="0"/>
+          <w:rFonts w:ascii="Consolas" w:hAnsi="Consolas"/>
         </w:rPr>
-        <w:t>(index.html · js/script.js · css/style.css)</w:t>
+        <w:t>index.html</w:t>
+      </w:r>
+      <w:r>
+        <w:t xml:space="preserve"> · </w:t>
+      </w:r>
+      <w:r>
+        <w:rPr>
+          <w:rFonts w:ascii="Consolas" w:hAnsi="Consolas"/>
+        </w:rPr>
+        <w:t>js/script.js</w:t>
+      </w:r>
+      <w:r>
+        <w:t xml:space="preserve"> · </w:t>
+      </w:r>
+      <w:r>
+        <w:rPr>
+          <w:rFonts w:ascii="Consolas" w:hAnsi="Consolas"/>
+        </w:rPr>
+        <w:t>css/style.css</w:t>
+      </w:r>
+      <w:r>
+        <w:t>)</w:t>
       </w:r>
       <w:r>
         <w:rPr>
@@ -3059,10 +2757,34 @@
         <w:t>+ 첫 화면(히어로)</w:t>
       </w:r>
       <w:r>
+        <w:t>(</w:t>
+      </w:r>
+      <w:r>
         <w:rPr>
-          <w:b w:val="0"/>
+          <w:rFonts w:ascii="Consolas" w:hAnsi="Consolas"/>
         </w:rPr>
-        <w:t>(js/hero.js · css/hero.css). 원본 3개는 docs/source/order_analysis_v51/ 에 받은 그대로.</w:t>
+        <w:t>js/hero.js</w:t>
+      </w:r>
+      <w:r>
+        <w:t xml:space="preserve"> · </w:t>
+      </w:r>
+      <w:r>
+        <w:rPr>
+          <w:rFonts w:ascii="Consolas" w:hAnsi="Consolas"/>
+        </w:rPr>
+        <w:t>css/hero.css</w:t>
+      </w:r>
+      <w:r>
+        <w:t xml:space="preserve">). 원본 3개는 </w:t>
+      </w:r>
+      <w:r>
+        <w:rPr>
+          <w:rFonts w:ascii="Consolas" w:hAnsi="Consolas"/>
+        </w:rPr>
+        <w:t>docs/source/order_analysis_v51/</w:t>
+      </w:r>
+      <w:r>
+        <w:t xml:space="preserve"> 에 받은 그대로.</w:t>
       </w:r>
     </w:p>
     <w:p>
@@ -3073,12 +2795,9 @@
         <w:rPr>
           <w:b/>
         </w:rPr>
-        <w:t>이전 도구는 classic/ 로 옮겨 그대로 둠</w:t>
-      </w:r>
-      <w:r>
-        <w:rPr>
-          <w:b w:val="0"/>
-        </w:rPr>
+        <w:t>이전 도구는 `classic/` 로 옮겨 그대로 둠</w:t>
+      </w:r>
+      <w:r>
         <w:t>(v34 · v40 기준 재구성판, 1~4차의 결과). 비교해 보니 v51 에 없는 기능이 있어 버리지 않았습니다:</w:t>
       </w:r>
     </w:p>
@@ -3087,9 +2806,6 @@
         <w:pStyle w:val="ListBullet2"/>
       </w:pPr>
       <w:r>
-        <w:rPr>
-          <w:b w:val="0"/>
-        </w:rPr>
         <w:t>RPM 별 국소 피크 목록 · 지정 대역 에너지 합산 · 오더 대역 최대값 방식 · 회전비 설정</w:t>
       </w:r>
     </w:p>
@@ -3098,9 +2814,6 @@
         <w:pStyle w:val="ListBullet2"/>
       </w:pPr>
       <w:r>
-        <w:rPr>
-          <w:b w:val="0"/>
-        </w:rPr>
         <w:t>세로형 · 가로형 · 가로형(열=RPM) CSV 와 열 매핑, 원본 줄 번호가 붙은 경고 로그(화면 · CSV)</w:t>
       </w:r>
     </w:p>
@@ -3109,9 +2822,6 @@
         <w:pStyle w:val="ListBullet2"/>
       </w:pPr>
       <w:r>
-        <w:rPr>
-          <w:b w:val="0"/>
-        </w:rPr>
         <w:t>여러 파일 「불러온 파일」 목록, 결과 CSV 6종, 기여도 합산 창 겹침 경고, 설정 즉시 다시 계산, 예시 데이터 불러오기 버튼</w:t>
       </w:r>
     </w:p>
@@ -3120,10 +2830,25 @@
         <w:pStyle w:val="ListBullet2"/>
       </w:pPr>
       <w:r>
+        <w:t>Supabase DB 스크립트(</w:t>
+      </w:r>
+      <w:r>
         <w:rPr>
-          <w:b w:val="0"/>
+          <w:rFonts w:ascii="Consolas" w:hAnsi="Consolas"/>
         </w:rPr>
-        <w:t>Supabase DB 스크립트(supabase/, 선택) · 로컬 검증 하네스(scripts/sqltest/)</w:t>
+        <w:t>supabase/</w:t>
+      </w:r>
+      <w:r>
+        <w:t>, 선택) · 로컬 검증 하네스(</w:t>
+      </w:r>
+      <w:r>
+        <w:rPr>
+          <w:rFonts w:ascii="Consolas" w:hAnsi="Consolas"/>
+        </w:rPr>
+        <w:t>scripts/sqltest/</w:t>
+      </w:r>
+      <w:r>
+        <w:t>)</w:t>
       </w:r>
     </w:p>
     <w:p>
@@ -3131,9 +2856,6 @@
         <w:pStyle w:val="ListBullet"/>
       </w:pPr>
       <w:r>
-        <w:rPr>
-          <w:b w:val="0"/>
-        </w:rPr>
         <w:t>v51 에만 있는 것: 다크 모드, 「차수별 기여도 분석」 요약 · 차트(Aᵢ² ÷ Overall² × 100), Order Contribution 시트가 있는 자체 XLSX(라이브러리 없음), 업로드 영역 접기.</w:t>
       </w:r>
     </w:p>
@@ -3142,9 +2864,6 @@
         <w:pStyle w:val="ListBullet"/>
       </w:pPr>
       <w:r>
-        <w:rPr>
-          <w:b w:val="0"/>
-        </w:rPr>
         <w:t>기여도 정의는 두 도구가 같은 에너지 비율입니다(v51: Aᵢ² ÷ Overall², 이전 도구: 오더 에너지 ÷ Overall 에너지).</w:t>
       </w:r>
     </w:p>
@@ -3153,9 +2872,6 @@
         <w:pStyle w:val="ListBullet"/>
       </w:pPr>
       <w:r>
-        <w:rPr>
-          <w:b w:val="0"/>
-        </w:rPr>
         <w:t>첫 화면에서 이전 도구로 가는 링크(「이전 도구(v34 · v40 기준 재구성판)」), 이전 도구 머리글에서 「최신 분석기 v51 →」.</w:t>
       </w:r>
     </w:p>
@@ -3164,10 +2880,43 @@
         <w:pStyle w:val="ListBullet"/>
       </w:pPr>
       <w:r>
+        <w:t xml:space="preserve">테스트: </w:t>
+      </w:r>
+      <w:r>
         <w:rPr>
-          <w:b w:val="0"/>
+          <w:rFonts w:ascii="Consolas" w:hAnsi="Consolas"/>
         </w:rPr>
-        <w:t>테스트: node test/all.mjs = test/analyzer.test.mjs(v51 · 첫 화면) + test/classic.test.mjs(이전 도구, 옛 test/logic.test.mjs).</w:t>
+        <w:t>node test/all.mjs</w:t>
+      </w:r>
+      <w:r>
+        <w:t xml:space="preserve"> = </w:t>
+      </w:r>
+      <w:r>
+        <w:rPr>
+          <w:rFonts w:ascii="Consolas" w:hAnsi="Consolas"/>
+        </w:rPr>
+        <w:t>test/analyzer.test.mjs</w:t>
+      </w:r>
+      <w:r>
+        <w:t xml:space="preserve">(v51 · 첫 화면) + </w:t>
+      </w:r>
+      <w:r>
+        <w:rPr>
+          <w:rFonts w:ascii="Consolas" w:hAnsi="Consolas"/>
+        </w:rPr>
+        <w:t>test/classic.test.mjs</w:t>
+      </w:r>
+      <w:r>
+        <w:t xml:space="preserve">(이전 도구, 옛 </w:t>
+      </w:r>
+      <w:r>
+        <w:rPr>
+          <w:rFonts w:ascii="Consolas" w:hAnsi="Consolas"/>
+        </w:rPr>
+        <w:t>test/logic.test.mjs</w:t>
+      </w:r>
+      <w:r>
+        <w:t>).</w:t>
       </w:r>
     </w:p>
     <w:p>
@@ -3183,9 +2932,6 @@
         <w:pStyle w:val="ListBullet"/>
       </w:pPr>
       <w:r>
-        <w:rPr>
-          <w:b w:val="0"/>
-        </w:rPr>
         <w:t>CSV 올리기 · 인식 확인: 끌어 놓기 · 파일 선택, 인코딩 자동(UTF-8 → CP949), Curve 메타데이터에서 RPM · 위치 · 방향 · 소음/진동 구분, 인식 신호등과 Curve 표, 오류가 없을 때만 「분석 실행」.</w:t>
       </w:r>
     </w:p>
@@ -3194,9 +2940,6 @@
         <w:pStyle w:val="ListBullet"/>
       </w:pPr>
       <w:r>
-        <w:rPr>
-          <w:b w:val="0"/>
-        </w:rPr>
         <w:t>Order Analysis: 채널 선택, 오더(쉼표), 피크 검색 ±Hz · 피크 중심 합산 ±Hz, 오더 진폭 · 오더 RSS 합산 · Overall 그래프(켜고 끄기, 축 범위, 높이 조절), 단위 Amplitude / dB / dBA 와 dB 기준값.</w:t>
       </w:r>
     </w:p>
@@ -3205,9 +2948,6 @@
         <w:pStyle w:val="ListBullet"/>
       </w:pPr>
       <w:r>
-        <w:rPr>
-          <w:b w:val="0"/>
-        </w:rPr>
         <w:t>차수별 기여도: RPM 마다 Aᵢ² ÷ Overall² × 100, 요약 · 차트 · 표. 오더 2개 이상이고 모든 RPM 에 모든 오더 진폭이 있어야 계산(예시 CSV 는 오더 30 · 36 · 42).</w:t>
       </w:r>
     </w:p>
@@ -3216,9 +2956,6 @@
         <w:pStyle w:val="ListBullet"/>
       </w:pPr>
       <w:r>
-        <w:rPr>
-          <w:b w:val="0"/>
-        </w:rPr>
         <w:t>Spectrum Map: 주파수(또는 오더) × RPM 컬러맵, 오더 선 겹치기, 축 · 색 범위, 마우스 값, 최대값 위치.</w:t>
       </w:r>
     </w:p>
@@ -3227,9 +2964,6 @@
         <w:pStyle w:val="ListBullet"/>
       </w:pPr>
       <w:r>
-        <w:rPr>
-          <w:b w:val="0"/>
-        </w:rPr>
         <w:t>XLSX 저장: Settings · Order Analysis · Order RSS Sum · Order Contribution 시트.</w:t>
       </w:r>
     </w:p>
@@ -3297,9 +3031,6 @@
           <w:p>
             <w:r/>
             <w:r>
-              <w:rPr>
-                <w:b w:val="0"/>
-              </w:rPr>
               <w:t>자리</w:t>
             </w:r>
           </w:p>
@@ -3311,9 +3042,6 @@
           <w:p>
             <w:r/>
             <w:r>
-              <w:rPr>
-                <w:b w:val="0"/>
-              </w:rPr>
               <w:t>머리글(Order Analysis · v51 · 다크모드 버튼) 안, 같은 남색 그라데이션. 다크 모드 색도 따라감</w:t>
             </w:r>
           </w:p>
@@ -3327,9 +3055,6 @@
           <w:p>
             <w:r/>
             <w:r>
-              <w:rPr>
-                <w:b w:val="0"/>
-              </w:rPr>
               <w:t>왼쪽 글</w:t>
             </w:r>
           </w:p>
@@ -3341,9 +3066,6 @@
           <w:p>
             <w:r/>
             <w:r>
-              <w:rPr>
-                <w:b w:val="0"/>
-              </w:rPr>
               <w:t>「전동 지게차 소음 · 진동 오더 분석」, 한 줄 설명, 3단계, 「CSV 파일 선택」(분석기 파일 입력을 그대로 엶) · 「예시 CSV 받기」, 이전 도구 링크</w:t>
             </w:r>
           </w:p>
@@ -3357,9 +3079,6 @@
           <w:p>
             <w:r/>
             <w:r>
-              <w:rPr>
-                <w:b w:val="0"/>
-              </w:rPr>
               <w:t>지게차(SVG)</w:t>
             </w:r>
           </w:p>
@@ -3377,9 +3096,6 @@
               <w:t>전동식</w:t>
             </w:r>
             <w:r>
-              <w:rPr>
-                <w:b w:val="0"/>
-              </w:rPr>
               <w:t xml:space="preserve">(2026-09-30 답변): 배기관 · 엔진 통풍구를 없애고 </w:t>
             </w:r>
             <w:r>
@@ -3389,9 +3105,6 @@
               <w:t>좌석 아래 배터리 칸</w:t>
             </w:r>
             <w:r>
-              <w:rPr>
-                <w:b w:val="0"/>
-              </w:rPr>
               <w:t xml:space="preserve">(덮개를 걷어 낸 셀 6개 · 번개 표시), </w:t>
             </w:r>
             <w:r>
@@ -3401,9 +3114,6 @@
               <w:t>앞(구동) 차축 옆 구동 모터</w:t>
             </w:r>
             <w:r>
-              <w:rPr>
-                <w:b w:val="0"/>
-              </w:rPr>
               <w:t xml:space="preserve">(냉각 핀) · </w:t>
             </w:r>
             <w:r>
@@ -3413,9 +3123,6 @@
               <w:t>감속 기어박스</w:t>
             </w:r>
             <w:r>
-              <w:rPr>
-                <w:b w:val="0"/>
-              </w:rPr>
               <w:t>(허브 ↔ 모터), 배터리 → 모터 전원 케이블(주황), 카운터웨이트 옆 충전구. 마스트 · 포크 · 팔레트 짐 · 오버헤드 가드 · 카운터웨이트는 그대로</w:t>
             </w:r>
           </w:p>
@@ -3429,9 +3136,6 @@
           <w:p>
             <w:r/>
             <w:r>
-              <w:rPr>
-                <w:b w:val="0"/>
-              </w:rPr>
               <w:t>센서</w:t>
             </w:r>
           </w:p>
@@ -3443,9 +3147,6 @@
           <w:p>
             <w:r/>
             <w:r>
-              <w:rPr>
-                <w:b w:val="0"/>
-              </w:rPr>
               <w:t xml:space="preserve">가속도 센서를 </w:t>
             </w:r>
             <w:r>
@@ -3455,9 +3156,6 @@
               <w:t>구동 모터 · 기어박스</w:t>
             </w:r>
             <w:r>
-              <w:rPr>
-                <w:b w:val="0"/>
-              </w:rPr>
               <w:t xml:space="preserve"> 위로 옮김. 센서 물결과 소음 등고선이 그 자리에서 번지고, 점선 케이블이 차체 아래쪽을 따라 오른쪽 그래프로 이어짐</w:t>
             </w:r>
           </w:p>
@@ -3471,9 +3169,6 @@
           <w:p>
             <w:r/>
             <w:r>
-              <w:rPr>
-                <w:b w:val="0"/>
-              </w:rPr>
               <w:t>오른쪽 그림</w:t>
             </w:r>
           </w:p>
@@ -3485,9 +3180,6 @@
           <w:p>
             <w:r/>
             <w:r>
-              <w:rPr>
-                <w:b w:val="0"/>
-              </w:rPr>
               <w:t>캔버스 가상 캠벨 선도: 가로 Frequency (Hz) 0~250, 세로 RPM 800~2,800, 12단 색 띠 + 등고선, 오더 선 1 · 2 · 4 · 6차, 공진 48 · 118 · 196 Hz. 색은 분석기 Spectrum Map 과 같은 색 띠</w:t>
             </w:r>
           </w:p>
@@ -3501,9 +3193,6 @@
           <w:p>
             <w:r/>
             <w:r>
-              <w:rPr>
-                <w:b w:val="0"/>
-              </w:rPr>
               <w:t>값</w:t>
             </w:r>
           </w:p>
@@ -3515,9 +3204,6 @@
           <w:p>
             <w:r/>
             <w:r>
-              <w:rPr>
-                <w:b w:val="0"/>
-              </w:rPr>
               <w:t xml:space="preserve">오더 · 공진은 제출자가 「임의로 지정해도 좋다」 해서 정한 </w:t>
             </w:r>
             <w:r>
@@ -3527,9 +3213,6 @@
               <w:t>가상 값</w:t>
             </w:r>
             <w:r>
-              <w:rPr>
-                <w:b w:val="0"/>
-              </w:rPr>
               <w:t xml:space="preserve"> — 그림 아래 「실제 시험값이 아닙니다 … 임의로 정한 가상 값입니다」</w:t>
             </w:r>
           </w:p>
@@ -3543,9 +3226,6 @@
           <w:p>
             <w:r/>
             <w:r>
-              <w:rPr>
-                <w:b w:val="0"/>
-              </w:rPr>
               <w:t>움직임</w:t>
             </w:r>
           </w:p>
@@ -3557,9 +3237,6 @@
           <w:p>
             <w:r/>
             <w:r>
-              <w:rPr>
-                <w:b w:val="0"/>
-              </w:rPr>
               <w:t>RPM 커서 14초 왕복, 가장 큰 성분 읽음표, 그 진폭만큼 떨림 · 센서 물결. 「동작 줄이기」 → 2,350 RPM 멈춘 그림, 탭 숨김 · 화면 밖 → 멈춤</w:t>
             </w:r>
           </w:p>
@@ -3568,10 +3245,16 @@
     </w:tbl>
     <w:p>
       <w:r>
+        <w:t>가상 스펙트럼 식(</w:t>
+      </w:r>
+      <w:r>
         <w:rPr>
-          <w:b w:val="0"/>
+          <w:rFonts w:ascii="Consolas" w:hAnsi="Consolas"/>
         </w:rPr>
-        <w:t>가상 스펙트럼 식(js/hero.js): A(RPM, f) = 바닥 소음 + Σ 오더 진폭 × exp(−((f − N·RPM/60)/3.2)²) + 공진 띠, 오더 진폭 = 기본값(2차 1.0 · 4차 0.45 · 1차 0.35 · 6차 0.22 — 임의) × RPM 비례 × 공진 배율.</w:t>
+        <w:t>js/hero.js</w:t>
+      </w:r>
+      <w:r>
+        <w:t>): A(RPM, f) = 바닥 소음 + Σ 오더 진폭 × exp(−((f − N·RPM/60)/3.2)²) + 공진 띠, 오더 진폭 = 기본값(2차 1.0 · 4차 0.45 · 1차 0.35 · 6차 0.22 — 임의) × RPM 비례 × 공진 배율.</w:t>
       </w:r>
     </w:p>
     <w:p>
@@ -3587,9 +3270,6 @@
         <w:pStyle w:val="ListBullet"/>
       </w:pPr>
       <w:r>
-        <w:rPr>
-          <w:b w:val="0"/>
-        </w:rPr>
         <w:t xml:space="preserve">증상: 분석한 뒤 </w:t>
       </w:r>
       <w:r>
@@ -3599,10 +3279,25 @@
         <w:t>채널 이름이 다른 CSV 를 이어서 열면</w:t>
       </w:r>
       <w:r>
+        <w:t xml:space="preserve"> 콘솔 오류 </w:t>
+      </w:r>
+      <w:r>
         <w:rPr>
-          <w:b w:val="0"/>
+          <w:rFonts w:ascii="Consolas" w:hAnsi="Consolas"/>
         </w:rPr>
-        <w:t xml:space="preserve"> 콘솔 오류 Cannot read properties of undefined (reading 'channelType')(renderMultiAnalysis). 새 파일 화면은 정상으로 그려졌습니다.</w:t>
+        <w:t>Cannot read properties of undefined (reading 'channelType')</w:t>
+      </w:r>
+      <w:r>
+        <w:t>(</w:t>
+      </w:r>
+      <w:r>
+        <w:rPr>
+          <w:rFonts w:ascii="Consolas" w:hAnsi="Consolas"/>
+        </w:rPr>
+        <w:t>renderMultiAnalysis</w:t>
+      </w:r>
+      <w:r>
+        <w:t>). 새 파일 화면은 정상으로 그려졌습니다.</w:t>
       </w:r>
     </w:p>
     <w:p>
@@ -3610,10 +3305,52 @@
         <w:pStyle w:val="ListBullet"/>
       </w:pPr>
       <w:r>
+        <w:t xml:space="preserve">원인: 새 파일을 읽으면 </w:t>
+      </w:r>
+      <w:r>
         <w:rPr>
-          <w:b w:val="0"/>
+          <w:rFonts w:ascii="Consolas" w:hAnsi="Consolas"/>
         </w:rPr>
-        <w:t>원인: 새 파일을 읽으면 currentReport 는 새 파일로 바뀌는데, 채널 체크 상자(.multi-channel)는 「분석 실행」 전까지 이전 파일의 것(P1 · P2 · Mic 등)이 남아 있습니다. 그 사이 창 크기 변화(지연 실행) 등으로 renderMultiAnalysis 가 돌면 getMultiSelection 이 이전 채널 id 를 넘기고 currentReport.normalized.channels[id] 가 없어 죽습니다.</w:t>
+        <w:t>currentReport</w:t>
+      </w:r>
+      <w:r>
+        <w:t xml:space="preserve"> 는 새 파일로 바뀌는데, 채널 체크 상자(</w:t>
+      </w:r>
+      <w:r>
+        <w:rPr>
+          <w:rFonts w:ascii="Consolas" w:hAnsi="Consolas"/>
+        </w:rPr>
+        <w:t>.multi-channel</w:t>
+      </w:r>
+      <w:r>
+        <w:t xml:space="preserve">)는 「분석 실행」 전까지 이전 파일의 것(P1 · P2 · Mic 등)이 남아 있습니다. 그 사이 창 크기 변화(지연 실행) 등으로 </w:t>
+      </w:r>
+      <w:r>
+        <w:rPr>
+          <w:rFonts w:ascii="Consolas" w:hAnsi="Consolas"/>
+        </w:rPr>
+        <w:t>renderMultiAnalysis</w:t>
+      </w:r>
+      <w:r>
+        <w:t xml:space="preserve"> 가 돌면 </w:t>
+      </w:r>
+      <w:r>
+        <w:rPr>
+          <w:rFonts w:ascii="Consolas" w:hAnsi="Consolas"/>
+        </w:rPr>
+        <w:t>getMultiSelection</w:t>
+      </w:r>
+      <w:r>
+        <w:t xml:space="preserve"> 이 이전 채널 id 를 넘기고 </w:t>
+      </w:r>
+      <w:r>
+        <w:rPr>
+          <w:rFonts w:ascii="Consolas" w:hAnsi="Consolas"/>
+        </w:rPr>
+        <w:t>currentReport.normalized.channels[id]</w:t>
+      </w:r>
+      <w:r>
+        <w:t xml:space="preserve"> 가 없어 죽습니다.</w:t>
       </w:r>
     </w:p>
     <w:p>
@@ -3621,10 +3358,16 @@
         <w:pStyle w:val="ListBullet"/>
       </w:pPr>
       <w:r>
+        <w:t xml:space="preserve">고침: </w:t>
+      </w:r>
+      <w:r>
         <w:rPr>
-          <w:b w:val="0"/>
+          <w:rFonts w:ascii="Consolas" w:hAnsi="Consolas"/>
         </w:rPr>
-        <w:t xml:space="preserve">고침: getMultiSelection 에서 </w:t>
+        <w:t>getMultiSelection</w:t>
+      </w:r>
+      <w:r>
+        <w:t xml:space="preserve"> 에서 </w:t>
       </w:r>
       <w:r>
         <w:rPr>
@@ -3633,10 +3376,16 @@
         <w:t>지금 파일에 있는 채널 id 만</w:t>
       </w:r>
       <w:r>
+        <w:t xml:space="preserve"> 남김(</w:t>
+      </w:r>
+      <w:r>
         <w:rPr>
-          <w:b w:val="0"/>
+          <w:rFonts w:ascii="Consolas" w:hAnsi="Consolas"/>
         </w:rPr>
-        <w:t xml:space="preserve"> 남김(.filter(id=&gt;currentReport.normalized?.channels?.[id])). 남는 채널이 없으면 기존 코드대로 선택 없음(null) → 그래프를 숨깁니다. 계산 · 화면은 그대로.</w:t>
+        <w:t>.filter(id=&gt;currentReport.normalized?.channels?.[id])</w:t>
+      </w:r>
+      <w:r>
+        <w:t>). 남는 채널이 없으면 기존 코드대로 선택 없음(null) → 그래프를 숨깁니다. 계산 · 화면은 그대로.</w:t>
       </w:r>
     </w:p>
     <w:p>
@@ -3653,9 +3402,12 @@
       </w:pPr>
       <w:r>
         <w:rPr>
-          <w:b w:val="0"/>
+          <w:rFonts w:ascii="Consolas" w:hAnsi="Consolas"/>
         </w:rPr>
-        <w:t>node test/all.mjs — 분석기 v51 · 첫 화면 21개 + 이전 도구 54개 통과(실제 파일 테스트 9개는 파일이 있을 때만).</w:t>
+        <w:t>node test/all.mjs</w:t>
+      </w:r>
+      <w:r>
+        <w:t xml:space="preserve"> — 분석기 v51 · 첫 화면 21개 + 이전 도구 54개 통과(실제 파일 테스트 9개는 파일이 있을 때만).</w:t>
       </w:r>
     </w:p>
     <w:p>
@@ -3663,10 +3415,25 @@
         <w:pStyle w:val="ListBullet"/>
       </w:pPr>
       <w:r>
+        <w:t xml:space="preserve">회귀 테스트 두 가지: </w:t>
+      </w:r>
+      <w:r>
         <w:rPr>
-          <w:b w:val="0"/>
+          <w:rFonts w:ascii="Consolas" w:hAnsi="Consolas"/>
         </w:rPr>
-        <w:t>회귀 테스트 두 가지: getMultiSelection 에 이전 파일 채널이 섞인 체크를 넣어 지금 파일 채널만 나오는지(node), 헤드리스 크롬에서 첫 CSV 분석 → 채널 이름이 다른 둘째 CSV → 창 크기 변화 → 다시 분석이 콘솔 오류 0 인지(test/browser-second-csv.mjs).</w:t>
+        <w:t>getMultiSelection</w:t>
+      </w:r>
+      <w:r>
+        <w:t xml:space="preserve"> 에 이전 파일 채널이 섞인 체크를 넣어 지금 파일 채널만 나오는지(node), 헤드리스 크롬에서 첫 CSV 분석 → 채널 이름이 다른 둘째 CSV → 창 크기 변화 → 다시 분석이 콘솔 오류 0 인지(</w:t>
+      </w:r>
+      <w:r>
+        <w:rPr>
+          <w:rFonts w:ascii="Consolas" w:hAnsi="Consolas"/>
+        </w:rPr>
+        <w:t>test/browser-second-csv.mjs</w:t>
+      </w:r>
+      <w:r>
+        <w:t>).</w:t>
       </w:r>
     </w:p>
     <w:p>
@@ -3674,10 +3441,16 @@
         <w:pStyle w:val="ListBullet"/>
       </w:pPr>
       <w:r>
+        <w:t xml:space="preserve">되돌려 확인: 수정 전 </w:t>
+      </w:r>
+      <w:r>
         <w:rPr>
-          <w:b w:val="0"/>
+          <w:rFonts w:ascii="Consolas" w:hAnsi="Consolas"/>
         </w:rPr>
-        <w:t>되돌려 확인: 수정 전 script.js 로 되돌리면 node 테스트 2개 실패 · 브라우저 오류 2건, 원복하면 통과 · 0건. 수정 전후 둘째 CSV 의 요약(선택 채널 4개 · 계열 20개 · 최대 Order 진폭 30.28 dB)은 같음.</w:t>
+        <w:t>script.js</w:t>
+      </w:r>
+      <w:r>
+        <w:t xml:space="preserve"> 로 되돌리면 node 테스트 2개 실패 · 브라우저 오류 2건, 원복하면 통과 · 0건. 수정 전후 둘째 CSV 의 요약(선택 채널 4개 · 계열 20개 · 최대 Order 진폭 30.28 dB)은 같음.</w:t>
       </w:r>
     </w:p>
     <w:p>
@@ -3685,10 +3458,16 @@
         <w:pStyle w:val="ListBullet"/>
       </w:pPr>
       <w:r>
+        <w:t>헤드리스 크롬 360 · 390 · 768 · 1280px(밝게 · 어둡게): 가로 넘침 0 · 첫 화면 글과 그림 겹침 0 · 콘솔 오류 0. 이전 도구(</w:t>
+      </w:r>
+      <w:r>
         <w:rPr>
-          <w:b w:val="0"/>
+          <w:rFonts w:ascii="Consolas" w:hAnsi="Consolas"/>
         </w:rPr>
-        <w:t>헤드리스 크롬 360 · 390 · 768 · 1280px(밝게 · 어둡게): 가로 넘침 0 · 첫 화면 글과 그림 겹침 0 · 콘솔 오류 0. 이전 도구(classic/)도 Testlab 예시로 결과까지 오류 0.</w:t>
+        <w:t>classic/</w:t>
+      </w:r>
+      <w:r>
+        <w:t>)도 Testlab 예시로 결과까지 오류 0.</w:t>
       </w:r>
     </w:p>
     <w:p>
@@ -3696,51 +3475,665 @@
         <w:pStyle w:val="Heading1"/>
       </w:pPr>
       <w:r>
-        <w:t>부록. 제출 원문 요약</w:t>
+        <w:t>12. 2026-10-02 요청 — 첫 화면 크기 · 엔진식 지게차 · 「분석 실행」 버튼 (v0.7)</w:t>
       </w:r>
     </w:p>
     <w:p>
       <w:pPr>
-        <w:pStyle w:val="ListBullet"/>
-      </w:pPr>
-      <w:r>
-        <w:rPr>
-          <w:b w:val="0"/>
-        </w:rPr>
-        <w:t>게시물 (2026-09-23) 「소음진동 오더 분석 도구 개발」: Input(Testlab Neo export 주파수축 CSV), Output 1~3(오더 분석·피크·에너지 합산 / 시각화 / CSV·로그 저장), 초안 HTML·예시 CSV는 메일 전달로 기재</w:t>
+        <w:pStyle w:val="Heading2"/>
+      </w:pPr>
+      <w:r>
+        <w:t>12.1 받은 요청 (조윤제 님, 패들릿 2026-10-02 — 요청 요지 그대로)</w:t>
       </w:r>
     </w:p>
     <w:p>
       <w:pPr>
-        <w:pStyle w:val="ListBullet"/>
-      </w:pPr>
-      <w:r>
-        <w:rPr>
-          <w:b w:val="0"/>
-        </w:rPr>
-        <w:t>첨부 파일: 게시물에는 첨부 없음. 2026-09-28 댓글 「분석기 기능 최신화하여 업로드 하였습니다. Input 예제 파일도 업로드했습니다.」 의 드라이브 폴더에서 분석기 v34 HTML 과 예시 CSV 2종을 받아 docs/source/ 에 보관. 2026-09-30 게시물의 드라이브 링크에서 분석기 v40 HTML(docs/source/order_analysis_v40.html)을 받음</w:t>
+        <w:pStyle w:val="ListNumber"/>
+      </w:pPr>
+      <w:r>
+        <w:t>첫 화면 동적 그림이 너무 큼 — 2560×1440 · 100% 에서 CSV 업로드까지 스크롤해야 함. 그림의 가로세로 비는 지키되 높이 · 크기를 줄여 왼쪽 글 묶음과 같거나 조금 높은 정도로.</w:t>
       </w:r>
     </w:p>
     <w:p>
       <w:pPr>
-        <w:pStyle w:val="ListBullet"/>
-      </w:pPr>
+        <w:pStyle w:val="ListNumber"/>
+      </w:pPr>
+      <w:r>
+        <w:t xml:space="preserve">그림이 좁아지니 전동 지게차 옆에 </w:t>
+      </w:r>
       <w:r>
         <w:rPr>
-          <w:b w:val="0"/>
+          <w:b/>
         </w:rPr>
-        <w:t>제외 자료: 2026-09-09 게시물 「진동·소음 시계열 데이터 자동 분석」은 제출자가 2026-09-28에 직접 삭제해 이 문서에서 제외했습니다.</w:t>
+        <w:t>엔진식(디젤 · LPG) 지게차</w:t>
+      </w:r>
+      <w:r>
+        <w:t>를 나란히(전동식 = 배터리 · 구동 모터, 엔진식 = 배기관 · 라디에이터 그릴 · 엔진 덮개), 각각 「전동식」「엔진식」 작은 이름표. 컨투어 배경은 그대로, 센서 · 물결은 한쪽이나 양쪽.</w:t>
       </w:r>
     </w:p>
     <w:p>
       <w:pPr>
+        <w:pStyle w:val="ListNumber"/>
+      </w:pPr>
+      <w:r>
+        <w:t>CSV 업로드 칸 높이를 지금의 절반쯤으로.</w:t>
+      </w:r>
+    </w:p>
+    <w:p>
+      <w:pPr>
+        <w:pStyle w:val="ListNumber"/>
+      </w:pPr>
+      <w:r>
+        <w:t>「차수별 기여도 분석」을 오더를 넣기 전에도 보이게(빈 상태 안내), 이름을 「Contribution Analysis」로(작은 부제 「차수별 기여도」).</w:t>
+      </w:r>
+    </w:p>
+    <w:p>
+      <w:pPr>
+        <w:pStyle w:val="ListNumber"/>
+      </w:pPr>
+      <w:r>
+        <w:t>Order Analysis · Contribution Analysis · Spectrum Map 세 영역에 접기 · 펼치기 버튼(기본 펼침, 키보드 · 화면 읽기 프로그램 사용 가능).</w:t>
+      </w:r>
+    </w:p>
+    <w:p>
+      <w:pPr>
+        <w:pStyle w:val="ListNumber"/>
+      </w:pPr>
+      <w:r>
+        <w:t>Order Analysis 의 「단위 및 dB 기준값 설정」을 기본으로 펼침.</w:t>
+      </w:r>
+    </w:p>
+    <w:p>
+      <w:pPr>
+        <w:pStyle w:val="ListNumber"/>
+      </w:pPr>
+      <w:r>
+        <w:t xml:space="preserve">입력을 바꿀 때마다 바로 다시 계산해 큰 파일에서 글자 칠 때 느림 → 영역마다 </w:t>
+      </w:r>
+      <w:r>
+        <w:rPr>
+          <w:b/>
+        </w:rPr>
+        <w:t>「분석 실행」 버튼</w:t>
+      </w:r>
+      <w:r>
+        <w:t>(Order Analysis · Contribution Analysis · Spectrum Map 각 하나), 입력만으로는 무거운 계산을 하지 않음. 같은 입력이면 결과는 예전과 같게. 실행 뒤 입력이 바뀌면 「입력이 바뀌었습니다 — 분석 실행을 눌러 주세요」 표시.</w:t>
+      </w:r>
+    </w:p>
+    <w:p>
+      <w:pPr>
+        <w:pStyle w:val="Heading2"/>
+      </w:pPr>
+      <w:r>
+        <w:t>12.2 반영</w:t>
+      </w:r>
+    </w:p>
+    <w:tbl>
+      <w:tblPr>
+        <w:tblStyle w:val="TableGrid"/>
+        <w:tblW w:type="auto" w:w="0"/>
+        <w:tblLook w:firstColumn="1" w:firstRow="1" w:lastColumn="0" w:lastRow="0" w:noHBand="0" w:noVBand="1" w:val="04A0"/>
+      </w:tblPr>
+      <w:tblGrid>
+        <w:gridCol w:w="4320"/>
+        <w:gridCol w:w="4320"/>
+      </w:tblGrid>
+      <w:tr>
+        <w:tc>
+          <w:tcPr>
+            <w:tcW w:type="dxa" w:w="4320"/>
+          </w:tcPr>
+          <w:p>
+            <w:r>
+              <w:rPr>
+                <w:b/>
+              </w:rPr>
+            </w:r>
+            <w:r>
+              <w:rPr>
+                <w:b/>
+              </w:rPr>
+              <w:t>요청</w:t>
+            </w:r>
+          </w:p>
+        </w:tc>
+        <w:tc>
+          <w:tcPr>
+            <w:tcW w:type="dxa" w:w="4320"/>
+          </w:tcPr>
+          <w:p>
+            <w:r>
+              <w:rPr>
+                <w:b/>
+              </w:rPr>
+            </w:r>
+            <w:r>
+              <w:rPr>
+                <w:b/>
+              </w:rPr>
+              <w:t>반영</w:t>
+            </w:r>
+          </w:p>
+        </w:tc>
+      </w:tr>
+      <w:tr>
+        <w:tc>
+          <w:tcPr>
+            <w:tcW w:type="dxa" w:w="4320"/>
+          </w:tcPr>
+          <w:p>
+            <w:r/>
+            <w:r>
+              <w:t>1. 그림 크기</w:t>
+            </w:r>
+          </w:p>
+        </w:tc>
+        <w:tc>
+          <w:tcPr>
+            <w:tcW w:type="dxa" w:w="4320"/>
+          </w:tcPr>
+          <w:p>
+            <w:r/>
+            <w:r>
+              <w:t>두 단 화면에서 그림 높이 = 왼쪽 글 묶음 높이(</w:t>
+            </w:r>
+            <w:r>
+              <w:rPr>
+                <w:rFonts w:ascii="Consolas" w:hAnsi="Consolas"/>
+              </w:rPr>
+              <w:t>js/hero.js</w:t>
+            </w:r>
+            <w:r>
+              <w:t xml:space="preserve"> </w:t>
+            </w:r>
+            <w:r>
+              <w:rPr>
+                <w:rFonts w:ascii="Consolas" w:hAnsi="Consolas"/>
+              </w:rPr>
+              <w:t>fitHeight</w:t>
+            </w:r>
+            <w:r>
+              <w:t xml:space="preserve">, 최소 240px). 2560×1440: 그림 716 → </w:t>
+            </w:r>
+            <w:r>
+              <w:rPr>
+                <w:b/>
+              </w:rPr>
+              <w:t>403px</w:t>
+            </w:r>
+            <w:r>
+              <w:t xml:space="preserve">(글 묶음 403px), 머리글 1,027 → 약 720px, 업로드 칸 위끝 1,148 → </w:t>
+            </w:r>
+            <w:r>
+              <w:rPr>
+                <w:b/>
+              </w:rPr>
+              <w:t>831px</w:t>
+            </w:r>
+            <w:r>
+              <w:t>(첫 화면 안). 지게차 · 캠벨 선도 각각의 가로세로 비는 그대로(지게차 묶음 720:250 고정, 늘이거나 찌그러뜨리지 않음). 한 단(≤900px)은 2.4:1, ≤600px 는 위 지게차 · 아래 선도</w:t>
+            </w:r>
+          </w:p>
+        </w:tc>
+      </w:tr>
+      <w:tr>
+        <w:tc>
+          <w:tcPr>
+            <w:tcW w:type="dxa" w:w="4320"/>
+          </w:tcPr>
+          <w:p>
+            <w:r/>
+            <w:r>
+              <w:t>2. 엔진식 지게차</w:t>
+            </w:r>
+          </w:p>
+        </w:tc>
+        <w:tc>
+          <w:tcPr>
+            <w:tcW w:type="dxa" w:w="4320"/>
+          </w:tcPr>
+          <w:p>
+            <w:r/>
+            <w:r>
+              <w:t>전동식 오른쪽에 엔진식(주황 · 붉은 차체): 배기관 + 배기 연기, 엔진 덮개 통풍구(좌석 아래), 카운터웨이트 라디에이터 그릴, 엔진실 아래 엔진 블록 · 오일 팬 · 구동축, 짐은 종이 상자. 가속도 센서 · 물결 둘 다(전동식 = 모터 · 기어박스, 엔진식 = 엔진 블록), 두 센서 케이블은 바닥을 따라 선도로. 등고선은 두 센서를 소리 원천으로 보고 에너지를 더해 그림(엔진식 +2.5 dB, 가상). 엔진식은 공회전 떨림이 조금 더 있음. 「전동식」「엔진식」 이름표</w:t>
+            </w:r>
+          </w:p>
+        </w:tc>
+      </w:tr>
+      <w:tr>
+        <w:tc>
+          <w:tcPr>
+            <w:tcW w:type="dxa" w:w="4320"/>
+          </w:tcPr>
+          <w:p>
+            <w:r/>
+            <w:r>
+              <w:t>3. 업로드 칸</w:t>
+            </w:r>
+          </w:p>
+        </w:tc>
+        <w:tc>
+          <w:tcPr>
+            <w:tcW w:type="dxa" w:w="4320"/>
+          </w:tcPr>
+          <w:p>
+            <w:r/>
+            <w:r>
+              <w:t>아이콘 · 제목 · 도움말을 한 줄로, 버튼 · 안내를 아래 줄로(</w:t>
+            </w:r>
+            <w:r>
+              <w:rPr>
+                <w:rFonts w:ascii="Consolas" w:hAnsi="Consolas"/>
+              </w:rPr>
+              <w:t>css/panels.css</w:t>
+            </w:r>
+            <w:r>
+              <w:t xml:space="preserve">). 2560: 326 → </w:t>
+            </w:r>
+            <w:r>
+              <w:rPr>
+                <w:b/>
+              </w:rPr>
+              <w:t>162px</w:t>
+            </w:r>
+            <w:r>
+              <w:t>, 1920: 277 → 135px, 1280: 228 → 114px</w:t>
+            </w:r>
+          </w:p>
+        </w:tc>
+      </w:tr>
+      <w:tr>
+        <w:tc>
+          <w:tcPr>
+            <w:tcW w:type="dxa" w:w="4320"/>
+          </w:tcPr>
+          <w:p>
+            <w:r/>
+            <w:r>
+              <w:t>4. Contribution Analysis</w:t>
+            </w:r>
+          </w:p>
+        </w:tc>
+        <w:tc>
+          <w:tcPr>
+            <w:tcW w:type="dxa" w:w="4320"/>
+          </w:tcPr>
+          <w:p>
+            <w:r/>
+            <w:r>
+              <w:t>Order Analysis 안의 접힌 칸(</w:t>
+            </w:r>
+            <w:r>
+              <w:rPr>
+                <w:rFonts w:ascii="Consolas" w:hAnsi="Consolas"/>
+              </w:rPr>
+              <w:t>&lt;details&gt;</w:t>
+            </w:r>
+            <w:r>
+              <w:t xml:space="preserve">)에서 </w:t>
+            </w:r>
+            <w:r>
+              <w:rPr>
+                <w:b/>
+              </w:rPr>
+              <w:t>따로 된 카드</w:t>
+            </w:r>
+            <w:r>
+              <w:t>로. 제목 「Contribution Analysis」 + 부제 「차수별 기여도」. 오더가 2개 미만이면 숨기지 않고 「오더 2개 이상 필요」 + 무엇을 하면 되는지 안내(예: 30, 36, 42)</w:t>
+            </w:r>
+          </w:p>
+        </w:tc>
+      </w:tr>
+      <w:tr>
+        <w:tc>
+          <w:tcPr>
+            <w:tcW w:type="dxa" w:w="4320"/>
+          </w:tcPr>
+          <w:p>
+            <w:r/>
+            <w:r>
+              <w:t>5. 접기 버튼</w:t>
+            </w:r>
+          </w:p>
+        </w:tc>
+        <w:tc>
+          <w:tcPr>
+            <w:tcW w:type="dxa" w:w="4320"/>
+          </w:tcPr>
+          <w:p>
+            <w:r/>
+            <w:r>
+              <w:t>세 카드 머리에 「접기 ▲ / 펼치기 ▼」 버튼(</w:t>
+            </w:r>
+            <w:r>
+              <w:rPr>
+                <w:rFonts w:ascii="Consolas" w:hAnsi="Consolas"/>
+              </w:rPr>
+              <w:t>aria-expanded</w:t>
+            </w:r>
+            <w:r>
+              <w:t xml:space="preserve"> · </w:t>
+            </w:r>
+            <w:r>
+              <w:rPr>
+                <w:rFonts w:ascii="Consolas" w:hAnsi="Consolas"/>
+              </w:rPr>
+              <w:t>aria-controls</w:t>
+            </w:r>
+            <w:r>
+              <w:t xml:space="preserve">, Enter · Space). 접으면 본문 </w:t>
+            </w:r>
+            <w:r>
+              <w:rPr>
+                <w:rFonts w:ascii="Consolas" w:hAnsi="Consolas"/>
+              </w:rPr>
+              <w:t>display: none</w:t>
+            </w:r>
+          </w:p>
+        </w:tc>
+      </w:tr>
+      <w:tr>
+        <w:tc>
+          <w:tcPr>
+            <w:tcW w:type="dxa" w:w="4320"/>
+          </w:tcPr>
+          <w:p>
+            <w:r/>
+            <w:r>
+              <w:t>6. 단위 설정</w:t>
+            </w:r>
+          </w:p>
+        </w:tc>
+        <w:tc>
+          <w:tcPr>
+            <w:tcW w:type="dxa" w:w="4320"/>
+          </w:tcPr>
+          <w:p>
+            <w:r/>
+            <w:r>
+              <w:rPr>
+                <w:rFonts w:ascii="Consolas" w:hAnsi="Consolas"/>
+              </w:rPr>
+              <w:t>&lt;details class="advanced-settings" open&gt;</w:t>
+            </w:r>
+          </w:p>
+        </w:tc>
+      </w:tr>
+      <w:tr>
+        <w:tc>
+          <w:tcPr>
+            <w:tcW w:type="dxa" w:w="4320"/>
+          </w:tcPr>
+          <w:p>
+            <w:r/>
+            <w:r>
+              <w:t>7. 분석 실행</w:t>
+            </w:r>
+          </w:p>
+        </w:tc>
+        <w:tc>
+          <w:tcPr>
+            <w:tcW w:type="dxa" w:w="4320"/>
+          </w:tcPr>
+          <w:p>
+            <w:r/>
+            <w:r>
+              <w:t>아래 12.3</w:t>
+            </w:r>
+          </w:p>
+        </w:tc>
+      </w:tr>
+    </w:tbl>
+    <w:p>
+      <w:pPr>
+        <w:pStyle w:val="Heading2"/>
+      </w:pPr>
+      <w:r>
+        <w:t>12.3 「분석 실행」 버튼 — 어떻게 했나</w:t>
+      </w:r>
+    </w:p>
+    <w:p>
+      <w:pPr>
         <w:pStyle w:val="ListBullet"/>
       </w:pPr>
       <w:r>
         <w:rPr>
-          <w:b w:val="0"/>
+          <w:b/>
         </w:rPr>
-        <w:t>문서 이력: v0.1(게시물 2건 기반) → v0.2(수강생 요청으로 과제 1건으로 정리) → v0.3(수강생 분석기 v34·실제 입력 파일 반영) → v0.4(v34 의 XLSX·축 범위·높이 조절·끌어 놓기·즉시 다시 계산을 1단계에 넣음, 2026-09-29) → v0.5(분석기 v40 기준 Overall·오더 기여도·그래프 표시 옵션·기여도 XLSX 시트, 2026-09-30) → v0.6(data09-29 의 분석기 v51 + 전동 지게차 첫 화면 통합, 2026-09-30)</w:t>
+        <w:t>계산 함수는 그대로</w:t>
+      </w:r>
+      <w:r>
+        <w:t>입니다(</w:t>
+      </w:r>
+      <w:r>
+        <w:rPr>
+          <w:rFonts w:ascii="Consolas" w:hAnsi="Consolas"/>
+        </w:rPr>
+        <w:t>calculateOrderRows</w:t>
+      </w:r>
+      <w:r>
+        <w:t xml:space="preserve"> · </w:t>
+      </w:r>
+      <w:r>
+        <w:rPr>
+          <w:rFonts w:ascii="Consolas" w:hAnsi="Consolas"/>
+        </w:rPr>
+        <w:t>calculateOverallRows</w:t>
+      </w:r>
+      <w:r>
+        <w:t xml:space="preserve"> · </w:t>
+      </w:r>
+      <w:r>
+        <w:rPr>
+          <w:rFonts w:ascii="Consolas" w:hAnsi="Consolas"/>
+        </w:rPr>
+        <w:t>getContributionRows</w:t>
+      </w:r>
+      <w:r>
+        <w:t xml:space="preserve"> · </w:t>
+      </w:r>
+      <w:r>
+        <w:rPr>
+          <w:rFonts w:ascii="Consolas" w:hAnsi="Consolas"/>
+        </w:rPr>
+        <w:t>renderMultiColorMap</w:t>
+      </w:r>
+      <w:r>
+        <w:t xml:space="preserve"> 등 — 테스트가 원본과 바이트까지 같은지 확인). 바꾼 것은 「언제 부르나」뿐입니다.</w:t>
+      </w:r>
+    </w:p>
+    <w:p>
+      <w:pPr>
+        <w:pStyle w:val="ListBullet"/>
+      </w:pPr>
+      <w:r>
+        <w:t>예전: 오더 · 피크 범위 · 단위 · dB 기준값 · 그래프 표시 · 축 범위 · 채널 체크 · 기여도 채널 · Spectrum Map 입력마다 바로 다시 계산.</w:t>
+      </w:r>
+    </w:p>
+    <w:p>
+      <w:pPr>
+        <w:pStyle w:val="ListBullet"/>
+      </w:pPr>
+      <w:r>
+        <w:t xml:space="preserve">이제: 입력을 바꾸면 「입력이 바뀌었습니다 — 분석 실행을 눌러 주세요」만 표시하고, </w:t>
+      </w:r>
+      <w:r>
+        <w:rPr>
+          <w:b/>
+        </w:rPr>
+        <w:t>영역의 「분석 실행」(또는 그 영역 입력 칸에서 Enter)</w:t>
+      </w:r>
+      <w:r>
+        <w:t xml:space="preserve"> 을 누를 때 계산합니다.</w:t>
+      </w:r>
+    </w:p>
+    <w:p>
+      <w:pPr>
+        <w:pStyle w:val="ListBullet2"/>
+      </w:pPr>
+      <w:r>
+        <w:t>Order Analysis 실행 = 예전처럼 그래프 · Contribution Analysis · Spectrum Map 까지 이어서 다시 그림(두 영역은 Order Analysis 의 채널 · 오더 · 단위를 함께 씀). Raw 데이터 dB 기준값이 바뀌었으면 예전처럼 소음 정규화부터 다시 계산.</w:t>
+      </w:r>
+    </w:p>
+    <w:p>
+      <w:pPr>
+        <w:pStyle w:val="ListBullet2"/>
+      </w:pPr>
+      <w:r>
+        <w:t>Contribution Analysis 실행 = 분석 채널만, Spectrum Map 실행 = 지도 입력(채널 · 오더 표시 · 가로축 · 축 범위 · 색 범위)만.</w:t>
+      </w:r>
+    </w:p>
+    <w:p>
+      <w:pPr>
+        <w:pStyle w:val="ListBullet"/>
+      </w:pPr>
+      <w:r>
+        <w:t xml:space="preserve">창 크기 변화 · 마우스 올리기 · 다크모드 · 영역 펼치기처럼 저절로 다시 그릴 때도 </w:t>
+      </w:r>
+      <w:r>
+        <w:rPr>
+          <w:b/>
+        </w:rPr>
+        <w:t>마지막으로 실행한 입력값</w:t>
+      </w:r>
+      <w:r>
+        <w:t>으로 그립니다(아직 실행하지 않은 값이 몰래 반영되지 않게).</w:t>
+      </w:r>
+    </w:p>
+    <w:p>
+      <w:pPr>
+        <w:pStyle w:val="ListBullet"/>
+      </w:pPr>
+      <w:r>
+        <w:t>같은 입력이면 결과가 같은지: 이전 판(5차 커밋 cfe72be)과 새 판을 같은 조작으로 비교(12.4).</w:t>
+      </w:r>
+    </w:p>
+    <w:p>
+      <w:pPr>
+        <w:pStyle w:val="Heading2"/>
+      </w:pPr>
+      <w:r>
+        <w:t>12.4 검증</w:t>
+      </w:r>
+    </w:p>
+    <w:p>
+      <w:pPr>
+        <w:pStyle w:val="ListBullet"/>
+      </w:pPr>
+      <w:r>
+        <w:rPr>
+          <w:rFonts w:ascii="Consolas" w:hAnsi="Consolas"/>
+        </w:rPr>
+        <w:t>node test/all.mjs</w:t>
+      </w:r>
+      <w:r>
+        <w:t xml:space="preserve"> — 분석기 · 첫 화면 24개(새: 엔진식 그림 · 칸 나누기 · 두 센서 등고선, 원본 함수 무수정 확인을 「바뀐 화면 연결 7곳 말고 모두 원본 그대로」로) + 이전 도구 54개 통과.</w:t>
+      </w:r>
+    </w:p>
+    <w:p>
+      <w:pPr>
+        <w:pStyle w:val="ListBullet"/>
+      </w:pPr>
+      <w:r>
+        <w:rPr>
+          <w:rFonts w:ascii="Consolas" w:hAnsi="Consolas"/>
+        </w:rPr>
+        <w:t>test/browser-run-buttons.mjs</w:t>
+      </w:r>
+      <w:r>
+        <w:t xml:space="preserve">(헤드리스 크롬) — 예시 CSV · 가상 고정 파일로 4가지 조작(오더 · 채널 · 진동 dB · 피크 범위 · 소음 dBA · Raw dB 기준값 · 기여도 채널 · Spectrum Map 축 · Order 축): 입력만 바꾸면 그래프 · 기여도 · 지도 캔버스를 다시 그리지 않음(0회) · 「입력이 바뀌었습니다」 표시 → 실행 뒤 사라짐 · </w:t>
+      </w:r>
+      <w:r>
+        <w:rPr>
+          <w:b/>
+        </w:rPr>
+        <w:t>결과(요약 · 범례 · 기여도 표 · 지도 최대값 · 축 값 · 그래프 픽셀)가 이전 판과 같음</w:t>
+      </w:r>
+      <w:r>
+        <w:t xml:space="preserve">. Contribution Analysis 가 오더 전에도 보임, 「단위 및 dB 기준값 설정」 기본 펼침, 세 접기 버튼 키보드 동작, 콘솔 오류 0. </w:t>
+      </w:r>
+      <w:r>
+        <w:rPr>
+          <w:rFonts w:ascii="Consolas" w:hAnsi="Consolas"/>
+        </w:rPr>
+        <w:t>test/browser-second-csv.mjs</w:t>
+      </w:r>
+      <w:r>
+        <w:t>(두 번째 CSV 오류 회귀)도 실행 버튼으로 고쳐 통과(최대 Order 진폭 30.28 dB — 5차와 같음).</w:t>
+      </w:r>
+    </w:p>
+    <w:p>
+      <w:pPr>
+        <w:pStyle w:val="ListBullet"/>
+      </w:pPr>
+      <w:r>
+        <w:t>되돌려 확인(§5.5): 오더 입력에 예전처럼 바로 계산을 다시 걸고 Raw dB 기준값 재계산을 빼면 「실행 전에는 다시 계산 안 함」 4건 · 「이전 판과 같음」 1건이 실패 → 원복 후 통과. 계산 함수 한 줄을 바꾸면 node 원본 대조 테스트 실패.</w:t>
+      </w:r>
+    </w:p>
+    <w:p>
+      <w:pPr>
+        <w:pStyle w:val="ListBullet"/>
+      </w:pPr>
+      <w:r>
+        <w:t>화면: 2560 · 1920 · 1280 · 768 · 390 · 360px(밝게 · 어둡게) 가로 넘침 0, 콘솔 오류 0. 2560×1440 업로드 칸 전체가 첫 화면 안(아래끝 994px). 좁은 화면에서 Contribution Analysis 차트(최소 520px)가 칸을 밀어내던 것을 칸 최소 폭 0 으로 막음(예전에는 접혀 있어 드러나지 않았음).</w:t>
+      </w:r>
+    </w:p>
+    <w:p>
+      <w:pPr>
+        <w:pStyle w:val="Heading1"/>
+      </w:pPr>
+      <w:r>
+        <w:t>부록. 제출 원문 요약</w:t>
+      </w:r>
+    </w:p>
+    <w:p>
+      <w:pPr>
+        <w:pStyle w:val="ListBullet"/>
+      </w:pPr>
+      <w:r>
+        <w:t>게시물 (2026-09-23) 「소음진동 오더 분석 도구 개발」: Input(Testlab Neo export 주파수축 CSV), Output 1~3(오더 분석·피크·에너지 합산 / 시각화 / CSV·로그 저장), 초안 HTML·예시 CSV는 메일 전달로 기재</w:t>
+      </w:r>
+    </w:p>
+    <w:p>
+      <w:pPr>
+        <w:pStyle w:val="ListBullet"/>
+      </w:pPr>
+      <w:r>
+        <w:t xml:space="preserve">첨부 파일: 게시물에는 첨부 없음. 2026-09-28 댓글 「분석기 기능 최신화하여 업로드 하였습니다. Input 예제 파일도 업로드했습니다.」 의 드라이브 폴더에서 분석기 v34 HTML 과 예시 CSV 2종을 받아 </w:t>
+      </w:r>
+      <w:r>
+        <w:rPr>
+          <w:rFonts w:ascii="Consolas" w:hAnsi="Consolas"/>
+        </w:rPr>
+        <w:t>docs/source/</w:t>
+      </w:r>
+      <w:r>
+        <w:t xml:space="preserve"> 에 보관. 2026-09-30 게시물의 드라이브 링크에서 분석기 v40 HTML(</w:t>
+      </w:r>
+      <w:r>
+        <w:rPr>
+          <w:rFonts w:ascii="Consolas" w:hAnsi="Consolas"/>
+        </w:rPr>
+        <w:t>docs/source/order_analysis_v40.html</w:t>
+      </w:r>
+      <w:r>
+        <w:t>)을 받음</w:t>
+      </w:r>
+    </w:p>
+    <w:p>
+      <w:pPr>
+        <w:pStyle w:val="ListBullet"/>
+      </w:pPr>
+      <w:r>
+        <w:t>제외 자료: 2026-09-09 게시물 「진동·소음 시계열 데이터 자동 분석」은 제출자가 2026-09-28에 직접 삭제해 이 문서에서 제외했습니다.</w:t>
+      </w:r>
+    </w:p>
+    <w:p>
+      <w:pPr>
+        <w:pStyle w:val="ListBullet"/>
+      </w:pPr>
+      <w:r>
+        <w:t>문서 이력: v0.1(게시물 2건 기반) → v0.2(수강생 요청으로 과제 1건으로 정리) → v0.3(수강생 분석기 v34·실제 입력 파일 반영) → v0.4(v34 의 XLSX·축 범위·높이 조절·끌어 놓기·즉시 다시 계산을 1단계에 넣음, 2026-09-29) → v0.5(분석기 v40 기준 Overall·오더 기여도·그래프 표시 옵션·기여도 XLSX 시트, 2026-09-30) → v0.6(data09-29 의 분석기 v51 + 전동 지게차 첫 화면 통합, 2026-09-30) → v0.7(첫 화면 크기 · 엔진식 지게차 · 업로드 칸 · Contribution Analysis · 접기 · 「분석 실행」 버튼, 2026-10-02)</w:t>
       </w:r>
     </w:p>
     <w:sectPr>

--- a/docs/01_프로젝트_기획서.docx
+++ b/docs/01_프로젝트_기획서.docx
@@ -197,7 +197,7 @@
           <w:p>
             <w:r/>
             <w:r>
-              <w:t>초안 v0.7 — 2026-10-02 요청 7가지 반영(12장: 첫 화면 그림 높이 · 엔진식 지게차 추가 · 업로드 칸 절반 · Contribution Analysis 상시 표시 · 세 영역 접기 · 단위 설정 기본 펼침 · 「분석 실행」 버튼) / v0.6 — data09-29(제출자 분석기 v51 + 지게차 첫 화면)를 제출자 답변대로 이 리포에 통합: 첫 화면 = v51 + 전동 지게차 그림 · 가상 캠벨 선도, 이전 도구는 classic/ 로 보존, 두 번째 CSV 채널 오류 수정 (v0.5 = v40 기준 Overall·오더 기여도)</w:t>
+              <w:t>초안 v0.7 — 2026-10-02 요청 7가지 반영(12장: 첫 화면 그림 높이 · 엔진식 지게차 추가 · 업로드 칸 절반 · Contribution Analysis 상시 표시 · 세 영역 접기 · 단위 설정 기본 펼침 · 「분석 실행」 버튼) (v0.6 = data09-29 의 분석기 v51 + 전동 지게차 첫 화면 통합 · 이전 도구 classic/ 보존 · 두 번째 CSV 채널 오류 수정, v0.5 = v40 기준 Overall·오더 기여도)</w:t>
             </w:r>
           </w:p>
         </w:tc>
